--- a/Курсовая/Курсовая.docx
+++ b/Курсовая/Курсовая.docx
@@ -212,25 +212,7 @@
                 <w:szCs w:val="28"/>
                 <w:lang w:eastAsia="ru-RU"/>
               </w:rPr>
-              <w:t>«___» ___________202</w:t>
-            </w:r>
-            <w:r>
-              <w:rPr>
-                <w:rFonts w:eastAsia="Times New Roman" w:cs="Times New Roman"/>
-                <w:color w:val="000000"/>
-                <w:szCs w:val="28"/>
-                <w:lang w:eastAsia="ru-RU"/>
-              </w:rPr>
-              <w:t>3</w:t>
-            </w:r>
-            <w:r>
-              <w:rPr>
-                <w:rFonts w:eastAsia="Times New Roman" w:cs="Times New Roman"/>
-                <w:color w:val="000000"/>
-                <w:szCs w:val="28"/>
-                <w:lang w:eastAsia="ru-RU"/>
-              </w:rPr>
-              <w:t> г.</w:t>
+              <w:t>«___» ___________2023 г.</w:t>
             </w:r>
           </w:p>
         </w:tc>
@@ -338,17 +320,62 @@
           <w:u w:val="single"/>
           <w:lang w:eastAsia="ru-RU"/>
         </w:rPr>
-        <w:t>«</w:t>
-      </w:r>
-      <w:r>
-        <w:rPr>
-          <w:rFonts w:eastAsia="Times New Roman" w:cs="Times New Roman"/>
-          <w:bCs/>
+        <w:t>«Анализ кросплатформенной информационной системы общежития</w:t>
+      </w:r>
+      <w:r>
+        <w:rPr>
+          <w:rFonts w:eastAsia="Times New Roman" w:cs="Times New Roman"/>
           <w:szCs w:val="28"/>
           <w:u w:val="single"/>
           <w:lang w:eastAsia="ru-RU"/>
         </w:rPr>
-        <w:t>Анализ кросплатформенной информационной системы общежития</w:t>
+        <w:t>»</w:t>
+      </w:r>
+      <w:r>
+        <w:rPr>
+          <w:rFonts w:eastAsia="Times New Roman" w:cs="Times New Roman"/>
+          <w:szCs w:val="28"/>
+          <w:lang w:eastAsia="ru-RU"/>
+        </w:rPr>
+        <w:t xml:space="preserve"> </w:t>
+      </w:r>
+    </w:p>
+    <w:p>
+      <w:pPr>
+        <w:spacing w:after="0" w:line="240" w:lineRule="auto"/>
+        <w:jc w:val="center"/>
+        <w:rPr>
+          <w:rFonts w:eastAsia="Times New Roman" w:cs="Times New Roman"/>
+          <w:szCs w:val="28"/>
+          <w:lang w:eastAsia="ru-RU"/>
+        </w:rPr>
+      </w:pPr>
+    </w:p>
+    <w:p>
+      <w:pPr>
+        <w:spacing w:after="0" w:line="240" w:lineRule="auto"/>
+        <w:jc w:val="both"/>
+        <w:rPr>
+          <w:rFonts w:eastAsia="Times New Roman" w:cs="Times New Roman"/>
+          <w:szCs w:val="28"/>
+          <w:lang w:eastAsia="ru-RU"/>
+        </w:rPr>
+      </w:pPr>
+      <w:r>
+        <w:rPr>
+          <w:rFonts w:eastAsia="Times New Roman" w:cs="Times New Roman"/>
+          <w:szCs w:val="28"/>
+          <w:lang w:eastAsia="ru-RU"/>
+        </w:rPr>
+        <w:t>Дисциплин</w:t>
+      </w:r>
+      <w:r>
+        <w:rPr>
+          <w:rFonts w:eastAsia="Times New Roman" w:cs="Times New Roman"/>
+          <w:szCs w:val="28"/>
+          <w:lang w:eastAsia="ru-RU"/>
+        </w:rPr>
+        <w:t xml:space="preserve">а </w:t>
       </w:r>
       <w:r>
         <w:rPr>
@@ -357,89 +384,7 @@
           <w:u w:val="single"/>
           <w:lang w:eastAsia="ru-RU"/>
         </w:rPr>
-        <w:t>»</w:t>
-      </w:r>
-      <w:r>
-        <w:rPr>
-          <w:rFonts w:eastAsia="Times New Roman" w:cs="Times New Roman"/>
-          <w:szCs w:val="28"/>
-          <w:lang w:eastAsia="ru-RU"/>
-        </w:rPr>
-        <w:t xml:space="preserve"> </w:t>
-      </w:r>
-    </w:p>
-    <w:p>
-      <w:pPr>
-        <w:spacing w:after="0" w:line="240" w:lineRule="auto"/>
-        <w:jc w:val="center"/>
-        <w:rPr>
-          <w:rFonts w:eastAsia="Times New Roman" w:cs="Times New Roman"/>
-          <w:szCs w:val="28"/>
-          <w:lang w:eastAsia="ru-RU"/>
-        </w:rPr>
-      </w:pPr>
-    </w:p>
-    <w:p>
-      <w:pPr>
-        <w:spacing w:after="0" w:line="240" w:lineRule="auto"/>
-        <w:jc w:val="both"/>
-        <w:rPr>
-          <w:rFonts w:eastAsia="Times New Roman" w:cs="Times New Roman"/>
-          <w:szCs w:val="28"/>
-          <w:lang w:eastAsia="ru-RU"/>
-        </w:rPr>
-      </w:pPr>
-      <w:r>
-        <w:rPr>
-          <w:rFonts w:eastAsia="Times New Roman" w:cs="Times New Roman"/>
-          <w:szCs w:val="28"/>
-          <w:lang w:eastAsia="ru-RU"/>
-        </w:rPr>
-        <w:t>Дисциплин</w:t>
-      </w:r>
-      <w:r>
-        <w:rPr>
-          <w:rFonts w:eastAsia="Times New Roman" w:cs="Times New Roman"/>
-          <w:szCs w:val="28"/>
-          <w:lang w:eastAsia="ru-RU"/>
-        </w:rPr>
-        <w:t xml:space="preserve">а </w:t>
-      </w:r>
-      <w:r>
-        <w:rPr>
-          <w:rFonts w:eastAsia="Times New Roman" w:cs="Times New Roman"/>
-          <w:szCs w:val="28"/>
-          <w:u w:val="single"/>
-          <w:lang w:eastAsia="ru-RU"/>
-        </w:rPr>
-        <w:t>МДК.</w:t>
-      </w:r>
-      <w:r>
-        <w:rPr>
-          <w:rFonts w:eastAsia="Times New Roman" w:cs="Times New Roman"/>
-          <w:szCs w:val="28"/>
-          <w:u w:val="single"/>
-          <w:lang w:eastAsia="ru-RU"/>
-        </w:rPr>
-        <w:t>02.01</w:t>
-      </w:r>
-      <w:r>
-        <w:rPr>
-          <w:rFonts w:eastAsia="Times New Roman" w:cs="Times New Roman"/>
-          <w:szCs w:val="28"/>
-          <w:u w:val="single"/>
-          <w:lang w:eastAsia="ru-RU"/>
-        </w:rPr>
-        <w:t xml:space="preserve"> </w:t>
-      </w:r>
-      <w:r>
-        <w:rPr>
-          <w:rFonts w:eastAsia="Times New Roman" w:cs="Times New Roman"/>
-          <w:szCs w:val="28"/>
-          <w:u w:val="single"/>
-          <w:lang w:eastAsia="ru-RU"/>
-        </w:rPr>
-        <w:t xml:space="preserve">Технология </w:t>
+        <w:t xml:space="preserve">МДК.02.01 Технология </w:t>
       </w:r>
       <w:r>
         <w:rPr>
@@ -600,25 +545,7 @@
           <w:szCs w:val="28"/>
           <w:lang w:eastAsia="ru-RU"/>
         </w:rPr>
-        <w:t xml:space="preserve"> 202</w:t>
-      </w:r>
-      <w:r>
-        <w:rPr>
-          <w:rFonts w:eastAsia="Times New Roman" w:cs="Times New Roman"/>
-          <w:color w:val="000000"/>
-          <w:szCs w:val="28"/>
-          <w:lang w:eastAsia="ru-RU"/>
-        </w:rPr>
-        <w:t>3</w:t>
-      </w:r>
-      <w:r>
-        <w:rPr>
-          <w:rFonts w:eastAsia="Times New Roman" w:cs="Times New Roman"/>
-          <w:color w:val="000000"/>
-          <w:szCs w:val="28"/>
-          <w:lang w:eastAsia="ru-RU"/>
-        </w:rPr>
-        <w:t xml:space="preserve"> г. </w:t>
+        <w:t xml:space="preserve"> 2023 г. </w:t>
       </w:r>
       <w:r>
         <w:rPr>
@@ -1190,25 +1117,7 @@
           <w:szCs w:val="28"/>
           <w:lang w:eastAsia="ru-RU"/>
         </w:rPr>
-        <w:t xml:space="preserve"> 202</w:t>
-      </w:r>
-      <w:r>
-        <w:rPr>
-          <w:rFonts w:eastAsia="Times New Roman" w:cs="Times New Roman"/>
-          <w:color w:val="000000"/>
-          <w:szCs w:val="28"/>
-          <w:lang w:eastAsia="ru-RU"/>
-        </w:rPr>
-        <w:t>3</w:t>
-      </w:r>
-      <w:r>
-        <w:rPr>
-          <w:rFonts w:eastAsia="Times New Roman" w:cs="Times New Roman"/>
-          <w:color w:val="000000"/>
-          <w:szCs w:val="28"/>
-          <w:lang w:eastAsia="ru-RU"/>
-        </w:rPr>
-        <w:t> </w:t>
+        <w:t xml:space="preserve"> 2023 </w:t>
       </w:r>
       <w:r>
         <w:rPr>
@@ -1441,25 +1350,7 @@
           <w:szCs w:val="28"/>
           <w:lang w:eastAsia="ru-RU"/>
         </w:rPr>
-        <w:t xml:space="preserve"> 202</w:t>
-      </w:r>
-      <w:r>
-        <w:rPr>
-          <w:rFonts w:eastAsia="Times New Roman" w:cs="Times New Roman"/>
-          <w:color w:val="000000"/>
-          <w:szCs w:val="28"/>
-          <w:lang w:eastAsia="ru-RU"/>
-        </w:rPr>
-        <w:t>3</w:t>
-      </w:r>
-      <w:r>
-        <w:rPr>
-          <w:rFonts w:eastAsia="Times New Roman" w:cs="Times New Roman"/>
-          <w:color w:val="000000"/>
-          <w:szCs w:val="28"/>
-          <w:lang w:eastAsia="ru-RU"/>
-        </w:rPr>
-        <w:t xml:space="preserve"> г. </w:t>
+        <w:t xml:space="preserve"> 2023 г. </w:t>
       </w:r>
       <w:r>
         <w:rPr>
@@ -1734,27 +1625,18 @@
           <w:szCs w:val="28"/>
           <w:lang w:val="en-US" w:eastAsia="ru-RU"/>
         </w:rPr>
-        <w:t xml:space="preserve"> 202</w:t>
-      </w:r>
-      <w:r>
-        <w:rPr>
-          <w:rFonts w:eastAsia="Times New Roman" w:cs="Times New Roman"/>
-          <w:szCs w:val="28"/>
-          <w:lang w:val="en-US" w:eastAsia="ru-RU"/>
-        </w:rPr>
-        <w:t>3</w:t>
+        <w:t xml:space="preserve"> 2023</w:t>
       </w:r>
     </w:p>
     <w:sdt>
       <w:sdtPr>
         <w:rPr>
-          <w:rFonts w:ascii="Times New Roman" w:eastAsiaTheme="minorHAnsi" w:hAnsi="Times New Roman" w:cstheme="minorBidi"/>
+          <w:rFonts w:ascii="Times New Roman" w:hAnsi="Times New Roman" w:cs="Times New Roman"/>
           <w:color w:val="auto"/>
           <w:sz w:val="28"/>
-          <w:szCs w:val="22"/>
-          <w:lang w:eastAsia="en-US"/>
-        </w:rPr>
-        <w:id w:val="1358627664"/>
+          <w:szCs w:val="28"/>
+        </w:rPr>
+        <w:id w:val="-2141260073"/>
         <w:docPartObj>
           <w:docPartGallery w:val="Table of Contents"/>
           <w:docPartUnique/>
@@ -1762,22 +1644,24 @@
       </w:sdtPr>
       <w:sdtEndPr>
         <w:rPr>
+          <w:rFonts w:eastAsiaTheme="minorHAnsi"/>
           <w:b/>
           <w:bCs/>
           <w:noProof/>
+          <w:lang w:val="ru-RU"/>
         </w:rPr>
       </w:sdtEndPr>
       <w:sdtContent>
         <w:p>
           <w:pPr>
             <w:pStyle w:val="TOCHeading"/>
-            <w:spacing w:before="0" w:line="360" w:lineRule="auto"/>
             <w:jc w:val="center"/>
             <w:rPr>
               <w:rFonts w:ascii="Times New Roman" w:hAnsi="Times New Roman" w:cs="Times New Roman"/>
               <w:color w:val="auto"/>
               <w:sz w:val="28"/>
               <w:szCs w:val="28"/>
+              <w:lang w:val="ru-RU"/>
             </w:rPr>
           </w:pPr>
           <w:r>
@@ -1786,140 +1670,113 @@
               <w:color w:val="auto"/>
               <w:sz w:val="28"/>
               <w:szCs w:val="28"/>
+              <w:lang w:val="ru-RU"/>
             </w:rPr>
-            <w:t>Введние</w:t>
+            <w:t>Содержание</w:t>
           </w:r>
         </w:p>
         <w:p>
           <w:pPr>
             <w:pStyle w:val="TOC1"/>
-            <w:spacing w:after="0" w:line="360" w:lineRule="auto"/>
+            <w:tabs>
+              <w:tab w:val="right" w:leader="dot" w:pos="9345"/>
+            </w:tabs>
             <w:rPr>
-              <w:rFonts w:eastAsiaTheme="minorEastAsia"/>
-              <w:iCs w:val="0"/>
-              <w:smallCaps w:val="0"/>
-              <w:sz w:val="28"/>
+              <w:rFonts w:cs="Times New Roman"/>
+              <w:noProof/>
               <w:szCs w:val="28"/>
-              <w:lang w:eastAsia="ru-RU"/>
             </w:rPr>
           </w:pPr>
           <w:r>
             <w:rPr>
-              <w:sz w:val="28"/>
+              <w:rFonts w:cs="Times New Roman"/>
               <w:szCs w:val="28"/>
             </w:rPr>
             <w:fldChar w:fldCharType="begin"/>
           </w:r>
           <w:r>
             <w:rPr>
-              <w:sz w:val="28"/>
+              <w:rFonts w:cs="Times New Roman"/>
               <w:szCs w:val="28"/>
             </w:rPr>
             <w:instrText xml:space="preserve"> TOC \o "1-3" \h \z \u </w:instrText>
           </w:r>
           <w:r>
             <w:rPr>
-              <w:sz w:val="28"/>
+              <w:rFonts w:cs="Times New Roman"/>
               <w:szCs w:val="28"/>
             </w:rPr>
             <w:fldChar w:fldCharType="separate"/>
           </w:r>
-          <w:hyperlink w:anchor="_Toc152028465" w:history="1"/>
-        </w:p>
-        <w:p>
-          <w:pPr>
-            <w:pStyle w:val="TOC1"/>
-            <w:spacing w:after="0" w:line="360" w:lineRule="auto"/>
-            <w:rPr>
-              <w:rFonts w:eastAsiaTheme="minorEastAsia"/>
-              <w:iCs w:val="0"/>
-              <w:smallCaps w:val="0"/>
-              <w:sz w:val="28"/>
-              <w:szCs w:val="28"/>
-              <w:lang w:eastAsia="ru-RU"/>
-            </w:rPr>
-          </w:pPr>
-          <w:hyperlink w:anchor="_Toc152028466" w:history="1">
+          <w:hyperlink w:anchor="_Toc152880591" w:history="1">
             <w:r>
               <w:rPr>
                 <w:rStyle w:val="Hyperlink"/>
+                <w:rFonts w:cs="Times New Roman"/>
+                <w:noProof/>
                 <w:color w:val="auto"/>
-                <w:sz w:val="28"/>
-                <w:szCs w:val="28"/>
-              </w:rPr>
-              <w:t>1.</w:t>
+                <w:szCs w:val="28"/>
+              </w:rPr>
+              <w:t>ВВЕДЕНИЕ</w:t>
             </w:r>
             <w:r>
               <w:rPr>
-                <w:rFonts w:eastAsiaTheme="minorEastAsia"/>
-                <w:iCs w:val="0"/>
-                <w:smallCaps w:val="0"/>
-                <w:sz w:val="28"/>
-                <w:szCs w:val="28"/>
-                <w:lang w:eastAsia="ru-RU"/>
+                <w:rFonts w:cs="Times New Roman"/>
+                <w:noProof/>
+                <w:webHidden/>
+                <w:szCs w:val="28"/>
               </w:rPr>
               <w:tab/>
             </w:r>
             <w:r>
               <w:rPr>
-                <w:rStyle w:val="Hyperlink"/>
-                <w:color w:val="auto"/>
-                <w:sz w:val="28"/>
-                <w:szCs w:val="28"/>
-              </w:rPr>
-              <w:t>анализ предметной области</w:t>
-            </w:r>
-            <w:r>
-              <w:rPr>
+                <w:rFonts w:cs="Times New Roman"/>
+                <w:noProof/>
                 <w:webHidden/>
-                <w:sz w:val="28"/>
-                <w:szCs w:val="28"/>
-              </w:rPr>
-              <w:tab/>
-            </w:r>
-            <w:r>
-              <w:rPr>
-                <w:webHidden/>
-                <w:sz w:val="28"/>
                 <w:szCs w:val="28"/>
               </w:rPr>
               <w:fldChar w:fldCharType="begin"/>
             </w:r>
             <w:r>
               <w:rPr>
+                <w:rFonts w:cs="Times New Roman"/>
+                <w:noProof/>
                 <w:webHidden/>
-                <w:sz w:val="28"/>
-                <w:szCs w:val="28"/>
-              </w:rPr>
-              <w:instrText xml:space="preserve"> PAGEREF _Toc152028466 \h </w:instrText>
+                <w:szCs w:val="28"/>
+              </w:rPr>
+              <w:instrText xml:space="preserve"> PAGEREF _Toc152880591 \h </w:instrText>
             </w:r>
             <w:r>
               <w:rPr>
+                <w:rFonts w:cs="Times New Roman"/>
+                <w:noProof/>
                 <w:webHidden/>
-                <w:sz w:val="28"/>
                 <w:szCs w:val="28"/>
               </w:rPr>
             </w:r>
             <w:r>
               <w:rPr>
+                <w:rFonts w:cs="Times New Roman"/>
+                <w:noProof/>
                 <w:webHidden/>
-                <w:sz w:val="28"/>
                 <w:szCs w:val="28"/>
               </w:rPr>
               <w:fldChar w:fldCharType="separate"/>
             </w:r>
             <w:r>
               <w:rPr>
+                <w:rFonts w:cs="Times New Roman"/>
+                <w:noProof/>
                 <w:webHidden/>
-                <w:sz w:val="28"/>
-                <w:szCs w:val="28"/>
-              </w:rPr>
-              <w:t>5</w:t>
+                <w:szCs w:val="28"/>
+              </w:rPr>
+              <w:t>3</w:t>
             </w:r>
             <w:r>
               <w:rPr>
+                <w:rFonts w:cs="Times New Roman"/>
+                <w:noProof/>
                 <w:webHidden/>
-                <w:sz w:val="28"/>
                 <w:szCs w:val="28"/>
               </w:rPr>
               <w:fldChar w:fldCharType="end"/>
@@ -1929,97 +1786,103 @@
         <w:p>
           <w:pPr>
             <w:pStyle w:val="TOC1"/>
-            <w:spacing w:after="0" w:line="360" w:lineRule="auto"/>
+            <w:tabs>
+              <w:tab w:val="left" w:pos="440"/>
+              <w:tab w:val="right" w:leader="dot" w:pos="9345"/>
+            </w:tabs>
             <w:rPr>
-              <w:rFonts w:eastAsiaTheme="minorEastAsia"/>
-              <w:iCs w:val="0"/>
-              <w:smallCaps w:val="0"/>
-              <w:sz w:val="28"/>
+              <w:rFonts w:cs="Times New Roman"/>
+              <w:noProof/>
               <w:szCs w:val="28"/>
-              <w:lang w:eastAsia="ru-RU"/>
             </w:rPr>
           </w:pPr>
-          <w:hyperlink w:anchor="_Toc152028467" w:history="1">
+          <w:hyperlink w:anchor="_Toc152880592" w:history="1">
             <w:r>
               <w:rPr>
                 <w:rStyle w:val="Hyperlink"/>
+                <w:rFonts w:cs="Times New Roman"/>
+                <w:noProof/>
                 <w:color w:val="auto"/>
-                <w:sz w:val="28"/>
-                <w:szCs w:val="28"/>
-              </w:rPr>
-              <w:t>1.1</w:t>
+                <w:szCs w:val="28"/>
+              </w:rPr>
+              <w:t>1.</w:t>
             </w:r>
             <w:r>
               <w:rPr>
-                <w:rFonts w:eastAsiaTheme="minorEastAsia"/>
-                <w:iCs w:val="0"/>
-                <w:smallCaps w:val="0"/>
-                <w:sz w:val="28"/>
-                <w:szCs w:val="28"/>
-                <w:lang w:eastAsia="ru-RU"/>
+                <w:rFonts w:cs="Times New Roman"/>
+                <w:noProof/>
+                <w:szCs w:val="28"/>
               </w:rPr>
               <w:tab/>
             </w:r>
             <w:r>
               <w:rPr>
                 <w:rStyle w:val="Hyperlink"/>
+                <w:rFonts w:cs="Times New Roman"/>
+                <w:noProof/>
                 <w:color w:val="auto"/>
-                <w:sz w:val="28"/>
-                <w:szCs w:val="28"/>
-              </w:rPr>
-              <w:t>обзор и анализ существующих программных решений</w:t>
+                <w:szCs w:val="28"/>
+              </w:rPr>
+              <w:t>Анализ предметной области</w:t>
             </w:r>
             <w:r>
               <w:rPr>
+                <w:rFonts w:cs="Times New Roman"/>
+                <w:noProof/>
                 <w:webHidden/>
-                <w:sz w:val="28"/>
                 <w:szCs w:val="28"/>
               </w:rPr>
               <w:tab/>
             </w:r>
             <w:r>
               <w:rPr>
+                <w:rFonts w:cs="Times New Roman"/>
+                <w:noProof/>
                 <w:webHidden/>
-                <w:sz w:val="28"/>
                 <w:szCs w:val="28"/>
               </w:rPr>
               <w:fldChar w:fldCharType="begin"/>
             </w:r>
             <w:r>
               <w:rPr>
+                <w:rFonts w:cs="Times New Roman"/>
+                <w:noProof/>
                 <w:webHidden/>
-                <w:sz w:val="28"/>
-                <w:szCs w:val="28"/>
-              </w:rPr>
-              <w:instrText xml:space="preserve"> PAGEREF _Toc152028467 \h </w:instrText>
+                <w:szCs w:val="28"/>
+              </w:rPr>
+              <w:instrText xml:space="preserve"> PAGEREF _Toc152880592 \h </w:instrText>
             </w:r>
             <w:r>
               <w:rPr>
+                <w:rFonts w:cs="Times New Roman"/>
+                <w:noProof/>
                 <w:webHidden/>
-                <w:sz w:val="28"/>
                 <w:szCs w:val="28"/>
               </w:rPr>
             </w:r>
             <w:r>
               <w:rPr>
+                <w:rFonts w:cs="Times New Roman"/>
+                <w:noProof/>
                 <w:webHidden/>
-                <w:sz w:val="28"/>
                 <w:szCs w:val="28"/>
               </w:rPr>
               <w:fldChar w:fldCharType="separate"/>
             </w:r>
             <w:r>
               <w:rPr>
+                <w:rFonts w:cs="Times New Roman"/>
+                <w:noProof/>
                 <w:webHidden/>
-                <w:sz w:val="28"/>
                 <w:szCs w:val="28"/>
               </w:rPr>
               <w:t>5</w:t>
             </w:r>
             <w:r>
               <w:rPr>
+                <w:rFonts w:cs="Times New Roman"/>
+                <w:noProof/>
                 <w:webHidden/>
-                <w:sz w:val="28"/>
                 <w:szCs w:val="28"/>
               </w:rPr>
               <w:fldChar w:fldCharType="end"/>
@@ -2029,97 +1892,103 @@
         <w:p>
           <w:pPr>
             <w:pStyle w:val="TOC1"/>
-            <w:spacing w:after="0" w:line="360" w:lineRule="auto"/>
+            <w:tabs>
+              <w:tab w:val="left" w:pos="660"/>
+              <w:tab w:val="right" w:leader="dot" w:pos="9345"/>
+            </w:tabs>
             <w:rPr>
-              <w:rFonts w:eastAsiaTheme="minorEastAsia"/>
-              <w:iCs w:val="0"/>
-              <w:smallCaps w:val="0"/>
-              <w:sz w:val="28"/>
+              <w:rFonts w:cs="Times New Roman"/>
+              <w:noProof/>
               <w:szCs w:val="28"/>
-              <w:lang w:eastAsia="ru-RU"/>
             </w:rPr>
           </w:pPr>
-          <w:hyperlink w:anchor="_Toc152028468" w:history="1">
+          <w:hyperlink w:anchor="_Toc152880593" w:history="1">
             <w:r>
               <w:rPr>
                 <w:rStyle w:val="Hyperlink"/>
+                <w:rFonts w:cs="Times New Roman"/>
+                <w:noProof/>
                 <w:color w:val="auto"/>
-                <w:sz w:val="28"/>
-                <w:szCs w:val="28"/>
-              </w:rPr>
-              <w:t>1.2</w:t>
+                <w:szCs w:val="28"/>
+              </w:rPr>
+              <w:t>1.1</w:t>
             </w:r>
             <w:r>
               <w:rPr>
-                <w:rFonts w:eastAsiaTheme="minorEastAsia"/>
-                <w:iCs w:val="0"/>
-                <w:smallCaps w:val="0"/>
-                <w:sz w:val="28"/>
-                <w:szCs w:val="28"/>
-                <w:lang w:eastAsia="ru-RU"/>
+                <w:rFonts w:cs="Times New Roman"/>
+                <w:noProof/>
+                <w:szCs w:val="28"/>
               </w:rPr>
               <w:tab/>
             </w:r>
             <w:r>
               <w:rPr>
                 <w:rStyle w:val="Hyperlink"/>
+                <w:rFonts w:cs="Times New Roman"/>
+                <w:noProof/>
                 <w:color w:val="auto"/>
-                <w:sz w:val="28"/>
-                <w:szCs w:val="28"/>
-              </w:rPr>
-              <w:t>определение функциональных требований к программе</w:t>
+                <w:szCs w:val="28"/>
+              </w:rPr>
+              <w:t>Обзор и анализ существующих программных решений</w:t>
             </w:r>
             <w:r>
               <w:rPr>
+                <w:rFonts w:cs="Times New Roman"/>
+                <w:noProof/>
                 <w:webHidden/>
-                <w:sz w:val="28"/>
                 <w:szCs w:val="28"/>
               </w:rPr>
               <w:tab/>
             </w:r>
             <w:r>
               <w:rPr>
+                <w:rFonts w:cs="Times New Roman"/>
+                <w:noProof/>
                 <w:webHidden/>
-                <w:sz w:val="28"/>
                 <w:szCs w:val="28"/>
               </w:rPr>
               <w:fldChar w:fldCharType="begin"/>
             </w:r>
             <w:r>
               <w:rPr>
+                <w:rFonts w:cs="Times New Roman"/>
+                <w:noProof/>
                 <w:webHidden/>
-                <w:sz w:val="28"/>
-                <w:szCs w:val="28"/>
-              </w:rPr>
-              <w:instrText xml:space="preserve"> PAGEREF _Toc152028468 \h </w:instrText>
+                <w:szCs w:val="28"/>
+              </w:rPr>
+              <w:instrText xml:space="preserve"> PAGEREF _Toc152880593 \h </w:instrText>
             </w:r>
             <w:r>
               <w:rPr>
+                <w:rFonts w:cs="Times New Roman"/>
+                <w:noProof/>
                 <w:webHidden/>
-                <w:sz w:val="28"/>
                 <w:szCs w:val="28"/>
               </w:rPr>
             </w:r>
             <w:r>
               <w:rPr>
+                <w:rFonts w:cs="Times New Roman"/>
+                <w:noProof/>
                 <w:webHidden/>
-                <w:sz w:val="28"/>
                 <w:szCs w:val="28"/>
               </w:rPr>
               <w:fldChar w:fldCharType="separate"/>
             </w:r>
             <w:r>
               <w:rPr>
+                <w:rFonts w:cs="Times New Roman"/>
+                <w:noProof/>
                 <w:webHidden/>
-                <w:sz w:val="28"/>
                 <w:szCs w:val="28"/>
               </w:rPr>
               <w:t>5</w:t>
             </w:r>
             <w:r>
               <w:rPr>
+                <w:rFonts w:cs="Times New Roman"/>
+                <w:noProof/>
                 <w:webHidden/>
-                <w:sz w:val="28"/>
                 <w:szCs w:val="28"/>
               </w:rPr>
               <w:fldChar w:fldCharType="end"/>
@@ -2129,97 +1998,103 @@
         <w:p>
           <w:pPr>
             <w:pStyle w:val="TOC1"/>
-            <w:spacing w:after="0" w:line="360" w:lineRule="auto"/>
+            <w:tabs>
+              <w:tab w:val="left" w:pos="660"/>
+              <w:tab w:val="right" w:leader="dot" w:pos="9345"/>
+            </w:tabs>
             <w:rPr>
-              <w:rFonts w:eastAsiaTheme="minorEastAsia"/>
-              <w:iCs w:val="0"/>
-              <w:smallCaps w:val="0"/>
-              <w:sz w:val="28"/>
+              <w:rFonts w:cs="Times New Roman"/>
+              <w:noProof/>
               <w:szCs w:val="28"/>
-              <w:lang w:eastAsia="ru-RU"/>
             </w:rPr>
           </w:pPr>
-          <w:hyperlink w:anchor="_Toc152028469" w:history="1">
+          <w:hyperlink w:anchor="_Toc152880594" w:history="1">
             <w:r>
               <w:rPr>
                 <w:rStyle w:val="Hyperlink"/>
+                <w:rFonts w:cs="Times New Roman"/>
+                <w:noProof/>
                 <w:color w:val="auto"/>
-                <w:sz w:val="28"/>
-                <w:szCs w:val="28"/>
-              </w:rPr>
-              <w:t>1.3</w:t>
+                <w:szCs w:val="28"/>
+              </w:rPr>
+              <w:t>1.2</w:t>
             </w:r>
             <w:r>
               <w:rPr>
-                <w:rFonts w:eastAsiaTheme="minorEastAsia"/>
-                <w:iCs w:val="0"/>
-                <w:smallCaps w:val="0"/>
-                <w:sz w:val="28"/>
-                <w:szCs w:val="28"/>
-                <w:lang w:eastAsia="ru-RU"/>
+                <w:rFonts w:cs="Times New Roman"/>
+                <w:noProof/>
+                <w:szCs w:val="28"/>
               </w:rPr>
               <w:tab/>
             </w:r>
             <w:r>
               <w:rPr>
                 <w:rStyle w:val="Hyperlink"/>
+                <w:rFonts w:cs="Times New Roman"/>
+                <w:noProof/>
                 <w:color w:val="auto"/>
-                <w:sz w:val="28"/>
-                <w:szCs w:val="28"/>
-              </w:rPr>
-              <w:t>анализ и выбор программных средств для разработки</w:t>
+                <w:szCs w:val="28"/>
+              </w:rPr>
+              <w:t>Определение функциональных требований к программе</w:t>
             </w:r>
             <w:r>
               <w:rPr>
+                <w:rFonts w:cs="Times New Roman"/>
+                <w:noProof/>
                 <w:webHidden/>
-                <w:sz w:val="28"/>
                 <w:szCs w:val="28"/>
               </w:rPr>
               <w:tab/>
             </w:r>
             <w:r>
               <w:rPr>
+                <w:rFonts w:cs="Times New Roman"/>
+                <w:noProof/>
                 <w:webHidden/>
-                <w:sz w:val="28"/>
                 <w:szCs w:val="28"/>
               </w:rPr>
               <w:fldChar w:fldCharType="begin"/>
             </w:r>
             <w:r>
               <w:rPr>
+                <w:rFonts w:cs="Times New Roman"/>
+                <w:noProof/>
                 <w:webHidden/>
-                <w:sz w:val="28"/>
-                <w:szCs w:val="28"/>
-              </w:rPr>
-              <w:instrText xml:space="preserve"> PAGEREF _Toc152028469 \h </w:instrText>
+                <w:szCs w:val="28"/>
+              </w:rPr>
+              <w:instrText xml:space="preserve"> PAGEREF _Toc152880594 \h </w:instrText>
             </w:r>
             <w:r>
               <w:rPr>
+                <w:rFonts w:cs="Times New Roman"/>
+                <w:noProof/>
                 <w:webHidden/>
-                <w:sz w:val="28"/>
                 <w:szCs w:val="28"/>
               </w:rPr>
             </w:r>
             <w:r>
               <w:rPr>
+                <w:rFonts w:cs="Times New Roman"/>
+                <w:noProof/>
                 <w:webHidden/>
-                <w:sz w:val="28"/>
                 <w:szCs w:val="28"/>
               </w:rPr>
               <w:fldChar w:fldCharType="separate"/>
             </w:r>
             <w:r>
               <w:rPr>
+                <w:rFonts w:cs="Times New Roman"/>
+                <w:noProof/>
                 <w:webHidden/>
-                <w:sz w:val="28"/>
-                <w:szCs w:val="28"/>
-              </w:rPr>
-              <w:t>6</w:t>
+                <w:szCs w:val="28"/>
+              </w:rPr>
+              <w:t>5</w:t>
             </w:r>
             <w:r>
               <w:rPr>
+                <w:rFonts w:cs="Times New Roman"/>
+                <w:noProof/>
                 <w:webHidden/>
-                <w:sz w:val="28"/>
                 <w:szCs w:val="28"/>
               </w:rPr>
               <w:fldChar w:fldCharType="end"/>
@@ -2229,97 +2104,103 @@
         <w:p>
           <w:pPr>
             <w:pStyle w:val="TOC1"/>
-            <w:spacing w:after="0" w:line="360" w:lineRule="auto"/>
+            <w:tabs>
+              <w:tab w:val="left" w:pos="660"/>
+              <w:tab w:val="right" w:leader="dot" w:pos="9345"/>
+            </w:tabs>
             <w:rPr>
-              <w:rFonts w:eastAsiaTheme="minorEastAsia"/>
-              <w:iCs w:val="0"/>
-              <w:smallCaps w:val="0"/>
-              <w:sz w:val="28"/>
+              <w:rFonts w:cs="Times New Roman"/>
+              <w:noProof/>
               <w:szCs w:val="28"/>
-              <w:lang w:eastAsia="ru-RU"/>
             </w:rPr>
           </w:pPr>
-          <w:hyperlink w:anchor="_Toc152028470" w:history="1">
+          <w:hyperlink w:anchor="_Toc152880595" w:history="1">
             <w:r>
               <w:rPr>
                 <w:rStyle w:val="Hyperlink"/>
+                <w:rFonts w:cs="Times New Roman"/>
+                <w:noProof/>
                 <w:color w:val="auto"/>
-                <w:sz w:val="28"/>
-                <w:szCs w:val="28"/>
-              </w:rPr>
-              <w:t>2</w:t>
+                <w:szCs w:val="28"/>
+              </w:rPr>
+              <w:t>1.3</w:t>
             </w:r>
             <w:r>
               <w:rPr>
-                <w:rFonts w:eastAsiaTheme="minorEastAsia"/>
-                <w:iCs w:val="0"/>
-                <w:smallCaps w:val="0"/>
-                <w:sz w:val="28"/>
-                <w:szCs w:val="28"/>
-                <w:lang w:eastAsia="ru-RU"/>
+                <w:rFonts w:cs="Times New Roman"/>
+                <w:noProof/>
+                <w:szCs w:val="28"/>
               </w:rPr>
               <w:tab/>
             </w:r>
             <w:r>
               <w:rPr>
                 <w:rStyle w:val="Hyperlink"/>
+                <w:rFonts w:cs="Times New Roman"/>
+                <w:noProof/>
                 <w:color w:val="auto"/>
-                <w:sz w:val="28"/>
-                <w:szCs w:val="28"/>
-              </w:rPr>
-              <w:t>разработка программы</w:t>
+                <w:szCs w:val="28"/>
+              </w:rPr>
+              <w:t>Анализ и выбор программных средств для разработки</w:t>
             </w:r>
             <w:r>
               <w:rPr>
+                <w:rFonts w:cs="Times New Roman"/>
+                <w:noProof/>
                 <w:webHidden/>
-                <w:sz w:val="28"/>
                 <w:szCs w:val="28"/>
               </w:rPr>
               <w:tab/>
             </w:r>
             <w:r>
               <w:rPr>
+                <w:rFonts w:cs="Times New Roman"/>
+                <w:noProof/>
                 <w:webHidden/>
-                <w:sz w:val="28"/>
                 <w:szCs w:val="28"/>
               </w:rPr>
               <w:fldChar w:fldCharType="begin"/>
             </w:r>
             <w:r>
               <w:rPr>
+                <w:rFonts w:cs="Times New Roman"/>
+                <w:noProof/>
                 <w:webHidden/>
-                <w:sz w:val="28"/>
-                <w:szCs w:val="28"/>
-              </w:rPr>
-              <w:instrText xml:space="preserve"> PAGEREF _Toc152028470 \h </w:instrText>
+                <w:szCs w:val="28"/>
+              </w:rPr>
+              <w:instrText xml:space="preserve"> PAGEREF _Toc152880595 \h </w:instrText>
             </w:r>
             <w:r>
               <w:rPr>
+                <w:rFonts w:cs="Times New Roman"/>
+                <w:noProof/>
                 <w:webHidden/>
-                <w:sz w:val="28"/>
                 <w:szCs w:val="28"/>
               </w:rPr>
             </w:r>
             <w:r>
               <w:rPr>
+                <w:rFonts w:cs="Times New Roman"/>
+                <w:noProof/>
                 <w:webHidden/>
-                <w:sz w:val="28"/>
                 <w:szCs w:val="28"/>
               </w:rPr>
               <w:fldChar w:fldCharType="separate"/>
             </w:r>
             <w:r>
               <w:rPr>
+                <w:rFonts w:cs="Times New Roman"/>
+                <w:noProof/>
                 <w:webHidden/>
-                <w:sz w:val="28"/>
-                <w:szCs w:val="28"/>
-              </w:rPr>
-              <w:t>14</w:t>
+                <w:szCs w:val="28"/>
+              </w:rPr>
+              <w:t>6</w:t>
             </w:r>
             <w:r>
               <w:rPr>
+                <w:rFonts w:cs="Times New Roman"/>
+                <w:noProof/>
                 <w:webHidden/>
-                <w:sz w:val="28"/>
                 <w:szCs w:val="28"/>
               </w:rPr>
               <w:fldChar w:fldCharType="end"/>
@@ -2329,77 +2210,103 @@
         <w:p>
           <w:pPr>
             <w:pStyle w:val="TOC1"/>
-            <w:spacing w:after="0" w:line="360" w:lineRule="auto"/>
+            <w:tabs>
+              <w:tab w:val="left" w:pos="440"/>
+              <w:tab w:val="right" w:leader="dot" w:pos="9345"/>
+            </w:tabs>
             <w:rPr>
-              <w:rFonts w:eastAsiaTheme="minorEastAsia"/>
-              <w:iCs w:val="0"/>
-              <w:smallCaps w:val="0"/>
-              <w:sz w:val="28"/>
+              <w:rFonts w:cs="Times New Roman"/>
+              <w:noProof/>
               <w:szCs w:val="28"/>
-              <w:lang w:eastAsia="ru-RU"/>
             </w:rPr>
           </w:pPr>
-          <w:hyperlink w:anchor="_Toc152028471" w:history="1">
+          <w:hyperlink w:anchor="_Toc152880596" w:history="1">
             <w:r>
               <w:rPr>
                 <w:rStyle w:val="Hyperlink"/>
+                <w:rFonts w:cs="Times New Roman"/>
+                <w:noProof/>
                 <w:color w:val="auto"/>
-                <w:sz w:val="28"/>
-                <w:szCs w:val="28"/>
-              </w:rPr>
-              <w:t>2.1. установка  по, необходимого для создания приложения</w:t>
+                <w:szCs w:val="28"/>
+              </w:rPr>
+              <w:t>2</w:t>
             </w:r>
             <w:r>
               <w:rPr>
-                <w:webHidden/>
-                <w:sz w:val="28"/>
+                <w:rFonts w:cs="Times New Roman"/>
+                <w:noProof/>
                 <w:szCs w:val="28"/>
               </w:rPr>
               <w:tab/>
             </w:r>
             <w:r>
               <w:rPr>
+                <w:rStyle w:val="Hyperlink"/>
+                <w:rFonts w:cs="Times New Roman"/>
+                <w:noProof/>
+                <w:color w:val="auto"/>
+                <w:szCs w:val="28"/>
+              </w:rPr>
+              <w:t>Разработка программы</w:t>
+            </w:r>
+            <w:r>
+              <w:rPr>
+                <w:rFonts w:cs="Times New Roman"/>
+                <w:noProof/>
                 <w:webHidden/>
-                <w:sz w:val="28"/>
+                <w:szCs w:val="28"/>
+              </w:rPr>
+              <w:tab/>
+            </w:r>
+            <w:r>
+              <w:rPr>
+                <w:rFonts w:cs="Times New Roman"/>
+                <w:noProof/>
+                <w:webHidden/>
                 <w:szCs w:val="28"/>
               </w:rPr>
               <w:fldChar w:fldCharType="begin"/>
             </w:r>
             <w:r>
               <w:rPr>
+                <w:rFonts w:cs="Times New Roman"/>
+                <w:noProof/>
                 <w:webHidden/>
-                <w:sz w:val="28"/>
-                <w:szCs w:val="28"/>
-              </w:rPr>
-              <w:instrText xml:space="preserve"> PAGEREF _Toc152028471 \h </w:instrText>
+                <w:szCs w:val="28"/>
+              </w:rPr>
+              <w:instrText xml:space="preserve"> PAGEREF _Toc152880596 \h </w:instrText>
             </w:r>
             <w:r>
               <w:rPr>
+                <w:rFonts w:cs="Times New Roman"/>
+                <w:noProof/>
                 <w:webHidden/>
-                <w:sz w:val="28"/>
                 <w:szCs w:val="28"/>
               </w:rPr>
             </w:r>
             <w:r>
               <w:rPr>
+                <w:rFonts w:cs="Times New Roman"/>
+                <w:noProof/>
                 <w:webHidden/>
-                <w:sz w:val="28"/>
                 <w:szCs w:val="28"/>
               </w:rPr>
               <w:fldChar w:fldCharType="separate"/>
             </w:r>
             <w:r>
               <w:rPr>
+                <w:rFonts w:cs="Times New Roman"/>
+                <w:noProof/>
                 <w:webHidden/>
-                <w:sz w:val="28"/>
                 <w:szCs w:val="28"/>
               </w:rPr>
               <w:t>14</w:t>
             </w:r>
             <w:r>
               <w:rPr>
+                <w:rFonts w:cs="Times New Roman"/>
+                <w:noProof/>
                 <w:webHidden/>
-                <w:sz w:val="28"/>
                 <w:szCs w:val="28"/>
               </w:rPr>
               <w:fldChar w:fldCharType="end"/>
@@ -2409,77 +2316,84 @@
         <w:p>
           <w:pPr>
             <w:pStyle w:val="TOC1"/>
-            <w:spacing w:after="0" w:line="360" w:lineRule="auto"/>
+            <w:tabs>
+              <w:tab w:val="right" w:leader="dot" w:pos="9345"/>
+            </w:tabs>
             <w:rPr>
-              <w:rFonts w:eastAsiaTheme="minorEastAsia"/>
-              <w:iCs w:val="0"/>
-              <w:smallCaps w:val="0"/>
-              <w:sz w:val="28"/>
+              <w:rFonts w:cs="Times New Roman"/>
+              <w:noProof/>
               <w:szCs w:val="28"/>
-              <w:lang w:eastAsia="ru-RU"/>
             </w:rPr>
           </w:pPr>
-          <w:hyperlink w:anchor="_Toc152028472" w:history="1">
+          <w:hyperlink w:anchor="_Toc152880597" w:history="1">
             <w:r>
               <w:rPr>
                 <w:rStyle w:val="Hyperlink"/>
+                <w:rFonts w:cs="Times New Roman"/>
+                <w:noProof/>
                 <w:color w:val="auto"/>
-                <w:sz w:val="28"/>
-                <w:szCs w:val="28"/>
-              </w:rPr>
-              <w:t>2.2. проектирование информационной системы</w:t>
+                <w:szCs w:val="28"/>
+              </w:rPr>
+              <w:t>2.1. Установка  ПО, необходимого для создания приложения</w:t>
             </w:r>
             <w:r>
               <w:rPr>
+                <w:rFonts w:cs="Times New Roman"/>
+                <w:noProof/>
                 <w:webHidden/>
-                <w:sz w:val="28"/>
                 <w:szCs w:val="28"/>
               </w:rPr>
               <w:tab/>
             </w:r>
             <w:r>
               <w:rPr>
+                <w:rFonts w:cs="Times New Roman"/>
+                <w:noProof/>
                 <w:webHidden/>
-                <w:sz w:val="28"/>
                 <w:szCs w:val="28"/>
               </w:rPr>
               <w:fldChar w:fldCharType="begin"/>
             </w:r>
             <w:r>
               <w:rPr>
+                <w:rFonts w:cs="Times New Roman"/>
+                <w:noProof/>
                 <w:webHidden/>
-                <w:sz w:val="28"/>
-                <w:szCs w:val="28"/>
-              </w:rPr>
-              <w:instrText xml:space="preserve"> PAGEREF _Toc152028472 \h </w:instrText>
+                <w:szCs w:val="28"/>
+              </w:rPr>
+              <w:instrText xml:space="preserve"> PAGEREF _Toc152880597 \h </w:instrText>
             </w:r>
             <w:r>
               <w:rPr>
+                <w:rFonts w:cs="Times New Roman"/>
+                <w:noProof/>
                 <w:webHidden/>
-                <w:sz w:val="28"/>
                 <w:szCs w:val="28"/>
               </w:rPr>
             </w:r>
             <w:r>
               <w:rPr>
+                <w:rFonts w:cs="Times New Roman"/>
+                <w:noProof/>
                 <w:webHidden/>
-                <w:sz w:val="28"/>
                 <w:szCs w:val="28"/>
               </w:rPr>
               <w:fldChar w:fldCharType="separate"/>
             </w:r>
             <w:r>
               <w:rPr>
+                <w:rFonts w:cs="Times New Roman"/>
+                <w:noProof/>
                 <w:webHidden/>
-                <w:sz w:val="28"/>
-                <w:szCs w:val="28"/>
-              </w:rPr>
-              <w:t>15</w:t>
+                <w:szCs w:val="28"/>
+              </w:rPr>
+              <w:t>14</w:t>
             </w:r>
             <w:r>
               <w:rPr>
+                <w:rFonts w:cs="Times New Roman"/>
+                <w:noProof/>
                 <w:webHidden/>
-                <w:sz w:val="28"/>
                 <w:szCs w:val="28"/>
               </w:rPr>
               <w:fldChar w:fldCharType="end"/>
@@ -2489,77 +2403,84 @@
         <w:p>
           <w:pPr>
             <w:pStyle w:val="TOC1"/>
-            <w:spacing w:after="0" w:line="360" w:lineRule="auto"/>
+            <w:tabs>
+              <w:tab w:val="right" w:leader="dot" w:pos="9345"/>
+            </w:tabs>
             <w:rPr>
-              <w:rFonts w:eastAsiaTheme="minorEastAsia"/>
-              <w:iCs w:val="0"/>
-              <w:smallCaps w:val="0"/>
-              <w:sz w:val="28"/>
+              <w:rFonts w:cs="Times New Roman"/>
+              <w:noProof/>
               <w:szCs w:val="28"/>
-              <w:lang w:eastAsia="ru-RU"/>
             </w:rPr>
           </w:pPr>
-          <w:hyperlink w:anchor="_Toc152028473" w:history="1">
+          <w:hyperlink w:anchor="_Toc152880598" w:history="1">
             <w:r>
               <w:rPr>
                 <w:rStyle w:val="Hyperlink"/>
+                <w:rFonts w:eastAsia="Times New Roman" w:cs="Times New Roman"/>
+                <w:noProof/>
                 <w:color w:val="auto"/>
-                <w:sz w:val="28"/>
-                <w:szCs w:val="28"/>
-              </w:rPr>
-              <w:t>2.3 разработка графического интерфейса приложения</w:t>
+                <w:szCs w:val="28"/>
+              </w:rPr>
+              <w:t>2.2. Проектирование информационной системы</w:t>
             </w:r>
             <w:r>
               <w:rPr>
+                <w:rFonts w:cs="Times New Roman"/>
+                <w:noProof/>
                 <w:webHidden/>
-                <w:sz w:val="28"/>
                 <w:szCs w:val="28"/>
               </w:rPr>
               <w:tab/>
             </w:r>
             <w:r>
               <w:rPr>
+                <w:rFonts w:cs="Times New Roman"/>
+                <w:noProof/>
                 <w:webHidden/>
-                <w:sz w:val="28"/>
                 <w:szCs w:val="28"/>
               </w:rPr>
               <w:fldChar w:fldCharType="begin"/>
             </w:r>
             <w:r>
               <w:rPr>
+                <w:rFonts w:cs="Times New Roman"/>
+                <w:noProof/>
                 <w:webHidden/>
-                <w:sz w:val="28"/>
-                <w:szCs w:val="28"/>
-              </w:rPr>
-              <w:instrText xml:space="preserve"> PAGEREF _Toc152028473 \h </w:instrText>
+                <w:szCs w:val="28"/>
+              </w:rPr>
+              <w:instrText xml:space="preserve"> PAGEREF _Toc152880598 \h </w:instrText>
             </w:r>
             <w:r>
               <w:rPr>
+                <w:rFonts w:cs="Times New Roman"/>
+                <w:noProof/>
                 <w:webHidden/>
-                <w:sz w:val="28"/>
                 <w:szCs w:val="28"/>
               </w:rPr>
             </w:r>
             <w:r>
               <w:rPr>
+                <w:rFonts w:cs="Times New Roman"/>
+                <w:noProof/>
                 <w:webHidden/>
-                <w:sz w:val="28"/>
                 <w:szCs w:val="28"/>
               </w:rPr>
               <w:fldChar w:fldCharType="separate"/>
             </w:r>
             <w:r>
               <w:rPr>
+                <w:rFonts w:cs="Times New Roman"/>
+                <w:noProof/>
                 <w:webHidden/>
-                <w:sz w:val="28"/>
-                <w:szCs w:val="28"/>
-              </w:rPr>
-              <w:t>19</w:t>
+                <w:szCs w:val="28"/>
+              </w:rPr>
+              <w:t>15</w:t>
             </w:r>
             <w:r>
               <w:rPr>
+                <w:rFonts w:cs="Times New Roman"/>
+                <w:noProof/>
                 <w:webHidden/>
-                <w:sz w:val="28"/>
                 <w:szCs w:val="28"/>
               </w:rPr>
               <w:fldChar w:fldCharType="end"/>
@@ -2569,77 +2490,84 @@
         <w:p>
           <w:pPr>
             <w:pStyle w:val="TOC1"/>
-            <w:spacing w:after="0" w:line="360" w:lineRule="auto"/>
+            <w:tabs>
+              <w:tab w:val="right" w:leader="dot" w:pos="9345"/>
+            </w:tabs>
             <w:rPr>
-              <w:rFonts w:eastAsiaTheme="minorEastAsia"/>
-              <w:iCs w:val="0"/>
-              <w:smallCaps w:val="0"/>
-              <w:sz w:val="28"/>
+              <w:rFonts w:cs="Times New Roman"/>
+              <w:noProof/>
               <w:szCs w:val="28"/>
-              <w:lang w:eastAsia="ru-RU"/>
             </w:rPr>
           </w:pPr>
-          <w:hyperlink w:anchor="_Toc152028474" w:history="1">
+          <w:hyperlink w:anchor="_Toc152880599" w:history="1">
             <w:r>
               <w:rPr>
                 <w:rStyle w:val="Hyperlink"/>
+                <w:rFonts w:eastAsia="Times New Roman" w:cs="Times New Roman"/>
+                <w:noProof/>
                 <w:color w:val="auto"/>
-                <w:sz w:val="28"/>
-                <w:szCs w:val="28"/>
-              </w:rPr>
-              <w:t>2.5. разработка функционала</w:t>
+                <w:szCs w:val="28"/>
+              </w:rPr>
+              <w:t>2.3 Разработка графического интерфейса приложения</w:t>
             </w:r>
             <w:r>
               <w:rPr>
+                <w:rFonts w:cs="Times New Roman"/>
+                <w:noProof/>
                 <w:webHidden/>
-                <w:sz w:val="28"/>
                 <w:szCs w:val="28"/>
               </w:rPr>
               <w:tab/>
             </w:r>
             <w:r>
               <w:rPr>
+                <w:rFonts w:cs="Times New Roman"/>
+                <w:noProof/>
                 <w:webHidden/>
-                <w:sz w:val="28"/>
                 <w:szCs w:val="28"/>
               </w:rPr>
               <w:fldChar w:fldCharType="begin"/>
             </w:r>
             <w:r>
               <w:rPr>
+                <w:rFonts w:cs="Times New Roman"/>
+                <w:noProof/>
                 <w:webHidden/>
-                <w:sz w:val="28"/>
-                <w:szCs w:val="28"/>
-              </w:rPr>
-              <w:instrText xml:space="preserve"> PAGEREF _Toc152028474 \h </w:instrText>
+                <w:szCs w:val="28"/>
+              </w:rPr>
+              <w:instrText xml:space="preserve"> PAGEREF _Toc152880599 \h </w:instrText>
             </w:r>
             <w:r>
               <w:rPr>
+                <w:rFonts w:cs="Times New Roman"/>
+                <w:noProof/>
                 <w:webHidden/>
-                <w:sz w:val="28"/>
                 <w:szCs w:val="28"/>
               </w:rPr>
             </w:r>
             <w:r>
               <w:rPr>
+                <w:rFonts w:cs="Times New Roman"/>
+                <w:noProof/>
                 <w:webHidden/>
-                <w:sz w:val="28"/>
                 <w:szCs w:val="28"/>
               </w:rPr>
               <w:fldChar w:fldCharType="separate"/>
             </w:r>
             <w:r>
               <w:rPr>
+                <w:rFonts w:cs="Times New Roman"/>
+                <w:noProof/>
                 <w:webHidden/>
-                <w:sz w:val="28"/>
-                <w:szCs w:val="28"/>
-              </w:rPr>
-              <w:t>22</w:t>
+                <w:szCs w:val="28"/>
+              </w:rPr>
+              <w:t>19</w:t>
             </w:r>
             <w:r>
               <w:rPr>
+                <w:rFonts w:cs="Times New Roman"/>
+                <w:noProof/>
                 <w:webHidden/>
-                <w:sz w:val="28"/>
                 <w:szCs w:val="28"/>
               </w:rPr>
               <w:fldChar w:fldCharType="end"/>
@@ -2649,79 +2577,84 @@
         <w:p>
           <w:pPr>
             <w:pStyle w:val="TOC1"/>
-            <w:spacing w:after="0" w:line="360" w:lineRule="auto"/>
+            <w:tabs>
+              <w:tab w:val="right" w:leader="dot" w:pos="9345"/>
+            </w:tabs>
             <w:rPr>
-              <w:rFonts w:eastAsiaTheme="minorEastAsia"/>
-              <w:iCs w:val="0"/>
-              <w:smallCaps w:val="0"/>
-              <w:sz w:val="28"/>
+              <w:rFonts w:cs="Times New Roman"/>
+              <w:noProof/>
               <w:szCs w:val="28"/>
-              <w:lang w:eastAsia="ru-RU"/>
             </w:rPr>
           </w:pPr>
-          <w:hyperlink w:anchor="_Toc152028475" w:history="1">
+          <w:hyperlink w:anchor="_Toc152880600" w:history="1">
             <w:r>
               <w:rPr>
                 <w:rStyle w:val="Hyperlink"/>
-                <w:b/>
-                <w:bCs/>
+                <w:rFonts w:eastAsia="Times New Roman" w:cs="Times New Roman"/>
+                <w:noProof/>
                 <w:color w:val="auto"/>
-                <w:sz w:val="28"/>
-                <w:szCs w:val="28"/>
-              </w:rPr>
-              <w:t>2.6. руководство пользователя</w:t>
+                <w:szCs w:val="28"/>
+              </w:rPr>
+              <w:t>2.5. Разработка функционала</w:t>
             </w:r>
             <w:r>
               <w:rPr>
+                <w:rFonts w:cs="Times New Roman"/>
+                <w:noProof/>
                 <w:webHidden/>
-                <w:sz w:val="28"/>
                 <w:szCs w:val="28"/>
               </w:rPr>
               <w:tab/>
             </w:r>
             <w:r>
               <w:rPr>
+                <w:rFonts w:cs="Times New Roman"/>
+                <w:noProof/>
                 <w:webHidden/>
-                <w:sz w:val="28"/>
                 <w:szCs w:val="28"/>
               </w:rPr>
               <w:fldChar w:fldCharType="begin"/>
             </w:r>
             <w:r>
               <w:rPr>
+                <w:rFonts w:cs="Times New Roman"/>
+                <w:noProof/>
                 <w:webHidden/>
-                <w:sz w:val="28"/>
-                <w:szCs w:val="28"/>
-              </w:rPr>
-              <w:instrText xml:space="preserve"> PAGEREF _Toc152028475 \h </w:instrText>
+                <w:szCs w:val="28"/>
+              </w:rPr>
+              <w:instrText xml:space="preserve"> PAGEREF _Toc152880600 \h </w:instrText>
             </w:r>
             <w:r>
               <w:rPr>
+                <w:rFonts w:cs="Times New Roman"/>
+                <w:noProof/>
                 <w:webHidden/>
-                <w:sz w:val="28"/>
                 <w:szCs w:val="28"/>
               </w:rPr>
             </w:r>
             <w:r>
               <w:rPr>
+                <w:rFonts w:cs="Times New Roman"/>
+                <w:noProof/>
                 <w:webHidden/>
-                <w:sz w:val="28"/>
                 <w:szCs w:val="28"/>
               </w:rPr>
               <w:fldChar w:fldCharType="separate"/>
             </w:r>
             <w:r>
               <w:rPr>
+                <w:rFonts w:cs="Times New Roman"/>
+                <w:noProof/>
                 <w:webHidden/>
-                <w:sz w:val="28"/>
-                <w:szCs w:val="28"/>
-              </w:rPr>
-              <w:t>24</w:t>
+                <w:szCs w:val="28"/>
+              </w:rPr>
+              <w:t>22</w:t>
             </w:r>
             <w:r>
               <w:rPr>
+                <w:rFonts w:cs="Times New Roman"/>
+                <w:noProof/>
                 <w:webHidden/>
-                <w:sz w:val="28"/>
                 <w:szCs w:val="28"/>
               </w:rPr>
               <w:fldChar w:fldCharType="end"/>
@@ -2731,77 +2664,132 @@
         <w:p>
           <w:pPr>
             <w:pStyle w:val="TOC1"/>
-            <w:spacing w:after="0" w:line="360" w:lineRule="auto"/>
+            <w:tabs>
+              <w:tab w:val="right" w:leader="dot" w:pos="9345"/>
+            </w:tabs>
             <w:rPr>
-              <w:rFonts w:eastAsiaTheme="minorEastAsia"/>
-              <w:iCs w:val="0"/>
-              <w:smallCaps w:val="0"/>
-              <w:sz w:val="28"/>
+              <w:rFonts w:cs="Times New Roman"/>
+              <w:noProof/>
               <w:szCs w:val="28"/>
-              <w:lang w:eastAsia="ru-RU"/>
             </w:rPr>
           </w:pPr>
-          <w:hyperlink w:anchor="_Toc152028476" w:history="1">
+          <w:hyperlink w:anchor="_Toc152880601" w:history="1">
             <w:r>
               <w:rPr>
                 <w:rStyle w:val="Hyperlink"/>
+                <w:rFonts w:eastAsia="Times New Roman" w:cs="Times New Roman"/>
+                <w:b/>
+                <w:bCs/>
+                <w:iCs/>
+                <w:smallCaps/>
+                <w:noProof/>
                 <w:color w:val="auto"/>
-                <w:sz w:val="28"/>
-                <w:szCs w:val="28"/>
-              </w:rPr>
-              <w:t>заключение</w:t>
+                <w:szCs w:val="28"/>
+              </w:rPr>
+              <w:t>2</w:t>
             </w:r>
             <w:r>
               <w:rPr>
+                <w:rStyle w:val="Hyperlink"/>
+                <w:rFonts w:eastAsia="Times New Roman" w:cs="Times New Roman"/>
+                <w:b/>
+                <w:bCs/>
+                <w:noProof/>
+                <w:color w:val="auto"/>
+                <w:szCs w:val="28"/>
+              </w:rPr>
+              <w:t>.</w:t>
+            </w:r>
+            <w:r>
+              <w:rPr>
+                <w:rStyle w:val="Hyperlink"/>
+                <w:rFonts w:eastAsia="Times New Roman" w:cs="Times New Roman"/>
+                <w:noProof/>
+                <w:color w:val="auto"/>
+                <w:szCs w:val="28"/>
+              </w:rPr>
+              <w:t>6</w:t>
+            </w:r>
+            <w:r>
+              <w:rPr>
+                <w:rStyle w:val="Hyperlink"/>
+                <w:rFonts w:eastAsia="Times New Roman" w:cs="Times New Roman"/>
+                <w:b/>
+                <w:bCs/>
+                <w:noProof/>
+                <w:color w:val="auto"/>
+                <w:szCs w:val="28"/>
+              </w:rPr>
+              <w:t xml:space="preserve">. </w:t>
+            </w:r>
+            <w:r>
+              <w:rPr>
+                <w:rStyle w:val="Hyperlink"/>
+                <w:rFonts w:eastAsia="Times New Roman" w:cs="Times New Roman"/>
+                <w:noProof/>
+                <w:color w:val="auto"/>
+                <w:szCs w:val="28"/>
+              </w:rPr>
+              <w:t>Руководство пользователя</w:t>
+            </w:r>
+            <w:r>
+              <w:rPr>
+                <w:rFonts w:cs="Times New Roman"/>
+                <w:noProof/>
                 <w:webHidden/>
-                <w:sz w:val="28"/>
                 <w:szCs w:val="28"/>
               </w:rPr>
               <w:tab/>
             </w:r>
             <w:r>
               <w:rPr>
+                <w:rFonts w:cs="Times New Roman"/>
+                <w:noProof/>
                 <w:webHidden/>
-                <w:sz w:val="28"/>
                 <w:szCs w:val="28"/>
               </w:rPr>
               <w:fldChar w:fldCharType="begin"/>
             </w:r>
             <w:r>
               <w:rPr>
+                <w:rFonts w:cs="Times New Roman"/>
+                <w:noProof/>
                 <w:webHidden/>
-                <w:sz w:val="28"/>
-                <w:szCs w:val="28"/>
-              </w:rPr>
-              <w:instrText xml:space="preserve"> PAGEREF _Toc152028476 \h </w:instrText>
+                <w:szCs w:val="28"/>
+              </w:rPr>
+              <w:instrText xml:space="preserve"> PAGEREF _Toc152880601 \h </w:instrText>
             </w:r>
             <w:r>
               <w:rPr>
+                <w:rFonts w:cs="Times New Roman"/>
+                <w:noProof/>
                 <w:webHidden/>
-                <w:sz w:val="28"/>
                 <w:szCs w:val="28"/>
               </w:rPr>
             </w:r>
             <w:r>
               <w:rPr>
+                <w:rFonts w:cs="Times New Roman"/>
+                <w:noProof/>
                 <w:webHidden/>
-                <w:sz w:val="28"/>
                 <w:szCs w:val="28"/>
               </w:rPr>
               <w:fldChar w:fldCharType="separate"/>
             </w:r>
             <w:r>
               <w:rPr>
+                <w:rFonts w:cs="Times New Roman"/>
+                <w:noProof/>
                 <w:webHidden/>
-                <w:sz w:val="28"/>
-                <w:szCs w:val="28"/>
-              </w:rPr>
-              <w:t>25</w:t>
+                <w:szCs w:val="28"/>
+              </w:rPr>
+              <w:t>24</w:t>
             </w:r>
             <w:r>
               <w:rPr>
+                <w:rFonts w:cs="Times New Roman"/>
+                <w:noProof/>
                 <w:webHidden/>
-                <w:sz w:val="28"/>
                 <w:szCs w:val="28"/>
               </w:rPr>
               <w:fldChar w:fldCharType="end"/>
@@ -2811,77 +2799,84 @@
         <w:p>
           <w:pPr>
             <w:pStyle w:val="TOC1"/>
-            <w:spacing w:after="0" w:line="360" w:lineRule="auto"/>
+            <w:tabs>
+              <w:tab w:val="right" w:leader="dot" w:pos="9345"/>
+            </w:tabs>
             <w:rPr>
-              <w:rFonts w:eastAsiaTheme="minorEastAsia"/>
-              <w:iCs w:val="0"/>
-              <w:smallCaps w:val="0"/>
-              <w:sz w:val="28"/>
+              <w:rFonts w:cs="Times New Roman"/>
+              <w:noProof/>
               <w:szCs w:val="28"/>
-              <w:lang w:eastAsia="ru-RU"/>
             </w:rPr>
           </w:pPr>
-          <w:hyperlink w:anchor="_Toc152028477" w:history="1">
+          <w:hyperlink w:anchor="_Toc152880602" w:history="1">
             <w:r>
               <w:rPr>
                 <w:rStyle w:val="Hyperlink"/>
+                <w:rFonts w:cs="Times New Roman"/>
+                <w:noProof/>
                 <w:color w:val="auto"/>
-                <w:sz w:val="28"/>
-                <w:szCs w:val="28"/>
-              </w:rPr>
-              <w:t>список использованых источников</w:t>
+                <w:szCs w:val="28"/>
+              </w:rPr>
+              <w:t>ЗАКЛЮЧЕНИЕ</w:t>
             </w:r>
             <w:r>
               <w:rPr>
+                <w:rFonts w:cs="Times New Roman"/>
+                <w:noProof/>
                 <w:webHidden/>
-                <w:sz w:val="28"/>
                 <w:szCs w:val="28"/>
               </w:rPr>
               <w:tab/>
             </w:r>
             <w:r>
               <w:rPr>
+                <w:rFonts w:cs="Times New Roman"/>
+                <w:noProof/>
                 <w:webHidden/>
-                <w:sz w:val="28"/>
                 <w:szCs w:val="28"/>
               </w:rPr>
               <w:fldChar w:fldCharType="begin"/>
             </w:r>
             <w:r>
               <w:rPr>
+                <w:rFonts w:cs="Times New Roman"/>
+                <w:noProof/>
                 <w:webHidden/>
-                <w:sz w:val="28"/>
-                <w:szCs w:val="28"/>
-              </w:rPr>
-              <w:instrText xml:space="preserve"> PAGEREF _Toc152028477 \h </w:instrText>
+                <w:szCs w:val="28"/>
+              </w:rPr>
+              <w:instrText xml:space="preserve"> PAGEREF _Toc152880602 \h </w:instrText>
             </w:r>
             <w:r>
               <w:rPr>
+                <w:rFonts w:cs="Times New Roman"/>
+                <w:noProof/>
                 <w:webHidden/>
-                <w:sz w:val="28"/>
                 <w:szCs w:val="28"/>
               </w:rPr>
             </w:r>
             <w:r>
               <w:rPr>
+                <w:rFonts w:cs="Times New Roman"/>
+                <w:noProof/>
                 <w:webHidden/>
-                <w:sz w:val="28"/>
                 <w:szCs w:val="28"/>
               </w:rPr>
               <w:fldChar w:fldCharType="separate"/>
             </w:r>
             <w:r>
               <w:rPr>
+                <w:rFonts w:cs="Times New Roman"/>
+                <w:noProof/>
                 <w:webHidden/>
-                <w:sz w:val="28"/>
-                <w:szCs w:val="28"/>
-              </w:rPr>
-              <w:t>26</w:t>
+                <w:szCs w:val="28"/>
+              </w:rPr>
+              <w:t>25</w:t>
             </w:r>
             <w:r>
               <w:rPr>
+                <w:rFonts w:cs="Times New Roman"/>
+                <w:noProof/>
                 <w:webHidden/>
-                <w:sz w:val="28"/>
                 <w:szCs w:val="28"/>
               </w:rPr>
               <w:fldChar w:fldCharType="end"/>
@@ -2890,7 +2885,97 @@
         </w:p>
         <w:p>
           <w:pPr>
-            <w:spacing w:after="0" w:line="360" w:lineRule="auto"/>
+            <w:pStyle w:val="TOC1"/>
+            <w:tabs>
+              <w:tab w:val="right" w:leader="dot" w:pos="9345"/>
+            </w:tabs>
+            <w:rPr>
+              <w:rFonts w:cs="Times New Roman"/>
+              <w:noProof/>
+              <w:szCs w:val="28"/>
+            </w:rPr>
+          </w:pPr>
+          <w:hyperlink w:anchor="_Toc152880603" w:history="1">
+            <w:r>
+              <w:rPr>
+                <w:rStyle w:val="Hyperlink"/>
+                <w:rFonts w:cs="Times New Roman"/>
+                <w:noProof/>
+                <w:color w:val="auto"/>
+                <w:szCs w:val="28"/>
+              </w:rPr>
+              <w:t>СПИСОК ИСПОЛЬЗОВАНЫХ ИСТОЧНИКОВ</w:t>
+            </w:r>
+            <w:r>
+              <w:rPr>
+                <w:rFonts w:cs="Times New Roman"/>
+                <w:noProof/>
+                <w:webHidden/>
+                <w:szCs w:val="28"/>
+              </w:rPr>
+              <w:tab/>
+            </w:r>
+            <w:r>
+              <w:rPr>
+                <w:rFonts w:cs="Times New Roman"/>
+                <w:noProof/>
+                <w:webHidden/>
+                <w:szCs w:val="28"/>
+              </w:rPr>
+              <w:fldChar w:fldCharType="begin"/>
+            </w:r>
+            <w:r>
+              <w:rPr>
+                <w:rFonts w:cs="Times New Roman"/>
+                <w:noProof/>
+                <w:webHidden/>
+                <w:szCs w:val="28"/>
+              </w:rPr>
+              <w:instrText xml:space="preserve"> PAGEREF _Toc152880603 \h </w:instrText>
+            </w:r>
+            <w:r>
+              <w:rPr>
+                <w:rFonts w:cs="Times New Roman"/>
+                <w:noProof/>
+                <w:webHidden/>
+                <w:szCs w:val="28"/>
+              </w:rPr>
+            </w:r>
+            <w:r>
+              <w:rPr>
+                <w:rFonts w:cs="Times New Roman"/>
+                <w:noProof/>
+                <w:webHidden/>
+                <w:szCs w:val="28"/>
+              </w:rPr>
+              <w:fldChar w:fldCharType="separate"/>
+            </w:r>
+            <w:r>
+              <w:rPr>
+                <w:rFonts w:cs="Times New Roman"/>
+                <w:noProof/>
+                <w:webHidden/>
+                <w:szCs w:val="28"/>
+              </w:rPr>
+              <w:t>26</w:t>
+            </w:r>
+            <w:r>
+              <w:rPr>
+                <w:rFonts w:cs="Times New Roman"/>
+                <w:noProof/>
+                <w:webHidden/>
+                <w:szCs w:val="28"/>
+              </w:rPr>
+              <w:fldChar w:fldCharType="end"/>
+            </w:r>
+          </w:hyperlink>
+        </w:p>
+        <w:p>
+          <w:pPr>
+            <w:rPr>
+              <w:rFonts w:cs="Times New Roman"/>
+              <w:szCs w:val="28"/>
+            </w:rPr>
           </w:pPr>
           <w:r>
             <w:rPr>
@@ -2907,20 +2992,24 @@
     </w:sdt>
     <w:p>
       <w:pPr>
-        <w:pStyle w:val="a5"/>
-      </w:pPr>
-    </w:p>
-    <w:p>
-      <w:pPr>
-        <w:rPr>
-          <w:rFonts w:eastAsia="Times New Roman" w:cs="Times New Roman"/>
-          <w:noProof/>
-          <w:lang w:eastAsia="ru-RU"/>
-        </w:rPr>
-      </w:pPr>
-      <w:r>
-        <w:rPr>
-          <w:rFonts w:cs="Times New Roman"/>
+        <w:rPr>
+          <w:rFonts w:cs="Times New Roman"/>
+          <w:szCs w:val="28"/>
+        </w:rPr>
+      </w:pPr>
+    </w:p>
+    <w:p>
+      <w:pPr>
+        <w:spacing w:after="160" w:line="259" w:lineRule="auto"/>
+        <w:rPr>
+          <w:rFonts w:cs="Times New Roman"/>
+          <w:szCs w:val="28"/>
+        </w:rPr>
+      </w:pPr>
+      <w:r>
+        <w:rPr>
+          <w:rFonts w:cs="Times New Roman"/>
+          <w:szCs w:val="28"/>
         </w:rPr>
         <w:br w:type="page"/>
       </w:r>
@@ -2931,19 +3020,23 @@
         <w:jc w:val="center"/>
         <w:rPr>
           <w:rFonts w:cs="Times New Roman"/>
+          <w:szCs w:val="28"/>
         </w:rPr>
       </w:pPr>
       <w:bookmarkStart w:id="0" w:name="_Toc101981329"/>
       <w:bookmarkStart w:id="1" w:name="_Toc152028465"/>
-      <w:r>
-        <w:rPr>
-          <w:rFonts w:cs="Times New Roman"/>
+      <w:bookmarkStart w:id="2" w:name="_Toc152880591"/>
+      <w:r>
+        <w:rPr>
+          <w:rFonts w:cs="Times New Roman"/>
+          <w:szCs w:val="28"/>
         </w:rPr>
         <w:lastRenderedPageBreak/>
         <w:t>ВВЕДЕНИЕ</w:t>
       </w:r>
       <w:bookmarkEnd w:id="0"/>
       <w:bookmarkEnd w:id="1"/>
+      <w:bookmarkEnd w:id="2"/>
     </w:p>
     <w:p>
       <w:pPr>
@@ -2972,7 +3065,7 @@
           <w:szCs w:val="28"/>
         </w:rPr>
       </w:pPr>
-      <w:bookmarkStart w:id="2" w:name="_Hlk150731079"/>
+      <w:bookmarkStart w:id="3" w:name="_Hlk150731079"/>
       <w:r>
         <w:rPr>
           <w:rFonts w:cs="Times New Roman"/>
@@ -2989,7 +3082,7 @@
         <w:t>заключается в необходимости улучшения управления общежитиями с помощью современных технологий. Студенты и другие жильцы ожидают удобства, эффективности и качественного обслуживания в общежитиях, а автоматизированная система управления может значительно улучшить условия проживания. Кроме того, кроссплатформенный подход позволяет использовать систему на различных устройствах и операционных системах, что делает ее более доступной и удобной для пользователей. Таким образом, разработка кроссплатформенной автоматизированной системы управления общежитием является актуальной и востребованной задачей в современном мире.</w:t>
       </w:r>
     </w:p>
-    <w:bookmarkEnd w:id="2"/>
+    <w:bookmarkEnd w:id="3"/>
     <w:p>
       <w:pPr>
         <w:pStyle w:val="a"/>
@@ -3005,8 +3098,24 @@
           <w:bCs w:val="0"/>
           <w:szCs w:val="28"/>
         </w:rPr>
-        <w:t>Цель</w:t>
-      </w:r>
+        <w:t xml:space="preserve">Целью работы </w:t>
+      </w:r>
+      <w:r>
+        <w:rPr>
+          <w:rFonts w:cs="Times New Roman"/>
+          <w:szCs w:val="28"/>
+        </w:rPr>
+        <w:t>является изучение системы управления общежитиями с целью определения ее эффективности, удобства использования, а также возможных улучшений и модификаций. Также целью исследования является разработка рекомендаций по оптимизации процесса установки и использования системы на различных устройствах и операционных системах.</w:t>
+      </w:r>
+    </w:p>
+    <w:p>
+      <w:pPr>
+        <w:pStyle w:val="a"/>
+        <w:rPr>
+          <w:rFonts w:cs="Times New Roman"/>
+          <w:szCs w:val="28"/>
+        </w:rPr>
+      </w:pPr>
       <w:r>
         <w:rPr>
           <w:rFonts w:cs="Times New Roman"/>
@@ -3014,8 +3123,81 @@
           <w:bCs w:val="0"/>
           <w:szCs w:val="28"/>
         </w:rPr>
-        <w:t>ю</w:t>
-      </w:r>
+        <w:t>Задачи:</w:t>
+      </w:r>
+    </w:p>
+    <w:p>
+      <w:pPr>
+        <w:pStyle w:val="a"/>
+        <w:rPr>
+          <w:rFonts w:cs="Times New Roman"/>
+          <w:szCs w:val="28"/>
+        </w:rPr>
+      </w:pPr>
+      <w:r>
+        <w:rPr>
+          <w:rFonts w:cs="Times New Roman"/>
+          <w:szCs w:val="28"/>
+        </w:rPr>
+        <w:t>1. Изучение текущей системы управления общежитиями, включая анализ ее функциональности, интерфейса и возможностей(если такая есть);</w:t>
+      </w:r>
+    </w:p>
+    <w:p>
+      <w:pPr>
+        <w:pStyle w:val="a"/>
+        <w:rPr>
+          <w:rFonts w:cs="Times New Roman"/>
+          <w:szCs w:val="28"/>
+        </w:rPr>
+      </w:pPr>
+      <w:r>
+        <w:rPr>
+          <w:rFonts w:cs="Times New Roman"/>
+          <w:szCs w:val="28"/>
+        </w:rPr>
+        <w:t>2. Проектирование системы общежития</w:t>
+      </w:r>
+    </w:p>
+    <w:p>
+      <w:pPr>
+        <w:pStyle w:val="a"/>
+        <w:rPr>
+          <w:rFonts w:cs="Times New Roman"/>
+          <w:szCs w:val="28"/>
+        </w:rPr>
+      </w:pPr>
+      <w:r>
+        <w:rPr>
+          <w:rFonts w:cs="Times New Roman"/>
+          <w:szCs w:val="28"/>
+        </w:rPr>
+        <w:t>3. Создание базы данных приложения</w:t>
+      </w:r>
+    </w:p>
+    <w:p>
+      <w:pPr>
+        <w:pStyle w:val="a"/>
+        <w:rPr>
+          <w:rFonts w:cs="Times New Roman"/>
+          <w:szCs w:val="28"/>
+        </w:rPr>
+      </w:pPr>
+      <w:r>
+        <w:rPr>
+          <w:rFonts w:cs="Times New Roman"/>
+          <w:szCs w:val="28"/>
+        </w:rPr>
+        <w:t>4. Создание прототипа приложения</w:t>
+      </w:r>
+    </w:p>
+    <w:p>
+      <w:pPr>
+        <w:pStyle w:val="a"/>
+        <w:rPr>
+          <w:rFonts w:cs="Times New Roman"/>
+          <w:szCs w:val="28"/>
+        </w:rPr>
+      </w:pPr>
       <w:r>
         <w:rPr>
           <w:rFonts w:cs="Times New Roman"/>
@@ -3023,8 +3205,25 @@
           <w:bCs w:val="0"/>
           <w:szCs w:val="28"/>
         </w:rPr>
-        <w:t xml:space="preserve"> работы</w:t>
-      </w:r>
+        <w:lastRenderedPageBreak/>
+        <w:t xml:space="preserve">Объектом исследования </w:t>
+      </w:r>
+      <w:r>
+        <w:rPr>
+          <w:rFonts w:cs="Times New Roman"/>
+          <w:szCs w:val="28"/>
+        </w:rPr>
+        <w:t>является система управления общежитиями, включая ее функции, возможности и интерфейс, а также способы ее установки и использования на различных устройствах и операционных системах.</w:t>
+      </w:r>
+    </w:p>
+    <w:p>
+      <w:pPr>
+        <w:pStyle w:val="a"/>
+        <w:rPr>
+          <w:rFonts w:cs="Times New Roman"/>
+          <w:szCs w:val="28"/>
+        </w:rPr>
+      </w:pPr>
       <w:r>
         <w:rPr>
           <w:rFonts w:cs="Times New Roman"/>
@@ -3032,14 +3231,14 @@
           <w:bCs w:val="0"/>
           <w:szCs w:val="28"/>
         </w:rPr>
-        <w:t xml:space="preserve"> </w:t>
-      </w:r>
-      <w:r>
-        <w:rPr>
-          <w:rFonts w:cs="Times New Roman"/>
-          <w:szCs w:val="28"/>
-        </w:rPr>
-        <w:t>является изучение системы управления общежитиями с целью определения ее эффективности, удобства использования, а также возможных улучшений и модификаций. Также целью исследования является разработка рекомендаций по оптимизации процесса установки и использования системы на различных устройствах и операционных системах.</w:t>
+        <w:t xml:space="preserve">Предметом исследования </w:t>
+      </w:r>
+      <w:r>
+        <w:rPr>
+          <w:rFonts w:cs="Times New Roman"/>
+          <w:szCs w:val="28"/>
+        </w:rPr>
+        <w:t>является разработка полноценной и кроссплатформенной системы управления общежитиями, которая бы удовлетворяла все потребности жильцов и обеспечивала удобство использования на различных устройствах. Такая система должна включать в себя функции управления заселением, учета платежей, обслуживания помещений и коммуникаций с жильцами, а также быть доступной на различных операционных системах и устройствах.</w:t>
       </w:r>
     </w:p>
     <w:p>
@@ -3047,201 +3246,17 @@
         <w:pStyle w:val="a"/>
         <w:rPr>
           <w:rFonts w:cs="Times New Roman"/>
-          <w:szCs w:val="28"/>
-        </w:rPr>
-      </w:pPr>
-      <w:r>
-        <w:rPr>
-          <w:rFonts w:cs="Times New Roman"/>
-          <w:b/>
           <w:bCs w:val="0"/>
           <w:szCs w:val="28"/>
         </w:rPr>
-        <w:t>Задачи:</w:t>
-      </w:r>
-    </w:p>
-    <w:p>
-      <w:pPr>
-        <w:pStyle w:val="a"/>
-        <w:rPr>
-          <w:rFonts w:cs="Times New Roman"/>
-          <w:szCs w:val="28"/>
-        </w:rPr>
-      </w:pPr>
-      <w:r>
-        <w:rPr>
-          <w:rFonts w:cs="Times New Roman"/>
-          <w:szCs w:val="28"/>
-        </w:rPr>
-        <w:t>1. Изучение текущей системы управления общежитиями, включая анализ ее функциональности, интерфейса и возможностей(если такая есть);</w:t>
-      </w:r>
-    </w:p>
-    <w:p>
-      <w:pPr>
-        <w:pStyle w:val="a"/>
-        <w:rPr>
-          <w:rFonts w:cs="Times New Roman"/>
-          <w:szCs w:val="28"/>
-        </w:rPr>
-      </w:pPr>
-      <w:r>
-        <w:rPr>
-          <w:rFonts w:cs="Times New Roman"/>
-          <w:szCs w:val="28"/>
-        </w:rPr>
-        <w:t xml:space="preserve">2. </w:t>
-      </w:r>
-      <w:r>
-        <w:rPr>
-          <w:rFonts w:cs="Times New Roman"/>
-          <w:szCs w:val="28"/>
-        </w:rPr>
-        <w:t>Проектирование системы общежития</w:t>
-      </w:r>
-    </w:p>
-    <w:p>
-      <w:pPr>
-        <w:pStyle w:val="a"/>
-        <w:rPr>
-          <w:rFonts w:cs="Times New Roman"/>
-          <w:szCs w:val="28"/>
-        </w:rPr>
-      </w:pPr>
-      <w:r>
-        <w:rPr>
-          <w:rFonts w:cs="Times New Roman"/>
-          <w:szCs w:val="28"/>
-        </w:rPr>
-        <w:t>3. Создание базы данных приложения</w:t>
-      </w:r>
-    </w:p>
-    <w:p>
-      <w:pPr>
-        <w:pStyle w:val="a"/>
-        <w:rPr>
-          <w:rFonts w:cs="Times New Roman"/>
-          <w:szCs w:val="28"/>
-        </w:rPr>
-      </w:pPr>
-      <w:r>
-        <w:rPr>
-          <w:rFonts w:cs="Times New Roman"/>
-          <w:szCs w:val="28"/>
-        </w:rPr>
-        <w:t>4. Создание прототипа приложения</w:t>
-      </w:r>
-    </w:p>
-    <w:p>
-      <w:pPr>
-        <w:pStyle w:val="a"/>
-        <w:rPr>
-          <w:rFonts w:cs="Times New Roman"/>
-          <w:color w:val="000000"/>
-          <w:szCs w:val="28"/>
-        </w:rPr>
-      </w:pPr>
-      <w:r>
-        <w:rPr>
-          <w:rFonts w:cs="Times New Roman"/>
-          <w:b/>
+      </w:pPr>
+      <w:r>
+        <w:rPr>
+          <w:rFonts w:cs="Times New Roman"/>
           <w:bCs w:val="0"/>
           <w:szCs w:val="28"/>
         </w:rPr>
-        <w:lastRenderedPageBreak/>
-        <w:t xml:space="preserve">Объектом исследования </w:t>
-      </w:r>
-      <w:r>
-        <w:rPr>
-          <w:rFonts w:cs="Times New Roman"/>
-          <w:szCs w:val="28"/>
-        </w:rPr>
-        <w:t>является система управления общежитиями, включая ее функции, возможности и интерфейс, а также способы ее установки и использования на различных устройствах и операционных системах.</w:t>
-      </w:r>
-    </w:p>
-    <w:p>
-      <w:pPr>
-        <w:pStyle w:val="a"/>
-        <w:rPr>
-          <w:rFonts w:cs="Times New Roman"/>
-          <w:szCs w:val="28"/>
-        </w:rPr>
-      </w:pPr>
-      <w:r>
-        <w:rPr>
-          <w:rFonts w:cs="Times New Roman"/>
-          <w:b/>
-          <w:bCs w:val="0"/>
-          <w:szCs w:val="28"/>
-        </w:rPr>
-        <w:t>Предмет</w:t>
-      </w:r>
-      <w:r>
-        <w:rPr>
-          <w:rFonts w:cs="Times New Roman"/>
-          <w:b/>
-          <w:bCs w:val="0"/>
-          <w:szCs w:val="28"/>
-        </w:rPr>
-        <w:t>ом</w:t>
-      </w:r>
-      <w:r>
-        <w:rPr>
-          <w:rFonts w:cs="Times New Roman"/>
-          <w:b/>
-          <w:bCs w:val="0"/>
-          <w:szCs w:val="28"/>
-        </w:rPr>
-        <w:t xml:space="preserve"> исследования</w:t>
-      </w:r>
-      <w:r>
-        <w:rPr>
-          <w:rFonts w:cs="Times New Roman"/>
-          <w:b/>
-          <w:bCs w:val="0"/>
-          <w:szCs w:val="28"/>
-        </w:rPr>
-        <w:t xml:space="preserve"> </w:t>
-      </w:r>
-      <w:r>
-        <w:rPr>
-          <w:rFonts w:cs="Times New Roman"/>
-          <w:szCs w:val="28"/>
-        </w:rPr>
-        <w:t>является разработка полноценной и кроссплатформенной системы управления общежитиями, которая бы удовлетворяла все потребности жильцов и обеспечивала удобство использования на различных устройствах. Такая система должна включать в себя функции управления заселением, учета платежей, обслуживания помещений и коммуникаций с жильцами, а также быть доступной на различных операционных системах и устройствах.</w:t>
-      </w:r>
-    </w:p>
-    <w:p>
-      <w:pPr>
-        <w:pStyle w:val="a"/>
-        <w:rPr>
-          <w:rFonts w:cs="Times New Roman"/>
-          <w:bCs w:val="0"/>
-          <w:szCs w:val="28"/>
-        </w:rPr>
-      </w:pPr>
-      <w:r>
-        <w:rPr>
-          <w:rFonts w:cs="Times New Roman"/>
-          <w:bCs w:val="0"/>
-          <w:szCs w:val="28"/>
-        </w:rPr>
-        <w:t xml:space="preserve">Проведение исследования по улучшению системы управления общежитиями имеет большую </w:t>
-      </w:r>
-      <w:r>
-        <w:rPr>
-          <w:rFonts w:cs="Times New Roman"/>
-          <w:bCs w:val="0"/>
-          <w:szCs w:val="28"/>
-        </w:rPr>
-        <w:t>практическую значимость.</w:t>
-      </w:r>
-      <w:r>
-        <w:rPr>
-          <w:rFonts w:cs="Times New Roman"/>
-          <w:bCs w:val="0"/>
-          <w:szCs w:val="28"/>
-        </w:rPr>
-        <w:t xml:space="preserve"> Это позволит повысить удобство использования системы для студентов и персонала общежития, улучшить ее функциональность и производительность, а также оптимизировать процесс установки и использования на различных устройствах и операционных системах. В результате, это приведет к повышению эффективности управления общежитиями, улучшению условий проживания студентов и увеличению удовлетворенности пользователями системы.</w:t>
+        <w:t>Проведение исследования по улучшению системы управления общежитиями имеет большую практическую значимость. Это позволит повысить удобство использования системы для студентов и персонала общежития, улучшить ее функциональность и производительность, а также оптимизировать процесс установки и использования на различных устройствах и операционных системах. В результате, это приведет к повышению эффективности управления общежитиями, улучшению условий проживания студентов и увеличению удовлетворенности пользователями системы.</w:t>
       </w:r>
     </w:p>
     <w:p>
@@ -3268,14 +3283,18 @@
         <w:pStyle w:val="a1"/>
         <w:numPr>
           <w:ilvl w:val="0"/>
-          <w:numId w:val="27"/>
+          <w:numId w:val="11"/>
         </w:numPr>
-        <w:rPr>
-          <w:rFonts w:cs="Times New Roman"/>
-          <w:szCs w:val="28"/>
-        </w:rPr>
-      </w:pPr>
-      <w:bookmarkStart w:id="3" w:name="_Toc101981330"/>
+        <w:tabs>
+          <w:tab w:val="num" w:pos="360"/>
+        </w:tabs>
+        <w:ind w:left="0" w:firstLine="0"/>
+        <w:rPr>
+          <w:rFonts w:cs="Times New Roman"/>
+          <w:szCs w:val="28"/>
+        </w:rPr>
+      </w:pPr>
+      <w:bookmarkStart w:id="4" w:name="_Toc101981330"/>
       <w:r>
         <w:rPr>
           <w:rFonts w:cs="Times New Roman"/>
@@ -3284,7 +3303,8 @@
         <w:lastRenderedPageBreak/>
         <w:t xml:space="preserve"> </w:t>
       </w:r>
-      <w:bookmarkStart w:id="4" w:name="_Toc152028466"/>
+      <w:bookmarkStart w:id="5" w:name="_Toc152028466"/>
+      <w:bookmarkStart w:id="6" w:name="_Toc152880592"/>
       <w:r>
         <w:rPr>
           <w:rFonts w:cs="Times New Roman"/>
@@ -3292,7 +3312,7 @@
         </w:rPr>
         <w:t xml:space="preserve">Анализ </w:t>
       </w:r>
-      <w:bookmarkEnd w:id="3"/>
+      <w:bookmarkEnd w:id="4"/>
       <w:r>
         <w:rPr>
           <w:rFonts w:cs="Times New Roman"/>
@@ -3300,14 +3320,15 @@
         </w:rPr>
         <w:t>предметной области</w:t>
       </w:r>
-      <w:bookmarkEnd w:id="4"/>
+      <w:bookmarkEnd w:id="5"/>
+      <w:bookmarkEnd w:id="6"/>
     </w:p>
     <w:p>
       <w:pPr>
         <w:pStyle w:val="a1"/>
         <w:numPr>
           <w:ilvl w:val="1"/>
-          <w:numId w:val="5"/>
+          <w:numId w:val="1"/>
         </w:numPr>
         <w:ind w:left="0" w:firstLine="709"/>
         <w:rPr>
@@ -3315,8 +3336,9 @@
           <w:szCs w:val="28"/>
         </w:rPr>
       </w:pPr>
-      <w:bookmarkStart w:id="5" w:name="_Toc101981331"/>
-      <w:bookmarkStart w:id="6" w:name="_Toc152028467"/>
+      <w:bookmarkStart w:id="7" w:name="_Toc101981331"/>
+      <w:bookmarkStart w:id="8" w:name="_Toc152028467"/>
+      <w:bookmarkStart w:id="9" w:name="_Toc152880593"/>
       <w:r>
         <w:rPr>
           <w:rFonts w:cs="Times New Roman"/>
@@ -3324,125 +3346,42 @@
         </w:rPr>
         <w:t>Обзор и анализ существующих программных решений</w:t>
       </w:r>
-      <w:bookmarkEnd w:id="5"/>
-      <w:bookmarkEnd w:id="6"/>
-    </w:p>
-    <w:p>
-      <w:pPr>
-        <w:spacing w:after="0" w:line="360" w:lineRule="auto"/>
-        <w:ind w:firstLine="709"/>
-        <w:rPr>
-          <w:rFonts w:cs="Times New Roman"/>
-          <w:szCs w:val="28"/>
-        </w:rPr>
-      </w:pPr>
-      <w:r>
-        <w:rPr>
-          <w:rFonts w:cs="Times New Roman"/>
-          <w:szCs w:val="28"/>
-        </w:rPr>
-        <w:t>Так как ПО</w:t>
-      </w:r>
-      <w:r>
-        <w:rPr>
-          <w:rFonts w:cs="Times New Roman"/>
-          <w:szCs w:val="28"/>
-        </w:rPr>
-        <w:t xml:space="preserve"> подобное разрабатываемому</w:t>
-      </w:r>
-      <w:r>
-        <w:rPr>
-          <w:rFonts w:cs="Times New Roman"/>
-          <w:szCs w:val="28"/>
-        </w:rPr>
-        <w:t xml:space="preserve"> является узкоспециализированным, то конкуренция на рынке очень слабая и большинстве существующее ПО является устаревшим. Но </w:t>
-      </w:r>
-      <w:r>
-        <w:rPr>
-          <w:rFonts w:cs="Times New Roman"/>
-          <w:szCs w:val="28"/>
-        </w:rPr>
-        <w:t xml:space="preserve">всё же </w:t>
-      </w:r>
-      <w:r>
-        <w:rPr>
-          <w:rFonts w:cs="Times New Roman"/>
-          <w:szCs w:val="28"/>
-        </w:rPr>
-        <w:t xml:space="preserve">есть и </w:t>
-      </w:r>
-      <w:r>
-        <w:rPr>
-          <w:rFonts w:cs="Times New Roman"/>
-          <w:szCs w:val="28"/>
-        </w:rPr>
-        <w:t xml:space="preserve">вполне </w:t>
-      </w:r>
-      <w:r>
-        <w:rPr>
-          <w:rFonts w:cs="Times New Roman"/>
-          <w:szCs w:val="28"/>
-        </w:rPr>
-        <w:t>новое</w:t>
-      </w:r>
-      <w:r>
-        <w:rPr>
-          <w:rFonts w:cs="Times New Roman"/>
-          <w:szCs w:val="28"/>
-        </w:rPr>
-        <w:t xml:space="preserve"> программное обеспечение</w:t>
-      </w:r>
-      <w:r>
-        <w:rPr>
-          <w:rFonts w:cs="Times New Roman"/>
-          <w:szCs w:val="28"/>
-        </w:rPr>
-        <w:t>.</w:t>
-      </w:r>
-    </w:p>
-    <w:p>
-      <w:pPr>
-        <w:spacing w:after="0" w:line="360" w:lineRule="auto"/>
-        <w:ind w:firstLine="709"/>
-        <w:rPr>
-          <w:rFonts w:cs="Times New Roman"/>
-          <w:szCs w:val="28"/>
-        </w:rPr>
-      </w:pPr>
-      <w:r>
-        <w:rPr>
-          <w:rFonts w:cs="Times New Roman"/>
-          <w:szCs w:val="28"/>
-        </w:rPr>
-        <w:t>Например:</w:t>
-      </w:r>
-      <w:r>
-        <w:rPr>
-          <w:rFonts w:cs="Times New Roman"/>
-          <w:szCs w:val="28"/>
-        </w:rPr>
-        <w:t xml:space="preserve"> </w:t>
-      </w:r>
-      <w:r>
-        <w:rPr>
-          <w:rFonts w:cs="Times New Roman"/>
-          <w:szCs w:val="28"/>
-        </w:rPr>
-        <w:t xml:space="preserve">«БИТ  </w:t>
-      </w:r>
-      <w:r>
-        <w:rPr>
-          <w:rFonts w:cs="Times New Roman"/>
-          <w:szCs w:val="28"/>
-        </w:rPr>
-        <w:t>Общежитие</w:t>
-      </w:r>
-      <w:r>
-        <w:rPr>
-          <w:rFonts w:cs="Times New Roman"/>
-          <w:szCs w:val="28"/>
-        </w:rPr>
-        <w:t>».</w:t>
+      <w:bookmarkEnd w:id="7"/>
+      <w:bookmarkEnd w:id="8"/>
+      <w:bookmarkEnd w:id="9"/>
+    </w:p>
+    <w:p>
+      <w:pPr>
+        <w:spacing w:after="0" w:line="360" w:lineRule="auto"/>
+        <w:ind w:firstLine="709"/>
+        <w:rPr>
+          <w:rFonts w:cs="Times New Roman"/>
+          <w:szCs w:val="28"/>
+        </w:rPr>
+      </w:pPr>
+      <w:r>
+        <w:rPr>
+          <w:rFonts w:cs="Times New Roman"/>
+          <w:szCs w:val="28"/>
+        </w:rPr>
+        <w:t>Так как ПО подобное разрабатываемому является узкоспециализированным, то конкуренция на рынке очень слабая и большинстве существующее ПО является устаревшим. Но всё же есть и вполне новое программное обеспечение.</w:t>
+      </w:r>
+    </w:p>
+    <w:p>
+      <w:pPr>
+        <w:spacing w:after="0" w:line="360" w:lineRule="auto"/>
+        <w:ind w:firstLine="709"/>
+        <w:rPr>
+          <w:rFonts w:cs="Times New Roman"/>
+          <w:szCs w:val="28"/>
+        </w:rPr>
+      </w:pPr>
+      <w:r>
+        <w:rPr>
+          <w:rFonts w:cs="Times New Roman"/>
+          <w:szCs w:val="28"/>
+        </w:rPr>
+        <w:t>Например: «БИТ  Общежитие».</w:t>
       </w:r>
     </w:p>
     <w:p>
@@ -3455,29 +3394,15 @@
           <w:szCs w:val="28"/>
         </w:rPr>
       </w:pPr>
-      <w:bookmarkStart w:id="7" w:name="_Hlk150731304"/>
-      <w:r>
-        <w:rPr>
-          <w:rFonts w:cs="Times New Roman"/>
-          <w:szCs w:val="28"/>
-        </w:rPr>
-        <w:t xml:space="preserve">«БИТ  </w:t>
-      </w:r>
-      <w:r>
-        <w:rPr>
-          <w:rFonts w:cs="Times New Roman"/>
-          <w:szCs w:val="28"/>
-        </w:rPr>
-        <w:t>Общежитие</w:t>
-      </w:r>
-      <w:r>
-        <w:rPr>
-          <w:rFonts w:cs="Times New Roman"/>
-          <w:szCs w:val="28"/>
-        </w:rPr>
-        <w:t>»</w:t>
-      </w:r>
-      <w:bookmarkEnd w:id="7"/>
+      <w:bookmarkStart w:id="10" w:name="_Hlk150731304"/>
+      <w:r>
+        <w:rPr>
+          <w:rFonts w:cs="Times New Roman"/>
+          <w:szCs w:val="28"/>
+        </w:rPr>
+        <w:t>«БИТ  Общежитие»</w:t>
+      </w:r>
+      <w:bookmarkEnd w:id="10"/>
       <w:r>
         <w:rPr>
           <w:rFonts w:cs="Times New Roman"/>
@@ -3509,7 +3434,7 @@
         <w:pStyle w:val="ListParagraph"/>
         <w:numPr>
           <w:ilvl w:val="0"/>
-          <w:numId w:val="22"/>
+          <w:numId w:val="6"/>
         </w:numPr>
         <w:spacing w:after="0" w:line="360" w:lineRule="auto"/>
         <w:ind w:left="0" w:firstLine="709"/>
@@ -3532,7 +3457,7 @@
         <w:pStyle w:val="ListParagraph"/>
         <w:numPr>
           <w:ilvl w:val="0"/>
-          <w:numId w:val="22"/>
+          <w:numId w:val="6"/>
         </w:numPr>
         <w:spacing w:after="0" w:line="360" w:lineRule="auto"/>
         <w:ind w:left="0" w:firstLine="709"/>
@@ -3555,7 +3480,7 @@
         <w:pStyle w:val="ListParagraph"/>
         <w:numPr>
           <w:ilvl w:val="0"/>
-          <w:numId w:val="22"/>
+          <w:numId w:val="6"/>
         </w:numPr>
         <w:spacing w:after="0" w:line="360" w:lineRule="auto"/>
         <w:ind w:left="0" w:firstLine="709"/>
@@ -3578,7 +3503,7 @@
         <w:pStyle w:val="ListParagraph"/>
         <w:numPr>
           <w:ilvl w:val="0"/>
-          <w:numId w:val="22"/>
+          <w:numId w:val="6"/>
         </w:numPr>
         <w:spacing w:after="0" w:line="360" w:lineRule="auto"/>
         <w:ind w:left="0" w:firstLine="709"/>
@@ -3593,14 +3518,7 @@
           <w:rFonts w:cs="Times New Roman"/>
           <w:szCs w:val="28"/>
         </w:rPr>
-        <w:t>Учет лиц, дополнительно проживающих на жилплощади совместно с лицом, заключившим договор с общежитием</w:t>
-      </w:r>
-      <w:r>
-        <w:rPr>
-          <w:rFonts w:cs="Times New Roman"/>
-          <w:szCs w:val="28"/>
-        </w:rPr>
-        <w:t>.</w:t>
+        <w:t>Учет лиц, дополнительно проживающих на жилплощади совместно с лицом, заключившим договор с общежитием.</w:t>
       </w:r>
     </w:p>
     <w:p>
@@ -3634,35 +3552,7 @@
           <w:rFonts w:cs="Times New Roman"/>
           <w:szCs w:val="28"/>
         </w:rPr>
-        <w:t xml:space="preserve">Главнвя особенность </w:t>
-      </w:r>
-      <w:r>
-        <w:rPr>
-          <w:rFonts w:cs="Times New Roman"/>
-          <w:szCs w:val="28"/>
-        </w:rPr>
-        <w:t>БИТ</w:t>
-      </w:r>
-      <w:r>
-        <w:rPr>
-          <w:rFonts w:cs="Times New Roman"/>
-          <w:szCs w:val="28"/>
-        </w:rPr>
-        <w:t xml:space="preserve"> это направленность на </w:t>
-      </w:r>
-      <w:r>
-        <w:rPr>
-          <w:rFonts w:cs="Times New Roman"/>
-          <w:szCs w:val="28"/>
-        </w:rPr>
-        <w:t xml:space="preserve">ведения </w:t>
-      </w:r>
-      <w:r>
-        <w:rPr>
-          <w:rFonts w:cs="Times New Roman"/>
-          <w:szCs w:val="28"/>
-        </w:rPr>
-        <w:t>учета движения денежных средств.</w:t>
+        <w:t>Главнвя особенность БИТ это направленность на ведения учета движения денежных средств.</w:t>
       </w:r>
     </w:p>
     <w:p>
@@ -3680,49 +3570,7 @@
           <w:rFonts w:cs="Times New Roman"/>
           <w:szCs w:val="28"/>
         </w:rPr>
-        <w:t xml:space="preserve">Программа </w:t>
-      </w:r>
-      <w:r>
-        <w:rPr>
-          <w:rFonts w:cs="Times New Roman"/>
-          <w:szCs w:val="28"/>
-        </w:rPr>
-        <w:t xml:space="preserve">же </w:t>
-      </w:r>
-      <w:r>
-        <w:rPr>
-          <w:rFonts w:cs="Times New Roman"/>
-          <w:szCs w:val="28"/>
-        </w:rPr>
-        <w:t>разрабатываемая в данно</w:t>
-      </w:r>
-      <w:r>
-        <w:rPr>
-          <w:rFonts w:cs="Times New Roman"/>
-          <w:szCs w:val="28"/>
-        </w:rPr>
-        <w:t>й</w:t>
-      </w:r>
-      <w:r>
-        <w:rPr>
-          <w:rFonts w:cs="Times New Roman"/>
-          <w:szCs w:val="28"/>
-        </w:rPr>
-        <w:t xml:space="preserve"> </w:t>
-      </w:r>
-      <w:r>
-        <w:rPr>
-          <w:rFonts w:cs="Times New Roman"/>
-          <w:szCs w:val="28"/>
-        </w:rPr>
-        <w:t>работе</w:t>
-      </w:r>
-      <w:r>
-        <w:rPr>
-          <w:rFonts w:cs="Times New Roman"/>
-          <w:szCs w:val="28"/>
-        </w:rPr>
-        <w:t xml:space="preserve"> направлена </w:t>
+        <w:t xml:space="preserve">Программа же разрабатываемая в данной работе направлена </w:t>
       </w:r>
       <w:r>
         <w:rPr>
@@ -3730,55 +3578,7 @@
           <w:iCs/>
           <w:szCs w:val="28"/>
         </w:rPr>
-        <w:t>больше на информацию о проживающих студентах</w:t>
-      </w:r>
-      <w:r>
-        <w:rPr>
-          <w:rFonts w:cs="Times New Roman"/>
-          <w:iCs/>
-          <w:szCs w:val="28"/>
-        </w:rPr>
-        <w:t>(нарушения, личный рейтинг)</w:t>
-      </w:r>
-      <w:r>
-        <w:rPr>
-          <w:rFonts w:cs="Times New Roman"/>
-          <w:iCs/>
-          <w:szCs w:val="28"/>
-        </w:rPr>
-        <w:t xml:space="preserve">, </w:t>
-      </w:r>
-      <w:r>
-        <w:rPr>
-          <w:rFonts w:cs="Times New Roman"/>
-          <w:iCs/>
-          <w:szCs w:val="28"/>
-        </w:rPr>
-        <w:t>работ</w:t>
-      </w:r>
-      <w:r>
-        <w:rPr>
-          <w:rFonts w:cs="Times New Roman"/>
-          <w:iCs/>
-          <w:szCs w:val="28"/>
-        </w:rPr>
-        <w:t>у</w:t>
-      </w:r>
-      <w:r>
-        <w:rPr>
-          <w:rFonts w:cs="Times New Roman"/>
-          <w:iCs/>
-          <w:szCs w:val="28"/>
-        </w:rPr>
-        <w:t xml:space="preserve"> общежития</w:t>
-      </w:r>
-      <w:r>
-        <w:rPr>
-          <w:rFonts w:cs="Times New Roman"/>
-          <w:iCs/>
-          <w:szCs w:val="28"/>
-        </w:rPr>
-        <w:t>, а также на информирование студентов(мероприятия, важные новости и т.д.).</w:t>
+        <w:t>больше на информацию о проживающих студентах(нарушения, личный рейтинг), работу общежития, а также на информирование студентов(мероприятия, важные новости и т.д.).</w:t>
       </w:r>
     </w:p>
     <w:p>
@@ -3786,7 +3586,7 @@
         <w:pStyle w:val="a1"/>
         <w:numPr>
           <w:ilvl w:val="1"/>
-          <w:numId w:val="5"/>
+          <w:numId w:val="1"/>
         </w:numPr>
         <w:ind w:left="0" w:firstLine="709"/>
         <w:rPr>
@@ -3794,8 +3594,9 @@
           <w:szCs w:val="28"/>
         </w:rPr>
       </w:pPr>
-      <w:bookmarkStart w:id="8" w:name="_Toc101981332"/>
-      <w:bookmarkStart w:id="9" w:name="_Toc152028468"/>
+      <w:bookmarkStart w:id="11" w:name="_Toc101981332"/>
+      <w:bookmarkStart w:id="12" w:name="_Toc152028468"/>
+      <w:bookmarkStart w:id="13" w:name="_Toc152880594"/>
       <w:r>
         <w:rPr>
           <w:rFonts w:cs="Times New Roman"/>
@@ -3803,8 +3604,9 @@
         </w:rPr>
         <w:t>Определение функциональных требований к программе</w:t>
       </w:r>
-      <w:bookmarkEnd w:id="8"/>
-      <w:bookmarkEnd w:id="9"/>
+      <w:bookmarkEnd w:id="11"/>
+      <w:bookmarkEnd w:id="12"/>
+      <w:bookmarkEnd w:id="13"/>
     </w:p>
     <w:p>
       <w:pPr>
@@ -3858,14 +3660,7 @@
           <w:rFonts w:cs="Times New Roman"/>
           <w:szCs w:val="28"/>
         </w:rPr>
-        <w:t>.</w:t>
-      </w:r>
-      <w:r>
-        <w:rPr>
-          <w:rFonts w:cs="Times New Roman"/>
-          <w:szCs w:val="28"/>
-        </w:rPr>
-        <w:t xml:space="preserve"> </w:t>
+        <w:t xml:space="preserve">. </w:t>
       </w:r>
     </w:p>
     <w:p>
@@ -3873,7 +3668,7 @@
         <w:pStyle w:val="a1"/>
         <w:numPr>
           <w:ilvl w:val="1"/>
-          <w:numId w:val="5"/>
+          <w:numId w:val="1"/>
         </w:numPr>
         <w:ind w:left="0" w:firstLine="709"/>
         <w:rPr>
@@ -3881,7 +3676,8 @@
           <w:szCs w:val="28"/>
         </w:rPr>
       </w:pPr>
-      <w:bookmarkStart w:id="10" w:name="_Toc152028469"/>
+      <w:bookmarkStart w:id="14" w:name="_Toc152028469"/>
+      <w:bookmarkStart w:id="15" w:name="_Toc152880595"/>
       <w:r>
         <w:rPr>
           <w:rFonts w:cs="Times New Roman"/>
@@ -3889,7 +3685,8 @@
         </w:rPr>
         <w:t>Анализ и выбор программных средств для разработки</w:t>
       </w:r>
-      <w:bookmarkEnd w:id="10"/>
+      <w:bookmarkEnd w:id="14"/>
+      <w:bookmarkEnd w:id="15"/>
     </w:p>
     <w:p>
       <w:pPr>
@@ -6690,133 +6487,23 @@
     <w:p>
       <w:pPr>
         <w:pStyle w:val="ListParagraph"/>
-        <w:numPr>
-          <w:ilvl w:val="0"/>
-          <w:numId w:val="21"/>
-        </w:numPr>
-        <w:spacing w:after="0" w:line="360" w:lineRule="auto"/>
-        <w:ind w:left="0" w:firstLine="709"/>
-        <w:rPr>
-          <w:rFonts w:cs="Times New Roman"/>
-          <w:szCs w:val="28"/>
-        </w:rPr>
-      </w:pPr>
-      <w:r>
-        <w:rPr>
-          <w:rFonts w:cs="Times New Roman"/>
-          <w:szCs w:val="28"/>
-        </w:rPr>
-        <w:t>Модель (англ. Model) (так же, как в классической MVC) представляет собой логику работы с данными и описание фундаментальных данных, необходимых для работы приложения.</w:t>
-      </w:r>
-    </w:p>
-    <w:p>
-      <w:pPr>
-        <w:pStyle w:val="ListParagraph"/>
-        <w:numPr>
-          <w:ilvl w:val="0"/>
-          <w:numId w:val="21"/>
-        </w:numPr>
-        <w:spacing w:after="0" w:line="360" w:lineRule="auto"/>
-        <w:ind w:left="0" w:firstLine="709"/>
-        <w:rPr>
-          <w:rFonts w:cs="Times New Roman"/>
-          <w:szCs w:val="28"/>
-        </w:rPr>
-      </w:pPr>
-      <w:r>
-        <w:rPr>
-          <w:rFonts w:cs="Times New Roman"/>
-          <w:szCs w:val="28"/>
-        </w:rPr>
-        <w:t>Представление (англ. View) — графический интерфейс (окна, списки, кнопки и т. п.). Выступает подписчиком на событие изменения значений свойств или команд, предоставляемых Моделью Представления. В случае, если в Модели Представления изменилось какое-либо свойство, то она оповещает всех подписчиков об этом, и Представление, в свою очередь, запрашивает обновлённое значение свойства из Модели Представления. В случае, если пользователь воздействует на какой-либо элемент интерфейса, Представление вызывает соответствующую команду, предоставленную Моделью Представления.</w:t>
-      </w:r>
-    </w:p>
-    <w:p>
-      <w:pPr>
-        <w:spacing w:after="0" w:line="360" w:lineRule="auto"/>
-        <w:ind w:firstLine="709"/>
-        <w:rPr>
-          <w:rFonts w:cs="Times New Roman"/>
-          <w:szCs w:val="28"/>
-        </w:rPr>
-      </w:pPr>
-      <w:r>
-        <w:rPr>
-          <w:rFonts w:cs="Times New Roman"/>
-          <w:szCs w:val="28"/>
-        </w:rPr>
-        <w:t xml:space="preserve">Модель Представления (англ. ViewModel) — с одной стороны, абстракция Представления, а с другой — обёртка данных из Модели, подлежащиx связыванию. То есть, она содержит Модель, преобразованную к </w:t>
-      </w:r>
-      <w:r>
-        <w:rPr>
-          <w:rFonts w:cs="Times New Roman"/>
-          <w:szCs w:val="28"/>
-        </w:rPr>
-        <w:lastRenderedPageBreak/>
-        <w:t>Представлению, а также команды, которыми может пользоваться Представление, чтобы влиять на Модель.</w:t>
-      </w:r>
-    </w:p>
-    <w:p>
-      <w:pPr>
-        <w:pStyle w:val="a1"/>
         <w:numPr>
           <w:ilvl w:val="0"/>
           <w:numId w:val="5"/>
         </w:numPr>
+        <w:spacing w:after="0" w:line="360" w:lineRule="auto"/>
         <w:ind w:left="0" w:firstLine="709"/>
         <w:rPr>
           <w:rFonts w:cs="Times New Roman"/>
           <w:szCs w:val="28"/>
         </w:rPr>
       </w:pPr>
-      <w:bookmarkStart w:id="11" w:name="_Toc101981334"/>
-      <w:bookmarkStart w:id="12" w:name="_Toc152028470"/>
-      <w:r>
-        <w:rPr>
-          <w:rFonts w:cs="Times New Roman"/>
-          <w:szCs w:val="28"/>
-        </w:rPr>
-        <w:t>Разработка программы</w:t>
-      </w:r>
-      <w:bookmarkEnd w:id="11"/>
-      <w:bookmarkEnd w:id="12"/>
-    </w:p>
-    <w:p>
-      <w:pPr>
-        <w:shd w:val="clear" w:color="auto" w:fill="FFFFFF" w:themeFill="background1"/>
-        <w:spacing w:after="0" w:line="360" w:lineRule="auto"/>
-        <w:ind w:firstLine="709"/>
-        <w:jc w:val="both"/>
-        <w:rPr>
-          <w:rFonts w:cs="Times New Roman"/>
-          <w:szCs w:val="28"/>
-        </w:rPr>
-      </w:pPr>
-      <w:r>
-        <w:rPr>
-          <w:rFonts w:cs="Times New Roman"/>
-          <w:szCs w:val="28"/>
-        </w:rPr>
-        <w:t>Данное программное обеспечение направлено на использование органами самоуправления и сотрудниками в жилых помещениях предоставляемые образовательными организациями. Система упрощает организацию и управление процессов, а также предоставляет актуальную информацию для сотрудников и проживающих.</w:t>
-      </w:r>
-    </w:p>
-    <w:p>
-      <w:pPr>
-        <w:shd w:val="clear" w:color="auto" w:fill="FFFFFF" w:themeFill="background1"/>
-        <w:spacing w:after="0" w:line="360" w:lineRule="auto"/>
-        <w:ind w:firstLine="709"/>
-        <w:jc w:val="both"/>
-        <w:rPr>
-          <w:rFonts w:cs="Times New Roman"/>
-          <w:szCs w:val="28"/>
-        </w:rPr>
-      </w:pPr>
-      <w:r>
-        <w:rPr>
-          <w:rFonts w:cs="Times New Roman"/>
-          <w:szCs w:val="28"/>
-        </w:rPr>
-        <w:t>Программа решает задачи:</w:t>
+      <w:r>
+        <w:rPr>
+          <w:rFonts w:cs="Times New Roman"/>
+          <w:szCs w:val="28"/>
+        </w:rPr>
+        <w:t>Модель (англ. Model) (так же, как в классической MVC) представляет собой логику работы с данными и описание фундаментальных данных, необходимых для работы приложения.</w:t>
       </w:r>
     </w:p>
     <w:p>
@@ -6824,11 +6511,80 @@
         <w:pStyle w:val="ListParagraph"/>
         <w:numPr>
           <w:ilvl w:val="0"/>
-          <w:numId w:val="23"/>
+          <w:numId w:val="5"/>
         </w:numPr>
+        <w:spacing w:after="0" w:line="360" w:lineRule="auto"/>
+        <w:ind w:left="0" w:firstLine="709"/>
+        <w:rPr>
+          <w:rFonts w:cs="Times New Roman"/>
+          <w:szCs w:val="28"/>
+        </w:rPr>
+      </w:pPr>
+      <w:r>
+        <w:rPr>
+          <w:rFonts w:cs="Times New Roman"/>
+          <w:szCs w:val="28"/>
+        </w:rPr>
+        <w:t>Представление (англ. View) — графический интерфейс (окна, списки, кнопки и т. п.). Выступает подписчиком на событие изменения значений свойств или команд, предоставляемых Моделью Представления. В случае, если в Модели Представления изменилось какое-либо свойство, то она оповещает всех подписчиков об этом, и Представление, в свою очередь, запрашивает обновлённое значение свойства из Модели Представления. В случае, если пользователь воздействует на какой-либо элемент интерфейса, Представление вызывает соответствующую команду, предоставленную Моделью Представления.</w:t>
+      </w:r>
+    </w:p>
+    <w:p>
+      <w:pPr>
+        <w:spacing w:after="0" w:line="360" w:lineRule="auto"/>
+        <w:ind w:firstLine="709"/>
+        <w:rPr>
+          <w:rFonts w:cs="Times New Roman"/>
+          <w:szCs w:val="28"/>
+        </w:rPr>
+      </w:pPr>
+      <w:r>
+        <w:rPr>
+          <w:rFonts w:cs="Times New Roman"/>
+          <w:szCs w:val="28"/>
+        </w:rPr>
+        <w:t xml:space="preserve">Модель Представления (англ. ViewModel) — с одной стороны, абстракция Представления, а с другой — обёртка данных из Модели, подлежащиx связыванию. То есть, она содержит Модель, преобразованную к </w:t>
+      </w:r>
+      <w:r>
+        <w:rPr>
+          <w:rFonts w:cs="Times New Roman"/>
+          <w:szCs w:val="28"/>
+        </w:rPr>
+        <w:lastRenderedPageBreak/>
+        <w:t>Представлению, а также команды, которыми может пользоваться Представление, чтобы влиять на Модель.</w:t>
+      </w:r>
+    </w:p>
+    <w:p>
+      <w:pPr>
+        <w:pStyle w:val="a1"/>
+        <w:numPr>
+          <w:ilvl w:val="0"/>
+          <w:numId w:val="1"/>
+        </w:numPr>
+        <w:ind w:left="0" w:firstLine="709"/>
+        <w:rPr>
+          <w:rFonts w:cs="Times New Roman"/>
+          <w:szCs w:val="28"/>
+        </w:rPr>
+      </w:pPr>
+      <w:bookmarkStart w:id="16" w:name="_Toc101981334"/>
+      <w:bookmarkStart w:id="17" w:name="_Toc152028470"/>
+      <w:bookmarkStart w:id="18" w:name="_Toc152880596"/>
+      <w:r>
+        <w:rPr>
+          <w:rFonts w:cs="Times New Roman"/>
+          <w:szCs w:val="28"/>
+        </w:rPr>
+        <w:t>Разработка программы</w:t>
+      </w:r>
+      <w:bookmarkEnd w:id="16"/>
+      <w:bookmarkEnd w:id="17"/>
+      <w:bookmarkEnd w:id="18"/>
+    </w:p>
+    <w:p>
+      <w:pPr>
         <w:shd w:val="clear" w:color="auto" w:fill="FFFFFF" w:themeFill="background1"/>
         <w:spacing w:after="0" w:line="360" w:lineRule="auto"/>
-        <w:ind w:left="0" w:firstLine="709"/>
+        <w:ind w:firstLine="709"/>
         <w:jc w:val="both"/>
         <w:rPr>
           <w:rFonts w:cs="Times New Roman"/>
@@ -6840,7 +6596,26 @@
           <w:rFonts w:cs="Times New Roman"/>
           <w:szCs w:val="28"/>
         </w:rPr>
-        <w:t>Гибкое планирование индивидуальной структуры общежития;</w:t>
+        <w:t>Данное программное обеспечение направлено на использование органами самоуправления и сотрудниками в жилых помещениях предоставляемые образовательными организациями. Система упрощает организацию и управление процессов, а также предоставляет актуальную информацию для сотрудников и проживающих.</w:t>
+      </w:r>
+    </w:p>
+    <w:p>
+      <w:pPr>
+        <w:shd w:val="clear" w:color="auto" w:fill="FFFFFF" w:themeFill="background1"/>
+        <w:spacing w:after="0" w:line="360" w:lineRule="auto"/>
+        <w:ind w:firstLine="709"/>
+        <w:jc w:val="both"/>
+        <w:rPr>
+          <w:rFonts w:cs="Times New Roman"/>
+          <w:szCs w:val="28"/>
+        </w:rPr>
+      </w:pPr>
+      <w:r>
+        <w:rPr>
+          <w:rFonts w:cs="Times New Roman"/>
+          <w:szCs w:val="28"/>
+        </w:rPr>
+        <w:t>Программа решает задачи:</w:t>
       </w:r>
     </w:p>
     <w:p>
@@ -6848,7 +6623,7 @@
         <w:pStyle w:val="ListParagraph"/>
         <w:numPr>
           <w:ilvl w:val="0"/>
-          <w:numId w:val="23"/>
+          <w:numId w:val="7"/>
         </w:numPr>
         <w:shd w:val="clear" w:color="auto" w:fill="FFFFFF" w:themeFill="background1"/>
         <w:spacing w:after="0" w:line="360" w:lineRule="auto"/>
@@ -6864,21 +6639,7 @@
           <w:rFonts w:cs="Times New Roman"/>
           <w:szCs w:val="28"/>
         </w:rPr>
-        <w:t>Уче</w:t>
-      </w:r>
-      <w:r>
-        <w:rPr>
-          <w:rFonts w:cs="Times New Roman"/>
-          <w:szCs w:val="28"/>
-        </w:rPr>
-        <w:t>т проживающих в общежитии (заселение</w:t>
-      </w:r>
-      <w:r>
-        <w:rPr>
-          <w:rFonts w:cs="Times New Roman"/>
-          <w:szCs w:val="28"/>
-        </w:rPr>
-        <w:t>, перемещение, выезд);</w:t>
+        <w:t>Гибкое планирование индивидуальной структуры общежития;</w:t>
       </w:r>
     </w:p>
     <w:p>
@@ -6886,8 +6647,9 @@
         <w:pStyle w:val="ListParagraph"/>
         <w:numPr>
           <w:ilvl w:val="0"/>
-          <w:numId w:val="23"/>
+          <w:numId w:val="7"/>
         </w:numPr>
+        <w:shd w:val="clear" w:color="auto" w:fill="FFFFFF" w:themeFill="background1"/>
         <w:spacing w:after="0" w:line="360" w:lineRule="auto"/>
         <w:ind w:left="0" w:firstLine="709"/>
         <w:jc w:val="both"/>
@@ -6901,7 +6663,7 @@
           <w:rFonts w:cs="Times New Roman"/>
           <w:szCs w:val="28"/>
         </w:rPr>
-        <w:t>Учет наличия койко-мест и их характеристик;</w:t>
+        <w:t>Учет проживающих в общежитии (заселение, перемещение, выезд);</w:t>
       </w:r>
     </w:p>
     <w:p>
@@ -6909,7 +6671,7 @@
         <w:pStyle w:val="ListParagraph"/>
         <w:numPr>
           <w:ilvl w:val="0"/>
-          <w:numId w:val="23"/>
+          <w:numId w:val="7"/>
         </w:numPr>
         <w:spacing w:after="0" w:line="360" w:lineRule="auto"/>
         <w:ind w:left="0" w:firstLine="709"/>
@@ -6924,81 +6686,7 @@
           <w:rFonts w:cs="Times New Roman"/>
           <w:szCs w:val="28"/>
         </w:rPr>
-        <w:t>Учет</w:t>
-      </w:r>
-      <w:r>
-        <w:rPr>
-          <w:rFonts w:cs="Times New Roman"/>
-          <w:szCs w:val="28"/>
-        </w:rPr>
-        <w:t xml:space="preserve"> нахождение проживающего в общежитии в ночное время суток;</w:t>
-      </w:r>
-    </w:p>
-    <w:p>
-      <w:pPr>
-        <w:spacing w:after="0" w:line="360" w:lineRule="auto"/>
-        <w:ind w:firstLine="709"/>
-        <w:rPr>
-          <w:rFonts w:cs="Times New Roman"/>
-          <w:szCs w:val="28"/>
-        </w:rPr>
-      </w:pPr>
-      <w:r>
-        <w:rPr>
-          <w:rFonts w:cs="Times New Roman"/>
-          <w:szCs w:val="28"/>
-        </w:rPr>
-        <w:t>Система автоматизирует процесс заселения и выселения, учета проживания в общежитии, авторизацию пользователей, хранение и чтение информации, планы проведения мероприятий, экран чистоты в помещениях.</w:t>
-      </w:r>
-    </w:p>
-    <w:p>
-      <w:pPr>
-        <w:pStyle w:val="a1"/>
-        <w:ind w:firstLine="709"/>
-        <w:rPr>
-          <w:rFonts w:cs="Times New Roman"/>
-          <w:szCs w:val="28"/>
-        </w:rPr>
-      </w:pPr>
-      <w:bookmarkStart w:id="13" w:name="_Toc152028471"/>
-      <w:r>
-        <w:rPr>
-          <w:rFonts w:cs="Times New Roman"/>
-          <w:szCs w:val="28"/>
-        </w:rPr>
-        <w:t>2.1. Установка  ПО</w:t>
-      </w:r>
-      <w:r>
-        <w:rPr>
-          <w:rFonts w:cs="Times New Roman"/>
-          <w:szCs w:val="28"/>
-        </w:rPr>
-        <w:t>, необходимого для создания приложения</w:t>
-      </w:r>
-      <w:bookmarkEnd w:id="13"/>
-    </w:p>
-    <w:p>
-      <w:pPr>
-        <w:spacing w:after="0" w:line="360" w:lineRule="auto"/>
-        <w:ind w:firstLine="709"/>
-        <w:rPr>
-          <w:rFonts w:cs="Times New Roman"/>
-          <w:szCs w:val="28"/>
-        </w:rPr>
-      </w:pPr>
-      <w:r>
-        <w:rPr>
-          <w:rFonts w:cs="Times New Roman"/>
-          <w:szCs w:val="28"/>
-        </w:rPr>
-        <w:t xml:space="preserve">Для </w:t>
-      </w:r>
-      <w:r>
-        <w:rPr>
-          <w:rFonts w:cs="Times New Roman"/>
-          <w:szCs w:val="28"/>
-        </w:rPr>
-        <w:t>работы приложения необходимо устаносить следующее ПО:</w:t>
+        <w:t>Учет наличия койко-мест и их характеристик;</w:t>
       </w:r>
     </w:p>
     <w:p>
@@ -7006,35 +6694,77 @@
         <w:pStyle w:val="ListParagraph"/>
         <w:numPr>
           <w:ilvl w:val="0"/>
-          <w:numId w:val="24"/>
+          <w:numId w:val="7"/>
         </w:numPr>
         <w:spacing w:after="0" w:line="360" w:lineRule="auto"/>
-        <w:rPr>
-          <w:rFonts w:cs="Times New Roman"/>
-          <w:szCs w:val="28"/>
-        </w:rPr>
-      </w:pPr>
-      <w:r>
-        <w:rPr>
-          <w:rFonts w:cs="Times New Roman"/>
-          <w:szCs w:val="28"/>
-          <w:lang w:val="en-US"/>
-        </w:rPr>
-        <w:t xml:space="preserve">.net </w:t>
-      </w:r>
-      <w:r>
-        <w:rPr>
-          <w:rFonts w:cs="Times New Roman"/>
-          <w:szCs w:val="28"/>
-        </w:rPr>
-        <w:t>не ниже 7</w:t>
-      </w:r>
-      <w:r>
-        <w:rPr>
-          <w:rFonts w:cs="Times New Roman"/>
-          <w:szCs w:val="28"/>
-        </w:rPr>
-        <w:t xml:space="preserve"> версии;</w:t>
+        <w:ind w:left="0" w:firstLine="709"/>
+        <w:jc w:val="both"/>
+        <w:rPr>
+          <w:rFonts w:cs="Times New Roman"/>
+          <w:szCs w:val="28"/>
+        </w:rPr>
+      </w:pPr>
+      <w:r>
+        <w:rPr>
+          <w:rFonts w:cs="Times New Roman"/>
+          <w:szCs w:val="28"/>
+        </w:rPr>
+        <w:t>Учет нахождение проживающего в общежитии в ночное время суток;</w:t>
+      </w:r>
+    </w:p>
+    <w:p>
+      <w:pPr>
+        <w:spacing w:after="0" w:line="360" w:lineRule="auto"/>
+        <w:ind w:firstLine="709"/>
+        <w:rPr>
+          <w:rFonts w:cs="Times New Roman"/>
+          <w:szCs w:val="28"/>
+        </w:rPr>
+      </w:pPr>
+      <w:r>
+        <w:rPr>
+          <w:rFonts w:cs="Times New Roman"/>
+          <w:szCs w:val="28"/>
+        </w:rPr>
+        <w:t>Система автоматизирует процесс заселения и выселения, учета проживания в общежитии, авторизацию пользователей, хранение и чтение информации, планы проведения мероприятий, экран чистоты в помещениях.</w:t>
+      </w:r>
+    </w:p>
+    <w:p>
+      <w:pPr>
+        <w:pStyle w:val="a1"/>
+        <w:ind w:firstLine="709"/>
+        <w:rPr>
+          <w:rFonts w:cs="Times New Roman"/>
+          <w:szCs w:val="28"/>
+        </w:rPr>
+      </w:pPr>
+      <w:bookmarkStart w:id="19" w:name="_Toc152028471"/>
+      <w:bookmarkStart w:id="20" w:name="_Toc152880597"/>
+      <w:r>
+        <w:rPr>
+          <w:rFonts w:cs="Times New Roman"/>
+          <w:szCs w:val="28"/>
+        </w:rPr>
+        <w:t>2.1. Установка  ПО, необходимого для создания приложения</w:t>
+      </w:r>
+      <w:bookmarkEnd w:id="19"/>
+      <w:bookmarkEnd w:id="20"/>
+    </w:p>
+    <w:p>
+      <w:pPr>
+        <w:spacing w:after="0" w:line="360" w:lineRule="auto"/>
+        <w:ind w:firstLine="709"/>
+        <w:rPr>
+          <w:rFonts w:cs="Times New Roman"/>
+          <w:szCs w:val="28"/>
+        </w:rPr>
+      </w:pPr>
+      <w:r>
+        <w:rPr>
+          <w:rFonts w:cs="Times New Roman"/>
+          <w:szCs w:val="28"/>
+        </w:rPr>
+        <w:t>Для работы приложения необходимо устаносить следующее ПО:</w:t>
       </w:r>
     </w:p>
     <w:p>
@@ -7042,7 +6772,7 @@
         <w:pStyle w:val="ListParagraph"/>
         <w:numPr>
           <w:ilvl w:val="0"/>
-          <w:numId w:val="24"/>
+          <w:numId w:val="8"/>
         </w:numPr>
         <w:spacing w:after="0" w:line="360" w:lineRule="auto"/>
         <w:rPr>
@@ -7056,39 +6786,14 @@
           <w:szCs w:val="28"/>
           <w:lang w:val="en-US"/>
         </w:rPr>
-        <w:t>SQL Server 2019</w:t>
-      </w:r>
-      <w:r>
-        <w:rPr>
-          <w:rFonts w:cs="Times New Roman"/>
-          <w:szCs w:val="28"/>
-        </w:rPr>
-        <w:t>.</w:t>
-      </w:r>
-    </w:p>
-    <w:p>
-      <w:pPr>
-        <w:spacing w:after="0" w:line="360" w:lineRule="auto"/>
-        <w:ind w:left="709"/>
-        <w:rPr>
-          <w:rFonts w:cs="Times New Roman"/>
-          <w:szCs w:val="28"/>
-        </w:rPr>
-      </w:pPr>
-      <w:r>
-        <w:rPr>
-          <w:rFonts w:cs="Times New Roman"/>
-          <w:szCs w:val="28"/>
-        </w:rPr>
-        <w:t xml:space="preserve">Установка </w:t>
-      </w:r>
-      <w:r>
-        <w:rPr>
-          <w:rFonts w:cs="Times New Roman"/>
-          <w:szCs w:val="28"/>
-          <w:lang w:val="en-US"/>
-        </w:rPr>
-        <w:t>.net:</w:t>
+        <w:t xml:space="preserve">.net </w:t>
+      </w:r>
+      <w:r>
+        <w:rPr>
+          <w:rFonts w:cs="Times New Roman"/>
+          <w:szCs w:val="28"/>
+        </w:rPr>
+        <w:t>не ниже 7 версии;</w:t>
       </w:r>
     </w:p>
     <w:p>
@@ -7096,7 +6801,7 @@
         <w:pStyle w:val="ListParagraph"/>
         <w:numPr>
           <w:ilvl w:val="0"/>
-          <w:numId w:val="25"/>
+          <w:numId w:val="8"/>
         </w:numPr>
         <w:spacing w:after="0" w:line="360" w:lineRule="auto"/>
         <w:rPr>
@@ -7108,49 +6813,41 @@
         <w:rPr>
           <w:rFonts w:cs="Times New Roman"/>
           <w:szCs w:val="28"/>
-        </w:rPr>
-        <w:t>Перейти на официальный сайт(</w:t>
-      </w:r>
-      <w:r>
-        <w:fldChar w:fldCharType="begin"/>
-      </w:r>
-      <w:r>
-        <w:instrText xml:space="preserve"> HYPERLINK "https://dotnet.microsoft.com" </w:instrText>
-      </w:r>
-      <w:r>
-        <w:fldChar w:fldCharType="separate"/>
-      </w:r>
-      <w:r>
-        <w:rPr>
-          <w:rStyle w:val="Hyperlink"/>
-          <w:rFonts w:cs="Times New Roman"/>
-          <w:color w:val="auto"/>
-          <w:szCs w:val="28"/>
-        </w:rPr>
-        <w:t>https://dotnet.microsoft.com</w:t>
-      </w:r>
-      <w:r>
-        <w:rPr>
-          <w:rStyle w:val="Hyperlink"/>
-          <w:rFonts w:cs="Times New Roman"/>
-          <w:color w:val="auto"/>
-          <w:szCs w:val="28"/>
-        </w:rPr>
-        <w:fldChar w:fldCharType="end"/>
-      </w:r>
-      <w:r>
-        <w:rPr>
-          <w:rFonts w:cs="Times New Roman"/>
-          <w:szCs w:val="28"/>
-        </w:rPr>
-        <w:t>)</w:t>
-      </w:r>
-      <w:r>
-        <w:rPr>
-          <w:rFonts w:cs="Times New Roman"/>
-          <w:szCs w:val="28"/>
-        </w:rPr>
-        <w:t>;</w:t>
+          <w:lang w:val="en-US"/>
+        </w:rPr>
+        <w:t>SQL Server 2019</w:t>
+      </w:r>
+      <w:r>
+        <w:rPr>
+          <w:rFonts w:cs="Times New Roman"/>
+          <w:szCs w:val="28"/>
+        </w:rPr>
+        <w:t>.</w:t>
+      </w:r>
+    </w:p>
+    <w:p>
+      <w:pPr>
+        <w:spacing w:after="0" w:line="360" w:lineRule="auto"/>
+        <w:ind w:left="709"/>
+        <w:rPr>
+          <w:rFonts w:cs="Times New Roman"/>
+          <w:szCs w:val="28"/>
+        </w:rPr>
+      </w:pPr>
+      <w:r>
+        <w:rPr>
+          <w:rFonts w:cs="Times New Roman"/>
+          <w:szCs w:val="28"/>
+        </w:rPr>
+        <w:t xml:space="preserve">Установка </w:t>
+      </w:r>
+      <w:r>
+        <w:rPr>
+          <w:rFonts w:cs="Times New Roman"/>
+          <w:szCs w:val="28"/>
+          <w:lang w:val="en-US"/>
+        </w:rPr>
+        <w:t>.net:</w:t>
       </w:r>
     </w:p>
     <w:p>
@@ -7158,7 +6855,7 @@
         <w:pStyle w:val="ListParagraph"/>
         <w:numPr>
           <w:ilvl w:val="0"/>
-          <w:numId w:val="25"/>
+          <w:numId w:val="9"/>
         </w:numPr>
         <w:spacing w:after="0" w:line="360" w:lineRule="auto"/>
         <w:rPr>
@@ -7171,14 +6868,53 @@
           <w:rFonts w:cs="Times New Roman"/>
           <w:szCs w:val="28"/>
         </w:rPr>
-        <w:t>Выбрать нужный пакет(в зависимости от системы)</w:t>
-      </w:r>
-      <w:r>
-        <w:rPr>
-          <w:rFonts w:cs="Times New Roman"/>
-          <w:szCs w:val="28"/>
-        </w:rPr>
-        <w:t>;</w:t>
+        <w:t>Перейти на официальный сайт(</w:t>
+      </w:r>
+      <w:r>
+        <w:rPr>
+          <w:rFonts w:cs="Times New Roman"/>
+          <w:szCs w:val="28"/>
+        </w:rPr>
+        <w:fldChar w:fldCharType="begin"/>
+      </w:r>
+      <w:r>
+        <w:rPr>
+          <w:rFonts w:cs="Times New Roman"/>
+          <w:szCs w:val="28"/>
+        </w:rPr>
+        <w:instrText xml:space="preserve"> HYPERLINK "https://dotnet.microsoft.com" </w:instrText>
+      </w:r>
+      <w:r>
+        <w:rPr>
+          <w:rFonts w:cs="Times New Roman"/>
+          <w:szCs w:val="28"/>
+        </w:rPr>
+        <w:fldChar w:fldCharType="separate"/>
+      </w:r>
+      <w:r>
+        <w:rPr>
+          <w:rStyle w:val="Hyperlink"/>
+          <w:rFonts w:cs="Times New Roman"/>
+          <w:color w:val="auto"/>
+          <w:szCs w:val="28"/>
+        </w:rPr>
+        <w:t>https://dotnet.microsoft.com</w:t>
+      </w:r>
+      <w:r>
+        <w:rPr>
+          <w:rStyle w:val="Hyperlink"/>
+          <w:rFonts w:cs="Times New Roman"/>
+          <w:color w:val="auto"/>
+          <w:szCs w:val="28"/>
+        </w:rPr>
+        <w:fldChar w:fldCharType="end"/>
+      </w:r>
+      <w:r>
+        <w:rPr>
+          <w:rFonts w:cs="Times New Roman"/>
+          <w:szCs w:val="28"/>
+        </w:rPr>
+        <w:t>);</w:t>
       </w:r>
     </w:p>
     <w:p>
@@ -7186,7 +6922,7 @@
         <w:pStyle w:val="ListParagraph"/>
         <w:numPr>
           <w:ilvl w:val="0"/>
-          <w:numId w:val="25"/>
+          <w:numId w:val="9"/>
         </w:numPr>
         <w:spacing w:after="0" w:line="360" w:lineRule="auto"/>
         <w:rPr>
@@ -7199,40 +6935,7 @@
           <w:rFonts w:cs="Times New Roman"/>
           <w:szCs w:val="28"/>
         </w:rPr>
-        <w:t>Скачать инсталятор и следовать дальнейшим инструкциям</w:t>
-      </w:r>
-      <w:r>
-        <w:rPr>
-          <w:rFonts w:cs="Times New Roman"/>
-          <w:szCs w:val="28"/>
-        </w:rPr>
-        <w:t>.</w:t>
-      </w:r>
-    </w:p>
-    <w:p>
-      <w:pPr>
-        <w:spacing w:after="0" w:line="360" w:lineRule="auto"/>
-        <w:ind w:left="709"/>
-        <w:rPr>
-          <w:rFonts w:cs="Times New Roman"/>
-          <w:szCs w:val="28"/>
-          <w:lang w:val="en-US"/>
-        </w:rPr>
-      </w:pPr>
-      <w:r>
-        <w:rPr>
-          <w:rFonts w:cs="Times New Roman"/>
-          <w:szCs w:val="28"/>
-        </w:rPr>
-        <w:t xml:space="preserve">Установка </w:t>
-      </w:r>
-      <w:r>
-        <w:rPr>
-          <w:rFonts w:cs="Times New Roman"/>
-          <w:szCs w:val="28"/>
-          <w:lang w:val="en-US"/>
-        </w:rPr>
-        <w:t>SQL Server 2019:</w:t>
+        <w:t>Выбрать нужный пакет(в зависимости от системы);</w:t>
       </w:r>
     </w:p>
     <w:p>
@@ -7240,28 +6943,46 @@
         <w:pStyle w:val="ListParagraph"/>
         <w:numPr>
           <w:ilvl w:val="0"/>
-          <w:numId w:val="26"/>
+          <w:numId w:val="9"/>
         </w:numPr>
         <w:spacing w:after="0" w:line="360" w:lineRule="auto"/>
         <w:rPr>
           <w:rFonts w:cs="Times New Roman"/>
           <w:szCs w:val="28"/>
-          <w:lang w:val="en-US"/>
-        </w:rPr>
-      </w:pPr>
-      <w:r>
-        <w:rPr>
-          <w:rFonts w:cs="Times New Roman"/>
-          <w:szCs w:val="28"/>
-        </w:rPr>
-        <w:t>Перейти на официальный сайт</w:t>
-      </w:r>
-      <w:r>
-        <w:rPr>
-          <w:rFonts w:cs="Times New Roman"/>
-          <w:szCs w:val="28"/>
-        </w:rPr>
-        <w:t>;</w:t>
+        </w:rPr>
+      </w:pPr>
+      <w:r>
+        <w:rPr>
+          <w:rFonts w:cs="Times New Roman"/>
+          <w:szCs w:val="28"/>
+        </w:rPr>
+        <w:t>Скачать инсталятор и следовать дальнейшим инструкциям.</w:t>
+      </w:r>
+    </w:p>
+    <w:p>
+      <w:pPr>
+        <w:spacing w:after="0" w:line="360" w:lineRule="auto"/>
+        <w:ind w:left="709"/>
+        <w:rPr>
+          <w:rFonts w:cs="Times New Roman"/>
+          <w:szCs w:val="28"/>
+          <w:lang w:val="en-US"/>
+        </w:rPr>
+      </w:pPr>
+      <w:r>
+        <w:rPr>
+          <w:rFonts w:cs="Times New Roman"/>
+          <w:szCs w:val="28"/>
+        </w:rPr>
+        <w:t xml:space="preserve">Установка </w:t>
+      </w:r>
+      <w:r>
+        <w:rPr>
+          <w:rFonts w:cs="Times New Roman"/>
+          <w:szCs w:val="28"/>
+          <w:lang w:val="en-US"/>
+        </w:rPr>
+        <w:t>SQL Server 2019:</w:t>
       </w:r>
     </w:p>
     <w:p>
@@ -7269,27 +6990,21 @@
         <w:pStyle w:val="ListParagraph"/>
         <w:numPr>
           <w:ilvl w:val="0"/>
-          <w:numId w:val="26"/>
+          <w:numId w:val="10"/>
         </w:numPr>
         <w:spacing w:after="0" w:line="360" w:lineRule="auto"/>
         <w:rPr>
           <w:rFonts w:cs="Times New Roman"/>
           <w:szCs w:val="28"/>
-        </w:rPr>
-      </w:pPr>
-      <w:r>
-        <w:rPr>
-          <w:rFonts w:cs="Times New Roman"/>
-          <w:szCs w:val="28"/>
-        </w:rPr>
-        <w:t>Выбрать нужный инсталятор(в зависимости от системы)</w:t>
-      </w:r>
-      <w:r>
-        <w:rPr>
-          <w:rFonts w:cs="Times New Roman"/>
-          <w:szCs w:val="28"/>
-        </w:rPr>
-        <w:t>;</w:t>
+          <w:lang w:val="en-US"/>
+        </w:rPr>
+      </w:pPr>
+      <w:r>
+        <w:rPr>
+          <w:rFonts w:cs="Times New Roman"/>
+          <w:szCs w:val="28"/>
+        </w:rPr>
+        <w:t>Перейти на официальный сайт;</w:t>
       </w:r>
     </w:p>
     <w:p>
@@ -7297,7 +7012,7 @@
         <w:pStyle w:val="ListParagraph"/>
         <w:numPr>
           <w:ilvl w:val="0"/>
-          <w:numId w:val="26"/>
+          <w:numId w:val="10"/>
         </w:numPr>
         <w:spacing w:after="0" w:line="360" w:lineRule="auto"/>
         <w:rPr>
@@ -7310,14 +7025,7 @@
           <w:rFonts w:cs="Times New Roman"/>
           <w:szCs w:val="28"/>
         </w:rPr>
-        <w:t>Скачать и запустить инсталятор</w:t>
-      </w:r>
-      <w:r>
-        <w:rPr>
-          <w:rFonts w:cs="Times New Roman"/>
-          <w:szCs w:val="28"/>
-        </w:rPr>
-        <w:t>;</w:t>
+        <w:t>Выбрать нужный инсталятор(в зависимости от системы);</w:t>
       </w:r>
     </w:p>
     <w:p>
@@ -7325,7 +7033,7 @@
         <w:pStyle w:val="ListParagraph"/>
         <w:numPr>
           <w:ilvl w:val="0"/>
-          <w:numId w:val="26"/>
+          <w:numId w:val="10"/>
         </w:numPr>
         <w:spacing w:after="0" w:line="360" w:lineRule="auto"/>
         <w:rPr>
@@ -7338,97 +7046,7 @@
           <w:rFonts w:cs="Times New Roman"/>
           <w:szCs w:val="28"/>
         </w:rPr>
-        <w:lastRenderedPageBreak/>
-        <w:t>Выбрать нужные комп</w:t>
-      </w:r>
-      <w:r>
-        <w:rPr>
-          <w:rFonts w:cs="Times New Roman"/>
-          <w:szCs w:val="28"/>
-        </w:rPr>
-        <w:t>о</w:t>
-      </w:r>
-      <w:r>
-        <w:rPr>
-          <w:rFonts w:cs="Times New Roman"/>
-          <w:szCs w:val="28"/>
-        </w:rPr>
-        <w:t>ненты</w:t>
-      </w:r>
-      <w:r>
-        <w:rPr>
-          <w:rFonts w:cs="Times New Roman"/>
-          <w:szCs w:val="28"/>
-        </w:rPr>
-        <w:t>.</w:t>
-      </w:r>
-    </w:p>
-    <w:p>
-      <w:pPr>
-        <w:pStyle w:val="a1"/>
-        <w:ind w:firstLine="709"/>
-        <w:rPr>
-          <w:rFonts w:eastAsia="Times New Roman" w:cs="Times New Roman"/>
-          <w:noProof/>
-          <w:szCs w:val="28"/>
-        </w:rPr>
-      </w:pPr>
-      <w:bookmarkStart w:id="14" w:name="_Toc152028472"/>
-      <w:bookmarkStart w:id="15" w:name="_Toc101981336"/>
-      <w:r>
-        <w:rPr>
-          <w:rFonts w:eastAsia="Times New Roman" w:cs="Times New Roman"/>
-          <w:noProof/>
-          <w:szCs w:val="28"/>
-        </w:rPr>
-        <w:t xml:space="preserve">2.2. </w:t>
-      </w:r>
-      <w:r>
-        <w:rPr>
-          <w:rFonts w:eastAsia="Times New Roman" w:cs="Times New Roman"/>
-          <w:noProof/>
-          <w:szCs w:val="28"/>
-        </w:rPr>
-        <w:t>Проектирование информационной системы</w:t>
-      </w:r>
-      <w:bookmarkEnd w:id="14"/>
-    </w:p>
-    <w:p>
-      <w:pPr>
-        <w:spacing w:after="0" w:line="360" w:lineRule="auto"/>
-        <w:ind w:firstLine="709"/>
-        <w:rPr>
-          <w:rFonts w:cs="Times New Roman"/>
-          <w:noProof/>
-          <w:szCs w:val="28"/>
-        </w:rPr>
-      </w:pPr>
-      <w:r>
-        <w:rPr>
-          <w:rFonts w:cs="Times New Roman"/>
-          <w:noProof/>
-          <w:szCs w:val="28"/>
-        </w:rPr>
-        <w:t xml:space="preserve">Перед созданием функционала необходимо спроектировать то, как он будет реализован. </w:t>
-      </w:r>
-    </w:p>
-    <w:p>
-      <w:pPr>
-        <w:spacing w:after="0" w:line="360" w:lineRule="auto"/>
-        <w:ind w:firstLine="709"/>
-        <w:rPr>
-          <w:rFonts w:cs="Times New Roman"/>
-          <w:noProof/>
-          <w:szCs w:val="28"/>
-        </w:rPr>
-      </w:pPr>
-      <w:r>
-        <w:rPr>
-          <w:rFonts w:cs="Times New Roman"/>
-          <w:noProof/>
-          <w:szCs w:val="28"/>
-        </w:rPr>
-        <w:t>База данных будет состоять из нескольких таблиц:</w:t>
+        <w:t>Скачать и запустить инсталятор;</w:t>
       </w:r>
     </w:p>
     <w:p>
@@ -7436,22 +7054,83 @@
         <w:pStyle w:val="ListParagraph"/>
         <w:numPr>
           <w:ilvl w:val="0"/>
-          <w:numId w:val="28"/>
+          <w:numId w:val="10"/>
         </w:numPr>
         <w:spacing w:after="0" w:line="360" w:lineRule="auto"/>
         <w:rPr>
           <w:rFonts w:cs="Times New Roman"/>
-          <w:noProof/>
-          <w:szCs w:val="28"/>
-        </w:rPr>
-      </w:pPr>
-      <w:r>
-        <w:rPr>
-          <w:rFonts w:cs="Times New Roman"/>
-          <w:noProof/>
-          <w:szCs w:val="28"/>
-        </w:rPr>
-        <w:t>Комнаты;</w:t>
+          <w:szCs w:val="28"/>
+        </w:rPr>
+      </w:pPr>
+      <w:r>
+        <w:rPr>
+          <w:rFonts w:cs="Times New Roman"/>
+          <w:szCs w:val="28"/>
+        </w:rPr>
+        <w:lastRenderedPageBreak/>
+        <w:t>Выбрать нужные компоненты.</w:t>
+      </w:r>
+    </w:p>
+    <w:p>
+      <w:pPr>
+        <w:pStyle w:val="a1"/>
+        <w:ind w:firstLine="709"/>
+        <w:rPr>
+          <w:rFonts w:eastAsia="Times New Roman" w:cs="Times New Roman"/>
+          <w:noProof/>
+          <w:szCs w:val="28"/>
+        </w:rPr>
+      </w:pPr>
+      <w:bookmarkStart w:id="21" w:name="_Toc152028472"/>
+      <w:bookmarkStart w:id="22" w:name="_Toc101981336"/>
+      <w:bookmarkStart w:id="23" w:name="_Toc152880598"/>
+      <w:r>
+        <w:rPr>
+          <w:rFonts w:eastAsia="Times New Roman" w:cs="Times New Roman"/>
+          <w:noProof/>
+          <w:szCs w:val="28"/>
+        </w:rPr>
+        <w:t>2.2. Проектирование информационной системы</w:t>
+      </w:r>
+      <w:bookmarkEnd w:id="21"/>
+      <w:bookmarkEnd w:id="23"/>
+    </w:p>
+    <w:p>
+      <w:pPr>
+        <w:spacing w:after="0" w:line="360" w:lineRule="auto"/>
+        <w:ind w:firstLine="709"/>
+        <w:rPr>
+          <w:rFonts w:cs="Times New Roman"/>
+          <w:noProof/>
+          <w:szCs w:val="28"/>
+        </w:rPr>
+      </w:pPr>
+      <w:r>
+        <w:rPr>
+          <w:rFonts w:cs="Times New Roman"/>
+          <w:noProof/>
+          <w:szCs w:val="28"/>
+        </w:rPr>
+        <w:t xml:space="preserve">Перед созданием функционала необходимо спроектировать то, как он будет реализован. </w:t>
+      </w:r>
+    </w:p>
+    <w:p>
+      <w:pPr>
+        <w:spacing w:after="0" w:line="360" w:lineRule="auto"/>
+        <w:ind w:firstLine="709"/>
+        <w:rPr>
+          <w:rFonts w:cs="Times New Roman"/>
+          <w:noProof/>
+          <w:szCs w:val="28"/>
+        </w:rPr>
+      </w:pPr>
+      <w:r>
+        <w:rPr>
+          <w:rFonts w:cs="Times New Roman"/>
+          <w:noProof/>
+          <w:szCs w:val="28"/>
+        </w:rPr>
+        <w:t>База данных будет состоять из нескольких таблиц:</w:t>
       </w:r>
     </w:p>
     <w:p>
@@ -7459,7 +7138,7 @@
         <w:pStyle w:val="ListParagraph"/>
         <w:numPr>
           <w:ilvl w:val="0"/>
-          <w:numId w:val="28"/>
+          <w:numId w:val="12"/>
         </w:numPr>
         <w:spacing w:after="0" w:line="360" w:lineRule="auto"/>
         <w:rPr>
@@ -7474,7 +7153,7 @@
           <w:noProof/>
           <w:szCs w:val="28"/>
         </w:rPr>
-        <w:t>Студенты;</w:t>
+        <w:t>Комнаты;</w:t>
       </w:r>
     </w:p>
     <w:p>
@@ -7482,7 +7161,7 @@
         <w:pStyle w:val="ListParagraph"/>
         <w:numPr>
           <w:ilvl w:val="0"/>
-          <w:numId w:val="28"/>
+          <w:numId w:val="12"/>
         </w:numPr>
         <w:spacing w:after="0" w:line="360" w:lineRule="auto"/>
         <w:rPr>
@@ -7497,7 +7176,7 @@
           <w:noProof/>
           <w:szCs w:val="28"/>
         </w:rPr>
-        <w:t>Роли;</w:t>
+        <w:t>Студенты;</w:t>
       </w:r>
     </w:p>
     <w:p>
@@ -7505,7 +7184,7 @@
         <w:pStyle w:val="ListParagraph"/>
         <w:numPr>
           <w:ilvl w:val="0"/>
-          <w:numId w:val="28"/>
+          <w:numId w:val="12"/>
         </w:numPr>
         <w:spacing w:after="0" w:line="360" w:lineRule="auto"/>
         <w:rPr>
@@ -7520,7 +7199,7 @@
           <w:noProof/>
           <w:szCs w:val="28"/>
         </w:rPr>
-        <w:t>Пользователи;</w:t>
+        <w:t>Роли;</w:t>
       </w:r>
     </w:p>
     <w:p>
@@ -7528,7 +7207,7 @@
         <w:pStyle w:val="ListParagraph"/>
         <w:numPr>
           <w:ilvl w:val="0"/>
-          <w:numId w:val="28"/>
+          <w:numId w:val="12"/>
         </w:numPr>
         <w:spacing w:after="0" w:line="360" w:lineRule="auto"/>
         <w:rPr>
@@ -7543,7 +7222,7 @@
           <w:noProof/>
           <w:szCs w:val="28"/>
         </w:rPr>
-        <w:t>Маркеры(метки для журнала);</w:t>
+        <w:t>Пользователи;</w:t>
       </w:r>
     </w:p>
     <w:p>
@@ -7551,7 +7230,7 @@
         <w:pStyle w:val="ListParagraph"/>
         <w:numPr>
           <w:ilvl w:val="0"/>
-          <w:numId w:val="28"/>
+          <w:numId w:val="12"/>
         </w:numPr>
         <w:spacing w:after="0" w:line="360" w:lineRule="auto"/>
         <w:rPr>
@@ -7566,23 +7245,30 @@
           <w:noProof/>
           <w:szCs w:val="28"/>
         </w:rPr>
-        <w:t>«Логи журнала</w:t>
-      </w:r>
-      <w:r>
-        <w:rPr>
-          <w:rFonts w:cs="Times New Roman"/>
-          <w:noProof/>
-          <w:szCs w:val="28"/>
-        </w:rPr>
-        <w:t xml:space="preserve"> посещаемости</w:t>
-      </w:r>
-      <w:r>
-        <w:rPr>
-          <w:rFonts w:cs="Times New Roman"/>
-          <w:noProof/>
-          <w:szCs w:val="28"/>
-        </w:rPr>
-        <w:t>»</w:t>
+        <w:t>Маркеры(метки для журнала);</w:t>
+      </w:r>
+    </w:p>
+    <w:p>
+      <w:pPr>
+        <w:pStyle w:val="ListParagraph"/>
+        <w:numPr>
+          <w:ilvl w:val="0"/>
+          <w:numId w:val="12"/>
+        </w:numPr>
+        <w:spacing w:after="0" w:line="360" w:lineRule="auto"/>
+        <w:rPr>
+          <w:rFonts w:cs="Times New Roman"/>
+          <w:noProof/>
+          <w:szCs w:val="28"/>
+        </w:rPr>
+      </w:pPr>
+      <w:r>
+        <w:rPr>
+          <w:rFonts w:cs="Times New Roman"/>
+          <w:noProof/>
+          <w:szCs w:val="28"/>
+        </w:rPr>
+        <w:t>«Логи журнала посещаемости»</w:t>
       </w:r>
     </w:p>
     <w:p>
@@ -7602,10 +7288,254 @@
           <w:szCs w:val="28"/>
         </w:rPr>
         <w:drawing>
-          <wp:inline distT="0" distB="0" distL="0" distR="0" wp14:anchorId="2AA827F3" wp14:editId="188435E1">
+          <wp:inline distT="0" distB="0" distL="0" distR="0" wp14:anchorId="103150F0" wp14:editId="4EFAB86A">
             <wp:extent cx="5940425" cy="3807460"/>
             <wp:effectExtent l="0" t="0" r="3175" b="2540"/>
             <wp:docPr id="1" name="Picture 1"/>
+            <wp:cNvGraphicFramePr>
+              <a:graphicFrameLocks xmlns:a="http://schemas.openxmlformats.org/drawingml/2006/main" noChangeAspect="1"/>
+            </wp:cNvGraphicFramePr>
+            <a:graphic xmlns:a="http://schemas.openxmlformats.org/drawingml/2006/main">
+              <a:graphicData uri="http://schemas.openxmlformats.org/drawingml/2006/picture">
+                <pic:pic xmlns:pic="http://schemas.openxmlformats.org/drawingml/2006/picture">
+                  <pic:nvPicPr>
+                    <pic:cNvPr id="1" name=""/>
+                    <pic:cNvPicPr/>
+                  </pic:nvPicPr>
+                  <pic:blipFill>
+                    <a:blip r:embed="rId6"/>
+                    <a:stretch>
+                      <a:fillRect/>
+                    </a:stretch>
+                  </pic:blipFill>
+                  <pic:spPr>
+                    <a:xfrm>
+                      <a:off x="0" y="0"/>
+                      <a:ext cx="5940425" cy="3807460"/>
+                    </a:xfrm>
+                    <a:prstGeom prst="rect">
+                      <a:avLst/>
+                    </a:prstGeom>
+                  </pic:spPr>
+                </pic:pic>
+              </a:graphicData>
+            </a:graphic>
+          </wp:inline>
+        </w:drawing>
+      </w:r>
+    </w:p>
+    <w:p>
+      <w:pPr>
+        <w:spacing w:after="0" w:line="360" w:lineRule="auto"/>
+        <w:ind w:firstLine="709"/>
+        <w:jc w:val="center"/>
+        <w:rPr>
+          <w:rFonts w:cs="Times New Roman"/>
+          <w:noProof/>
+          <w:szCs w:val="28"/>
+        </w:rPr>
+      </w:pPr>
+      <w:r>
+        <w:rPr>
+          <w:rFonts w:cs="Times New Roman"/>
+          <w:noProof/>
+          <w:szCs w:val="28"/>
+        </w:rPr>
+        <w:t xml:space="preserve">Рисунок 1 – </w:t>
+      </w:r>
+      <w:r>
+        <w:rPr>
+          <w:rFonts w:cs="Times New Roman"/>
+          <w:noProof/>
+          <w:szCs w:val="28"/>
+          <w:lang w:val="en-US"/>
+        </w:rPr>
+        <w:t>ERD</w:t>
+      </w:r>
+      <w:r>
+        <w:rPr>
+          <w:rFonts w:cs="Times New Roman"/>
+          <w:noProof/>
+          <w:szCs w:val="28"/>
+        </w:rPr>
+        <w:t xml:space="preserve"> Базы данныз</w:t>
+      </w:r>
+    </w:p>
+    <w:p>
+      <w:pPr>
+        <w:spacing w:after="0" w:line="360" w:lineRule="auto"/>
+        <w:ind w:firstLine="709"/>
+        <w:rPr>
+          <w:rFonts w:cs="Times New Roman"/>
+          <w:noProof/>
+          <w:szCs w:val="28"/>
+        </w:rPr>
+      </w:pPr>
+      <w:r>
+        <w:rPr>
+          <w:rFonts w:cs="Times New Roman"/>
+          <w:noProof/>
+          <w:szCs w:val="28"/>
+        </w:rPr>
+        <w:t>Так у пользователя будут роли: простой пользователь, администратор, гость. Это позволит сделать разграничение функционала, чтобы пользователь не мог удалять/добавлять данные, так как это будет возможность администратора.</w:t>
+      </w:r>
+    </w:p>
+    <w:p>
+      <w:pPr>
+        <w:spacing w:after="0" w:line="360" w:lineRule="auto"/>
+        <w:ind w:firstLine="709"/>
+        <w:rPr>
+          <w:rFonts w:cs="Times New Roman"/>
+          <w:noProof/>
+          <w:szCs w:val="28"/>
+        </w:rPr>
+      </w:pPr>
+      <w:r>
+        <w:rPr>
+          <w:rFonts w:cs="Times New Roman"/>
+          <w:noProof/>
+          <w:szCs w:val="28"/>
+        </w:rPr>
+        <w:lastRenderedPageBreak/>
+        <w:t>О студентах будет храниться общая информация: ФИО, номер комнаты(в данном случае вся комната).</w:t>
+      </w:r>
+    </w:p>
+    <w:p>
+      <w:pPr>
+        <w:spacing w:after="0" w:line="360" w:lineRule="auto"/>
+        <w:ind w:firstLine="709"/>
+        <w:rPr>
+          <w:rFonts w:cs="Times New Roman"/>
+          <w:noProof/>
+          <w:szCs w:val="28"/>
+        </w:rPr>
+      </w:pPr>
+      <w:r>
+        <w:rPr>
+          <w:rFonts w:cs="Times New Roman"/>
+          <w:noProof/>
+          <w:szCs w:val="28"/>
+        </w:rPr>
+        <w:t>Основная таблица в данном приложение будет «Журнал посещаемости», каждое поле которого будет содержать некоторую информацию: студент, комнату, маркер, дату проведенной проверки.</w:t>
+      </w:r>
+    </w:p>
+    <w:p>
+      <w:pPr>
+        <w:spacing w:after="0" w:line="360" w:lineRule="auto"/>
+        <w:ind w:firstLine="709"/>
+        <w:rPr>
+          <w:rFonts w:cs="Times New Roman"/>
+          <w:noProof/>
+          <w:szCs w:val="28"/>
+        </w:rPr>
+      </w:pPr>
+      <w:r>
+        <w:rPr>
+          <w:rFonts w:cs="Times New Roman"/>
+          <w:noProof/>
+          <w:szCs w:val="28"/>
+        </w:rPr>
+        <w:t>Маркеры – вспомогательная таблица для основной, в которой будет содержаться символ маркера, а также его небольшое описание.</w:t>
+      </w:r>
+    </w:p>
+    <w:p>
+      <w:pPr>
+        <w:spacing w:after="0" w:line="360" w:lineRule="auto"/>
+        <w:ind w:firstLine="709"/>
+        <w:jc w:val="center"/>
+        <w:rPr>
+          <w:rFonts w:cs="Times New Roman"/>
+          <w:noProof/>
+          <w:szCs w:val="28"/>
+        </w:rPr>
+      </w:pPr>
+      <w:r>
+        <w:rPr>
+          <w:rFonts w:cs="Times New Roman"/>
+          <w:noProof/>
+          <w:szCs w:val="28"/>
+        </w:rPr>
+        <w:drawing>
+          <wp:inline distT="0" distB="0" distL="0" distR="0" wp14:anchorId="0381A150" wp14:editId="1F1635A2">
+            <wp:extent cx="5201376" cy="1733792"/>
+            <wp:effectExtent l="0" t="0" r="0" b="0"/>
+            <wp:docPr id="2" name="Picture 2"/>
+            <wp:cNvGraphicFramePr>
+              <a:graphicFrameLocks xmlns:a="http://schemas.openxmlformats.org/drawingml/2006/main" noChangeAspect="1"/>
+            </wp:cNvGraphicFramePr>
+            <a:graphic xmlns:a="http://schemas.openxmlformats.org/drawingml/2006/main">
+              <a:graphicData uri="http://schemas.openxmlformats.org/drawingml/2006/picture">
+                <pic:pic xmlns:pic="http://schemas.openxmlformats.org/drawingml/2006/picture">
+                  <pic:nvPicPr>
+                    <pic:cNvPr id="1" name=""/>
+                    <pic:cNvPicPr/>
+                  </pic:nvPicPr>
+                  <pic:blipFill>
+                    <a:blip r:embed="rId7"/>
+                    <a:stretch>
+                      <a:fillRect/>
+                    </a:stretch>
+                  </pic:blipFill>
+                  <pic:spPr>
+                    <a:xfrm>
+                      <a:off x="0" y="0"/>
+                      <a:ext cx="5201376" cy="1733792"/>
+                    </a:xfrm>
+                    <a:prstGeom prst="rect">
+                      <a:avLst/>
+                    </a:prstGeom>
+                  </pic:spPr>
+                </pic:pic>
+              </a:graphicData>
+            </a:graphic>
+          </wp:inline>
+        </w:drawing>
+      </w:r>
+    </w:p>
+    <w:p>
+      <w:pPr>
+        <w:spacing w:after="0" w:line="360" w:lineRule="auto"/>
+        <w:ind w:firstLine="709"/>
+        <w:jc w:val="center"/>
+        <w:rPr>
+          <w:rFonts w:cs="Times New Roman"/>
+          <w:noProof/>
+          <w:szCs w:val="28"/>
+        </w:rPr>
+      </w:pPr>
+      <w:bookmarkStart w:id="24" w:name="_Hlk151878934"/>
+      <w:r>
+        <w:rPr>
+          <w:rFonts w:cs="Times New Roman"/>
+          <w:noProof/>
+          <w:szCs w:val="28"/>
+        </w:rPr>
+        <w:t>Рисунок 2 – таблица «Роли»</w:t>
+      </w:r>
+      <w:bookmarkEnd w:id="24"/>
+    </w:p>
+    <w:p>
+      <w:pPr>
+        <w:spacing w:after="0" w:line="360" w:lineRule="auto"/>
+        <w:ind w:firstLine="709"/>
+        <w:jc w:val="center"/>
+        <w:rPr>
+          <w:rFonts w:cs="Times New Roman"/>
+          <w:noProof/>
+          <w:szCs w:val="28"/>
+        </w:rPr>
+      </w:pPr>
+      <w:r>
+        <w:rPr>
+          <w:rFonts w:cs="Times New Roman"/>
+          <w:noProof/>
+          <w:szCs w:val="28"/>
+        </w:rPr>
+        <w:drawing>
+          <wp:inline distT="0" distB="0" distL="0" distR="0" wp14:anchorId="32144AD7" wp14:editId="4F87DC6B">
+            <wp:extent cx="5096586" cy="2667372"/>
+            <wp:effectExtent l="0" t="0" r="8890" b="0"/>
+            <wp:docPr id="3" name="Picture 3"/>
             <wp:cNvGraphicFramePr>
               <a:graphicFrameLocks xmlns:a="http://schemas.openxmlformats.org/drawingml/2006/main" noChangeAspect="1"/>
             </wp:cNvGraphicFramePr>
@@ -7625,7 +7555,7 @@
                   <pic:spPr>
                     <a:xfrm>
                       <a:off x="0" y="0"/>
-                      <a:ext cx="5940425" cy="3807460"/>
+                      <a:ext cx="5096586" cy="2667372"/>
                     </a:xfrm>
                     <a:prstGeom prst="rect">
                       <a:avLst/>
@@ -7655,109 +7585,7 @@
           <w:noProof/>
           <w:szCs w:val="28"/>
         </w:rPr>
-        <w:t xml:space="preserve">Рисунок 1 – </w:t>
-      </w:r>
-      <w:r>
-        <w:rPr>
-          <w:rFonts w:cs="Times New Roman"/>
-          <w:noProof/>
-          <w:szCs w:val="28"/>
-          <w:lang w:val="en-US"/>
-        </w:rPr>
-        <w:t>ERD</w:t>
-      </w:r>
-      <w:r>
-        <w:rPr>
-          <w:rFonts w:cs="Times New Roman"/>
-          <w:noProof/>
-          <w:szCs w:val="28"/>
-        </w:rPr>
-        <w:t xml:space="preserve"> </w:t>
-      </w:r>
-      <w:r>
-        <w:rPr>
-          <w:rFonts w:cs="Times New Roman"/>
-          <w:noProof/>
-          <w:szCs w:val="28"/>
-        </w:rPr>
-        <w:t>Базы данныз</w:t>
-      </w:r>
-    </w:p>
-    <w:p>
-      <w:pPr>
-        <w:spacing w:after="0" w:line="360" w:lineRule="auto"/>
-        <w:ind w:firstLine="709"/>
-        <w:rPr>
-          <w:rFonts w:cs="Times New Roman"/>
-          <w:noProof/>
-          <w:szCs w:val="28"/>
-        </w:rPr>
-      </w:pPr>
-      <w:r>
-        <w:rPr>
-          <w:rFonts w:cs="Times New Roman"/>
-          <w:noProof/>
-          <w:szCs w:val="28"/>
-        </w:rPr>
-        <w:t>Так у пользователя будут роли: простой пользователь, администратор, гость. Это позволит сделать разграничение функционала, чтобы пользователь не мог удалять/добавлять данные, так как это будет возможность администратора.</w:t>
-      </w:r>
-    </w:p>
-    <w:p>
-      <w:pPr>
-        <w:spacing w:after="0" w:line="360" w:lineRule="auto"/>
-        <w:ind w:firstLine="709"/>
-        <w:rPr>
-          <w:rFonts w:cs="Times New Roman"/>
-          <w:noProof/>
-          <w:szCs w:val="28"/>
-        </w:rPr>
-      </w:pPr>
-      <w:r>
-        <w:rPr>
-          <w:rFonts w:cs="Times New Roman"/>
-          <w:noProof/>
-          <w:szCs w:val="28"/>
-        </w:rPr>
-        <w:lastRenderedPageBreak/>
-        <w:t>О студентах будет храниться общая информация: ФИО, номер комнаты(в данном случае вся комната).</w:t>
-      </w:r>
-    </w:p>
-    <w:p>
-      <w:pPr>
-        <w:spacing w:after="0" w:line="360" w:lineRule="auto"/>
-        <w:ind w:firstLine="709"/>
-        <w:rPr>
-          <w:rFonts w:cs="Times New Roman"/>
-          <w:noProof/>
-          <w:szCs w:val="28"/>
-        </w:rPr>
-      </w:pPr>
-      <w:r>
-        <w:rPr>
-          <w:rFonts w:cs="Times New Roman"/>
-          <w:noProof/>
-          <w:szCs w:val="28"/>
-        </w:rPr>
-        <w:t>Основная таблица в данном приложение будет «Журнал посещаемости», каждое поле которого будет содержать некоторую информацию: студент, комнату, маркер, дату проведенной проверки.</w:t>
-      </w:r>
-    </w:p>
-    <w:p>
-      <w:pPr>
-        <w:spacing w:after="0" w:line="360" w:lineRule="auto"/>
-        <w:ind w:firstLine="709"/>
-        <w:rPr>
-          <w:rFonts w:cs="Times New Roman"/>
-          <w:noProof/>
-          <w:szCs w:val="28"/>
-        </w:rPr>
-      </w:pPr>
-      <w:r>
-        <w:rPr>
-          <w:rFonts w:cs="Times New Roman"/>
-          <w:noProof/>
-          <w:szCs w:val="28"/>
-        </w:rPr>
-        <w:t>Маркеры – вспомогательная таблица для основной, в которой будет содержаться символ маркера, а также его небольшое описание.</w:t>
+        <w:t>Рисунок 3 – таблица «Пользователи»</w:t>
       </w:r>
     </w:p>
     <w:p>
@@ -7778,10 +7606,10 @@
           <w:szCs w:val="28"/>
         </w:rPr>
         <w:drawing>
-          <wp:inline distT="0" distB="0" distL="0" distR="0" wp14:anchorId="3AC8B8D7" wp14:editId="4167D33E">
-            <wp:extent cx="5201376" cy="1733792"/>
+          <wp:inline distT="0" distB="0" distL="0" distR="0" wp14:anchorId="2A1FC532" wp14:editId="1FDCDE37">
+            <wp:extent cx="4896533" cy="1752845"/>
             <wp:effectExtent l="0" t="0" r="0" b="0"/>
-            <wp:docPr id="2" name="Picture 2"/>
+            <wp:docPr id="5" name="Picture 5"/>
             <wp:cNvGraphicFramePr>
               <a:graphicFrameLocks xmlns:a="http://schemas.openxmlformats.org/drawingml/2006/main" noChangeAspect="1"/>
             </wp:cNvGraphicFramePr>
@@ -7801,7 +7629,7 @@
                   <pic:spPr>
                     <a:xfrm>
                       <a:off x="0" y="0"/>
-                      <a:ext cx="5201376" cy="1733792"/>
+                      <a:ext cx="4896533" cy="1752845"/>
                     </a:xfrm>
                     <a:prstGeom prst="rect">
                       <a:avLst/>
@@ -7825,22 +7653,20 @@
           <w:szCs w:val="28"/>
         </w:rPr>
       </w:pPr>
-      <w:bookmarkStart w:id="16" w:name="_Hlk151878934"/>
-      <w:r>
-        <w:rPr>
-          <w:rFonts w:cs="Times New Roman"/>
-          <w:noProof/>
-          <w:szCs w:val="28"/>
-        </w:rPr>
-        <w:t>Рисунок 2 – таблица «Роли»</w:t>
-      </w:r>
-      <w:bookmarkEnd w:id="16"/>
-    </w:p>
-    <w:p>
-      <w:pPr>
-        <w:spacing w:after="0" w:line="360" w:lineRule="auto"/>
-        <w:ind w:firstLine="709"/>
-        <w:jc w:val="center"/>
+      <w:r>
+        <w:rPr>
+          <w:rFonts w:cs="Times New Roman"/>
+          <w:noProof/>
+          <w:szCs w:val="28"/>
+        </w:rPr>
+        <w:lastRenderedPageBreak/>
+        <w:t>Рисунок 4 – таблица «Маркеры»</w:t>
+      </w:r>
+    </w:p>
+    <w:p>
+      <w:pPr>
+        <w:spacing w:after="0" w:line="360" w:lineRule="auto"/>
+        <w:ind w:firstLine="709"/>
         <w:rPr>
           <w:rFonts w:cs="Times New Roman"/>
           <w:noProof/>
@@ -7854,10 +7680,10 @@
           <w:szCs w:val="28"/>
         </w:rPr>
         <w:drawing>
-          <wp:inline distT="0" distB="0" distL="0" distR="0" wp14:anchorId="6DCA8758" wp14:editId="0DB72AE1">
-            <wp:extent cx="5096586" cy="2667372"/>
-            <wp:effectExtent l="0" t="0" r="8890" b="0"/>
-            <wp:docPr id="3" name="Picture 3"/>
+          <wp:inline distT="0" distB="0" distL="0" distR="0" wp14:anchorId="7745AFA8" wp14:editId="4770AB67">
+            <wp:extent cx="5372850" cy="1609950"/>
+            <wp:effectExtent l="0" t="0" r="0" b="9525"/>
+            <wp:docPr id="6" name="Picture 6"/>
             <wp:cNvGraphicFramePr>
               <a:graphicFrameLocks xmlns:a="http://schemas.openxmlformats.org/drawingml/2006/main" noChangeAspect="1"/>
             </wp:cNvGraphicFramePr>
@@ -7877,7 +7703,7 @@
                   <pic:spPr>
                     <a:xfrm>
                       <a:off x="0" y="0"/>
-                      <a:ext cx="5096586" cy="2667372"/>
+                      <a:ext cx="5372850" cy="1609950"/>
                     </a:xfrm>
                     <a:prstGeom prst="rect">
                       <a:avLst/>
@@ -7907,7 +7733,7 @@
           <w:noProof/>
           <w:szCs w:val="28"/>
         </w:rPr>
-        <w:t>Рисунок 3 – таблица «Пользователи»</w:t>
+        <w:t>Рисунок 5 – таблица «Комнаты»</w:t>
       </w:r>
     </w:p>
     <w:p>
@@ -7927,12 +7753,11 @@
           <w:noProof/>
           <w:szCs w:val="28"/>
         </w:rPr>
-        <w:lastRenderedPageBreak/>
         <w:drawing>
-          <wp:inline distT="0" distB="0" distL="0" distR="0" wp14:anchorId="0846BC41" wp14:editId="1CB0C08A">
-            <wp:extent cx="4896533" cy="1752845"/>
-            <wp:effectExtent l="0" t="0" r="0" b="0"/>
-            <wp:docPr id="5" name="Picture 5"/>
+          <wp:inline distT="0" distB="0" distL="0" distR="0" wp14:anchorId="486C737F" wp14:editId="0397AA41">
+            <wp:extent cx="5591955" cy="2553056"/>
+            <wp:effectExtent l="0" t="0" r="8890" b="0"/>
+            <wp:docPr id="7" name="Picture 7"/>
             <wp:cNvGraphicFramePr>
               <a:graphicFrameLocks xmlns:a="http://schemas.openxmlformats.org/drawingml/2006/main" noChangeAspect="1"/>
             </wp:cNvGraphicFramePr>
@@ -7952,7 +7777,7 @@
                   <pic:spPr>
                     <a:xfrm>
                       <a:off x="0" y="0"/>
-                      <a:ext cx="4896533" cy="1752845"/>
+                      <a:ext cx="5591955" cy="2553056"/>
                     </a:xfrm>
                     <a:prstGeom prst="rect">
                       <a:avLst/>
@@ -7982,13 +7807,151 @@
           <w:noProof/>
           <w:szCs w:val="28"/>
         </w:rPr>
-        <w:t>Рисунок 4 – таблица «Маркеры»</w:t>
-      </w:r>
-    </w:p>
-    <w:p>
-      <w:pPr>
-        <w:spacing w:after="0" w:line="360" w:lineRule="auto"/>
-        <w:ind w:firstLine="709"/>
+        <w:t>Рисунок 6 – таблица «Логи журнала посещаемости»</w:t>
+      </w:r>
+    </w:p>
+    <w:p>
+      <w:pPr>
+        <w:spacing w:after="0" w:line="360" w:lineRule="auto"/>
+        <w:ind w:firstLine="709"/>
+        <w:rPr>
+          <w:rFonts w:cs="Times New Roman"/>
+          <w:noProof/>
+          <w:szCs w:val="28"/>
+        </w:rPr>
+      </w:pPr>
+    </w:p>
+    <w:p>
+      <w:pPr>
+        <w:spacing w:after="0" w:line="360" w:lineRule="auto"/>
+        <w:ind w:firstLine="709"/>
+        <w:rPr>
+          <w:rFonts w:cs="Times New Roman"/>
+          <w:noProof/>
+          <w:szCs w:val="28"/>
+        </w:rPr>
+      </w:pPr>
+      <w:r>
+        <w:rPr>
+          <w:rFonts w:cs="Times New Roman"/>
+          <w:noProof/>
+          <w:szCs w:val="28"/>
+        </w:rPr>
+        <w:t xml:space="preserve">Работа приложения будет заключаться в автоматизированном создание журналов учета студентов в ночное время суток в общежитии, а также в удобном просмотре данных журналов на таких операционных системах как </w:t>
+      </w:r>
+      <w:r>
+        <w:rPr>
+          <w:rFonts w:cs="Times New Roman"/>
+          <w:noProof/>
+          <w:szCs w:val="28"/>
+          <w:lang w:val="en-US"/>
+        </w:rPr>
+        <w:t>Windows</w:t>
+      </w:r>
+      <w:r>
+        <w:rPr>
+          <w:rFonts w:cs="Times New Roman"/>
+          <w:noProof/>
+          <w:szCs w:val="28"/>
+        </w:rPr>
+        <w:t xml:space="preserve">, </w:t>
+      </w:r>
+      <w:r>
+        <w:rPr>
+          <w:rFonts w:cs="Times New Roman"/>
+          <w:noProof/>
+          <w:szCs w:val="28"/>
+          <w:lang w:val="en-US"/>
+        </w:rPr>
+        <w:t>Linux</w:t>
+      </w:r>
+      <w:r>
+        <w:rPr>
+          <w:rFonts w:cs="Times New Roman"/>
+          <w:noProof/>
+          <w:szCs w:val="28"/>
+        </w:rPr>
+        <w:t xml:space="preserve">, </w:t>
+      </w:r>
+      <w:r>
+        <w:rPr>
+          <w:rFonts w:cs="Times New Roman"/>
+          <w:noProof/>
+          <w:szCs w:val="28"/>
+          <w:lang w:val="en-US"/>
+        </w:rPr>
+        <w:t>MacOS</w:t>
+      </w:r>
+      <w:r>
+        <w:rPr>
+          <w:rFonts w:cs="Times New Roman"/>
+          <w:noProof/>
+          <w:szCs w:val="28"/>
+        </w:rPr>
+        <w:t xml:space="preserve"> и </w:t>
+      </w:r>
+      <w:r>
+        <w:rPr>
+          <w:rFonts w:cs="Times New Roman"/>
+          <w:noProof/>
+          <w:szCs w:val="28"/>
+          <w:lang w:val="en-US"/>
+        </w:rPr>
+        <w:t>OsX</w:t>
+      </w:r>
+      <w:r>
+        <w:rPr>
+          <w:rFonts w:cs="Times New Roman"/>
+          <w:noProof/>
+          <w:szCs w:val="28"/>
+        </w:rPr>
+        <w:t>.</w:t>
+      </w:r>
+    </w:p>
+    <w:p>
+      <w:pPr>
+        <w:spacing w:after="0" w:line="360" w:lineRule="auto"/>
+        <w:ind w:firstLine="709"/>
+        <w:rPr>
+          <w:rFonts w:cs="Times New Roman"/>
+          <w:noProof/>
+          <w:szCs w:val="28"/>
+        </w:rPr>
+      </w:pPr>
+      <w:r>
+        <w:rPr>
+          <w:rFonts w:cs="Times New Roman"/>
+          <w:noProof/>
+          <w:szCs w:val="28"/>
+        </w:rPr>
+        <w:t>Первое, что увидит пользователь при входе в приложение это форма авторизации. После ввода логина и пароля и нажатия на кнопку входа, будет отправляться запрос базе данных на выборку пользователя с введенным логином и паролем, если пользователь будет найден, то приложение отправит запрос на выборку данных для журнала и совершит переход на форму просмотра журнала. На этой форме пользователю будет доступен просмотр данных, переход к авторизации и переход на форму добавления нового отчета на текущию дату.</w:t>
+      </w:r>
+    </w:p>
+    <w:p>
+      <w:pPr>
+        <w:spacing w:after="0" w:line="360" w:lineRule="auto"/>
+        <w:ind w:firstLine="709"/>
+        <w:rPr>
+          <w:rFonts w:cs="Times New Roman"/>
+          <w:noProof/>
+          <w:szCs w:val="28"/>
+        </w:rPr>
+      </w:pPr>
+      <w:r>
+        <w:rPr>
+          <w:rFonts w:cs="Times New Roman"/>
+          <w:noProof/>
+          <w:szCs w:val="28"/>
+        </w:rPr>
+        <w:lastRenderedPageBreak/>
+        <w:t>На форме добавления, которая доступна только администратору пользователь может поставить маркер студенту из списка, а также вернуться на форму просмотра.</w:t>
+      </w:r>
+    </w:p>
+    <w:p>
+      <w:pPr>
+        <w:spacing w:after="0" w:line="360" w:lineRule="auto"/>
+        <w:ind w:left="-1701" w:right="-710"/>
+        <w:jc w:val="center"/>
         <w:rPr>
           <w:rFonts w:cs="Times New Roman"/>
           <w:noProof/>
@@ -8002,10 +7965,10 @@
           <w:szCs w:val="28"/>
         </w:rPr>
         <w:drawing>
-          <wp:inline distT="0" distB="0" distL="0" distR="0" wp14:anchorId="1A94712E" wp14:editId="4BC6A1F7">
-            <wp:extent cx="5372850" cy="1609950"/>
-            <wp:effectExtent l="0" t="0" r="0" b="9525"/>
-            <wp:docPr id="6" name="Picture 6"/>
+          <wp:inline distT="0" distB="0" distL="0" distR="0" wp14:anchorId="6C6B2E4B" wp14:editId="66DBD34D">
+            <wp:extent cx="7162587" cy="4977442"/>
+            <wp:effectExtent l="0" t="0" r="635" b="0"/>
+            <wp:docPr id="4" name="Picture 4"/>
             <wp:cNvGraphicFramePr>
               <a:graphicFrameLocks xmlns:a="http://schemas.openxmlformats.org/drawingml/2006/main" noChangeAspect="1"/>
             </wp:cNvGraphicFramePr>
@@ -8025,331 +7988,6 @@
                   <pic:spPr>
                     <a:xfrm>
                       <a:off x="0" y="0"/>
-                      <a:ext cx="5372850" cy="1609950"/>
-                    </a:xfrm>
-                    <a:prstGeom prst="rect">
-                      <a:avLst/>
-                    </a:prstGeom>
-                  </pic:spPr>
-                </pic:pic>
-              </a:graphicData>
-            </a:graphic>
-          </wp:inline>
-        </w:drawing>
-      </w:r>
-    </w:p>
-    <w:p>
-      <w:pPr>
-        <w:spacing w:after="0" w:line="360" w:lineRule="auto"/>
-        <w:ind w:firstLine="709"/>
-        <w:jc w:val="center"/>
-        <w:rPr>
-          <w:rFonts w:cs="Times New Roman"/>
-          <w:noProof/>
-          <w:szCs w:val="28"/>
-        </w:rPr>
-      </w:pPr>
-      <w:r>
-        <w:rPr>
-          <w:rFonts w:cs="Times New Roman"/>
-          <w:noProof/>
-          <w:szCs w:val="28"/>
-        </w:rPr>
-        <w:t>Рисунок 5 – таблица «Комнаты»</w:t>
-      </w:r>
-    </w:p>
-    <w:p>
-      <w:pPr>
-        <w:spacing w:after="0" w:line="360" w:lineRule="auto"/>
-        <w:ind w:firstLine="709"/>
-        <w:jc w:val="center"/>
-        <w:rPr>
-          <w:rFonts w:cs="Times New Roman"/>
-          <w:noProof/>
-          <w:szCs w:val="28"/>
-        </w:rPr>
-      </w:pPr>
-      <w:r>
-        <w:rPr>
-          <w:rFonts w:cs="Times New Roman"/>
-          <w:noProof/>
-          <w:szCs w:val="28"/>
-        </w:rPr>
-        <w:drawing>
-          <wp:inline distT="0" distB="0" distL="0" distR="0" wp14:anchorId="26097DFA" wp14:editId="55329997">
-            <wp:extent cx="5591955" cy="2553056"/>
-            <wp:effectExtent l="0" t="0" r="8890" b="0"/>
-            <wp:docPr id="7" name="Picture 7"/>
-            <wp:cNvGraphicFramePr>
-              <a:graphicFrameLocks xmlns:a="http://schemas.openxmlformats.org/drawingml/2006/main" noChangeAspect="1"/>
-            </wp:cNvGraphicFramePr>
-            <a:graphic xmlns:a="http://schemas.openxmlformats.org/drawingml/2006/main">
-              <a:graphicData uri="http://schemas.openxmlformats.org/drawingml/2006/picture">
-                <pic:pic xmlns:pic="http://schemas.openxmlformats.org/drawingml/2006/picture">
-                  <pic:nvPicPr>
-                    <pic:cNvPr id="1" name=""/>
-                    <pic:cNvPicPr/>
-                  </pic:nvPicPr>
-                  <pic:blipFill>
-                    <a:blip r:embed="rId13"/>
-                    <a:stretch>
-                      <a:fillRect/>
-                    </a:stretch>
-                  </pic:blipFill>
-                  <pic:spPr>
-                    <a:xfrm>
-                      <a:off x="0" y="0"/>
-                      <a:ext cx="5591955" cy="2553056"/>
-                    </a:xfrm>
-                    <a:prstGeom prst="rect">
-                      <a:avLst/>
-                    </a:prstGeom>
-                  </pic:spPr>
-                </pic:pic>
-              </a:graphicData>
-            </a:graphic>
-          </wp:inline>
-        </w:drawing>
-      </w:r>
-    </w:p>
-    <w:p>
-      <w:pPr>
-        <w:spacing w:after="0" w:line="360" w:lineRule="auto"/>
-        <w:ind w:firstLine="709"/>
-        <w:jc w:val="center"/>
-        <w:rPr>
-          <w:rFonts w:cs="Times New Roman"/>
-          <w:noProof/>
-          <w:szCs w:val="28"/>
-        </w:rPr>
-      </w:pPr>
-      <w:r>
-        <w:rPr>
-          <w:rFonts w:cs="Times New Roman"/>
-          <w:noProof/>
-          <w:szCs w:val="28"/>
-        </w:rPr>
-        <w:t xml:space="preserve">Рисунок </w:t>
-      </w:r>
-      <w:r>
-        <w:rPr>
-          <w:rFonts w:cs="Times New Roman"/>
-          <w:noProof/>
-          <w:szCs w:val="28"/>
-        </w:rPr>
-        <w:t>6</w:t>
-      </w:r>
-      <w:r>
-        <w:rPr>
-          <w:rFonts w:cs="Times New Roman"/>
-          <w:noProof/>
-          <w:szCs w:val="28"/>
-        </w:rPr>
-        <w:t xml:space="preserve"> – таблица «</w:t>
-      </w:r>
-      <w:r>
-        <w:rPr>
-          <w:rFonts w:cs="Times New Roman"/>
-          <w:noProof/>
-          <w:szCs w:val="28"/>
-        </w:rPr>
-        <w:t>Логи журнала посещаемости</w:t>
-      </w:r>
-      <w:r>
-        <w:rPr>
-          <w:rFonts w:cs="Times New Roman"/>
-          <w:noProof/>
-          <w:szCs w:val="28"/>
-        </w:rPr>
-        <w:t>»</w:t>
-      </w:r>
-    </w:p>
-    <w:p>
-      <w:pPr>
-        <w:spacing w:after="0" w:line="360" w:lineRule="auto"/>
-        <w:ind w:firstLine="709"/>
-        <w:rPr>
-          <w:rFonts w:cs="Times New Roman"/>
-          <w:noProof/>
-          <w:szCs w:val="28"/>
-        </w:rPr>
-      </w:pPr>
-    </w:p>
-    <w:p>
-      <w:pPr>
-        <w:spacing w:after="0" w:line="360" w:lineRule="auto"/>
-        <w:ind w:firstLine="709"/>
-        <w:rPr>
-          <w:rFonts w:cs="Times New Roman"/>
-          <w:noProof/>
-          <w:szCs w:val="28"/>
-        </w:rPr>
-      </w:pPr>
-      <w:r>
-        <w:rPr>
-          <w:rFonts w:cs="Times New Roman"/>
-          <w:noProof/>
-          <w:szCs w:val="28"/>
-        </w:rPr>
-        <w:t xml:space="preserve">Работа приложения будет заключаться в автоматизированном создание журналов учета студентов в ночное время суток в общежитии, а также в удобном просмотре данных журналов на таких операционных системах как </w:t>
-      </w:r>
-      <w:r>
-        <w:rPr>
-          <w:rFonts w:cs="Times New Roman"/>
-          <w:noProof/>
-          <w:szCs w:val="28"/>
-          <w:lang w:val="en-US"/>
-        </w:rPr>
-        <w:t>Windows</w:t>
-      </w:r>
-      <w:r>
-        <w:rPr>
-          <w:rFonts w:cs="Times New Roman"/>
-          <w:noProof/>
-          <w:szCs w:val="28"/>
-        </w:rPr>
-        <w:t xml:space="preserve">, </w:t>
-      </w:r>
-      <w:r>
-        <w:rPr>
-          <w:rFonts w:cs="Times New Roman"/>
-          <w:noProof/>
-          <w:szCs w:val="28"/>
-          <w:lang w:val="en-US"/>
-        </w:rPr>
-        <w:t>Linux</w:t>
-      </w:r>
-      <w:r>
-        <w:rPr>
-          <w:rFonts w:cs="Times New Roman"/>
-          <w:noProof/>
-          <w:szCs w:val="28"/>
-        </w:rPr>
-        <w:t xml:space="preserve">, </w:t>
-      </w:r>
-      <w:r>
-        <w:rPr>
-          <w:rFonts w:cs="Times New Roman"/>
-          <w:noProof/>
-          <w:szCs w:val="28"/>
-          <w:lang w:val="en-US"/>
-        </w:rPr>
-        <w:t>MacOS</w:t>
-      </w:r>
-      <w:r>
-        <w:rPr>
-          <w:rFonts w:cs="Times New Roman"/>
-          <w:noProof/>
-          <w:szCs w:val="28"/>
-        </w:rPr>
-        <w:t xml:space="preserve"> </w:t>
-      </w:r>
-      <w:r>
-        <w:rPr>
-          <w:rFonts w:cs="Times New Roman"/>
-          <w:noProof/>
-          <w:szCs w:val="28"/>
-        </w:rPr>
-        <w:t xml:space="preserve">и </w:t>
-      </w:r>
-      <w:r>
-        <w:rPr>
-          <w:rFonts w:cs="Times New Roman"/>
-          <w:noProof/>
-          <w:szCs w:val="28"/>
-          <w:lang w:val="en-US"/>
-        </w:rPr>
-        <w:t>OsX</w:t>
-      </w:r>
-      <w:r>
-        <w:rPr>
-          <w:rFonts w:cs="Times New Roman"/>
-          <w:noProof/>
-          <w:szCs w:val="28"/>
-        </w:rPr>
-        <w:t>.</w:t>
-      </w:r>
-    </w:p>
-    <w:p>
-      <w:pPr>
-        <w:spacing w:after="0" w:line="360" w:lineRule="auto"/>
-        <w:ind w:firstLine="709"/>
-        <w:rPr>
-          <w:rFonts w:cs="Times New Roman"/>
-          <w:noProof/>
-          <w:szCs w:val="28"/>
-        </w:rPr>
-      </w:pPr>
-      <w:r>
-        <w:rPr>
-          <w:rFonts w:cs="Times New Roman"/>
-          <w:noProof/>
-          <w:szCs w:val="28"/>
-        </w:rPr>
-        <w:lastRenderedPageBreak/>
-        <w:t>Первое, что увидит пользователь при входе в приложение это форма авторизации. После ввода логина и пароля и нажатия на кнопку входа, будет отправляться запрос базе данных на выборку пользователя с введенным логином и паролем, если пользователь будет найден, то приложение отправит запрос на выборку данных для журнала и совершит переход на форму просмотра журнала. На этой форме пользователю будет доступен просмотр данных, переход к авторизации и переход на форму добавления нового отчета на текущию дату.</w:t>
-      </w:r>
-    </w:p>
-    <w:p>
-      <w:pPr>
-        <w:spacing w:after="0" w:line="360" w:lineRule="auto"/>
-        <w:ind w:firstLine="709"/>
-        <w:rPr>
-          <w:rFonts w:cs="Times New Roman"/>
-          <w:noProof/>
-          <w:szCs w:val="28"/>
-        </w:rPr>
-      </w:pPr>
-      <w:r>
-        <w:rPr>
-          <w:rFonts w:cs="Times New Roman"/>
-          <w:noProof/>
-          <w:szCs w:val="28"/>
-        </w:rPr>
-        <w:t>На форме добавления, которая доступна только администратору пользователь может поставить маркер студенту из списка, а также вернуться на форму просмотра.</w:t>
-      </w:r>
-    </w:p>
-    <w:p>
-      <w:pPr>
-        <w:spacing w:after="0" w:line="360" w:lineRule="auto"/>
-        <w:ind w:left="-1701" w:right="-710"/>
-        <w:jc w:val="center"/>
-        <w:rPr>
-          <w:rFonts w:cs="Times New Roman"/>
-          <w:noProof/>
-          <w:szCs w:val="28"/>
-        </w:rPr>
-      </w:pPr>
-      <w:r>
-        <w:rPr>
-          <w:rFonts w:cs="Times New Roman"/>
-          <w:noProof/>
-          <w:szCs w:val="28"/>
-        </w:rPr>
-        <w:drawing>
-          <wp:inline distT="0" distB="0" distL="0" distR="0" wp14:anchorId="063AC30D" wp14:editId="3482647E">
-            <wp:extent cx="7162587" cy="4977442"/>
-            <wp:effectExtent l="0" t="0" r="635" b="0"/>
-            <wp:docPr id="4" name="Picture 4"/>
-            <wp:cNvGraphicFramePr>
-              <a:graphicFrameLocks xmlns:a="http://schemas.openxmlformats.org/drawingml/2006/main" noChangeAspect="1"/>
-            </wp:cNvGraphicFramePr>
-            <a:graphic xmlns:a="http://schemas.openxmlformats.org/drawingml/2006/main">
-              <a:graphicData uri="http://schemas.openxmlformats.org/drawingml/2006/picture">
-                <pic:pic xmlns:pic="http://schemas.openxmlformats.org/drawingml/2006/picture">
-                  <pic:nvPicPr>
-                    <pic:cNvPr id="1" name=""/>
-                    <pic:cNvPicPr/>
-                  </pic:nvPicPr>
-                  <pic:blipFill>
-                    <a:blip r:embed="rId14"/>
-                    <a:stretch>
-                      <a:fillRect/>
-                    </a:stretch>
-                  </pic:blipFill>
-                  <pic:spPr>
-                    <a:xfrm>
-                      <a:off x="0" y="0"/>
                       <a:ext cx="7184572" cy="4992720"/>
                     </a:xfrm>
                     <a:prstGeom prst="rect">
@@ -8413,7 +8051,7 @@
         </w:rPr>
         <w:lastRenderedPageBreak/>
         <w:drawing>
-          <wp:inline distT="0" distB="0" distL="0" distR="0" wp14:anchorId="0CBC9A20" wp14:editId="7672A72D">
+          <wp:inline distT="0" distB="0" distL="0" distR="0" wp14:anchorId="1A462C15" wp14:editId="1115E5D1">
             <wp:extent cx="6832120" cy="5643893"/>
             <wp:effectExtent l="133350" t="114300" r="121285" b="166370"/>
             <wp:docPr id="8" name="Picture 8"/>
@@ -8428,7 +8066,7 @@
                     <pic:cNvPicPr/>
                   </pic:nvPicPr>
                   <pic:blipFill>
-                    <a:blip r:embed="rId15"/>
+                    <a:blip r:embed="rId13"/>
                     <a:stretch>
                       <a:fillRect/>
                     </a:stretch>
@@ -8509,63 +8147,35 @@
           <w:szCs w:val="28"/>
         </w:rPr>
       </w:pPr>
-      <w:bookmarkStart w:id="17" w:name="_Toc152028473"/>
-      <w:r>
-        <w:rPr>
-          <w:rFonts w:eastAsia="Times New Roman" w:cs="Times New Roman"/>
-          <w:noProof/>
-          <w:szCs w:val="28"/>
-        </w:rPr>
-        <w:t>2.</w:t>
-      </w:r>
-      <w:r>
-        <w:rPr>
-          <w:rFonts w:eastAsia="Times New Roman" w:cs="Times New Roman"/>
-          <w:noProof/>
-          <w:szCs w:val="28"/>
-        </w:rPr>
-        <w:t>3</w:t>
-      </w:r>
-      <w:r>
-        <w:rPr>
-          <w:rFonts w:eastAsia="Times New Roman" w:cs="Times New Roman"/>
-          <w:noProof/>
-          <w:szCs w:val="28"/>
-        </w:rPr>
-        <w:t xml:space="preserve"> Разработка графического интерфейса приложения</w:t>
-      </w:r>
-      <w:bookmarkEnd w:id="15"/>
-      <w:bookmarkEnd w:id="17"/>
-    </w:p>
-    <w:p>
-      <w:pPr>
-        <w:spacing w:after="0" w:line="360" w:lineRule="auto"/>
-        <w:ind w:firstLine="709"/>
-        <w:rPr>
-          <w:rFonts w:cs="Times New Roman"/>
-          <w:szCs w:val="28"/>
-        </w:rPr>
-      </w:pPr>
-      <w:r>
-        <w:rPr>
-          <w:rFonts w:cs="Times New Roman"/>
-          <w:szCs w:val="28"/>
-        </w:rPr>
-        <w:t>Создание красивого и интуитивно понятного интерфейса программы имеет большое значение, так как это делает использование приложения более удобным и приятным для пользователей. Жильцы будут легко находить необходимую информацию</w:t>
-      </w:r>
-      <w:r>
-        <w:rPr>
-          <w:rFonts w:cs="Times New Roman"/>
-          <w:szCs w:val="28"/>
-        </w:rPr>
-        <w:t xml:space="preserve">, </w:t>
-      </w:r>
-      <w:r>
-        <w:rPr>
-          <w:rFonts w:cs="Times New Roman"/>
-          <w:szCs w:val="28"/>
-        </w:rPr>
-        <w:t>оставлять отзывы и обращения, что повысит удовлетворенность клиентов и улучшит общее впечатление об общежитии.</w:t>
+      <w:bookmarkStart w:id="25" w:name="_Toc152028473"/>
+      <w:bookmarkStart w:id="26" w:name="_Toc152880599"/>
+      <w:r>
+        <w:rPr>
+          <w:rFonts w:eastAsia="Times New Roman" w:cs="Times New Roman"/>
+          <w:noProof/>
+          <w:szCs w:val="28"/>
+        </w:rPr>
+        <w:t>2.3 Разработка графического интерфейса приложения</w:t>
+      </w:r>
+      <w:bookmarkEnd w:id="22"/>
+      <w:bookmarkEnd w:id="25"/>
+      <w:bookmarkEnd w:id="26"/>
+    </w:p>
+    <w:p>
+      <w:pPr>
+        <w:spacing w:after="0" w:line="360" w:lineRule="auto"/>
+        <w:ind w:firstLine="709"/>
+        <w:rPr>
+          <w:rFonts w:cs="Times New Roman"/>
+          <w:szCs w:val="28"/>
+        </w:rPr>
+      </w:pPr>
+      <w:r>
+        <w:rPr>
+          <w:rFonts w:cs="Times New Roman"/>
+          <w:szCs w:val="28"/>
+        </w:rPr>
+        <w:t>Создание красивого и интуитивно понятного интерфейса программы имеет большое значение, так как это делает использование приложения более удобным и приятным для пользователей. Жильцы будут легко находить необходимую информацию, оставлять отзывы и обращения, что повысит удовлетворенность клиентов и улучшит общее впечатление об общежитии.</w:t>
       </w:r>
     </w:p>
     <w:p>
@@ -8624,7 +8234,7 @@
           <w:szCs w:val="28"/>
         </w:rPr>
         <w:drawing>
-          <wp:inline distT="0" distB="0" distL="0" distR="0" wp14:anchorId="5E8329FF" wp14:editId="40449ACC">
+          <wp:inline distT="0" distB="0" distL="0" distR="0" wp14:anchorId="101E41A5" wp14:editId="73C90BB0">
             <wp:extent cx="5940425" cy="3007995"/>
             <wp:effectExtent l="133350" t="114300" r="136525" b="173355"/>
             <wp:docPr id="9" name="Picture 9"/>
@@ -8639,7 +8249,7 @@
                     <pic:cNvPicPr/>
                   </pic:nvPicPr>
                   <pic:blipFill>
-                    <a:blip r:embed="rId16"/>
+                    <a:blip r:embed="rId14"/>
                     <a:stretch>
                       <a:fillRect/>
                     </a:stretch>
@@ -8725,39 +8335,7 @@
           <w:noProof/>
           <w:szCs w:val="28"/>
         </w:rPr>
-        <w:t xml:space="preserve">Авторизация в данном приложении будет вполне стандартной – ввод логина и пароля. В процессе разработки приложения что-либо можте меняться, например цветовая палитра </w:t>
-      </w:r>
-      <w:r>
-        <w:rPr>
-          <w:rFonts w:cs="Times New Roman"/>
-          <w:noProof/>
-          <w:szCs w:val="28"/>
-        </w:rPr>
-        <w:t>прог</w:t>
-      </w:r>
-      <w:r>
-        <w:rPr>
-          <w:rFonts w:cs="Times New Roman"/>
-          <w:noProof/>
-          <w:szCs w:val="28"/>
-        </w:rPr>
-        <w:t>р</w:t>
-      </w:r>
-      <w:r>
-        <w:rPr>
-          <w:rFonts w:cs="Times New Roman"/>
-          <w:noProof/>
-          <w:szCs w:val="28"/>
-        </w:rPr>
-        <w:t>аммы</w:t>
-      </w:r>
-      <w:r>
-        <w:rPr>
-          <w:rFonts w:cs="Times New Roman"/>
-          <w:noProof/>
-          <w:szCs w:val="28"/>
-        </w:rPr>
-        <w:t>.</w:t>
+        <w:t>Авторизация в данном приложении будет вполне стандартной – ввод логина и пароля. В процессе разработки приложения что-либо можте меняться, например цветовая палитра программы.</w:t>
       </w:r>
     </w:p>
     <w:p>
@@ -8788,7 +8366,7 @@
         </w:rPr>
         <w:lastRenderedPageBreak/>
         <w:drawing>
-          <wp:inline distT="0" distB="0" distL="0" distR="0" wp14:anchorId="24C5A422" wp14:editId="7D4411E6">
+          <wp:inline distT="0" distB="0" distL="0" distR="0" wp14:anchorId="02D25A59" wp14:editId="5AE0C21A">
             <wp:extent cx="5940425" cy="3136265"/>
             <wp:effectExtent l="133350" t="114300" r="136525" b="159385"/>
             <wp:docPr id="10" name="Picture 10"/>
@@ -8803,7 +8381,7 @@
                     <pic:cNvPicPr/>
                   </pic:nvPicPr>
                   <pic:blipFill>
-                    <a:blip r:embed="rId17"/>
+                    <a:blip r:embed="rId15"/>
                     <a:stretch>
                       <a:fillRect/>
                     </a:stretch>
@@ -8908,7 +8486,7 @@
           <w:szCs w:val="28"/>
         </w:rPr>
         <w:drawing>
-          <wp:inline distT="0" distB="0" distL="0" distR="0" wp14:anchorId="11E408AB" wp14:editId="07A6F966">
+          <wp:inline distT="0" distB="0" distL="0" distR="0" wp14:anchorId="7B833B02" wp14:editId="747BAB38">
             <wp:extent cx="5672227" cy="2860064"/>
             <wp:effectExtent l="133350" t="114300" r="119380" b="168910"/>
             <wp:docPr id="11" name="Picture 11"/>
@@ -8923,7 +8501,7 @@
                     <pic:cNvPicPr/>
                   </pic:nvPicPr>
                   <pic:blipFill>
-                    <a:blip r:embed="rId18"/>
+                    <a:blip r:embed="rId16"/>
                     <a:stretch>
                       <a:fillRect/>
                     </a:stretch>
@@ -9024,7 +8602,8 @@
           <w:szCs w:val="28"/>
         </w:rPr>
       </w:pPr>
-      <w:bookmarkStart w:id="18" w:name="_Toc152028474"/>
+      <w:bookmarkStart w:id="27" w:name="_Toc152028474"/>
+      <w:bookmarkStart w:id="28" w:name="_Toc152880600"/>
       <w:r>
         <w:rPr>
           <w:rFonts w:eastAsia="Times New Roman" w:cs="Times New Roman"/>
@@ -9033,7 +8612,8 @@
         </w:rPr>
         <w:t>2.5. Разработка функционала</w:t>
       </w:r>
-      <w:bookmarkEnd w:id="18"/>
+      <w:bookmarkEnd w:id="27"/>
+      <w:bookmarkEnd w:id="28"/>
     </w:p>
     <w:p>
       <w:pPr>
@@ -9240,15 +8820,7 @@
           <w:noProof/>
           <w:szCs w:val="28"/>
         </w:rPr>
-        <w:t xml:space="preserve">#, </w:t>
-      </w:r>
-      <w:r>
-        <w:rPr>
-          <w:rFonts w:cs="Times New Roman"/>
-          <w:noProof/>
-          <w:szCs w:val="28"/>
-        </w:rPr>
-        <w:t xml:space="preserve">выбранный фреймворк: </w:t>
+        <w:t xml:space="preserve">#, выбранный фреймворк: </w:t>
       </w:r>
       <w:r>
         <w:rPr>
@@ -9362,88 +8934,7 @@
           <w:szCs w:val="28"/>
           <w:lang w:val="en-US"/>
         </w:rPr>
-        <w:t xml:space="preserve"> </w:t>
-      </w:r>
-      <w:r>
-        <w:rPr>
-          <w:rFonts w:cs="Times New Roman"/>
-          <w:noProof/>
-          <w:szCs w:val="28"/>
-          <w:lang w:val="en-US"/>
-        </w:rPr>
-        <w:t>Sql</w:t>
-      </w:r>
-      <w:r>
-        <w:rPr>
-          <w:rFonts w:cs="Times New Roman"/>
-          <w:noProof/>
-          <w:szCs w:val="28"/>
-          <w:lang w:val="en-US"/>
-        </w:rPr>
-        <w:t xml:space="preserve"> </w:t>
-      </w:r>
-      <w:r>
-        <w:rPr>
-          <w:rFonts w:cs="Times New Roman"/>
-          <w:noProof/>
-          <w:szCs w:val="28"/>
-          <w:lang w:val="en-US"/>
-        </w:rPr>
-        <w:t>Microsoft</w:t>
-      </w:r>
-      <w:r>
-        <w:rPr>
-          <w:rFonts w:cs="Times New Roman"/>
-          <w:noProof/>
-          <w:szCs w:val="28"/>
-          <w:lang w:val="en-US"/>
-        </w:rPr>
-        <w:t xml:space="preserve"> </w:t>
-      </w:r>
-      <w:r>
-        <w:rPr>
-          <w:rFonts w:cs="Times New Roman"/>
-          <w:noProof/>
-          <w:szCs w:val="28"/>
-          <w:lang w:val="en-US"/>
-        </w:rPr>
-        <w:t>Management</w:t>
-      </w:r>
-      <w:r>
-        <w:rPr>
-          <w:rFonts w:cs="Times New Roman"/>
-          <w:noProof/>
-          <w:szCs w:val="28"/>
-          <w:lang w:val="en-US"/>
-        </w:rPr>
-        <w:t xml:space="preserve"> </w:t>
-      </w:r>
-      <w:r>
-        <w:rPr>
-          <w:rFonts w:cs="Times New Roman"/>
-          <w:noProof/>
-          <w:szCs w:val="28"/>
-          <w:lang w:val="en-US"/>
-        </w:rPr>
-        <w:t>Studio</w:t>
-      </w:r>
-      <w:r>
-        <w:rPr>
-          <w:rFonts w:cs="Times New Roman"/>
-          <w:noProof/>
-          <w:szCs w:val="28"/>
-          <w:lang w:val="en-US"/>
-        </w:rPr>
-        <w:t xml:space="preserve">, </w:t>
-      </w:r>
-      <w:r>
-        <w:rPr>
-          <w:rFonts w:cs="Times New Roman"/>
-          <w:noProof/>
-          <w:szCs w:val="28"/>
-          <w:lang w:val="en-US"/>
-        </w:rPr>
-        <w:t>Sql Server.</w:t>
+        <w:t xml:space="preserve"> Sql Microsoft Management Studio, Sql Server.</w:t>
       </w:r>
     </w:p>
     <w:p>
@@ -9565,7 +9056,7 @@
         <w:pStyle w:val="ListParagraph"/>
         <w:numPr>
           <w:ilvl w:val="0"/>
-          <w:numId w:val="29"/>
+          <w:numId w:val="13"/>
         </w:numPr>
         <w:spacing w:after="0" w:line="360" w:lineRule="auto"/>
         <w:rPr>
@@ -9588,7 +9079,7 @@
         <w:pStyle w:val="ListParagraph"/>
         <w:numPr>
           <w:ilvl w:val="0"/>
-          <w:numId w:val="29"/>
+          <w:numId w:val="13"/>
         </w:numPr>
         <w:spacing w:after="0" w:line="360" w:lineRule="auto"/>
         <w:rPr>
@@ -9611,7 +9102,7 @@
         <w:pStyle w:val="ListParagraph"/>
         <w:numPr>
           <w:ilvl w:val="0"/>
-          <w:numId w:val="29"/>
+          <w:numId w:val="13"/>
         </w:numPr>
         <w:spacing w:after="0" w:line="360" w:lineRule="auto"/>
         <w:rPr>
@@ -9713,15 +9204,7 @@
           <w:noProof/>
           <w:szCs w:val="28"/>
         </w:rPr>
-        <w:t xml:space="preserve">), </w:t>
-      </w:r>
-      <w:r>
-        <w:rPr>
-          <w:rFonts w:cs="Times New Roman"/>
-          <w:noProof/>
-          <w:szCs w:val="28"/>
-        </w:rPr>
-        <w:t>для разделения логики и дизайна приложения.</w:t>
+        <w:t>), для разделения логики и дизайна приложения.</w:t>
       </w:r>
     </w:p>
     <w:p>
@@ -9763,43 +9246,8 @@
           <w:noProof/>
           <w:szCs w:val="28"/>
         </w:rPr>
-        <w:t>Класс с</w:t>
-      </w:r>
-      <w:r>
-        <w:rPr>
-          <w:rFonts w:cs="Times New Roman"/>
-          <w:noProof/>
-          <w:szCs w:val="28"/>
-        </w:rPr>
-        <w:t>трани</w:t>
-      </w:r>
-      <w:r>
-        <w:rPr>
-          <w:rFonts w:cs="Times New Roman"/>
-          <w:noProof/>
-          <w:szCs w:val="28"/>
-        </w:rPr>
-        <w:t xml:space="preserve">цы авторизации будет содержать несколько основых свойств: логин, пароль, а также </w:t>
-      </w:r>
-      <w:r>
-        <w:rPr>
-          <w:rFonts w:cs="Times New Roman"/>
-          <w:noProof/>
-          <w:szCs w:val="28"/>
-        </w:rPr>
-        <w:t>несколько команд: вход, выход.</w:t>
-      </w:r>
-    </w:p>
-    <w:p>
-      <w:pPr>
-        <w:spacing w:after="0" w:line="360" w:lineRule="auto"/>
-        <w:ind w:firstLine="709"/>
-        <w:rPr>
-          <w:rFonts w:cs="Times New Roman"/>
-          <w:noProof/>
-          <w:szCs w:val="28"/>
-        </w:rPr>
-      </w:pPr>
+        <w:t>Класс страницы авторизации будет содержать несколько основых свойств: логин, пароль, а также несколько команд: вход, выход.</w:t>
+      </w:r>
     </w:p>
     <w:p>
       <w:pPr>
@@ -9848,7 +9296,7 @@
         <w:pStyle w:val="ListParagraph"/>
         <w:numPr>
           <w:ilvl w:val="0"/>
-          <w:numId w:val="30"/>
+          <w:numId w:val="14"/>
         </w:numPr>
         <w:spacing w:after="0" w:line="360" w:lineRule="auto"/>
         <w:rPr>
@@ -9872,7 +9320,7 @@
         <w:pStyle w:val="ListParagraph"/>
         <w:numPr>
           <w:ilvl w:val="0"/>
-          <w:numId w:val="30"/>
+          <w:numId w:val="14"/>
         </w:numPr>
         <w:spacing w:after="0" w:line="360" w:lineRule="auto"/>
         <w:rPr>
@@ -9887,15 +9335,7 @@
           <w:noProof/>
           <w:szCs w:val="28"/>
         </w:rPr>
-        <w:t>г</w:t>
-      </w:r>
-      <w:r>
-        <w:rPr>
-          <w:rFonts w:cs="Times New Roman"/>
-          <w:noProof/>
-          <w:szCs w:val="28"/>
-        </w:rPr>
-        <w:t>од, просматриваемого отчета;</w:t>
+        <w:t>год, просматриваемого отчета;</w:t>
       </w:r>
     </w:p>
     <w:p>
@@ -9903,7 +9343,7 @@
         <w:pStyle w:val="ListParagraph"/>
         <w:numPr>
           <w:ilvl w:val="0"/>
-          <w:numId w:val="30"/>
+          <w:numId w:val="14"/>
         </w:numPr>
         <w:spacing w:after="0" w:line="360" w:lineRule="auto"/>
         <w:rPr>
@@ -9918,15 +9358,7 @@
           <w:noProof/>
           <w:szCs w:val="28"/>
         </w:rPr>
-        <w:t>м</w:t>
-      </w:r>
-      <w:r>
-        <w:rPr>
-          <w:rFonts w:cs="Times New Roman"/>
-          <w:noProof/>
-          <w:szCs w:val="28"/>
-        </w:rPr>
-        <w:t>есяц, просматриваемого отчета;</w:t>
+        <w:t>месяц, просматриваемого отчета;</w:t>
       </w:r>
     </w:p>
     <w:p>
@@ -9934,7 +9366,7 @@
         <w:pStyle w:val="ListParagraph"/>
         <w:numPr>
           <w:ilvl w:val="0"/>
-          <w:numId w:val="30"/>
+          <w:numId w:val="14"/>
         </w:numPr>
         <w:spacing w:after="0" w:line="360" w:lineRule="auto"/>
         <w:rPr>
@@ -9949,15 +9381,7 @@
           <w:noProof/>
           <w:szCs w:val="28"/>
         </w:rPr>
-        <w:t>к</w:t>
-      </w:r>
-      <w:r>
-        <w:rPr>
-          <w:rFonts w:cs="Times New Roman"/>
-          <w:noProof/>
-          <w:szCs w:val="28"/>
-        </w:rPr>
-        <w:t>оманда выхода;</w:t>
+        <w:t>команда выхода;</w:t>
       </w:r>
     </w:p>
     <w:p>
@@ -9965,7 +9389,7 @@
         <w:pStyle w:val="ListParagraph"/>
         <w:numPr>
           <w:ilvl w:val="0"/>
-          <w:numId w:val="30"/>
+          <w:numId w:val="14"/>
         </w:numPr>
         <w:spacing w:after="0" w:line="360" w:lineRule="auto"/>
         <w:rPr>
@@ -9980,15 +9404,7 @@
           <w:noProof/>
           <w:szCs w:val="28"/>
         </w:rPr>
-        <w:t>к</w:t>
-      </w:r>
-      <w:r>
-        <w:rPr>
-          <w:rFonts w:cs="Times New Roman"/>
-          <w:noProof/>
-          <w:szCs w:val="28"/>
-        </w:rPr>
-        <w:t>оманда перехода к  созданию нового отчета.</w:t>
+        <w:t>команда перехода к  созданию нового отчета.</w:t>
       </w:r>
     </w:p>
     <w:p>
@@ -10032,61 +9448,8 @@
           <w:noProof/>
           <w:szCs w:val="28"/>
         </w:rPr>
-        <w:t>Класс с</w:t>
-      </w:r>
-      <w:r>
-        <w:rPr>
-          <w:rFonts w:cs="Times New Roman"/>
-          <w:noProof/>
-          <w:szCs w:val="28"/>
-        </w:rPr>
-        <w:t>трани</w:t>
-      </w:r>
-      <w:r>
-        <w:rPr>
-          <w:rFonts w:cs="Times New Roman"/>
-          <w:noProof/>
-          <w:szCs w:val="28"/>
-        </w:rPr>
-        <w:t xml:space="preserve">цы авторизации будет содержать несколько основых свойств: </w:t>
-      </w:r>
-      <w:r>
-        <w:rPr>
-          <w:rFonts w:cs="Times New Roman"/>
-          <w:noProof/>
-          <w:szCs w:val="28"/>
-        </w:rPr>
-        <w:t>, в котрой будет находиться информацию о проживающих: номер комнаты, ФИО, маркер</w:t>
-      </w:r>
-      <w:r>
-        <w:rPr>
-          <w:rFonts w:cs="Times New Roman"/>
-          <w:noProof/>
-          <w:szCs w:val="28"/>
-        </w:rPr>
-        <w:t xml:space="preserve"> за текущий день</w:t>
-      </w:r>
-      <w:r>
-        <w:rPr>
-          <w:rFonts w:cs="Times New Roman"/>
-          <w:noProof/>
-          <w:szCs w:val="28"/>
-        </w:rPr>
-        <w:t>, команду для кнопки возвращения.</w:t>
-      </w:r>
-    </w:p>
-    <w:p>
-      <w:pPr>
-        <w:spacing w:after="0" w:line="360" w:lineRule="auto"/>
-        <w:ind w:firstLine="709"/>
-        <w:rPr>
-          <w:rFonts w:cs="Times New Roman"/>
-          <w:b/>
-          <w:bCs/>
-          <w:noProof/>
-          <w:szCs w:val="28"/>
-        </w:rPr>
-      </w:pPr>
+        <w:t>Класс страницы авторизации будет содержать несколько основых свойств: , в котрой будет находиться информацию о проживающих: номер комнаты, ФИО, маркер за текущий день, команду для кнопки возвращения.</w:t>
+      </w:r>
     </w:p>
     <w:p>
       <w:pPr>
@@ -10101,12 +9464,12 @@
           <w:rFonts w:eastAsia="Times New Roman" w:cs="Times New Roman"/>
           <w:b/>
           <w:bCs/>
-          <w:color w:val="000000"/>
-          <w:szCs w:val="28"/>
-        </w:rPr>
-      </w:pPr>
-      <w:bookmarkStart w:id="19" w:name="_Toc101981339"/>
-      <w:bookmarkStart w:id="20" w:name="_Toc152028475"/>
+          <w:szCs w:val="28"/>
+        </w:rPr>
+      </w:pPr>
+      <w:bookmarkStart w:id="29" w:name="_Toc101981339"/>
+      <w:bookmarkStart w:id="30" w:name="_Toc152028475"/>
+      <w:bookmarkStart w:id="31" w:name="_Toc152880601"/>
       <w:r>
         <w:rPr>
           <w:rFonts w:eastAsia="Times New Roman" w:cs="Times New Roman"/>
@@ -10124,33 +9487,13 @@
           <w:rFonts w:eastAsia="Times New Roman" w:cs="Times New Roman"/>
           <w:b/>
           <w:bCs/>
-          <w:color w:val="000000"/>
-          <w:szCs w:val="28"/>
-        </w:rPr>
-        <w:t>.</w:t>
-      </w:r>
-      <w:r>
-        <w:rPr>
-          <w:rFonts w:eastAsia="Times New Roman" w:cs="Times New Roman"/>
-          <w:b/>
-          <w:bCs/>
-          <w:color w:val="000000"/>
-          <w:szCs w:val="28"/>
-        </w:rPr>
-        <w:t>6.</w:t>
-      </w:r>
-      <w:r>
-        <w:rPr>
-          <w:rFonts w:eastAsia="Times New Roman" w:cs="Times New Roman"/>
-          <w:b/>
-          <w:bCs/>
-          <w:color w:val="000000"/>
-          <w:szCs w:val="28"/>
-        </w:rPr>
-        <w:t xml:space="preserve"> Руководство пользователя</w:t>
-      </w:r>
-      <w:bookmarkEnd w:id="19"/>
-      <w:bookmarkEnd w:id="20"/>
+          <w:szCs w:val="28"/>
+        </w:rPr>
+        <w:t>.6. Руководство пользователя</w:t>
+      </w:r>
+      <w:bookmarkEnd w:id="29"/>
+      <w:bookmarkEnd w:id="30"/>
+      <w:bookmarkEnd w:id="31"/>
     </w:p>
     <w:p>
       <w:pPr>
@@ -10168,7 +9511,6 @@
           <w:rFonts w:eastAsia="Times New Roman" w:cs="Times New Roman"/>
           <w:b/>
           <w:bCs/>
-          <w:color w:val="000000"/>
           <w:szCs w:val="28"/>
         </w:rPr>
       </w:pPr>
@@ -10177,37 +9519,17 @@
           <w:rFonts w:eastAsia="Times New Roman" w:cs="Times New Roman"/>
           <w:b/>
           <w:bCs/>
-          <w:color w:val="000000"/>
           <w:szCs w:val="28"/>
         </w:rPr>
         <w:tab/>
-      </w:r>
-      <w:r>
-        <w:rPr>
-          <w:rFonts w:eastAsia="Times New Roman" w:cs="Times New Roman"/>
-          <w:b/>
-          <w:bCs/>
-          <w:color w:val="000000"/>
-          <w:szCs w:val="28"/>
-        </w:rPr>
-        <w:t>Требования к аппаратуре и программному обеспечению</w:t>
-      </w:r>
-      <w:r>
-        <w:rPr>
-          <w:rFonts w:eastAsia="Times New Roman" w:cs="Times New Roman"/>
-          <w:b/>
-          <w:bCs/>
-          <w:color w:val="000000"/>
-          <w:szCs w:val="28"/>
-        </w:rPr>
-        <w:t>:</w:t>
+        <w:t>Требования к аппаратуре и программному обеспечению:</w:t>
       </w:r>
     </w:p>
     <w:p>
       <w:pPr>
         <w:numPr>
           <w:ilvl w:val="0"/>
-          <w:numId w:val="18"/>
+          <w:numId w:val="2"/>
         </w:numPr>
         <w:spacing w:after="0" w:line="360" w:lineRule="auto"/>
         <w:ind w:left="0" w:firstLine="709"/>
@@ -10222,21 +9544,14 @@
           <w:rFonts w:cs="Times New Roman"/>
           <w:szCs w:val="28"/>
         </w:rPr>
-        <w:t>2 гб оперативной памяти</w:t>
-      </w:r>
-      <w:r>
-        <w:rPr>
-          <w:rFonts w:cs="Times New Roman"/>
-          <w:szCs w:val="28"/>
-        </w:rPr>
-        <w:t>;</w:t>
+        <w:t>2 гб оперативной памяти;</w:t>
       </w:r>
     </w:p>
     <w:p>
       <w:pPr>
         <w:numPr>
           <w:ilvl w:val="0"/>
-          <w:numId w:val="18"/>
+          <w:numId w:val="2"/>
         </w:numPr>
         <w:spacing w:after="0" w:line="360" w:lineRule="auto"/>
         <w:ind w:left="0" w:firstLine="709"/>
@@ -10251,21 +9566,14 @@
           <w:rFonts w:cs="Times New Roman"/>
           <w:szCs w:val="28"/>
         </w:rPr>
-        <w:t>Монитор</w:t>
-      </w:r>
-      <w:r>
-        <w:rPr>
-          <w:rFonts w:cs="Times New Roman"/>
-          <w:szCs w:val="28"/>
-        </w:rPr>
-        <w:t>;</w:t>
+        <w:t>Монитор;</w:t>
       </w:r>
     </w:p>
     <w:p>
       <w:pPr>
         <w:numPr>
           <w:ilvl w:val="0"/>
-          <w:numId w:val="18"/>
+          <w:numId w:val="2"/>
         </w:numPr>
         <w:spacing w:after="0" w:line="360" w:lineRule="auto"/>
         <w:ind w:left="0" w:firstLine="709"/>
@@ -10280,21 +9588,14 @@
           <w:rFonts w:cs="Times New Roman"/>
           <w:szCs w:val="28"/>
         </w:rPr>
-        <w:t>Мышь и клавиатура</w:t>
-      </w:r>
-      <w:r>
-        <w:rPr>
-          <w:rFonts w:cs="Times New Roman"/>
-          <w:szCs w:val="28"/>
-        </w:rPr>
-        <w:t>;</w:t>
+        <w:t>Мышь и клавиатура;</w:t>
       </w:r>
     </w:p>
     <w:p>
       <w:pPr>
         <w:numPr>
           <w:ilvl w:val="0"/>
-          <w:numId w:val="18"/>
+          <w:numId w:val="2"/>
         </w:numPr>
         <w:spacing w:after="0" w:line="360" w:lineRule="auto"/>
         <w:ind w:left="0" w:firstLine="709"/>
@@ -10309,21 +9610,14 @@
           <w:rFonts w:cs="Times New Roman"/>
           <w:szCs w:val="28"/>
         </w:rPr>
-        <w:t>Процессор с частотой не менее 1 ггц</w:t>
-      </w:r>
-      <w:r>
-        <w:rPr>
-          <w:rFonts w:cs="Times New Roman"/>
-          <w:szCs w:val="28"/>
-        </w:rPr>
-        <w:t>;</w:t>
+        <w:t>Процессор с частотой не менее 1 ггц;</w:t>
       </w:r>
     </w:p>
     <w:p>
       <w:pPr>
         <w:numPr>
           <w:ilvl w:val="0"/>
-          <w:numId w:val="18"/>
+          <w:numId w:val="2"/>
         </w:numPr>
         <w:spacing w:after="0" w:line="360" w:lineRule="auto"/>
         <w:ind w:left="0" w:firstLine="709"/>
@@ -10363,7 +9657,7 @@
       <w:pPr>
         <w:numPr>
           <w:ilvl w:val="0"/>
-          <w:numId w:val="18"/>
+          <w:numId w:val="2"/>
         </w:numPr>
         <w:spacing w:after="0" w:line="360" w:lineRule="auto"/>
         <w:ind w:left="0" w:firstLine="709"/>
@@ -10393,7 +9687,7 @@
       <w:pPr>
         <w:numPr>
           <w:ilvl w:val="0"/>
-          <w:numId w:val="18"/>
+          <w:numId w:val="2"/>
         </w:numPr>
         <w:spacing w:after="0" w:line="360" w:lineRule="auto"/>
         <w:ind w:left="0" w:firstLine="709"/>
@@ -10423,7 +9717,7 @@
       <w:pPr>
         <w:numPr>
           <w:ilvl w:val="0"/>
-          <w:numId w:val="18"/>
+          <w:numId w:val="2"/>
         </w:numPr>
         <w:spacing w:after="0" w:line="360" w:lineRule="auto"/>
         <w:ind w:left="0" w:firstLine="709"/>
@@ -10502,7 +9796,6 @@
           <w:rFonts w:eastAsia="Times New Roman" w:cs="Times New Roman"/>
           <w:b/>
           <w:bCs/>
-          <w:color w:val="000000"/>
           <w:szCs w:val="28"/>
         </w:rPr>
       </w:pPr>
@@ -10511,19 +9804,9 @@
           <w:rFonts w:eastAsia="Times New Roman" w:cs="Times New Roman"/>
           <w:b/>
           <w:bCs/>
-          <w:color w:val="000000"/>
           <w:szCs w:val="28"/>
         </w:rPr>
         <w:tab/>
-      </w:r>
-      <w:r>
-        <w:rPr>
-          <w:rFonts w:eastAsia="Times New Roman" w:cs="Times New Roman"/>
-          <w:b/>
-          <w:bCs/>
-          <w:color w:val="000000"/>
-          <w:szCs w:val="28"/>
-        </w:rPr>
         <w:t>Установка программы</w:t>
       </w:r>
     </w:p>
@@ -10533,7 +9816,7 @@
         <w:widowControl w:val="0"/>
         <w:numPr>
           <w:ilvl w:val="0"/>
-          <w:numId w:val="20"/>
+          <w:numId w:val="4"/>
         </w:numPr>
         <w:tabs>
           <w:tab w:val="left" w:pos="726"/>
@@ -10546,33 +9829,15 @@
         <w:jc w:val="both"/>
         <w:rPr>
           <w:rFonts w:eastAsia="Times New Roman" w:cs="Times New Roman"/>
-          <w:color w:val="000000"/>
-          <w:szCs w:val="28"/>
-        </w:rPr>
-      </w:pPr>
-      <w:r>
-        <w:rPr>
-          <w:rFonts w:eastAsia="Times New Roman" w:cs="Times New Roman"/>
-          <w:color w:val="000000"/>
-          <w:szCs w:val="28"/>
-        </w:rPr>
-        <w:t>За</w:t>
-      </w:r>
-      <w:r>
-        <w:rPr>
-          <w:rFonts w:eastAsia="Times New Roman" w:cs="Times New Roman"/>
-          <w:color w:val="000000"/>
-          <w:szCs w:val="28"/>
-        </w:rPr>
-        <w:t xml:space="preserve">пустить инсталятор </w:t>
-      </w:r>
-      <w:r>
-        <w:rPr>
-          <w:rFonts w:eastAsia="Times New Roman" w:cs="Times New Roman"/>
-          <w:color w:val="000000"/>
-          <w:szCs w:val="28"/>
-        </w:rPr>
-        <w:t>;</w:t>
+          <w:szCs w:val="28"/>
+        </w:rPr>
+      </w:pPr>
+      <w:r>
+        <w:rPr>
+          <w:rFonts w:eastAsia="Times New Roman" w:cs="Times New Roman"/>
+          <w:szCs w:val="28"/>
+        </w:rPr>
+        <w:t>Запустить инсталятор ;</w:t>
       </w:r>
     </w:p>
     <w:p>
@@ -10581,7 +9846,7 @@
         <w:widowControl w:val="0"/>
         <w:numPr>
           <w:ilvl w:val="0"/>
-          <w:numId w:val="20"/>
+          <w:numId w:val="4"/>
         </w:numPr>
         <w:tabs>
           <w:tab w:val="left" w:pos="726"/>
@@ -10594,33 +9859,15 @@
         <w:jc w:val="both"/>
         <w:rPr>
           <w:rFonts w:eastAsia="Times New Roman" w:cs="Times New Roman"/>
-          <w:color w:val="000000"/>
-          <w:szCs w:val="28"/>
-        </w:rPr>
-      </w:pPr>
-      <w:r>
-        <w:rPr>
-          <w:rFonts w:eastAsia="Times New Roman" w:cs="Times New Roman"/>
-          <w:color w:val="000000"/>
-          <w:szCs w:val="28"/>
-        </w:rPr>
-        <w:t>С</w:t>
-      </w:r>
-      <w:r>
-        <w:rPr>
-          <w:rFonts w:eastAsia="Times New Roman" w:cs="Times New Roman"/>
-          <w:color w:val="000000"/>
-          <w:szCs w:val="28"/>
-        </w:rPr>
-        <w:t>ледовать дальнейшим инструкциям</w:t>
-      </w:r>
-      <w:r>
-        <w:rPr>
-          <w:rFonts w:eastAsia="Times New Roman" w:cs="Times New Roman"/>
-          <w:color w:val="000000"/>
-          <w:szCs w:val="28"/>
-        </w:rPr>
-        <w:t xml:space="preserve"> инсталятора.</w:t>
+          <w:szCs w:val="28"/>
+        </w:rPr>
+      </w:pPr>
+      <w:r>
+        <w:rPr>
+          <w:rFonts w:eastAsia="Times New Roman" w:cs="Times New Roman"/>
+          <w:szCs w:val="28"/>
+        </w:rPr>
+        <w:t>Следовать дальнейшим инструкциям инсталятора.</w:t>
       </w:r>
     </w:p>
     <w:p>
@@ -10639,7 +9886,6 @@
           <w:rFonts w:eastAsia="Times New Roman" w:cs="Times New Roman"/>
           <w:b/>
           <w:bCs/>
-          <w:color w:val="000000"/>
           <w:szCs w:val="28"/>
         </w:rPr>
       </w:pPr>
@@ -10648,19 +9894,9 @@
           <w:rFonts w:eastAsia="Times New Roman" w:cs="Times New Roman"/>
           <w:b/>
           <w:bCs/>
-          <w:color w:val="000000"/>
           <w:szCs w:val="28"/>
         </w:rPr>
         <w:tab/>
-      </w:r>
-      <w:r>
-        <w:rPr>
-          <w:rFonts w:eastAsia="Times New Roman" w:cs="Times New Roman"/>
-          <w:b/>
-          <w:bCs/>
-          <w:color w:val="000000"/>
-          <w:szCs w:val="28"/>
-        </w:rPr>
         <w:t>Порядок работы</w:t>
       </w:r>
     </w:p>
@@ -10669,30 +9905,20 @@
         <w:pStyle w:val="a"/>
         <w:numPr>
           <w:ilvl w:val="0"/>
-          <w:numId w:val="19"/>
+          <w:numId w:val="3"/>
         </w:numPr>
         <w:ind w:left="0" w:firstLine="709"/>
         <w:rPr>
           <w:rFonts w:eastAsia="Times New Roman" w:cs="Times New Roman"/>
-          <w:color w:val="000000"/>
-          <w:szCs w:val="28"/>
-        </w:rPr>
-      </w:pPr>
-      <w:r>
-        <w:rPr>
-          <w:rFonts w:eastAsia="Times New Roman" w:cs="Times New Roman"/>
-          <w:color w:val="000000"/>
-          <w:szCs w:val="28"/>
-        </w:rPr>
-        <w:t>Запустить программу</w:t>
-      </w:r>
-      <w:r>
-        <w:rPr>
-          <w:rFonts w:eastAsia="Times New Roman" w:cs="Times New Roman"/>
-          <w:color w:val="000000"/>
-          <w:szCs w:val="28"/>
-        </w:rPr>
-        <w:t>;</w:t>
+          <w:szCs w:val="28"/>
+        </w:rPr>
+      </w:pPr>
+      <w:r>
+        <w:rPr>
+          <w:rFonts w:eastAsia="Times New Roman" w:cs="Times New Roman"/>
+          <w:szCs w:val="28"/>
+        </w:rPr>
+        <w:t>Запустить программу;</w:t>
       </w:r>
     </w:p>
     <w:p>
@@ -10700,30 +9926,20 @@
         <w:pStyle w:val="a"/>
         <w:numPr>
           <w:ilvl w:val="0"/>
-          <w:numId w:val="19"/>
+          <w:numId w:val="3"/>
         </w:numPr>
         <w:ind w:left="0" w:firstLine="709"/>
         <w:rPr>
           <w:rFonts w:eastAsia="Times New Roman" w:cs="Times New Roman"/>
-          <w:color w:val="000000"/>
-          <w:szCs w:val="28"/>
-        </w:rPr>
-      </w:pPr>
-      <w:r>
-        <w:rPr>
-          <w:rFonts w:eastAsia="Times New Roman" w:cs="Times New Roman"/>
-          <w:color w:val="000000"/>
-          <w:szCs w:val="28"/>
-        </w:rPr>
-        <w:t>Авторизироваться</w:t>
-      </w:r>
-      <w:r>
-        <w:rPr>
-          <w:rFonts w:eastAsia="Times New Roman" w:cs="Times New Roman"/>
-          <w:color w:val="000000"/>
-          <w:szCs w:val="28"/>
-        </w:rPr>
-        <w:t>;</w:t>
+          <w:szCs w:val="28"/>
+        </w:rPr>
+      </w:pPr>
+      <w:r>
+        <w:rPr>
+          <w:rFonts w:eastAsia="Times New Roman" w:cs="Times New Roman"/>
+          <w:szCs w:val="28"/>
+        </w:rPr>
+        <w:t>Авторизироваться;</w:t>
       </w:r>
     </w:p>
     <w:p>
@@ -10731,30 +9947,20 @@
         <w:pStyle w:val="a"/>
         <w:numPr>
           <w:ilvl w:val="0"/>
-          <w:numId w:val="19"/>
+          <w:numId w:val="3"/>
         </w:numPr>
         <w:ind w:left="0" w:firstLine="709"/>
         <w:rPr>
           <w:rFonts w:eastAsia="Times New Roman" w:cs="Times New Roman"/>
-          <w:color w:val="000000"/>
-          <w:szCs w:val="28"/>
-        </w:rPr>
-      </w:pPr>
-      <w:r>
-        <w:rPr>
-          <w:rFonts w:eastAsia="Times New Roman" w:cs="Times New Roman"/>
-          <w:color w:val="000000"/>
-          <w:szCs w:val="28"/>
-        </w:rPr>
-        <w:t>Начать работу</w:t>
-      </w:r>
-      <w:r>
-        <w:rPr>
-          <w:rFonts w:eastAsia="Times New Roman" w:cs="Times New Roman"/>
-          <w:color w:val="000000"/>
-          <w:szCs w:val="28"/>
-        </w:rPr>
-        <w:t>.</w:t>
+          <w:szCs w:val="28"/>
+        </w:rPr>
+      </w:pPr>
+      <w:r>
+        <w:rPr>
+          <w:rFonts w:eastAsia="Times New Roman" w:cs="Times New Roman"/>
+          <w:szCs w:val="28"/>
+        </w:rPr>
+        <w:t>Начать работу.</w:t>
       </w:r>
     </w:p>
     <w:p>
@@ -10765,14 +9971,12 @@
           <w:rFonts w:eastAsia="Times New Roman" w:cs="Times New Roman"/>
           <w:bCs/>
           <w:iCs/>
-          <w:color w:val="000000"/>
-          <w:szCs w:val="28"/>
-        </w:rPr>
-      </w:pPr>
-      <w:r>
-        <w:rPr>
-          <w:rFonts w:eastAsia="Times New Roman" w:cs="Times New Roman"/>
-          <w:color w:val="000000"/>
+          <w:szCs w:val="28"/>
+        </w:rPr>
+      </w:pPr>
+      <w:r>
+        <w:rPr>
+          <w:rFonts w:eastAsia="Times New Roman" w:cs="Times New Roman"/>
           <w:szCs w:val="28"/>
         </w:rPr>
         <w:br w:type="page"/>
@@ -10783,69 +9987,53 @@
         <w:pStyle w:val="a3"/>
         <w:rPr>
           <w:rFonts w:cs="Times New Roman"/>
-          <w:szCs w:val="28"/>
-        </w:rPr>
-      </w:pPr>
-      <w:bookmarkStart w:id="21" w:name="_Toc152028476"/>
-      <w:r>
-        <w:rPr>
-          <w:rFonts w:cs="Times New Roman"/>
+          <w:color w:val="auto"/>
+          <w:szCs w:val="28"/>
+        </w:rPr>
+      </w:pPr>
+      <w:bookmarkStart w:id="32" w:name="_Toc152028476"/>
+      <w:bookmarkStart w:id="33" w:name="_Toc152880602"/>
+      <w:r>
+        <w:rPr>
+          <w:rFonts w:cs="Times New Roman"/>
+          <w:color w:val="auto"/>
           <w:szCs w:val="28"/>
         </w:rPr>
         <w:lastRenderedPageBreak/>
         <w:t>ЗАКЛЮЧЕНИЕ</w:t>
       </w:r>
-      <w:bookmarkEnd w:id="21"/>
-    </w:p>
-    <w:p>
-      <w:pPr>
-        <w:spacing w:after="0" w:line="360" w:lineRule="auto"/>
-        <w:ind w:firstLine="709"/>
-        <w:rPr>
-          <w:rFonts w:eastAsia="Times New Roman" w:cs="Times New Roman"/>
-          <w:color w:val="000000"/>
-          <w:szCs w:val="28"/>
-        </w:rPr>
-      </w:pPr>
-      <w:r>
-        <w:rPr>
-          <w:rFonts w:eastAsia="Times New Roman" w:cs="Times New Roman"/>
-          <w:color w:val="000000"/>
-          <w:szCs w:val="28"/>
-        </w:rPr>
-        <w:t xml:space="preserve">В результате проведенного </w:t>
-      </w:r>
-      <w:r>
-        <w:rPr>
-          <w:rFonts w:eastAsia="Times New Roman" w:cs="Times New Roman"/>
-          <w:color w:val="000000"/>
-          <w:szCs w:val="28"/>
-        </w:rPr>
-        <w:t>анализа</w:t>
-      </w:r>
-      <w:r>
-        <w:rPr>
-          <w:rFonts w:eastAsia="Times New Roman" w:cs="Times New Roman"/>
-          <w:color w:val="000000"/>
-          <w:szCs w:val="28"/>
-        </w:rPr>
-        <w:t xml:space="preserve"> была разработана кроссплатформенная автоматизированная система управления общежитием с использованием C#, Avalonia и .NET. Эта система позволяет эффективно управлять общежитием, повышая качество предоставляемых услуг и обеспечивая удобство использования для пользователей. В будущем возможно расширение функционала системы и ее адаптация под конкретные потребности пользователей.</w:t>
-      </w:r>
-    </w:p>
-    <w:p>
-      <w:pPr>
-        <w:spacing w:after="0" w:line="360" w:lineRule="auto"/>
-        <w:ind w:firstLine="709"/>
-        <w:rPr>
-          <w:rFonts w:eastAsia="Times New Roman" w:cs="Times New Roman"/>
-          <w:color w:val="000000"/>
-          <w:szCs w:val="28"/>
-        </w:rPr>
-      </w:pPr>
-      <w:r>
-        <w:rPr>
-          <w:rFonts w:eastAsia="Times New Roman" w:cs="Times New Roman"/>
-          <w:color w:val="000000"/>
+      <w:bookmarkEnd w:id="32"/>
+      <w:bookmarkEnd w:id="33"/>
+    </w:p>
+    <w:p>
+      <w:pPr>
+        <w:spacing w:after="0" w:line="360" w:lineRule="auto"/>
+        <w:ind w:firstLine="709"/>
+        <w:rPr>
+          <w:rFonts w:eastAsia="Times New Roman" w:cs="Times New Roman"/>
+          <w:szCs w:val="28"/>
+        </w:rPr>
+      </w:pPr>
+      <w:r>
+        <w:rPr>
+          <w:rFonts w:eastAsia="Times New Roman" w:cs="Times New Roman"/>
+          <w:szCs w:val="28"/>
+        </w:rPr>
+        <w:t>В результате проведенного анализа была разработана кроссплатформенная автоматизированная система управления общежитием с использованием C#, Avalonia и .NET. Эта система позволяет эффективно управлять общежитием, повышая качество предоставляемых услуг и обеспечивая удобство использования для пользователей. В будущем возможно расширение функционала системы и ее адаптация под конкретные потребности пользователей.</w:t>
+      </w:r>
+    </w:p>
+    <w:p>
+      <w:pPr>
+        <w:spacing w:after="0" w:line="360" w:lineRule="auto"/>
+        <w:ind w:firstLine="709"/>
+        <w:rPr>
+          <w:rFonts w:eastAsia="Times New Roman" w:cs="Times New Roman"/>
+          <w:szCs w:val="28"/>
+        </w:rPr>
+      </w:pPr>
+      <w:r>
+        <w:rPr>
+          <w:rFonts w:eastAsia="Times New Roman" w:cs="Times New Roman"/>
           <w:szCs w:val="28"/>
         </w:rPr>
         <w:t>Достигнутые задачи:</w:t>
@@ -10880,14 +10068,7 @@
           <w:rFonts w:cs="Times New Roman"/>
           <w:szCs w:val="28"/>
         </w:rPr>
-        <w:t xml:space="preserve">2. </w:t>
-      </w:r>
-      <w:r>
-        <w:rPr>
-          <w:rFonts w:cs="Times New Roman"/>
-          <w:szCs w:val="28"/>
-        </w:rPr>
-        <w:t>Проектирование системы общежития</w:t>
+        <w:t>2. Проектирование системы общежития</w:t>
       </w:r>
     </w:p>
     <w:p>
@@ -10924,7 +10105,6 @@
       <w:r>
         <w:rPr>
           <w:rFonts w:eastAsia="Times New Roman" w:cs="Times New Roman"/>
-          <w:color w:val="000000"/>
           <w:szCs w:val="28"/>
         </w:rPr>
         <w:br w:type="page"/>
@@ -10935,21 +10115,25 @@
         <w:pStyle w:val="a3"/>
         <w:rPr>
           <w:rFonts w:cs="Times New Roman"/>
-          <w:szCs w:val="28"/>
-        </w:rPr>
-      </w:pPr>
-      <w:bookmarkStart w:id="22" w:name="_Toc101981340"/>
-      <w:bookmarkStart w:id="23" w:name="_Toc152028477"/>
-      <w:r>
-        <w:rPr>
-          <w:rFonts w:cs="Times New Roman"/>
+          <w:color w:val="auto"/>
+          <w:szCs w:val="28"/>
+        </w:rPr>
+      </w:pPr>
+      <w:bookmarkStart w:id="34" w:name="_Toc101981340"/>
+      <w:bookmarkStart w:id="35" w:name="_Toc152028477"/>
+      <w:bookmarkStart w:id="36" w:name="_Toc152880603"/>
+      <w:r>
+        <w:rPr>
+          <w:rFonts w:cs="Times New Roman"/>
+          <w:color w:val="auto"/>
           <w:szCs w:val="28"/>
         </w:rPr>
         <w:lastRenderedPageBreak/>
         <w:t>СПИСОК ИСПОЛЬЗОВАНЫХ ИСТОЧНИКОВ</w:t>
       </w:r>
-      <w:bookmarkEnd w:id="22"/>
-      <w:bookmarkEnd w:id="23"/>
+      <w:bookmarkEnd w:id="34"/>
+      <w:bookmarkEnd w:id="35"/>
+      <w:bookmarkEnd w:id="36"/>
     </w:p>
     <w:p>
       <w:pPr>
@@ -10970,8 +10154,6 @@
         <w:rPr>
           <w:rStyle w:val="Strong"/>
           <w:rFonts w:cs="Times New Roman"/>
-          <w:b w:val="0"/>
-          <w:bCs/>
           <w:szCs w:val="28"/>
         </w:rPr>
         <w:t>825</w:t>
@@ -10997,14 +10179,7 @@
           <w:rFonts w:cs="Times New Roman"/>
           <w:szCs w:val="28"/>
         </w:rPr>
-        <w:t>2</w:t>
-      </w:r>
-      <w:r>
-        <w:rPr>
-          <w:rFonts w:cs="Times New Roman"/>
-          <w:szCs w:val="28"/>
-        </w:rPr>
-        <w:t>. Джейсон Visual C# .NET. Полное руководство / Джейсон, Майк Прайс; , Гандэрлой. - М.: Корона Принт, 2004. - 960 c</w:t>
+        <w:t>2. Джейсон Visual C# .NET. Полное руководство / Джейсон, Майк Прайс; , Гандэрлой. - М.: Корона Принт, 2004. - 960 c</w:t>
       </w:r>
     </w:p>
     <w:p>
@@ -11020,21 +10195,12 @@
           <w:rFonts w:cs="Times New Roman"/>
           <w:szCs w:val="28"/>
         </w:rPr>
-        <w:t>3</w:t>
-      </w:r>
-      <w:r>
-        <w:rPr>
-          <w:rFonts w:cs="Times New Roman"/>
-          <w:szCs w:val="28"/>
-        </w:rPr>
-        <w:t>. Колесников, А. П. Методы численного анализа, изложенные на языке формул и алгоритмическом языке C# / А.П. Колесников. - Москва: </w:t>
+        <w:t>3. Колесников, А. П. Методы численного анализа, изложенные на языке формул и алгоритмическом языке C# / А.П. Колесников. - Москва: </w:t>
       </w:r>
       <w:r>
         <w:rPr>
           <w:rStyle w:val="Strong"/>
           <w:rFonts w:cs="Times New Roman"/>
-          <w:b w:val="0"/>
-          <w:bCs/>
           <w:szCs w:val="28"/>
         </w:rPr>
         <w:t>ИЛ</w:t>
@@ -11050,8 +10216,6 @@
         <w:rPr>
           <w:rStyle w:val="Strong"/>
           <w:rFonts w:cs="Times New Roman"/>
-          <w:b w:val="0"/>
-          <w:bCs/>
           <w:szCs w:val="28"/>
         </w:rPr>
         <w:t>830</w:t>
@@ -11077,21 +10241,12 @@
           <w:rFonts w:cs="Times New Roman"/>
           <w:szCs w:val="28"/>
         </w:rPr>
-        <w:t>4</w:t>
-      </w:r>
-      <w:r>
-        <w:rPr>
-          <w:rFonts w:cs="Times New Roman"/>
-          <w:szCs w:val="28"/>
-        </w:rPr>
-        <w:t>. Культин, Никита Борисович Основы программирования в Microsoft Visual C# 2010 (+ CD-ROM) / Культин Никита Борисович. - М.: БХВ-Петербург, 2011. - </w:t>
+        <w:t>4. Культин, Никита Борисович Основы программирования в Microsoft Visual C# 2010 (+ CD-ROM) / Культин Никита Борисович. - М.: БХВ-Петербург, 2011. - </w:t>
       </w:r>
       <w:r>
         <w:rPr>
           <w:rStyle w:val="Strong"/>
           <w:rFonts w:cs="Times New Roman"/>
-          <w:b w:val="0"/>
-          <w:bCs/>
           <w:szCs w:val="28"/>
         </w:rPr>
         <w:t>647</w:t>
@@ -11117,21 +10272,12 @@
           <w:rFonts w:cs="Times New Roman"/>
           <w:szCs w:val="28"/>
         </w:rPr>
-        <w:t>5</w:t>
-      </w:r>
-      <w:r>
-        <w:rPr>
-          <w:rFonts w:cs="Times New Roman"/>
-          <w:szCs w:val="28"/>
-        </w:rPr>
-        <w:t>. Пахомов, Борис С# для начинающих / Борис Пахомов. - М.: БХВ-Петербург, 2014. - </w:t>
+        <w:t>5. Пахомов, Борис С# для начинающих / Борис Пахомов. - М.: БХВ-Петербург, 2014. - </w:t>
       </w:r>
       <w:r>
         <w:rPr>
           <w:rStyle w:val="Strong"/>
           <w:rFonts w:cs="Times New Roman"/>
-          <w:b w:val="0"/>
-          <w:bCs/>
           <w:szCs w:val="28"/>
         </w:rPr>
         <w:t>546</w:t>
@@ -11157,14 +10303,7 @@
           <w:rFonts w:cs="Times New Roman"/>
           <w:szCs w:val="28"/>
         </w:rPr>
-        <w:t>6</w:t>
-      </w:r>
-      <w:r>
-        <w:rPr>
-          <w:rFonts w:cs="Times New Roman"/>
-          <w:szCs w:val="28"/>
-        </w:rPr>
-        <w:t>. Рихтер CLR via C#. Программирование на платформе Microsoft .NET Framework 2.0 на языке C# / Рихтер, Джефри. - М.: Питер, 2007. - 656 c.</w:t>
+        <w:t>6. Рихтер CLR via C#. Программирование на платформе Microsoft .NET Framework 2.0 на языке C# / Рихтер, Джефри. - М.: Питер, 2007. - 656 c.</w:t>
       </w:r>
     </w:p>
     <w:p>
@@ -11180,21 +10319,12 @@
           <w:rFonts w:cs="Times New Roman"/>
           <w:szCs w:val="28"/>
         </w:rPr>
-        <w:t>7</w:t>
-      </w:r>
-      <w:r>
-        <w:rPr>
-          <w:rFonts w:cs="Times New Roman"/>
-          <w:szCs w:val="28"/>
-        </w:rPr>
-        <w:t>. Робинсон, С. C# для профессионалов / С. Робинсон, О. Корнес, Д. Глинн, и др.. - М.: ЛОРИ, 2005. - </w:t>
+        <w:t>7. Робинсон, С. C# для профессионалов / С. Робинсон, О. Корнес, Д. Глинн, и др.. - М.: ЛОРИ, 2005. - </w:t>
       </w:r>
       <w:r>
         <w:rPr>
           <w:rStyle w:val="Strong"/>
           <w:rFonts w:cs="Times New Roman"/>
-          <w:b w:val="0"/>
-          <w:bCs/>
           <w:szCs w:val="28"/>
         </w:rPr>
         <w:t>802</w:t>
@@ -11220,21 +10350,12 @@
           <w:rFonts w:cs="Times New Roman"/>
           <w:szCs w:val="28"/>
         </w:rPr>
-        <w:t>8</w:t>
-      </w:r>
-      <w:r>
-        <w:rPr>
-          <w:rFonts w:cs="Times New Roman"/>
-          <w:szCs w:val="28"/>
-        </w:rPr>
-        <w:t>. Троелсен, Эндрю Язык программирования С# 2005 и платформа .NET 2.0 / Эндрю Троелсен. - М.: Вильямс, 2007. - </w:t>
+        <w:t>8. Троелсен, Эндрю Язык программирования С# 2005 и платформа .NET 2.0 / Эндрю Троелсен. - М.: Вильямс, 2007. - </w:t>
       </w:r>
       <w:r>
         <w:rPr>
           <w:rStyle w:val="Strong"/>
           <w:rFonts w:cs="Times New Roman"/>
-          <w:b w:val="0"/>
-          <w:bCs/>
           <w:szCs w:val="28"/>
         </w:rPr>
         <w:t>190</w:t>
@@ -11260,14 +10381,7 @@
           <w:rFonts w:cs="Times New Roman"/>
           <w:szCs w:val="28"/>
         </w:rPr>
-        <w:t>9</w:t>
-      </w:r>
-      <w:r>
-        <w:rPr>
-          <w:rFonts w:cs="Times New Roman"/>
-          <w:szCs w:val="28"/>
-        </w:rPr>
-        <w:t>. Чедвик, Джесс ASP.NET MVC 4. Разработка реальных веб-приложений с помощью ASP.NET MVC / Джесс Чедвик , Тодд Снайдер , Хришикеш Панда. - М.: Вильямс, 2013. - 432 c.</w:t>
+        <w:t>9. Чедвик, Джесс ASP.NET MVC 4. Разработка реальных веб-приложений с помощью ASP.NET MVC / Джесс Чедвик , Тодд Снайдер , Хришикеш Панда. - М.: Вильямс, 2013. - 432 c.</w:t>
       </w:r>
     </w:p>
     <w:p>
@@ -11283,21 +10397,12 @@
           <w:rFonts w:cs="Times New Roman"/>
           <w:szCs w:val="28"/>
         </w:rPr>
-        <w:t>10</w:t>
-      </w:r>
-      <w:r>
-        <w:rPr>
-          <w:rFonts w:cs="Times New Roman"/>
-          <w:szCs w:val="28"/>
-        </w:rPr>
-        <w:t>. Эндрю, Троелсен Язык программирования C# 6.0 и платформа .NET 4.6 / Троелсен Эндрю. - М.: Диалектика / Вильямс, 2016. - </w:t>
+        <w:t>10. Эндрю, Троелсен Язык программирования C# 6.0 и платформа .NET 4.6 / Троелсен Эндрю. - М.: Диалектика / Вильямс, 2016. - </w:t>
       </w:r>
       <w:r>
         <w:rPr>
           <w:rStyle w:val="Strong"/>
           <w:rFonts w:cs="Times New Roman"/>
-          <w:b w:val="0"/>
-          <w:bCs/>
           <w:szCs w:val="28"/>
         </w:rPr>
         <w:t>695</w:t>
@@ -11322,112 +10427,22 @@
         </w:rPr>
       </w:pPr>
     </w:p>
+    <w:p>
+      <w:pPr>
+        <w:rPr>
+          <w:rFonts w:cs="Times New Roman"/>
+          <w:szCs w:val="28"/>
+        </w:rPr>
+      </w:pPr>
+    </w:p>
     <w:sectPr>
-      <w:footerReference w:type="default" r:id="rId19"/>
       <w:pgSz w:w="11906" w:h="16838"/>
       <w:pgMar w:top="1134" w:right="850" w:bottom="1134" w:left="1701" w:header="708" w:footer="708" w:gutter="0"/>
       <w:cols w:space="708"/>
-      <w:titlePg/>
       <w:docGrid w:linePitch="360"/>
     </w:sectPr>
   </w:body>
 </w:document>
-</file>
-
-<file path=word/endnotes.xml><?xml version="1.0" encoding="utf-8"?>
-<w:endnotes xmlns:wpc="http://schemas.microsoft.com/office/word/2010/wordprocessingCanvas" xmlns:cx="http://schemas.microsoft.com/office/drawing/2014/chartex" xmlns:cx1="http://schemas.microsoft.com/office/drawing/2015/9/8/chartex" xmlns:cx2="http://schemas.microsoft.com/office/drawing/2015/10/21/chartex" xmlns:cx3="http://schemas.microsoft.com/office/drawing/2016/5/9/chartex" xmlns:cx4="http://schemas.microsoft.com/office/drawing/2016/5/10/chartex" xmlns:cx5="http://schemas.microsoft.com/office/drawing/2016/5/11/chartex" xmlns:cx6="http://schemas.microsoft.com/office/drawing/2016/5/12/chartex" xmlns:cx7="http://schemas.microsoft.com/office/drawing/2016/5/13/chartex" xmlns:cx8="http://schemas.microsoft.com/office/drawing/2016/5/14/chartex" xmlns:mc="http://schemas.openxmlformats.org/markup-compatibility/2006" xmlns:aink="http://schemas.microsoft.com/office/drawing/2016/ink" xmlns:am3d="http://schemas.microsoft.com/office/drawing/2017/model3d" xmlns:o="urn:schemas-microsoft-com:office:office" xmlns:r="http://schemas.openxmlformats.org/officeDocument/2006/relationships" xmlns:m="http://schemas.openxmlformats.org/officeDocument/2006/math" xmlns:v="urn:schemas-microsoft-com:vml" xmlns:wp14="http://schemas.microsoft.com/office/word/2010/wordprocessingDrawing" xmlns:wp="http://schemas.openxmlformats.org/drawingml/2006/wordprocessingDrawing" xmlns:w10="urn:schemas-microsoft-com:office:word" xmlns:w="http://schemas.openxmlformats.org/wordprocessingml/2006/main" xmlns:w14="http://schemas.microsoft.com/office/word/2010/wordml" xmlns:w15="http://schemas.microsoft.com/office/word/2012/wordml" xmlns:w16cex="http://schemas.microsoft.com/office/word/2018/wordml/cex" xmlns:w16cid="http://schemas.microsoft.com/office/word/2016/wordml/cid" xmlns:w16="http://schemas.microsoft.com/office/word/2018/wordml" xmlns:w16sdtdh="http://schemas.microsoft.com/office/word/2020/wordml/sdtdatahash" xmlns:w16se="http://schemas.microsoft.com/office/word/2015/wordml/symex" xmlns:wpg="http://schemas.microsoft.com/office/word/2010/wordprocessingGroup" xmlns:wpi="http://schemas.microsoft.com/office/word/2010/wordprocessingInk" xmlns:wne="http://schemas.microsoft.com/office/word/2006/wordml" xmlns:wps="http://schemas.microsoft.com/office/word/2010/wordprocessingShape" mc:Ignorable="w14 w15 w16se w16cid w16 w16cex w16sdtdh wp14">
-  <w:endnote w:type="separator" w:id="-1">
-    <w:p>
-      <w:pPr>
-        <w:spacing w:after="0" w:line="240" w:lineRule="auto"/>
-      </w:pPr>
-      <w:r>
-        <w:separator/>
-      </w:r>
-    </w:p>
-  </w:endnote>
-  <w:endnote w:type="continuationSeparator" w:id="0">
-    <w:p>
-      <w:pPr>
-        <w:spacing w:after="0" w:line="240" w:lineRule="auto"/>
-      </w:pPr>
-      <w:r>
-        <w:continuationSeparator/>
-      </w:r>
-    </w:p>
-  </w:endnote>
-</w:endnotes>
-</file>
-
-<file path=word/footer1.xml><?xml version="1.0" encoding="utf-8"?>
-<w:ftr xmlns:wpc="http://schemas.microsoft.com/office/word/2010/wordprocessingCanvas" xmlns:cx="http://schemas.microsoft.com/office/drawing/2014/chartex" xmlns:cx1="http://schemas.microsoft.com/office/drawing/2015/9/8/chartex" xmlns:cx2="http://schemas.microsoft.com/office/drawing/2015/10/21/chartex" xmlns:cx3="http://schemas.microsoft.com/office/drawing/2016/5/9/chartex" xmlns:cx4="http://schemas.microsoft.com/office/drawing/2016/5/10/chartex" xmlns:cx5="http://schemas.microsoft.com/office/drawing/2016/5/11/chartex" xmlns:cx6="http://schemas.microsoft.com/office/drawing/2016/5/12/chartex" xmlns:cx7="http://schemas.microsoft.com/office/drawing/2016/5/13/chartex" xmlns:cx8="http://schemas.microsoft.com/office/drawing/2016/5/14/chartex" xmlns:mc="http://schemas.openxmlformats.org/markup-compatibility/2006" xmlns:aink="http://schemas.microsoft.com/office/drawing/2016/ink" xmlns:am3d="http://schemas.microsoft.com/office/drawing/2017/model3d" xmlns:o="urn:schemas-microsoft-com:office:office" xmlns:r="http://schemas.openxmlformats.org/officeDocument/2006/relationships" xmlns:m="http://schemas.openxmlformats.org/officeDocument/2006/math" xmlns:v="urn:schemas-microsoft-com:vml" xmlns:wp14="http://schemas.microsoft.com/office/word/2010/wordprocessingDrawing" xmlns:wp="http://schemas.openxmlformats.org/drawingml/2006/wordprocessingDrawing" xmlns:w10="urn:schemas-microsoft-com:office:word" xmlns:w="http://schemas.openxmlformats.org/wordprocessingml/2006/main" xmlns:w14="http://schemas.microsoft.com/office/word/2010/wordml" xmlns:w15="http://schemas.microsoft.com/office/word/2012/wordml" xmlns:w16cex="http://schemas.microsoft.com/office/word/2018/wordml/cex" xmlns:w16cid="http://schemas.microsoft.com/office/word/2016/wordml/cid" xmlns:w16="http://schemas.microsoft.com/office/word/2018/wordml" xmlns:w16sdtdh="http://schemas.microsoft.com/office/word/2020/wordml/sdtdatahash" xmlns:w16se="http://schemas.microsoft.com/office/word/2015/wordml/symex" xmlns:wpg="http://schemas.microsoft.com/office/word/2010/wordprocessingGroup" xmlns:wpi="http://schemas.microsoft.com/office/word/2010/wordprocessingInk" xmlns:wne="http://schemas.microsoft.com/office/word/2006/wordml" xmlns:wps="http://schemas.microsoft.com/office/word/2010/wordprocessingShape" mc:Ignorable="w14 w15 w16se w16cid w16 w16cex w16sdtdh wp14">
-  <w:sdt>
-    <w:sdtPr>
-      <w:id w:val="1388917640"/>
-      <w:docPartObj>
-        <w:docPartGallery w:val="Page Numbers (Bottom of Page)"/>
-        <w:docPartUnique/>
-      </w:docPartObj>
-    </w:sdtPr>
-    <w:sdtEndPr/>
-    <w:sdtContent>
-      <w:p>
-        <w:pPr>
-          <w:pStyle w:val="Footer"/>
-          <w:jc w:val="center"/>
-        </w:pPr>
-        <w:r>
-          <w:fldChar w:fldCharType="begin"/>
-        </w:r>
-        <w:r>
-          <w:instrText>PAGE   \* MERGEFORMAT</w:instrText>
-        </w:r>
-        <w:r>
-          <w:fldChar w:fldCharType="separate"/>
-        </w:r>
-        <w:r>
-          <w:rPr>
-            <w:noProof/>
-          </w:rPr>
-          <w:t>39</w:t>
-        </w:r>
-        <w:r>
-          <w:fldChar w:fldCharType="end"/>
-        </w:r>
-      </w:p>
-    </w:sdtContent>
-  </w:sdt>
-  <w:p>
-    <w:pPr>
-      <w:pStyle w:val="Footer"/>
-    </w:pPr>
-  </w:p>
-</w:ftr>
-</file>
-
-<file path=word/footnotes.xml><?xml version="1.0" encoding="utf-8"?>
-<w:footnotes xmlns:wpc="http://schemas.microsoft.com/office/word/2010/wordprocessingCanvas" xmlns:cx="http://schemas.microsoft.com/office/drawing/2014/chartex" xmlns:cx1="http://schemas.microsoft.com/office/drawing/2015/9/8/chartex" xmlns:cx2="http://schemas.microsoft.com/office/drawing/2015/10/21/chartex" xmlns:cx3="http://schemas.microsoft.com/office/drawing/2016/5/9/chartex" xmlns:cx4="http://schemas.microsoft.com/office/drawing/2016/5/10/chartex" xmlns:cx5="http://schemas.microsoft.com/office/drawing/2016/5/11/chartex" xmlns:cx6="http://schemas.microsoft.com/office/drawing/2016/5/12/chartex" xmlns:cx7="http://schemas.microsoft.com/office/drawing/2016/5/13/chartex" xmlns:cx8="http://schemas.microsoft.com/office/drawing/2016/5/14/chartex" xmlns:mc="http://schemas.openxmlformats.org/markup-compatibility/2006" xmlns:aink="http://schemas.microsoft.com/office/drawing/2016/ink" xmlns:am3d="http://schemas.microsoft.com/office/drawing/2017/model3d" xmlns:o="urn:schemas-microsoft-com:office:office" xmlns:r="http://schemas.openxmlformats.org/officeDocument/2006/relationships" xmlns:m="http://schemas.openxmlformats.org/officeDocument/2006/math" xmlns:v="urn:schemas-microsoft-com:vml" xmlns:wp14="http://schemas.microsoft.com/office/word/2010/wordprocessingDrawing" xmlns:wp="http://schemas.openxmlformats.org/drawingml/2006/wordprocessingDrawing" xmlns:w10="urn:schemas-microsoft-com:office:word" xmlns:w="http://schemas.openxmlformats.org/wordprocessingml/2006/main" xmlns:w14="http://schemas.microsoft.com/office/word/2010/wordml" xmlns:w15="http://schemas.microsoft.com/office/word/2012/wordml" xmlns:w16cex="http://schemas.microsoft.com/office/word/2018/wordml/cex" xmlns:w16cid="http://schemas.microsoft.com/office/word/2016/wordml/cid" xmlns:w16="http://schemas.microsoft.com/office/word/2018/wordml" xmlns:w16sdtdh="http://schemas.microsoft.com/office/word/2020/wordml/sdtdatahash" xmlns:w16se="http://schemas.microsoft.com/office/word/2015/wordml/symex" xmlns:wpg="http://schemas.microsoft.com/office/word/2010/wordprocessingGroup" xmlns:wpi="http://schemas.microsoft.com/office/word/2010/wordprocessingInk" xmlns:wne="http://schemas.microsoft.com/office/word/2006/wordml" xmlns:wps="http://schemas.microsoft.com/office/word/2010/wordprocessingShape" mc:Ignorable="w14 w15 w16se w16cid w16 w16cex w16sdtdh wp14">
-  <w:footnote w:type="separator" w:id="-1">
-    <w:p>
-      <w:pPr>
-        <w:spacing w:after="0" w:line="240" w:lineRule="auto"/>
-      </w:pPr>
-      <w:r>
-        <w:separator/>
-      </w:r>
-    </w:p>
-  </w:footnote>
-  <w:footnote w:type="continuationSeparator" w:id="0">
-    <w:p>
-      <w:pPr>
-        <w:spacing w:after="0" w:line="240" w:lineRule="auto"/>
-      </w:pPr>
-      <w:r>
-        <w:continuationSeparator/>
-      </w:r>
-    </w:p>
-  </w:footnote>
-</w:footnotes>
 </file>
 
 <file path=word/numbering.xml><?xml version="1.0" encoding="utf-8"?>
@@ -11522,205 +10537,6 @@
     </w:lvl>
   </w:abstractNum>
   <w:abstractNum w:abstractNumId="1" w15:restartNumberingAfterBreak="0">
-    <w:nsid w:val="101E093A"/>
-    <w:multiLevelType w:val="hybridMultilevel"/>
-    <w:tmpl w:val="445E1750"/>
-    <w:lvl w:ilvl="0" w:tplc="0419000F">
-      <w:start w:val="1"/>
-      <w:numFmt w:val="decimal"/>
-      <w:lvlText w:val="%1."/>
-      <w:lvlJc w:val="left"/>
-      <w:pPr>
-        <w:ind w:left="1429" w:hanging="360"/>
-      </w:pPr>
-    </w:lvl>
-    <w:lvl w:ilvl="1" w:tplc="04190019" w:tentative="1">
-      <w:start w:val="1"/>
-      <w:numFmt w:val="lowerLetter"/>
-      <w:lvlText w:val="%2."/>
-      <w:lvlJc w:val="left"/>
-      <w:pPr>
-        <w:ind w:left="2149" w:hanging="360"/>
-      </w:pPr>
-    </w:lvl>
-    <w:lvl w:ilvl="2" w:tplc="0419001B" w:tentative="1">
-      <w:start w:val="1"/>
-      <w:numFmt w:val="lowerRoman"/>
-      <w:lvlText w:val="%3."/>
-      <w:lvlJc w:val="right"/>
-      <w:pPr>
-        <w:ind w:left="2869" w:hanging="180"/>
-      </w:pPr>
-    </w:lvl>
-    <w:lvl w:ilvl="3" w:tplc="0419000F" w:tentative="1">
-      <w:start w:val="1"/>
-      <w:numFmt w:val="decimal"/>
-      <w:lvlText w:val="%4."/>
-      <w:lvlJc w:val="left"/>
-      <w:pPr>
-        <w:ind w:left="3589" w:hanging="360"/>
-      </w:pPr>
-    </w:lvl>
-    <w:lvl w:ilvl="4" w:tplc="04190019" w:tentative="1">
-      <w:start w:val="1"/>
-      <w:numFmt w:val="lowerLetter"/>
-      <w:lvlText w:val="%5."/>
-      <w:lvlJc w:val="left"/>
-      <w:pPr>
-        <w:ind w:left="4309" w:hanging="360"/>
-      </w:pPr>
-    </w:lvl>
-    <w:lvl w:ilvl="5" w:tplc="0419001B" w:tentative="1">
-      <w:start w:val="1"/>
-      <w:numFmt w:val="lowerRoman"/>
-      <w:lvlText w:val="%6."/>
-      <w:lvlJc w:val="right"/>
-      <w:pPr>
-        <w:ind w:left="5029" w:hanging="180"/>
-      </w:pPr>
-    </w:lvl>
-    <w:lvl w:ilvl="6" w:tplc="0419000F" w:tentative="1">
-      <w:start w:val="1"/>
-      <w:numFmt w:val="decimal"/>
-      <w:lvlText w:val="%7."/>
-      <w:lvlJc w:val="left"/>
-      <w:pPr>
-        <w:ind w:left="5749" w:hanging="360"/>
-      </w:pPr>
-    </w:lvl>
-    <w:lvl w:ilvl="7" w:tplc="04190019" w:tentative="1">
-      <w:start w:val="1"/>
-      <w:numFmt w:val="lowerLetter"/>
-      <w:lvlText w:val="%8."/>
-      <w:lvlJc w:val="left"/>
-      <w:pPr>
-        <w:ind w:left="6469" w:hanging="360"/>
-      </w:pPr>
-    </w:lvl>
-    <w:lvl w:ilvl="8" w:tplc="0419001B" w:tentative="1">
-      <w:start w:val="1"/>
-      <w:numFmt w:val="lowerRoman"/>
-      <w:lvlText w:val="%9."/>
-      <w:lvlJc w:val="right"/>
-      <w:pPr>
-        <w:ind w:left="7189" w:hanging="180"/>
-      </w:pPr>
-    </w:lvl>
-  </w:abstractNum>
-  <w:abstractNum w:abstractNumId="2" w15:restartNumberingAfterBreak="0">
-    <w:nsid w:val="19743C10"/>
-    <w:multiLevelType w:val="hybridMultilevel"/>
-    <w:tmpl w:val="D6FE5DCE"/>
-    <w:lvl w:ilvl="0" w:tplc="33546C34">
-      <w:start w:val="1"/>
-      <w:numFmt w:val="bullet"/>
-      <w:lvlText w:val=""/>
-      <w:lvlJc w:val="left"/>
-      <w:pPr>
-        <w:ind w:left="704" w:hanging="420"/>
-      </w:pPr>
-      <w:rPr>
-        <w:rFonts w:ascii="Symbol" w:hAnsi="Symbol" w:hint="default"/>
-      </w:rPr>
-    </w:lvl>
-    <w:lvl w:ilvl="1" w:tplc="04190003" w:tentative="1">
-      <w:start w:val="1"/>
-      <w:numFmt w:val="bullet"/>
-      <w:lvlText w:val="o"/>
-      <w:lvlJc w:val="left"/>
-      <w:pPr>
-        <w:ind w:left="1364" w:hanging="360"/>
-      </w:pPr>
-      <w:rPr>
-        <w:rFonts w:ascii="Courier New" w:hAnsi="Courier New" w:cs="Courier New" w:hint="default"/>
-      </w:rPr>
-    </w:lvl>
-    <w:lvl w:ilvl="2" w:tplc="04190005" w:tentative="1">
-      <w:start w:val="1"/>
-      <w:numFmt w:val="bullet"/>
-      <w:lvlText w:val=""/>
-      <w:lvlJc w:val="left"/>
-      <w:pPr>
-        <w:ind w:left="2084" w:hanging="360"/>
-      </w:pPr>
-      <w:rPr>
-        <w:rFonts w:ascii="Wingdings" w:hAnsi="Wingdings" w:hint="default"/>
-      </w:rPr>
-    </w:lvl>
-    <w:lvl w:ilvl="3" w:tplc="04190001" w:tentative="1">
-      <w:start w:val="1"/>
-      <w:numFmt w:val="bullet"/>
-      <w:lvlText w:val=""/>
-      <w:lvlJc w:val="left"/>
-      <w:pPr>
-        <w:ind w:left="2804" w:hanging="360"/>
-      </w:pPr>
-      <w:rPr>
-        <w:rFonts w:ascii="Symbol" w:hAnsi="Symbol" w:hint="default"/>
-      </w:rPr>
-    </w:lvl>
-    <w:lvl w:ilvl="4" w:tplc="04190003" w:tentative="1">
-      <w:start w:val="1"/>
-      <w:numFmt w:val="bullet"/>
-      <w:lvlText w:val="o"/>
-      <w:lvlJc w:val="left"/>
-      <w:pPr>
-        <w:ind w:left="3524" w:hanging="360"/>
-      </w:pPr>
-      <w:rPr>
-        <w:rFonts w:ascii="Courier New" w:hAnsi="Courier New" w:cs="Courier New" w:hint="default"/>
-      </w:rPr>
-    </w:lvl>
-    <w:lvl w:ilvl="5" w:tplc="04190005" w:tentative="1">
-      <w:start w:val="1"/>
-      <w:numFmt w:val="bullet"/>
-      <w:lvlText w:val=""/>
-      <w:lvlJc w:val="left"/>
-      <w:pPr>
-        <w:ind w:left="4244" w:hanging="360"/>
-      </w:pPr>
-      <w:rPr>
-        <w:rFonts w:ascii="Wingdings" w:hAnsi="Wingdings" w:hint="default"/>
-      </w:rPr>
-    </w:lvl>
-    <w:lvl w:ilvl="6" w:tplc="04190001" w:tentative="1">
-      <w:start w:val="1"/>
-      <w:numFmt w:val="bullet"/>
-      <w:lvlText w:val=""/>
-      <w:lvlJc w:val="left"/>
-      <w:pPr>
-        <w:ind w:left="4964" w:hanging="360"/>
-      </w:pPr>
-      <w:rPr>
-        <w:rFonts w:ascii="Symbol" w:hAnsi="Symbol" w:hint="default"/>
-      </w:rPr>
-    </w:lvl>
-    <w:lvl w:ilvl="7" w:tplc="04190003" w:tentative="1">
-      <w:start w:val="1"/>
-      <w:numFmt w:val="bullet"/>
-      <w:lvlText w:val="o"/>
-      <w:lvlJc w:val="left"/>
-      <w:pPr>
-        <w:ind w:left="5684" w:hanging="360"/>
-      </w:pPr>
-      <w:rPr>
-        <w:rFonts w:ascii="Courier New" w:hAnsi="Courier New" w:cs="Courier New" w:hint="default"/>
-      </w:rPr>
-    </w:lvl>
-    <w:lvl w:ilvl="8" w:tplc="04190005" w:tentative="1">
-      <w:start w:val="1"/>
-      <w:numFmt w:val="bullet"/>
-      <w:lvlText w:val=""/>
-      <w:lvlJc w:val="left"/>
-      <w:pPr>
-        <w:ind w:left="6404" w:hanging="360"/>
-      </w:pPr>
-      <w:rPr>
-        <w:rFonts w:ascii="Wingdings" w:hAnsi="Wingdings" w:hint="default"/>
-      </w:rPr>
-    </w:lvl>
-  </w:abstractNum>
-  <w:abstractNum w:abstractNumId="3" w15:restartNumberingAfterBreak="0">
     <w:nsid w:val="1A986378"/>
     <w:multiLevelType w:val="hybridMultilevel"/>
     <w:tmpl w:val="67F8F4A0"/>
@@ -11806,17 +10622,17 @@
       </w:pPr>
     </w:lvl>
   </w:abstractNum>
-  <w:abstractNum w:abstractNumId="4" w15:restartNumberingAfterBreak="0">
-    <w:nsid w:val="1E734FA2"/>
+  <w:abstractNum w:abstractNumId="2" w15:restartNumberingAfterBreak="0">
+    <w:nsid w:val="27AF0F64"/>
     <w:multiLevelType w:val="hybridMultilevel"/>
-    <w:tmpl w:val="CD5CC756"/>
-    <w:lvl w:ilvl="0" w:tplc="0419000F">
+    <w:tmpl w:val="E7B0F7D0"/>
+    <w:lvl w:ilvl="0" w:tplc="77800598">
       <w:start w:val="1"/>
       <w:numFmt w:val="decimal"/>
       <w:lvlText w:val="%1."/>
       <w:lvlJc w:val="left"/>
       <w:pPr>
-        <w:ind w:left="720" w:hanging="360"/>
+        <w:ind w:left="1069" w:hanging="360"/>
       </w:pPr>
       <w:rPr>
         <w:rFonts w:hint="default"/>
@@ -11828,7 +10644,7 @@
       <w:lvlText w:val="%2."/>
       <w:lvlJc w:val="left"/>
       <w:pPr>
-        <w:ind w:left="1440" w:hanging="360"/>
+        <w:ind w:left="1789" w:hanging="360"/>
       </w:pPr>
     </w:lvl>
     <w:lvl w:ilvl="2" w:tplc="0419001B" w:tentative="1">
@@ -11837,7 +10653,7 @@
       <w:lvlText w:val="%3."/>
       <w:lvlJc w:val="right"/>
       <w:pPr>
-        <w:ind w:left="2160" w:hanging="180"/>
+        <w:ind w:left="2509" w:hanging="180"/>
       </w:pPr>
     </w:lvl>
     <w:lvl w:ilvl="3" w:tplc="0419000F" w:tentative="1">
@@ -11846,7 +10662,7 @@
       <w:lvlText w:val="%4."/>
       <w:lvlJc w:val="left"/>
       <w:pPr>
-        <w:ind w:left="2880" w:hanging="360"/>
+        <w:ind w:left="3229" w:hanging="360"/>
       </w:pPr>
     </w:lvl>
     <w:lvl w:ilvl="4" w:tplc="04190019" w:tentative="1">
@@ -11855,7 +10671,7 @@
       <w:lvlText w:val="%5."/>
       <w:lvlJc w:val="left"/>
       <w:pPr>
-        <w:ind w:left="3600" w:hanging="360"/>
+        <w:ind w:left="3949" w:hanging="360"/>
       </w:pPr>
     </w:lvl>
     <w:lvl w:ilvl="5" w:tplc="0419001B" w:tentative="1">
@@ -11864,7 +10680,7 @@
       <w:lvlText w:val="%6."/>
       <w:lvlJc w:val="right"/>
       <w:pPr>
-        <w:ind w:left="4320" w:hanging="180"/>
+        <w:ind w:left="4669" w:hanging="180"/>
       </w:pPr>
     </w:lvl>
     <w:lvl w:ilvl="6" w:tplc="0419000F" w:tentative="1">
@@ -11873,7 +10689,7 @@
       <w:lvlText w:val="%7."/>
       <w:lvlJc w:val="left"/>
       <w:pPr>
-        <w:ind w:left="5040" w:hanging="360"/>
+        <w:ind w:left="5389" w:hanging="360"/>
       </w:pPr>
     </w:lvl>
     <w:lvl w:ilvl="7" w:tplc="04190019" w:tentative="1">
@@ -11882,7 +10698,7 @@
       <w:lvlText w:val="%8."/>
       <w:lvlJc w:val="left"/>
       <w:pPr>
-        <w:ind w:left="5760" w:hanging="360"/>
+        <w:ind w:left="6109" w:hanging="360"/>
       </w:pPr>
     </w:lvl>
     <w:lvl w:ilvl="8" w:tplc="0419001B" w:tentative="1">
@@ -11891,134 +10707,21 @@
       <w:lvlText w:val="%9."/>
       <w:lvlJc w:val="right"/>
       <w:pPr>
-        <w:ind w:left="6480" w:hanging="180"/>
+        <w:ind w:left="6829" w:hanging="180"/>
       </w:pPr>
     </w:lvl>
   </w:abstractNum>
-  <w:abstractNum w:abstractNumId="5" w15:restartNumberingAfterBreak="0">
-    <w:nsid w:val="1EF71FDD"/>
-    <w:multiLevelType w:val="multilevel"/>
-    <w:tmpl w:val="427E4B8A"/>
-    <w:lvl w:ilvl="0">
+  <w:abstractNum w:abstractNumId="3" w15:restartNumberingAfterBreak="0">
+    <w:nsid w:val="33103327"/>
+    <w:multiLevelType w:val="hybridMultilevel"/>
+    <w:tmpl w:val="6A8E5E4A"/>
+    <w:lvl w:ilvl="0" w:tplc="04190011">
       <w:start w:val="1"/>
       <w:numFmt w:val="decimal"/>
-      <w:lvlText w:val="%1."/>
+      <w:lvlText w:val="%1)"/>
       <w:lvlJc w:val="left"/>
       <w:pPr>
-        <w:tabs>
-          <w:tab w:val="num" w:pos="720"/>
-        </w:tabs>
         <w:ind w:left="720" w:hanging="360"/>
-      </w:pPr>
-    </w:lvl>
-    <w:lvl w:ilvl="1" w:tentative="1">
-      <w:start w:val="1"/>
-      <w:numFmt w:val="decimal"/>
-      <w:lvlText w:val="%2."/>
-      <w:lvlJc w:val="left"/>
-      <w:pPr>
-        <w:tabs>
-          <w:tab w:val="num" w:pos="1440"/>
-        </w:tabs>
-        <w:ind w:left="1440" w:hanging="360"/>
-      </w:pPr>
-    </w:lvl>
-    <w:lvl w:ilvl="2" w:tentative="1">
-      <w:start w:val="1"/>
-      <w:numFmt w:val="decimal"/>
-      <w:lvlText w:val="%3."/>
-      <w:lvlJc w:val="left"/>
-      <w:pPr>
-        <w:tabs>
-          <w:tab w:val="num" w:pos="2160"/>
-        </w:tabs>
-        <w:ind w:left="2160" w:hanging="360"/>
-      </w:pPr>
-    </w:lvl>
-    <w:lvl w:ilvl="3" w:tentative="1">
-      <w:start w:val="1"/>
-      <w:numFmt w:val="decimal"/>
-      <w:lvlText w:val="%4."/>
-      <w:lvlJc w:val="left"/>
-      <w:pPr>
-        <w:tabs>
-          <w:tab w:val="num" w:pos="2880"/>
-        </w:tabs>
-        <w:ind w:left="2880" w:hanging="360"/>
-      </w:pPr>
-    </w:lvl>
-    <w:lvl w:ilvl="4" w:tentative="1">
-      <w:start w:val="1"/>
-      <w:numFmt w:val="decimal"/>
-      <w:lvlText w:val="%5."/>
-      <w:lvlJc w:val="left"/>
-      <w:pPr>
-        <w:tabs>
-          <w:tab w:val="num" w:pos="3600"/>
-        </w:tabs>
-        <w:ind w:left="3600" w:hanging="360"/>
-      </w:pPr>
-    </w:lvl>
-    <w:lvl w:ilvl="5" w:tentative="1">
-      <w:start w:val="1"/>
-      <w:numFmt w:val="decimal"/>
-      <w:lvlText w:val="%6."/>
-      <w:lvlJc w:val="left"/>
-      <w:pPr>
-        <w:tabs>
-          <w:tab w:val="num" w:pos="4320"/>
-        </w:tabs>
-        <w:ind w:left="4320" w:hanging="360"/>
-      </w:pPr>
-    </w:lvl>
-    <w:lvl w:ilvl="6" w:tentative="1">
-      <w:start w:val="1"/>
-      <w:numFmt w:val="decimal"/>
-      <w:lvlText w:val="%7."/>
-      <w:lvlJc w:val="left"/>
-      <w:pPr>
-        <w:tabs>
-          <w:tab w:val="num" w:pos="5040"/>
-        </w:tabs>
-        <w:ind w:left="5040" w:hanging="360"/>
-      </w:pPr>
-    </w:lvl>
-    <w:lvl w:ilvl="7" w:tentative="1">
-      <w:start w:val="1"/>
-      <w:numFmt w:val="decimal"/>
-      <w:lvlText w:val="%8."/>
-      <w:lvlJc w:val="left"/>
-      <w:pPr>
-        <w:tabs>
-          <w:tab w:val="num" w:pos="5760"/>
-        </w:tabs>
-        <w:ind w:left="5760" w:hanging="360"/>
-      </w:pPr>
-    </w:lvl>
-    <w:lvl w:ilvl="8" w:tentative="1">
-      <w:start w:val="1"/>
-      <w:numFmt w:val="decimal"/>
-      <w:lvlText w:val="%9."/>
-      <w:lvlJc w:val="left"/>
-      <w:pPr>
-        <w:tabs>
-          <w:tab w:val="num" w:pos="6480"/>
-        </w:tabs>
-        <w:ind w:left="6480" w:hanging="360"/>
-      </w:pPr>
-    </w:lvl>
-  </w:abstractNum>
-  <w:abstractNum w:abstractNumId="6" w15:restartNumberingAfterBreak="0">
-    <w:nsid w:val="25D04A54"/>
-    <w:multiLevelType w:val="hybridMultilevel"/>
-    <w:tmpl w:val="9344378C"/>
-    <w:lvl w:ilvl="0" w:tplc="C4D0D9F2">
-      <w:start w:val="1"/>
-      <w:numFmt w:val="decimal"/>
-      <w:lvlText w:val="%1."/>
-      <w:lvlJc w:val="left"/>
-      <w:pPr>
-        <w:ind w:left="1159" w:hanging="450"/>
       </w:pPr>
       <w:rPr>
         <w:rFonts w:hint="default"/>
@@ -12030,7 +10733,7 @@
       <w:lvlText w:val="%2."/>
       <w:lvlJc w:val="left"/>
       <w:pPr>
-        <w:ind w:left="1789" w:hanging="360"/>
+        <w:ind w:left="1440" w:hanging="360"/>
       </w:pPr>
     </w:lvl>
     <w:lvl w:ilvl="2" w:tplc="0419001B" w:tentative="1">
@@ -12039,7 +10742,7 @@
       <w:lvlText w:val="%3."/>
       <w:lvlJc w:val="right"/>
       <w:pPr>
-        <w:ind w:left="2509" w:hanging="180"/>
+        <w:ind w:left="2160" w:hanging="180"/>
       </w:pPr>
     </w:lvl>
     <w:lvl w:ilvl="3" w:tplc="0419000F" w:tentative="1">
@@ -12048,7 +10751,7 @@
       <w:lvlText w:val="%4."/>
       <w:lvlJc w:val="left"/>
       <w:pPr>
-        <w:ind w:left="3229" w:hanging="360"/>
+        <w:ind w:left="2880" w:hanging="360"/>
       </w:pPr>
     </w:lvl>
     <w:lvl w:ilvl="4" w:tplc="04190019" w:tentative="1">
@@ -12057,7 +10760,7 @@
       <w:lvlText w:val="%5."/>
       <w:lvlJc w:val="left"/>
       <w:pPr>
-        <w:ind w:left="3949" w:hanging="360"/>
+        <w:ind w:left="3600" w:hanging="360"/>
       </w:pPr>
     </w:lvl>
     <w:lvl w:ilvl="5" w:tplc="0419001B" w:tentative="1">
@@ -12066,7 +10769,7 @@
       <w:lvlText w:val="%6."/>
       <w:lvlJc w:val="right"/>
       <w:pPr>
-        <w:ind w:left="4669" w:hanging="180"/>
+        <w:ind w:left="4320" w:hanging="180"/>
       </w:pPr>
     </w:lvl>
     <w:lvl w:ilvl="6" w:tplc="0419000F" w:tentative="1">
@@ -12075,7 +10778,7 @@
       <w:lvlText w:val="%7."/>
       <w:lvlJc w:val="left"/>
       <w:pPr>
-        <w:ind w:left="5389" w:hanging="360"/>
+        <w:ind w:left="5040" w:hanging="360"/>
       </w:pPr>
     </w:lvl>
     <w:lvl w:ilvl="7" w:tplc="04190019" w:tentative="1">
@@ -12084,7 +10787,7 @@
       <w:lvlText w:val="%8."/>
       <w:lvlJc w:val="left"/>
       <w:pPr>
-        <w:ind w:left="6109" w:hanging="360"/>
+        <w:ind w:left="5760" w:hanging="360"/>
       </w:pPr>
     </w:lvl>
     <w:lvl w:ilvl="8" w:tplc="0419001B" w:tentative="1">
@@ -12093,105 +10796,15 @@
       <w:lvlText w:val="%9."/>
       <w:lvlJc w:val="right"/>
       <w:pPr>
-        <w:ind w:left="6829" w:hanging="180"/>
+        <w:ind w:left="6480" w:hanging="180"/>
       </w:pPr>
     </w:lvl>
   </w:abstractNum>
-  <w:abstractNum w:abstractNumId="7" w15:restartNumberingAfterBreak="0">
-    <w:nsid w:val="265D72D7"/>
+  <w:abstractNum w:abstractNumId="4" w15:restartNumberingAfterBreak="0">
+    <w:nsid w:val="3B3479ED"/>
     <w:multiLevelType w:val="hybridMultilevel"/>
-    <w:tmpl w:val="9A48286A"/>
-    <w:lvl w:ilvl="0" w:tplc="0040D738">
-      <w:start w:val="1"/>
-      <w:numFmt w:val="decimal"/>
-      <w:lvlText w:val="%1."/>
-      <w:lvlJc w:val="left"/>
-      <w:pPr>
-        <w:ind w:left="1414" w:hanging="705"/>
-      </w:pPr>
-      <w:rPr>
-        <w:rFonts w:hint="default"/>
-        <w:b w:val="0"/>
-      </w:rPr>
-    </w:lvl>
-    <w:lvl w:ilvl="1" w:tplc="04190019" w:tentative="1">
-      <w:start w:val="1"/>
-      <w:numFmt w:val="lowerLetter"/>
-      <w:lvlText w:val="%2."/>
-      <w:lvlJc w:val="left"/>
-      <w:pPr>
-        <w:ind w:left="1440" w:hanging="360"/>
-      </w:pPr>
-    </w:lvl>
-    <w:lvl w:ilvl="2" w:tplc="0419001B" w:tentative="1">
-      <w:start w:val="1"/>
-      <w:numFmt w:val="lowerRoman"/>
-      <w:lvlText w:val="%3."/>
-      <w:lvlJc w:val="right"/>
-      <w:pPr>
-        <w:ind w:left="2160" w:hanging="180"/>
-      </w:pPr>
-    </w:lvl>
-    <w:lvl w:ilvl="3" w:tplc="0419000F" w:tentative="1">
-      <w:start w:val="1"/>
-      <w:numFmt w:val="decimal"/>
-      <w:lvlText w:val="%4."/>
-      <w:lvlJc w:val="left"/>
-      <w:pPr>
-        <w:ind w:left="2880" w:hanging="360"/>
-      </w:pPr>
-    </w:lvl>
-    <w:lvl w:ilvl="4" w:tplc="04190019" w:tentative="1">
-      <w:start w:val="1"/>
-      <w:numFmt w:val="lowerLetter"/>
-      <w:lvlText w:val="%5."/>
-      <w:lvlJc w:val="left"/>
-      <w:pPr>
-        <w:ind w:left="3600" w:hanging="360"/>
-      </w:pPr>
-    </w:lvl>
-    <w:lvl w:ilvl="5" w:tplc="0419001B" w:tentative="1">
-      <w:start w:val="1"/>
-      <w:numFmt w:val="lowerRoman"/>
-      <w:lvlText w:val="%6."/>
-      <w:lvlJc w:val="right"/>
-      <w:pPr>
-        <w:ind w:left="4320" w:hanging="180"/>
-      </w:pPr>
-    </w:lvl>
-    <w:lvl w:ilvl="6" w:tplc="0419000F" w:tentative="1">
-      <w:start w:val="1"/>
-      <w:numFmt w:val="decimal"/>
-      <w:lvlText w:val="%7."/>
-      <w:lvlJc w:val="left"/>
-      <w:pPr>
-        <w:ind w:left="5040" w:hanging="360"/>
-      </w:pPr>
-    </w:lvl>
-    <w:lvl w:ilvl="7" w:tplc="04190019" w:tentative="1">
-      <w:start w:val="1"/>
-      <w:numFmt w:val="lowerLetter"/>
-      <w:lvlText w:val="%8."/>
-      <w:lvlJc w:val="left"/>
-      <w:pPr>
-        <w:ind w:left="5760" w:hanging="360"/>
-      </w:pPr>
-    </w:lvl>
-    <w:lvl w:ilvl="8" w:tplc="0419001B" w:tentative="1">
-      <w:start w:val="1"/>
-      <w:numFmt w:val="lowerRoman"/>
-      <w:lvlText w:val="%9."/>
-      <w:lvlJc w:val="right"/>
-      <w:pPr>
-        <w:ind w:left="6480" w:hanging="180"/>
-      </w:pPr>
-    </w:lvl>
-  </w:abstractNum>
-  <w:abstractNum w:abstractNumId="8" w15:restartNumberingAfterBreak="0">
-    <w:nsid w:val="27AF0F64"/>
-    <w:multiLevelType w:val="hybridMultilevel"/>
-    <w:tmpl w:val="E7B0F7D0"/>
-    <w:lvl w:ilvl="0" w:tplc="77800598">
+    <w:tmpl w:val="CAE67AFA"/>
+    <w:lvl w:ilvl="0" w:tplc="A498F872">
       <w:start w:val="1"/>
       <w:numFmt w:val="decimal"/>
       <w:lvlText w:val="%1."/>
@@ -12276,17 +10889,17 @@
       </w:pPr>
     </w:lvl>
   </w:abstractNum>
-  <w:abstractNum w:abstractNumId="9" w15:restartNumberingAfterBreak="0">
-    <w:nsid w:val="2EB80403"/>
+  <w:abstractNum w:abstractNumId="5" w15:restartNumberingAfterBreak="0">
+    <w:nsid w:val="3B766845"/>
     <w:multiLevelType w:val="hybridMultilevel"/>
-    <w:tmpl w:val="52B20AEE"/>
-    <w:lvl w:ilvl="0" w:tplc="B5D098AC">
+    <w:tmpl w:val="67269AA2"/>
+    <w:lvl w:ilvl="0" w:tplc="EE4C7FE8">
       <w:start w:val="1"/>
       <w:numFmt w:val="decimal"/>
-      <w:lvlText w:val="%1"/>
+      <w:lvlText w:val="%1."/>
       <w:lvlJc w:val="left"/>
       <w:pPr>
-        <w:ind w:left="720" w:hanging="360"/>
+        <w:ind w:left="1069" w:hanging="360"/>
       </w:pPr>
       <w:rPr>
         <w:rFonts w:hint="default"/>
@@ -12298,7 +10911,7 @@
       <w:lvlText w:val="%2."/>
       <w:lvlJc w:val="left"/>
       <w:pPr>
-        <w:ind w:left="1440" w:hanging="360"/>
+        <w:ind w:left="1789" w:hanging="360"/>
       </w:pPr>
     </w:lvl>
     <w:lvl w:ilvl="2" w:tplc="0419001B" w:tentative="1">
@@ -12307,7 +10920,7 @@
       <w:lvlText w:val="%3."/>
       <w:lvlJc w:val="right"/>
       <w:pPr>
-        <w:ind w:left="2160" w:hanging="180"/>
+        <w:ind w:left="2509" w:hanging="180"/>
       </w:pPr>
     </w:lvl>
     <w:lvl w:ilvl="3" w:tplc="0419000F" w:tentative="1">
@@ -12316,7 +10929,7 @@
       <w:lvlText w:val="%4."/>
       <w:lvlJc w:val="left"/>
       <w:pPr>
-        <w:ind w:left="2880" w:hanging="360"/>
+        <w:ind w:left="3229" w:hanging="360"/>
       </w:pPr>
     </w:lvl>
     <w:lvl w:ilvl="4" w:tplc="04190019" w:tentative="1">
@@ -12325,7 +10938,7 @@
       <w:lvlText w:val="%5."/>
       <w:lvlJc w:val="left"/>
       <w:pPr>
-        <w:ind w:left="3600" w:hanging="360"/>
+        <w:ind w:left="3949" w:hanging="360"/>
       </w:pPr>
     </w:lvl>
     <w:lvl w:ilvl="5" w:tplc="0419001B" w:tentative="1">
@@ -12334,7 +10947,7 @@
       <w:lvlText w:val="%6."/>
       <w:lvlJc w:val="right"/>
       <w:pPr>
-        <w:ind w:left="4320" w:hanging="180"/>
+        <w:ind w:left="4669" w:hanging="180"/>
       </w:pPr>
     </w:lvl>
     <w:lvl w:ilvl="6" w:tplc="0419000F" w:tentative="1">
@@ -12343,7 +10956,7 @@
       <w:lvlText w:val="%7."/>
       <w:lvlJc w:val="left"/>
       <w:pPr>
-        <w:ind w:left="5040" w:hanging="360"/>
+        <w:ind w:left="5389" w:hanging="360"/>
       </w:pPr>
     </w:lvl>
     <w:lvl w:ilvl="7" w:tplc="04190019" w:tentative="1">
@@ -12352,7 +10965,7 @@
       <w:lvlText w:val="%8."/>
       <w:lvlJc w:val="left"/>
       <w:pPr>
-        <w:ind w:left="5760" w:hanging="360"/>
+        <w:ind w:left="6109" w:hanging="360"/>
       </w:pPr>
     </w:lvl>
     <w:lvl w:ilvl="8" w:tplc="0419001B" w:tentative="1">
@@ -12361,477 +10974,11 @@
       <w:lvlText w:val="%9."/>
       <w:lvlJc w:val="right"/>
       <w:pPr>
-        <w:ind w:left="6480" w:hanging="180"/>
+        <w:ind w:left="6829" w:hanging="180"/>
       </w:pPr>
     </w:lvl>
   </w:abstractNum>
-  <w:abstractNum w:abstractNumId="10" w15:restartNumberingAfterBreak="0">
-    <w:nsid w:val="32825BB5"/>
-    <w:multiLevelType w:val="multilevel"/>
-    <w:tmpl w:val="12A0C8E8"/>
-    <w:lvl w:ilvl="0">
-      <w:start w:val="1"/>
-      <w:numFmt w:val="decimal"/>
-      <w:lvlText w:val="%1."/>
-      <w:lvlJc w:val="left"/>
-      <w:pPr>
-        <w:tabs>
-          <w:tab w:val="num" w:pos="720"/>
-        </w:tabs>
-        <w:ind w:left="720" w:hanging="360"/>
-      </w:pPr>
-    </w:lvl>
-    <w:lvl w:ilvl="1" w:tentative="1">
-      <w:start w:val="1"/>
-      <w:numFmt w:val="decimal"/>
-      <w:lvlText w:val="%2."/>
-      <w:lvlJc w:val="left"/>
-      <w:pPr>
-        <w:tabs>
-          <w:tab w:val="num" w:pos="1440"/>
-        </w:tabs>
-        <w:ind w:left="1440" w:hanging="360"/>
-      </w:pPr>
-    </w:lvl>
-    <w:lvl w:ilvl="2" w:tentative="1">
-      <w:start w:val="1"/>
-      <w:numFmt w:val="decimal"/>
-      <w:lvlText w:val="%3."/>
-      <w:lvlJc w:val="left"/>
-      <w:pPr>
-        <w:tabs>
-          <w:tab w:val="num" w:pos="2160"/>
-        </w:tabs>
-        <w:ind w:left="2160" w:hanging="360"/>
-      </w:pPr>
-    </w:lvl>
-    <w:lvl w:ilvl="3" w:tentative="1">
-      <w:start w:val="1"/>
-      <w:numFmt w:val="decimal"/>
-      <w:lvlText w:val="%4."/>
-      <w:lvlJc w:val="left"/>
-      <w:pPr>
-        <w:tabs>
-          <w:tab w:val="num" w:pos="2880"/>
-        </w:tabs>
-        <w:ind w:left="2880" w:hanging="360"/>
-      </w:pPr>
-    </w:lvl>
-    <w:lvl w:ilvl="4" w:tentative="1">
-      <w:start w:val="1"/>
-      <w:numFmt w:val="decimal"/>
-      <w:lvlText w:val="%5."/>
-      <w:lvlJc w:val="left"/>
-      <w:pPr>
-        <w:tabs>
-          <w:tab w:val="num" w:pos="3600"/>
-        </w:tabs>
-        <w:ind w:left="3600" w:hanging="360"/>
-      </w:pPr>
-    </w:lvl>
-    <w:lvl w:ilvl="5" w:tentative="1">
-      <w:start w:val="1"/>
-      <w:numFmt w:val="decimal"/>
-      <w:lvlText w:val="%6."/>
-      <w:lvlJc w:val="left"/>
-      <w:pPr>
-        <w:tabs>
-          <w:tab w:val="num" w:pos="4320"/>
-        </w:tabs>
-        <w:ind w:left="4320" w:hanging="360"/>
-      </w:pPr>
-    </w:lvl>
-    <w:lvl w:ilvl="6" w:tentative="1">
-      <w:start w:val="1"/>
-      <w:numFmt w:val="decimal"/>
-      <w:lvlText w:val="%7."/>
-      <w:lvlJc w:val="left"/>
-      <w:pPr>
-        <w:tabs>
-          <w:tab w:val="num" w:pos="5040"/>
-        </w:tabs>
-        <w:ind w:left="5040" w:hanging="360"/>
-      </w:pPr>
-    </w:lvl>
-    <w:lvl w:ilvl="7" w:tentative="1">
-      <w:start w:val="1"/>
-      <w:numFmt w:val="decimal"/>
-      <w:lvlText w:val="%8."/>
-      <w:lvlJc w:val="left"/>
-      <w:pPr>
-        <w:tabs>
-          <w:tab w:val="num" w:pos="5760"/>
-        </w:tabs>
-        <w:ind w:left="5760" w:hanging="360"/>
-      </w:pPr>
-    </w:lvl>
-    <w:lvl w:ilvl="8" w:tentative="1">
-      <w:start w:val="1"/>
-      <w:numFmt w:val="decimal"/>
-      <w:lvlText w:val="%9."/>
-      <w:lvlJc w:val="left"/>
-      <w:pPr>
-        <w:tabs>
-          <w:tab w:val="num" w:pos="6480"/>
-        </w:tabs>
-        <w:ind w:left="6480" w:hanging="360"/>
-      </w:pPr>
-    </w:lvl>
-  </w:abstractNum>
-  <w:abstractNum w:abstractNumId="11" w15:restartNumberingAfterBreak="0">
-    <w:nsid w:val="33103327"/>
-    <w:multiLevelType w:val="hybridMultilevel"/>
-    <w:tmpl w:val="6A8E5E4A"/>
-    <w:lvl w:ilvl="0" w:tplc="04190011">
-      <w:start w:val="1"/>
-      <w:numFmt w:val="decimal"/>
-      <w:lvlText w:val="%1)"/>
-      <w:lvlJc w:val="left"/>
-      <w:pPr>
-        <w:ind w:left="720" w:hanging="360"/>
-      </w:pPr>
-      <w:rPr>
-        <w:rFonts w:hint="default"/>
-      </w:rPr>
-    </w:lvl>
-    <w:lvl w:ilvl="1" w:tplc="04190019" w:tentative="1">
-      <w:start w:val="1"/>
-      <w:numFmt w:val="lowerLetter"/>
-      <w:lvlText w:val="%2."/>
-      <w:lvlJc w:val="left"/>
-      <w:pPr>
-        <w:ind w:left="1440" w:hanging="360"/>
-      </w:pPr>
-    </w:lvl>
-    <w:lvl w:ilvl="2" w:tplc="0419001B" w:tentative="1">
-      <w:start w:val="1"/>
-      <w:numFmt w:val="lowerRoman"/>
-      <w:lvlText w:val="%3."/>
-      <w:lvlJc w:val="right"/>
-      <w:pPr>
-        <w:ind w:left="2160" w:hanging="180"/>
-      </w:pPr>
-    </w:lvl>
-    <w:lvl w:ilvl="3" w:tplc="0419000F" w:tentative="1">
-      <w:start w:val="1"/>
-      <w:numFmt w:val="decimal"/>
-      <w:lvlText w:val="%4."/>
-      <w:lvlJc w:val="left"/>
-      <w:pPr>
-        <w:ind w:left="2880" w:hanging="360"/>
-      </w:pPr>
-    </w:lvl>
-    <w:lvl w:ilvl="4" w:tplc="04190019" w:tentative="1">
-      <w:start w:val="1"/>
-      <w:numFmt w:val="lowerLetter"/>
-      <w:lvlText w:val="%5."/>
-      <w:lvlJc w:val="left"/>
-      <w:pPr>
-        <w:ind w:left="3600" w:hanging="360"/>
-      </w:pPr>
-    </w:lvl>
-    <w:lvl w:ilvl="5" w:tplc="0419001B" w:tentative="1">
-      <w:start w:val="1"/>
-      <w:numFmt w:val="lowerRoman"/>
-      <w:lvlText w:val="%6."/>
-      <w:lvlJc w:val="right"/>
-      <w:pPr>
-        <w:ind w:left="4320" w:hanging="180"/>
-      </w:pPr>
-    </w:lvl>
-    <w:lvl w:ilvl="6" w:tplc="0419000F" w:tentative="1">
-      <w:start w:val="1"/>
-      <w:numFmt w:val="decimal"/>
-      <w:lvlText w:val="%7."/>
-      <w:lvlJc w:val="left"/>
-      <w:pPr>
-        <w:ind w:left="5040" w:hanging="360"/>
-      </w:pPr>
-    </w:lvl>
-    <w:lvl w:ilvl="7" w:tplc="04190019" w:tentative="1">
-      <w:start w:val="1"/>
-      <w:numFmt w:val="lowerLetter"/>
-      <w:lvlText w:val="%8."/>
-      <w:lvlJc w:val="left"/>
-      <w:pPr>
-        <w:ind w:left="5760" w:hanging="360"/>
-      </w:pPr>
-    </w:lvl>
-    <w:lvl w:ilvl="8" w:tplc="0419001B" w:tentative="1">
-      <w:start w:val="1"/>
-      <w:numFmt w:val="lowerRoman"/>
-      <w:lvlText w:val="%9."/>
-      <w:lvlJc w:val="right"/>
-      <w:pPr>
-        <w:ind w:left="6480" w:hanging="180"/>
-      </w:pPr>
-    </w:lvl>
-  </w:abstractNum>
-  <w:abstractNum w:abstractNumId="12" w15:restartNumberingAfterBreak="0">
-    <w:nsid w:val="3766750B"/>
-    <w:multiLevelType w:val="hybridMultilevel"/>
-    <w:tmpl w:val="E9EEDC6C"/>
-    <w:lvl w:ilvl="0" w:tplc="0419000F">
-      <w:start w:val="1"/>
-      <w:numFmt w:val="decimal"/>
-      <w:lvlText w:val="%1."/>
-      <w:lvlJc w:val="left"/>
-      <w:pPr>
-        <w:ind w:left="1429" w:hanging="360"/>
-      </w:pPr>
-    </w:lvl>
-    <w:lvl w:ilvl="1" w:tplc="04190019" w:tentative="1">
-      <w:start w:val="1"/>
-      <w:numFmt w:val="lowerLetter"/>
-      <w:lvlText w:val="%2."/>
-      <w:lvlJc w:val="left"/>
-      <w:pPr>
-        <w:ind w:left="2149" w:hanging="360"/>
-      </w:pPr>
-    </w:lvl>
-    <w:lvl w:ilvl="2" w:tplc="0419001B" w:tentative="1">
-      <w:start w:val="1"/>
-      <w:numFmt w:val="lowerRoman"/>
-      <w:lvlText w:val="%3."/>
-      <w:lvlJc w:val="right"/>
-      <w:pPr>
-        <w:ind w:left="2869" w:hanging="180"/>
-      </w:pPr>
-    </w:lvl>
-    <w:lvl w:ilvl="3" w:tplc="0419000F" w:tentative="1">
-      <w:start w:val="1"/>
-      <w:numFmt w:val="decimal"/>
-      <w:lvlText w:val="%4."/>
-      <w:lvlJc w:val="left"/>
-      <w:pPr>
-        <w:ind w:left="3589" w:hanging="360"/>
-      </w:pPr>
-    </w:lvl>
-    <w:lvl w:ilvl="4" w:tplc="04190019" w:tentative="1">
-      <w:start w:val="1"/>
-      <w:numFmt w:val="lowerLetter"/>
-      <w:lvlText w:val="%5."/>
-      <w:lvlJc w:val="left"/>
-      <w:pPr>
-        <w:ind w:left="4309" w:hanging="360"/>
-      </w:pPr>
-    </w:lvl>
-    <w:lvl w:ilvl="5" w:tplc="0419001B" w:tentative="1">
-      <w:start w:val="1"/>
-      <w:numFmt w:val="lowerRoman"/>
-      <w:lvlText w:val="%6."/>
-      <w:lvlJc w:val="right"/>
-      <w:pPr>
-        <w:ind w:left="5029" w:hanging="180"/>
-      </w:pPr>
-    </w:lvl>
-    <w:lvl w:ilvl="6" w:tplc="0419000F" w:tentative="1">
-      <w:start w:val="1"/>
-      <w:numFmt w:val="decimal"/>
-      <w:lvlText w:val="%7."/>
-      <w:lvlJc w:val="left"/>
-      <w:pPr>
-        <w:ind w:left="5749" w:hanging="360"/>
-      </w:pPr>
-    </w:lvl>
-    <w:lvl w:ilvl="7" w:tplc="04190019" w:tentative="1">
-      <w:start w:val="1"/>
-      <w:numFmt w:val="lowerLetter"/>
-      <w:lvlText w:val="%8."/>
-      <w:lvlJc w:val="left"/>
-      <w:pPr>
-        <w:ind w:left="6469" w:hanging="360"/>
-      </w:pPr>
-    </w:lvl>
-    <w:lvl w:ilvl="8" w:tplc="0419001B" w:tentative="1">
-      <w:start w:val="1"/>
-      <w:numFmt w:val="lowerRoman"/>
-      <w:lvlText w:val="%9."/>
-      <w:lvlJc w:val="right"/>
-      <w:pPr>
-        <w:ind w:left="7189" w:hanging="180"/>
-      </w:pPr>
-    </w:lvl>
-  </w:abstractNum>
-  <w:abstractNum w:abstractNumId="13" w15:restartNumberingAfterBreak="0">
-    <w:nsid w:val="3B3479ED"/>
-    <w:multiLevelType w:val="hybridMultilevel"/>
-    <w:tmpl w:val="CAE67AFA"/>
-    <w:lvl w:ilvl="0" w:tplc="A498F872">
-      <w:start w:val="1"/>
-      <w:numFmt w:val="decimal"/>
-      <w:lvlText w:val="%1."/>
-      <w:lvlJc w:val="left"/>
-      <w:pPr>
-        <w:ind w:left="1069" w:hanging="360"/>
-      </w:pPr>
-      <w:rPr>
-        <w:rFonts w:hint="default"/>
-      </w:rPr>
-    </w:lvl>
-    <w:lvl w:ilvl="1" w:tplc="04190019" w:tentative="1">
-      <w:start w:val="1"/>
-      <w:numFmt w:val="lowerLetter"/>
-      <w:lvlText w:val="%2."/>
-      <w:lvlJc w:val="left"/>
-      <w:pPr>
-        <w:ind w:left="1789" w:hanging="360"/>
-      </w:pPr>
-    </w:lvl>
-    <w:lvl w:ilvl="2" w:tplc="0419001B" w:tentative="1">
-      <w:start w:val="1"/>
-      <w:numFmt w:val="lowerRoman"/>
-      <w:lvlText w:val="%3."/>
-      <w:lvlJc w:val="right"/>
-      <w:pPr>
-        <w:ind w:left="2509" w:hanging="180"/>
-      </w:pPr>
-    </w:lvl>
-    <w:lvl w:ilvl="3" w:tplc="0419000F" w:tentative="1">
-      <w:start w:val="1"/>
-      <w:numFmt w:val="decimal"/>
-      <w:lvlText w:val="%4."/>
-      <w:lvlJc w:val="left"/>
-      <w:pPr>
-        <w:ind w:left="3229" w:hanging="360"/>
-      </w:pPr>
-    </w:lvl>
-    <w:lvl w:ilvl="4" w:tplc="04190019" w:tentative="1">
-      <w:start w:val="1"/>
-      <w:numFmt w:val="lowerLetter"/>
-      <w:lvlText w:val="%5."/>
-      <w:lvlJc w:val="left"/>
-      <w:pPr>
-        <w:ind w:left="3949" w:hanging="360"/>
-      </w:pPr>
-    </w:lvl>
-    <w:lvl w:ilvl="5" w:tplc="0419001B" w:tentative="1">
-      <w:start w:val="1"/>
-      <w:numFmt w:val="lowerRoman"/>
-      <w:lvlText w:val="%6."/>
-      <w:lvlJc w:val="right"/>
-      <w:pPr>
-        <w:ind w:left="4669" w:hanging="180"/>
-      </w:pPr>
-    </w:lvl>
-    <w:lvl w:ilvl="6" w:tplc="0419000F" w:tentative="1">
-      <w:start w:val="1"/>
-      <w:numFmt w:val="decimal"/>
-      <w:lvlText w:val="%7."/>
-      <w:lvlJc w:val="left"/>
-      <w:pPr>
-        <w:ind w:left="5389" w:hanging="360"/>
-      </w:pPr>
-    </w:lvl>
-    <w:lvl w:ilvl="7" w:tplc="04190019" w:tentative="1">
-      <w:start w:val="1"/>
-      <w:numFmt w:val="lowerLetter"/>
-      <w:lvlText w:val="%8."/>
-      <w:lvlJc w:val="left"/>
-      <w:pPr>
-        <w:ind w:left="6109" w:hanging="360"/>
-      </w:pPr>
-    </w:lvl>
-    <w:lvl w:ilvl="8" w:tplc="0419001B" w:tentative="1">
-      <w:start w:val="1"/>
-      <w:numFmt w:val="lowerRoman"/>
-      <w:lvlText w:val="%9."/>
-      <w:lvlJc w:val="right"/>
-      <w:pPr>
-        <w:ind w:left="6829" w:hanging="180"/>
-      </w:pPr>
-    </w:lvl>
-  </w:abstractNum>
-  <w:abstractNum w:abstractNumId="14" w15:restartNumberingAfterBreak="0">
-    <w:nsid w:val="3B766845"/>
-    <w:multiLevelType w:val="hybridMultilevel"/>
-    <w:tmpl w:val="67269AA2"/>
-    <w:lvl w:ilvl="0" w:tplc="EE4C7FE8">
-      <w:start w:val="1"/>
-      <w:numFmt w:val="decimal"/>
-      <w:lvlText w:val="%1."/>
-      <w:lvlJc w:val="left"/>
-      <w:pPr>
-        <w:ind w:left="1069" w:hanging="360"/>
-      </w:pPr>
-      <w:rPr>
-        <w:rFonts w:hint="default"/>
-      </w:rPr>
-    </w:lvl>
-    <w:lvl w:ilvl="1" w:tplc="04190019" w:tentative="1">
-      <w:start w:val="1"/>
-      <w:numFmt w:val="lowerLetter"/>
-      <w:lvlText w:val="%2."/>
-      <w:lvlJc w:val="left"/>
-      <w:pPr>
-        <w:ind w:left="1789" w:hanging="360"/>
-      </w:pPr>
-    </w:lvl>
-    <w:lvl w:ilvl="2" w:tplc="0419001B" w:tentative="1">
-      <w:start w:val="1"/>
-      <w:numFmt w:val="lowerRoman"/>
-      <w:lvlText w:val="%3."/>
-      <w:lvlJc w:val="right"/>
-      <w:pPr>
-        <w:ind w:left="2509" w:hanging="180"/>
-      </w:pPr>
-    </w:lvl>
-    <w:lvl w:ilvl="3" w:tplc="0419000F" w:tentative="1">
-      <w:start w:val="1"/>
-      <w:numFmt w:val="decimal"/>
-      <w:lvlText w:val="%4."/>
-      <w:lvlJc w:val="left"/>
-      <w:pPr>
-        <w:ind w:left="3229" w:hanging="360"/>
-      </w:pPr>
-    </w:lvl>
-    <w:lvl w:ilvl="4" w:tplc="04190019" w:tentative="1">
-      <w:start w:val="1"/>
-      <w:numFmt w:val="lowerLetter"/>
-      <w:lvlText w:val="%5."/>
-      <w:lvlJc w:val="left"/>
-      <w:pPr>
-        <w:ind w:left="3949" w:hanging="360"/>
-      </w:pPr>
-    </w:lvl>
-    <w:lvl w:ilvl="5" w:tplc="0419001B" w:tentative="1">
-      <w:start w:val="1"/>
-      <w:numFmt w:val="lowerRoman"/>
-      <w:lvlText w:val="%6."/>
-      <w:lvlJc w:val="right"/>
-      <w:pPr>
-        <w:ind w:left="4669" w:hanging="180"/>
-      </w:pPr>
-    </w:lvl>
-    <w:lvl w:ilvl="6" w:tplc="0419000F" w:tentative="1">
-      <w:start w:val="1"/>
-      <w:numFmt w:val="decimal"/>
-      <w:lvlText w:val="%7."/>
-      <w:lvlJc w:val="left"/>
-      <w:pPr>
-        <w:ind w:left="5389" w:hanging="360"/>
-      </w:pPr>
-    </w:lvl>
-    <w:lvl w:ilvl="7" w:tplc="04190019" w:tentative="1">
-      <w:start w:val="1"/>
-      <w:numFmt w:val="lowerLetter"/>
-      <w:lvlText w:val="%8."/>
-      <w:lvlJc w:val="left"/>
-      <w:pPr>
-        <w:ind w:left="6109" w:hanging="360"/>
-      </w:pPr>
-    </w:lvl>
-    <w:lvl w:ilvl="8" w:tplc="0419001B" w:tentative="1">
-      <w:start w:val="1"/>
-      <w:numFmt w:val="lowerRoman"/>
-      <w:lvlText w:val="%9."/>
-      <w:lvlJc w:val="right"/>
-      <w:pPr>
-        <w:ind w:left="6829" w:hanging="180"/>
-      </w:pPr>
-    </w:lvl>
-  </w:abstractNum>
-  <w:abstractNum w:abstractNumId="15" w15:restartNumberingAfterBreak="0">
+  <w:abstractNum w:abstractNumId="6" w15:restartNumberingAfterBreak="0">
     <w:nsid w:val="3CAE16E7"/>
     <w:multiLevelType w:val="hybridMultilevel"/>
     <w:tmpl w:val="A9EEB03C"/>
@@ -13043,7 +11190,7 @@
       </w:rPr>
     </w:lvl>
   </w:abstractNum>
-  <w:abstractNum w:abstractNumId="16" w15:restartNumberingAfterBreak="0">
+  <w:abstractNum w:abstractNumId="7" w15:restartNumberingAfterBreak="0">
     <w:nsid w:val="3CD57FD7"/>
     <w:multiLevelType w:val="hybridMultilevel"/>
     <w:tmpl w:val="446A0216"/>
@@ -13132,549 +11279,7 @@
       </w:pPr>
     </w:lvl>
   </w:abstractNum>
-  <w:abstractNum w:abstractNumId="17" w15:restartNumberingAfterBreak="0">
-    <w:nsid w:val="44C616B9"/>
-    <w:multiLevelType w:val="hybridMultilevel"/>
-    <w:tmpl w:val="BA3E8430"/>
-    <w:lvl w:ilvl="0" w:tplc="04190001">
-      <w:start w:val="1"/>
-      <w:numFmt w:val="bullet"/>
-      <w:lvlText w:val=""/>
-      <w:lvlJc w:val="left"/>
-      <w:pPr>
-        <w:ind w:left="1429" w:hanging="360"/>
-      </w:pPr>
-      <w:rPr>
-        <w:rFonts w:ascii="Symbol" w:hAnsi="Symbol" w:hint="default"/>
-      </w:rPr>
-    </w:lvl>
-    <w:lvl w:ilvl="1" w:tplc="04190003" w:tentative="1">
-      <w:start w:val="1"/>
-      <w:numFmt w:val="bullet"/>
-      <w:lvlText w:val="o"/>
-      <w:lvlJc w:val="left"/>
-      <w:pPr>
-        <w:ind w:left="2149" w:hanging="360"/>
-      </w:pPr>
-      <w:rPr>
-        <w:rFonts w:ascii="Courier New" w:hAnsi="Courier New" w:cs="Courier New" w:hint="default"/>
-      </w:rPr>
-    </w:lvl>
-    <w:lvl w:ilvl="2" w:tplc="04190005" w:tentative="1">
-      <w:start w:val="1"/>
-      <w:numFmt w:val="bullet"/>
-      <w:lvlText w:val=""/>
-      <w:lvlJc w:val="left"/>
-      <w:pPr>
-        <w:ind w:left="2869" w:hanging="360"/>
-      </w:pPr>
-      <w:rPr>
-        <w:rFonts w:ascii="Wingdings" w:hAnsi="Wingdings" w:hint="default"/>
-      </w:rPr>
-    </w:lvl>
-    <w:lvl w:ilvl="3" w:tplc="04190001" w:tentative="1">
-      <w:start w:val="1"/>
-      <w:numFmt w:val="bullet"/>
-      <w:lvlText w:val=""/>
-      <w:lvlJc w:val="left"/>
-      <w:pPr>
-        <w:ind w:left="3589" w:hanging="360"/>
-      </w:pPr>
-      <w:rPr>
-        <w:rFonts w:ascii="Symbol" w:hAnsi="Symbol" w:hint="default"/>
-      </w:rPr>
-    </w:lvl>
-    <w:lvl w:ilvl="4" w:tplc="04190003" w:tentative="1">
-      <w:start w:val="1"/>
-      <w:numFmt w:val="bullet"/>
-      <w:lvlText w:val="o"/>
-      <w:lvlJc w:val="left"/>
-      <w:pPr>
-        <w:ind w:left="4309" w:hanging="360"/>
-      </w:pPr>
-      <w:rPr>
-        <w:rFonts w:ascii="Courier New" w:hAnsi="Courier New" w:cs="Courier New" w:hint="default"/>
-      </w:rPr>
-    </w:lvl>
-    <w:lvl w:ilvl="5" w:tplc="04190005" w:tentative="1">
-      <w:start w:val="1"/>
-      <w:numFmt w:val="bullet"/>
-      <w:lvlText w:val=""/>
-      <w:lvlJc w:val="left"/>
-      <w:pPr>
-        <w:ind w:left="5029" w:hanging="360"/>
-      </w:pPr>
-      <w:rPr>
-        <w:rFonts w:ascii="Wingdings" w:hAnsi="Wingdings" w:hint="default"/>
-      </w:rPr>
-    </w:lvl>
-    <w:lvl w:ilvl="6" w:tplc="04190001" w:tentative="1">
-      <w:start w:val="1"/>
-      <w:numFmt w:val="bullet"/>
-      <w:lvlText w:val=""/>
-      <w:lvlJc w:val="left"/>
-      <w:pPr>
-        <w:ind w:left="5749" w:hanging="360"/>
-      </w:pPr>
-      <w:rPr>
-        <w:rFonts w:ascii="Symbol" w:hAnsi="Symbol" w:hint="default"/>
-      </w:rPr>
-    </w:lvl>
-    <w:lvl w:ilvl="7" w:tplc="04190003" w:tentative="1">
-      <w:start w:val="1"/>
-      <w:numFmt w:val="bullet"/>
-      <w:lvlText w:val="o"/>
-      <w:lvlJc w:val="left"/>
-      <w:pPr>
-        <w:ind w:left="6469" w:hanging="360"/>
-      </w:pPr>
-      <w:rPr>
-        <w:rFonts w:ascii="Courier New" w:hAnsi="Courier New" w:cs="Courier New" w:hint="default"/>
-      </w:rPr>
-    </w:lvl>
-    <w:lvl w:ilvl="8" w:tplc="04190005" w:tentative="1">
-      <w:start w:val="1"/>
-      <w:numFmt w:val="bullet"/>
-      <w:lvlText w:val=""/>
-      <w:lvlJc w:val="left"/>
-      <w:pPr>
-        <w:ind w:left="7189" w:hanging="360"/>
-      </w:pPr>
-      <w:rPr>
-        <w:rFonts w:ascii="Wingdings" w:hAnsi="Wingdings" w:hint="default"/>
-      </w:rPr>
-    </w:lvl>
-  </w:abstractNum>
-  <w:abstractNum w:abstractNumId="18" w15:restartNumberingAfterBreak="0">
-    <w:nsid w:val="4A887C79"/>
-    <w:multiLevelType w:val="hybridMultilevel"/>
-    <w:tmpl w:val="1E0CF518"/>
-    <w:lvl w:ilvl="0" w:tplc="33546C34">
-      <w:start w:val="1"/>
-      <w:numFmt w:val="bullet"/>
-      <w:lvlText w:val=""/>
-      <w:lvlJc w:val="left"/>
-      <w:pPr>
-        <w:ind w:left="1429" w:hanging="360"/>
-      </w:pPr>
-      <w:rPr>
-        <w:rFonts w:ascii="Symbol" w:hAnsi="Symbol" w:hint="default"/>
-      </w:rPr>
-    </w:lvl>
-    <w:lvl w:ilvl="1" w:tplc="04190003" w:tentative="1">
-      <w:start w:val="1"/>
-      <w:numFmt w:val="bullet"/>
-      <w:lvlText w:val="o"/>
-      <w:lvlJc w:val="left"/>
-      <w:pPr>
-        <w:ind w:left="2149" w:hanging="360"/>
-      </w:pPr>
-      <w:rPr>
-        <w:rFonts w:ascii="Courier New" w:hAnsi="Courier New" w:cs="Courier New" w:hint="default"/>
-      </w:rPr>
-    </w:lvl>
-    <w:lvl w:ilvl="2" w:tplc="04190005" w:tentative="1">
-      <w:start w:val="1"/>
-      <w:numFmt w:val="bullet"/>
-      <w:lvlText w:val=""/>
-      <w:lvlJc w:val="left"/>
-      <w:pPr>
-        <w:ind w:left="2869" w:hanging="360"/>
-      </w:pPr>
-      <w:rPr>
-        <w:rFonts w:ascii="Wingdings" w:hAnsi="Wingdings" w:hint="default"/>
-      </w:rPr>
-    </w:lvl>
-    <w:lvl w:ilvl="3" w:tplc="04190001" w:tentative="1">
-      <w:start w:val="1"/>
-      <w:numFmt w:val="bullet"/>
-      <w:lvlText w:val=""/>
-      <w:lvlJc w:val="left"/>
-      <w:pPr>
-        <w:ind w:left="3589" w:hanging="360"/>
-      </w:pPr>
-      <w:rPr>
-        <w:rFonts w:ascii="Symbol" w:hAnsi="Symbol" w:hint="default"/>
-      </w:rPr>
-    </w:lvl>
-    <w:lvl w:ilvl="4" w:tplc="04190003" w:tentative="1">
-      <w:start w:val="1"/>
-      <w:numFmt w:val="bullet"/>
-      <w:lvlText w:val="o"/>
-      <w:lvlJc w:val="left"/>
-      <w:pPr>
-        <w:ind w:left="4309" w:hanging="360"/>
-      </w:pPr>
-      <w:rPr>
-        <w:rFonts w:ascii="Courier New" w:hAnsi="Courier New" w:cs="Courier New" w:hint="default"/>
-      </w:rPr>
-    </w:lvl>
-    <w:lvl w:ilvl="5" w:tplc="04190005" w:tentative="1">
-      <w:start w:val="1"/>
-      <w:numFmt w:val="bullet"/>
-      <w:lvlText w:val=""/>
-      <w:lvlJc w:val="left"/>
-      <w:pPr>
-        <w:ind w:left="5029" w:hanging="360"/>
-      </w:pPr>
-      <w:rPr>
-        <w:rFonts w:ascii="Wingdings" w:hAnsi="Wingdings" w:hint="default"/>
-      </w:rPr>
-    </w:lvl>
-    <w:lvl w:ilvl="6" w:tplc="04190001" w:tentative="1">
-      <w:start w:val="1"/>
-      <w:numFmt w:val="bullet"/>
-      <w:lvlText w:val=""/>
-      <w:lvlJc w:val="left"/>
-      <w:pPr>
-        <w:ind w:left="5749" w:hanging="360"/>
-      </w:pPr>
-      <w:rPr>
-        <w:rFonts w:ascii="Symbol" w:hAnsi="Symbol" w:hint="default"/>
-      </w:rPr>
-    </w:lvl>
-    <w:lvl w:ilvl="7" w:tplc="04190003" w:tentative="1">
-      <w:start w:val="1"/>
-      <w:numFmt w:val="bullet"/>
-      <w:lvlText w:val="o"/>
-      <w:lvlJc w:val="left"/>
-      <w:pPr>
-        <w:ind w:left="6469" w:hanging="360"/>
-      </w:pPr>
-      <w:rPr>
-        <w:rFonts w:ascii="Courier New" w:hAnsi="Courier New" w:cs="Courier New" w:hint="default"/>
-      </w:rPr>
-    </w:lvl>
-    <w:lvl w:ilvl="8" w:tplc="04190005" w:tentative="1">
-      <w:start w:val="1"/>
-      <w:numFmt w:val="bullet"/>
-      <w:lvlText w:val=""/>
-      <w:lvlJc w:val="left"/>
-      <w:pPr>
-        <w:ind w:left="7189" w:hanging="360"/>
-      </w:pPr>
-      <w:rPr>
-        <w:rFonts w:ascii="Wingdings" w:hAnsi="Wingdings" w:hint="default"/>
-      </w:rPr>
-    </w:lvl>
-  </w:abstractNum>
-  <w:abstractNum w:abstractNumId="19" w15:restartNumberingAfterBreak="0">
-    <w:nsid w:val="50AA4343"/>
-    <w:multiLevelType w:val="hybridMultilevel"/>
-    <w:tmpl w:val="673A8D26"/>
-    <w:lvl w:ilvl="0" w:tplc="0419000F">
-      <w:start w:val="1"/>
-      <w:numFmt w:val="decimal"/>
-      <w:lvlText w:val="%1."/>
-      <w:lvlJc w:val="left"/>
-      <w:pPr>
-        <w:ind w:left="1429" w:hanging="360"/>
-      </w:pPr>
-    </w:lvl>
-    <w:lvl w:ilvl="1" w:tplc="04190019" w:tentative="1">
-      <w:start w:val="1"/>
-      <w:numFmt w:val="lowerLetter"/>
-      <w:lvlText w:val="%2."/>
-      <w:lvlJc w:val="left"/>
-      <w:pPr>
-        <w:ind w:left="2149" w:hanging="360"/>
-      </w:pPr>
-    </w:lvl>
-    <w:lvl w:ilvl="2" w:tplc="0419001B" w:tentative="1">
-      <w:start w:val="1"/>
-      <w:numFmt w:val="lowerRoman"/>
-      <w:lvlText w:val="%3."/>
-      <w:lvlJc w:val="right"/>
-      <w:pPr>
-        <w:ind w:left="2869" w:hanging="180"/>
-      </w:pPr>
-    </w:lvl>
-    <w:lvl w:ilvl="3" w:tplc="0419000F" w:tentative="1">
-      <w:start w:val="1"/>
-      <w:numFmt w:val="decimal"/>
-      <w:lvlText w:val="%4."/>
-      <w:lvlJc w:val="left"/>
-      <w:pPr>
-        <w:ind w:left="3589" w:hanging="360"/>
-      </w:pPr>
-    </w:lvl>
-    <w:lvl w:ilvl="4" w:tplc="04190019" w:tentative="1">
-      <w:start w:val="1"/>
-      <w:numFmt w:val="lowerLetter"/>
-      <w:lvlText w:val="%5."/>
-      <w:lvlJc w:val="left"/>
-      <w:pPr>
-        <w:ind w:left="4309" w:hanging="360"/>
-      </w:pPr>
-    </w:lvl>
-    <w:lvl w:ilvl="5" w:tplc="0419001B" w:tentative="1">
-      <w:start w:val="1"/>
-      <w:numFmt w:val="lowerRoman"/>
-      <w:lvlText w:val="%6."/>
-      <w:lvlJc w:val="right"/>
-      <w:pPr>
-        <w:ind w:left="5029" w:hanging="180"/>
-      </w:pPr>
-    </w:lvl>
-    <w:lvl w:ilvl="6" w:tplc="0419000F" w:tentative="1">
-      <w:start w:val="1"/>
-      <w:numFmt w:val="decimal"/>
-      <w:lvlText w:val="%7."/>
-      <w:lvlJc w:val="left"/>
-      <w:pPr>
-        <w:ind w:left="5749" w:hanging="360"/>
-      </w:pPr>
-    </w:lvl>
-    <w:lvl w:ilvl="7" w:tplc="04190019" w:tentative="1">
-      <w:start w:val="1"/>
-      <w:numFmt w:val="lowerLetter"/>
-      <w:lvlText w:val="%8."/>
-      <w:lvlJc w:val="left"/>
-      <w:pPr>
-        <w:ind w:left="6469" w:hanging="360"/>
-      </w:pPr>
-    </w:lvl>
-    <w:lvl w:ilvl="8" w:tplc="0419001B" w:tentative="1">
-      <w:start w:val="1"/>
-      <w:numFmt w:val="lowerRoman"/>
-      <w:lvlText w:val="%9."/>
-      <w:lvlJc w:val="right"/>
-      <w:pPr>
-        <w:ind w:left="7189" w:hanging="180"/>
-      </w:pPr>
-    </w:lvl>
-  </w:abstractNum>
-  <w:abstractNum w:abstractNumId="20" w15:restartNumberingAfterBreak="0">
-    <w:nsid w:val="50FC21C4"/>
-    <w:multiLevelType w:val="multilevel"/>
-    <w:tmpl w:val="35542716"/>
-    <w:lvl w:ilvl="0">
-      <w:start w:val="1"/>
-      <w:numFmt w:val="decimal"/>
-      <w:lvlText w:val="%1."/>
-      <w:lvlJc w:val="left"/>
-      <w:pPr>
-        <w:tabs>
-          <w:tab w:val="num" w:pos="720"/>
-        </w:tabs>
-        <w:ind w:left="720" w:hanging="360"/>
-      </w:pPr>
-    </w:lvl>
-    <w:lvl w:ilvl="1" w:tentative="1">
-      <w:start w:val="1"/>
-      <w:numFmt w:val="decimal"/>
-      <w:lvlText w:val="%2."/>
-      <w:lvlJc w:val="left"/>
-      <w:pPr>
-        <w:tabs>
-          <w:tab w:val="num" w:pos="1440"/>
-        </w:tabs>
-        <w:ind w:left="1440" w:hanging="360"/>
-      </w:pPr>
-    </w:lvl>
-    <w:lvl w:ilvl="2" w:tentative="1">
-      <w:start w:val="1"/>
-      <w:numFmt w:val="decimal"/>
-      <w:lvlText w:val="%3."/>
-      <w:lvlJc w:val="left"/>
-      <w:pPr>
-        <w:tabs>
-          <w:tab w:val="num" w:pos="2160"/>
-        </w:tabs>
-        <w:ind w:left="2160" w:hanging="360"/>
-      </w:pPr>
-    </w:lvl>
-    <w:lvl w:ilvl="3" w:tentative="1">
-      <w:start w:val="1"/>
-      <w:numFmt w:val="decimal"/>
-      <w:lvlText w:val="%4."/>
-      <w:lvlJc w:val="left"/>
-      <w:pPr>
-        <w:tabs>
-          <w:tab w:val="num" w:pos="2880"/>
-        </w:tabs>
-        <w:ind w:left="2880" w:hanging="360"/>
-      </w:pPr>
-    </w:lvl>
-    <w:lvl w:ilvl="4" w:tentative="1">
-      <w:start w:val="1"/>
-      <w:numFmt w:val="decimal"/>
-      <w:lvlText w:val="%5."/>
-      <w:lvlJc w:val="left"/>
-      <w:pPr>
-        <w:tabs>
-          <w:tab w:val="num" w:pos="3600"/>
-        </w:tabs>
-        <w:ind w:left="3600" w:hanging="360"/>
-      </w:pPr>
-    </w:lvl>
-    <w:lvl w:ilvl="5" w:tentative="1">
-      <w:start w:val="1"/>
-      <w:numFmt w:val="decimal"/>
-      <w:lvlText w:val="%6."/>
-      <w:lvlJc w:val="left"/>
-      <w:pPr>
-        <w:tabs>
-          <w:tab w:val="num" w:pos="4320"/>
-        </w:tabs>
-        <w:ind w:left="4320" w:hanging="360"/>
-      </w:pPr>
-    </w:lvl>
-    <w:lvl w:ilvl="6" w:tentative="1">
-      <w:start w:val="1"/>
-      <w:numFmt w:val="decimal"/>
-      <w:lvlText w:val="%7."/>
-      <w:lvlJc w:val="left"/>
-      <w:pPr>
-        <w:tabs>
-          <w:tab w:val="num" w:pos="5040"/>
-        </w:tabs>
-        <w:ind w:left="5040" w:hanging="360"/>
-      </w:pPr>
-    </w:lvl>
-    <w:lvl w:ilvl="7" w:tentative="1">
-      <w:start w:val="1"/>
-      <w:numFmt w:val="decimal"/>
-      <w:lvlText w:val="%8."/>
-      <w:lvlJc w:val="left"/>
-      <w:pPr>
-        <w:tabs>
-          <w:tab w:val="num" w:pos="5760"/>
-        </w:tabs>
-        <w:ind w:left="5760" w:hanging="360"/>
-      </w:pPr>
-    </w:lvl>
-    <w:lvl w:ilvl="8" w:tentative="1">
-      <w:start w:val="1"/>
-      <w:numFmt w:val="decimal"/>
-      <w:lvlText w:val="%9."/>
-      <w:lvlJc w:val="left"/>
-      <w:pPr>
-        <w:tabs>
-          <w:tab w:val="num" w:pos="6480"/>
-        </w:tabs>
-        <w:ind w:left="6480" w:hanging="360"/>
-      </w:pPr>
-    </w:lvl>
-  </w:abstractNum>
-  <w:abstractNum w:abstractNumId="21" w15:restartNumberingAfterBreak="0">
-    <w:nsid w:val="53594C79"/>
-    <w:multiLevelType w:val="multilevel"/>
-    <w:tmpl w:val="2776458A"/>
-    <w:lvl w:ilvl="0">
-      <w:start w:val="1"/>
-      <w:numFmt w:val="decimal"/>
-      <w:lvlText w:val="%1."/>
-      <w:lvlJc w:val="left"/>
-      <w:pPr>
-        <w:tabs>
-          <w:tab w:val="num" w:pos="720"/>
-        </w:tabs>
-        <w:ind w:left="720" w:hanging="360"/>
-      </w:pPr>
-    </w:lvl>
-    <w:lvl w:ilvl="1">
-      <w:start w:val="1"/>
-      <w:numFmt w:val="bullet"/>
-      <w:lvlText w:val="o"/>
-      <w:lvlJc w:val="left"/>
-      <w:pPr>
-        <w:tabs>
-          <w:tab w:val="num" w:pos="1440"/>
-        </w:tabs>
-        <w:ind w:left="1440" w:hanging="360"/>
-      </w:pPr>
-      <w:rPr>
-        <w:rFonts w:ascii="Courier New" w:hAnsi="Courier New" w:hint="default"/>
-        <w:sz w:val="20"/>
-      </w:rPr>
-    </w:lvl>
-    <w:lvl w:ilvl="2" w:tentative="1">
-      <w:start w:val="1"/>
-      <w:numFmt w:val="decimal"/>
-      <w:lvlText w:val="%3."/>
-      <w:lvlJc w:val="left"/>
-      <w:pPr>
-        <w:tabs>
-          <w:tab w:val="num" w:pos="2160"/>
-        </w:tabs>
-        <w:ind w:left="2160" w:hanging="360"/>
-      </w:pPr>
-    </w:lvl>
-    <w:lvl w:ilvl="3" w:tentative="1">
-      <w:start w:val="1"/>
-      <w:numFmt w:val="decimal"/>
-      <w:lvlText w:val="%4."/>
-      <w:lvlJc w:val="left"/>
-      <w:pPr>
-        <w:tabs>
-          <w:tab w:val="num" w:pos="2880"/>
-        </w:tabs>
-        <w:ind w:left="2880" w:hanging="360"/>
-      </w:pPr>
-    </w:lvl>
-    <w:lvl w:ilvl="4" w:tentative="1">
-      <w:start w:val="1"/>
-      <w:numFmt w:val="decimal"/>
-      <w:lvlText w:val="%5."/>
-      <w:lvlJc w:val="left"/>
-      <w:pPr>
-        <w:tabs>
-          <w:tab w:val="num" w:pos="3600"/>
-        </w:tabs>
-        <w:ind w:left="3600" w:hanging="360"/>
-      </w:pPr>
-    </w:lvl>
-    <w:lvl w:ilvl="5" w:tentative="1">
-      <w:start w:val="1"/>
-      <w:numFmt w:val="decimal"/>
-      <w:lvlText w:val="%6."/>
-      <w:lvlJc w:val="left"/>
-      <w:pPr>
-        <w:tabs>
-          <w:tab w:val="num" w:pos="4320"/>
-        </w:tabs>
-        <w:ind w:left="4320" w:hanging="360"/>
-      </w:pPr>
-    </w:lvl>
-    <w:lvl w:ilvl="6" w:tentative="1">
-      <w:start w:val="1"/>
-      <w:numFmt w:val="decimal"/>
-      <w:lvlText w:val="%7."/>
-      <w:lvlJc w:val="left"/>
-      <w:pPr>
-        <w:tabs>
-          <w:tab w:val="num" w:pos="5040"/>
-        </w:tabs>
-        <w:ind w:left="5040" w:hanging="360"/>
-      </w:pPr>
-    </w:lvl>
-    <w:lvl w:ilvl="7" w:tentative="1">
-      <w:start w:val="1"/>
-      <w:numFmt w:val="decimal"/>
-      <w:lvlText w:val="%8."/>
-      <w:lvlJc w:val="left"/>
-      <w:pPr>
-        <w:tabs>
-          <w:tab w:val="num" w:pos="5760"/>
-        </w:tabs>
-        <w:ind w:left="5760" w:hanging="360"/>
-      </w:pPr>
-    </w:lvl>
-    <w:lvl w:ilvl="8" w:tentative="1">
-      <w:start w:val="1"/>
-      <w:numFmt w:val="decimal"/>
-      <w:lvlText w:val="%9."/>
-      <w:lvlJc w:val="left"/>
-      <w:pPr>
-        <w:tabs>
-          <w:tab w:val="num" w:pos="6480"/>
-        </w:tabs>
-        <w:ind w:left="6480" w:hanging="360"/>
-      </w:pPr>
-    </w:lvl>
-  </w:abstractNum>
-  <w:abstractNum w:abstractNumId="22" w15:restartNumberingAfterBreak="0">
+  <w:abstractNum w:abstractNumId="8" w15:restartNumberingAfterBreak="0">
     <w:nsid w:val="6120416B"/>
     <w:multiLevelType w:val="hybridMultilevel"/>
     <w:tmpl w:val="74AED7E4"/>
@@ -13763,7 +11368,7 @@
       </w:pPr>
     </w:lvl>
   </w:abstractNum>
-  <w:abstractNum w:abstractNumId="23" w15:restartNumberingAfterBreak="0">
+  <w:abstractNum w:abstractNumId="9" w15:restartNumberingAfterBreak="0">
     <w:nsid w:val="61292633"/>
     <w:multiLevelType w:val="hybridMultilevel"/>
     <w:tmpl w:val="C950BFD0"/>
@@ -13852,233 +11457,7 @@
       </w:pPr>
     </w:lvl>
   </w:abstractNum>
-  <w:abstractNum w:abstractNumId="24" w15:restartNumberingAfterBreak="0">
-    <w:nsid w:val="61B475DE"/>
-    <w:multiLevelType w:val="hybridMultilevel"/>
-    <w:tmpl w:val="1C66DDBC"/>
-    <w:lvl w:ilvl="0" w:tplc="33546C34">
-      <w:start w:val="1"/>
-      <w:numFmt w:val="bullet"/>
-      <w:lvlText w:val=""/>
-      <w:lvlJc w:val="left"/>
-      <w:pPr>
-        <w:ind w:left="704" w:hanging="420"/>
-      </w:pPr>
-      <w:rPr>
-        <w:rFonts w:ascii="Symbol" w:hAnsi="Symbol" w:hint="default"/>
-      </w:rPr>
-    </w:lvl>
-    <w:lvl w:ilvl="1" w:tplc="04190003" w:tentative="1">
-      <w:start w:val="1"/>
-      <w:numFmt w:val="bullet"/>
-      <w:lvlText w:val="o"/>
-      <w:lvlJc w:val="left"/>
-      <w:pPr>
-        <w:ind w:left="1364" w:hanging="360"/>
-      </w:pPr>
-      <w:rPr>
-        <w:rFonts w:ascii="Courier New" w:hAnsi="Courier New" w:cs="Courier New" w:hint="default"/>
-      </w:rPr>
-    </w:lvl>
-    <w:lvl w:ilvl="2" w:tplc="04190005" w:tentative="1">
-      <w:start w:val="1"/>
-      <w:numFmt w:val="bullet"/>
-      <w:lvlText w:val=""/>
-      <w:lvlJc w:val="left"/>
-      <w:pPr>
-        <w:ind w:left="2084" w:hanging="360"/>
-      </w:pPr>
-      <w:rPr>
-        <w:rFonts w:ascii="Wingdings" w:hAnsi="Wingdings" w:hint="default"/>
-      </w:rPr>
-    </w:lvl>
-    <w:lvl w:ilvl="3" w:tplc="04190001" w:tentative="1">
-      <w:start w:val="1"/>
-      <w:numFmt w:val="bullet"/>
-      <w:lvlText w:val=""/>
-      <w:lvlJc w:val="left"/>
-      <w:pPr>
-        <w:ind w:left="2804" w:hanging="360"/>
-      </w:pPr>
-      <w:rPr>
-        <w:rFonts w:ascii="Symbol" w:hAnsi="Symbol" w:hint="default"/>
-      </w:rPr>
-    </w:lvl>
-    <w:lvl w:ilvl="4" w:tplc="04190003" w:tentative="1">
-      <w:start w:val="1"/>
-      <w:numFmt w:val="bullet"/>
-      <w:lvlText w:val="o"/>
-      <w:lvlJc w:val="left"/>
-      <w:pPr>
-        <w:ind w:left="3524" w:hanging="360"/>
-      </w:pPr>
-      <w:rPr>
-        <w:rFonts w:ascii="Courier New" w:hAnsi="Courier New" w:cs="Courier New" w:hint="default"/>
-      </w:rPr>
-    </w:lvl>
-    <w:lvl w:ilvl="5" w:tplc="04190005" w:tentative="1">
-      <w:start w:val="1"/>
-      <w:numFmt w:val="bullet"/>
-      <w:lvlText w:val=""/>
-      <w:lvlJc w:val="left"/>
-      <w:pPr>
-        <w:ind w:left="4244" w:hanging="360"/>
-      </w:pPr>
-      <w:rPr>
-        <w:rFonts w:ascii="Wingdings" w:hAnsi="Wingdings" w:hint="default"/>
-      </w:rPr>
-    </w:lvl>
-    <w:lvl w:ilvl="6" w:tplc="04190001" w:tentative="1">
-      <w:start w:val="1"/>
-      <w:numFmt w:val="bullet"/>
-      <w:lvlText w:val=""/>
-      <w:lvlJc w:val="left"/>
-      <w:pPr>
-        <w:ind w:left="4964" w:hanging="360"/>
-      </w:pPr>
-      <w:rPr>
-        <w:rFonts w:ascii="Symbol" w:hAnsi="Symbol" w:hint="default"/>
-      </w:rPr>
-    </w:lvl>
-    <w:lvl w:ilvl="7" w:tplc="04190003" w:tentative="1">
-      <w:start w:val="1"/>
-      <w:numFmt w:val="bullet"/>
-      <w:lvlText w:val="o"/>
-      <w:lvlJc w:val="left"/>
-      <w:pPr>
-        <w:ind w:left="5684" w:hanging="360"/>
-      </w:pPr>
-      <w:rPr>
-        <w:rFonts w:ascii="Courier New" w:hAnsi="Courier New" w:cs="Courier New" w:hint="default"/>
-      </w:rPr>
-    </w:lvl>
-    <w:lvl w:ilvl="8" w:tplc="04190005" w:tentative="1">
-      <w:start w:val="1"/>
-      <w:numFmt w:val="bullet"/>
-      <w:lvlText w:val=""/>
-      <w:lvlJc w:val="left"/>
-      <w:pPr>
-        <w:ind w:left="6404" w:hanging="360"/>
-      </w:pPr>
-      <w:rPr>
-        <w:rFonts w:ascii="Wingdings" w:hAnsi="Wingdings" w:hint="default"/>
-      </w:rPr>
-    </w:lvl>
-  </w:abstractNum>
-  <w:abstractNum w:abstractNumId="25" w15:restartNumberingAfterBreak="0">
-    <w:nsid w:val="630615FF"/>
-    <w:multiLevelType w:val="multilevel"/>
-    <w:tmpl w:val="2D188134"/>
-    <w:lvl w:ilvl="0">
-      <w:start w:val="1"/>
-      <w:numFmt w:val="decimal"/>
-      <w:lvlText w:val="%1."/>
-      <w:lvlJc w:val="left"/>
-      <w:pPr>
-        <w:tabs>
-          <w:tab w:val="num" w:pos="720"/>
-        </w:tabs>
-        <w:ind w:left="720" w:hanging="720"/>
-      </w:pPr>
-    </w:lvl>
-    <w:lvl w:ilvl="1">
-      <w:start w:val="1"/>
-      <w:numFmt w:val="decimal"/>
-      <w:lvlText w:val="%2."/>
-      <w:lvlJc w:val="left"/>
-      <w:pPr>
-        <w:tabs>
-          <w:tab w:val="num" w:pos="1440"/>
-        </w:tabs>
-        <w:ind w:left="1440" w:hanging="720"/>
-      </w:pPr>
-    </w:lvl>
-    <w:lvl w:ilvl="2">
-      <w:start w:val="1"/>
-      <w:numFmt w:val="decimal"/>
-      <w:lvlText w:val="%3."/>
-      <w:lvlJc w:val="left"/>
-      <w:pPr>
-        <w:tabs>
-          <w:tab w:val="num" w:pos="2160"/>
-        </w:tabs>
-        <w:ind w:left="2160" w:hanging="720"/>
-      </w:pPr>
-    </w:lvl>
-    <w:lvl w:ilvl="3">
-      <w:start w:val="1"/>
-      <w:numFmt w:val="decimal"/>
-      <w:lvlText w:val="%4."/>
-      <w:lvlJc w:val="left"/>
-      <w:pPr>
-        <w:tabs>
-          <w:tab w:val="num" w:pos="2880"/>
-        </w:tabs>
-        <w:ind w:left="2880" w:hanging="720"/>
-      </w:pPr>
-    </w:lvl>
-    <w:lvl w:ilvl="4">
-      <w:start w:val="1"/>
-      <w:numFmt w:val="decimal"/>
-      <w:lvlText w:val="%5."/>
-      <w:lvlJc w:val="left"/>
-      <w:pPr>
-        <w:tabs>
-          <w:tab w:val="num" w:pos="3600"/>
-        </w:tabs>
-        <w:ind w:left="3600" w:hanging="720"/>
-      </w:pPr>
-    </w:lvl>
-    <w:lvl w:ilvl="5">
-      <w:start w:val="1"/>
-      <w:numFmt w:val="decimal"/>
-      <w:lvlText w:val="%6."/>
-      <w:lvlJc w:val="left"/>
-      <w:pPr>
-        <w:tabs>
-          <w:tab w:val="num" w:pos="4320"/>
-        </w:tabs>
-        <w:ind w:left="4320" w:hanging="720"/>
-      </w:pPr>
-    </w:lvl>
-    <w:lvl w:ilvl="6">
-      <w:start w:val="1"/>
-      <w:numFmt w:val="decimal"/>
-      <w:lvlText w:val="%7."/>
-      <w:lvlJc w:val="left"/>
-      <w:pPr>
-        <w:tabs>
-          <w:tab w:val="num" w:pos="5040"/>
-        </w:tabs>
-        <w:ind w:left="5040" w:hanging="720"/>
-      </w:pPr>
-    </w:lvl>
-    <w:lvl w:ilvl="7">
-      <w:start w:val="1"/>
-      <w:numFmt w:val="decimal"/>
-      <w:lvlText w:val="%8."/>
-      <w:lvlJc w:val="left"/>
-      <w:pPr>
-        <w:tabs>
-          <w:tab w:val="num" w:pos="5760"/>
-        </w:tabs>
-        <w:ind w:left="5760" w:hanging="720"/>
-      </w:pPr>
-    </w:lvl>
-    <w:lvl w:ilvl="8">
-      <w:start w:val="1"/>
-      <w:numFmt w:val="decimal"/>
-      <w:lvlText w:val="%9."/>
-      <w:lvlJc w:val="left"/>
-      <w:pPr>
-        <w:tabs>
-          <w:tab w:val="num" w:pos="6480"/>
-        </w:tabs>
-        <w:ind w:left="6480" w:hanging="720"/>
-      </w:pPr>
-    </w:lvl>
-  </w:abstractNum>
-  <w:abstractNum w:abstractNumId="26" w15:restartNumberingAfterBreak="0">
+  <w:abstractNum w:abstractNumId="10" w15:restartNumberingAfterBreak="0">
     <w:nsid w:val="63A159C6"/>
     <w:multiLevelType w:val="hybridMultilevel"/>
     <w:tmpl w:val="AC84E88A"/>
@@ -14167,7 +11546,7 @@
       </w:pPr>
     </w:lvl>
   </w:abstractNum>
-  <w:abstractNum w:abstractNumId="27" w15:restartNumberingAfterBreak="0">
+  <w:abstractNum w:abstractNumId="11" w15:restartNumberingAfterBreak="0">
     <w:nsid w:val="6A81262E"/>
     <w:multiLevelType w:val="multilevel"/>
     <w:tmpl w:val="E3164A76"/>
@@ -14280,7 +11659,7 @@
       </w:rPr>
     </w:lvl>
   </w:abstractNum>
-  <w:abstractNum w:abstractNumId="28" w15:restartNumberingAfterBreak="0">
+  <w:abstractNum w:abstractNumId="12" w15:restartNumberingAfterBreak="0">
     <w:nsid w:val="7BD26BCE"/>
     <w:multiLevelType w:val="hybridMultilevel"/>
     <w:tmpl w:val="F6B079C2"/>
@@ -14369,7 +11748,7 @@
       </w:pPr>
     </w:lvl>
   </w:abstractNum>
-  <w:abstractNum w:abstractNumId="29" w15:restartNumberingAfterBreak="0">
+  <w:abstractNum w:abstractNumId="13" w15:restartNumberingAfterBreak="0">
     <w:nsid w:val="7C726405"/>
     <w:multiLevelType w:val="hybridMultilevel"/>
     <w:tmpl w:val="855A36EC"/>
@@ -14456,58 +11835,10 @@
     </w:lvl>
   </w:abstractNum>
   <w:num w:numId="1">
-    <w:abstractNumId w:val="9"/>
+    <w:abstractNumId w:val="11"/>
   </w:num>
   <w:num w:numId="2">
-    <w:abstractNumId w:val="25"/>
-  </w:num>
-  <w:num w:numId="3">
-    <w:abstractNumId w:val="1"/>
-  </w:num>
-  <w:num w:numId="4">
-    <w:abstractNumId w:val="4"/>
-  </w:num>
-  <w:num w:numId="5">
-    <w:abstractNumId w:val="27"/>
-  </w:num>
-  <w:num w:numId="6">
-    <w:abstractNumId w:val="7"/>
-  </w:num>
-  <w:num w:numId="7">
-    <w:abstractNumId w:val="10"/>
-  </w:num>
-  <w:num w:numId="8">
-    <w:abstractNumId w:val="21"/>
-  </w:num>
-  <w:num w:numId="9">
-    <w:abstractNumId w:val="5"/>
-  </w:num>
-  <w:num w:numId="10">
-    <w:abstractNumId w:val="20"/>
-  </w:num>
-  <w:num w:numId="11">
-    <w:abstractNumId w:val="18"/>
-  </w:num>
-  <w:num w:numId="12">
-    <w:abstractNumId w:val="17"/>
-  </w:num>
-  <w:num w:numId="13">
-    <w:abstractNumId w:val="19"/>
-  </w:num>
-  <w:num w:numId="14">
-    <w:abstractNumId w:val="12"/>
-  </w:num>
-  <w:num w:numId="15">
-    <w:abstractNumId w:val="24"/>
-  </w:num>
-  <w:num w:numId="16">
-    <w:abstractNumId w:val="2"/>
-  </w:num>
-  <w:num w:numId="17">
     <w:abstractNumId w:val="6"/>
-  </w:num>
-  <w:num w:numId="18">
-    <w:abstractNumId w:val="15"/>
     <w:lvlOverride w:ilvl="0">
       <w:startOverride w:val="1"/>
     </w:lvlOverride>
@@ -14536,41 +11867,41 @@
       <w:startOverride w:val="1"/>
     </w:lvlOverride>
   </w:num>
-  <w:num w:numId="19">
-    <w:abstractNumId w:val="22"/>
+  <w:num w:numId="3">
+    <w:abstractNumId w:val="8"/>
   </w:num>
-  <w:num w:numId="20">
-    <w:abstractNumId w:val="26"/>
+  <w:num w:numId="4">
+    <w:abstractNumId w:val="10"/>
   </w:num>
-  <w:num w:numId="21">
+  <w:num w:numId="5">
+    <w:abstractNumId w:val="1"/>
+  </w:num>
+  <w:num w:numId="6">
+    <w:abstractNumId w:val="13"/>
+  </w:num>
+  <w:num w:numId="7">
     <w:abstractNumId w:val="3"/>
   </w:num>
-  <w:num w:numId="22">
-    <w:abstractNumId w:val="29"/>
+  <w:num w:numId="8">
+    <w:abstractNumId w:val="5"/>
   </w:num>
-  <w:num w:numId="23">
-    <w:abstractNumId w:val="11"/>
+  <w:num w:numId="9">
+    <w:abstractNumId w:val="12"/>
   </w:num>
-  <w:num w:numId="24">
-    <w:abstractNumId w:val="14"/>
-  </w:num>
-  <w:num w:numId="25">
-    <w:abstractNumId w:val="28"/>
-  </w:num>
-  <w:num w:numId="26">
+  <w:num w:numId="10">
     <w:abstractNumId w:val="0"/>
   </w:num>
-  <w:num w:numId="27">
-    <w:abstractNumId w:val="23"/>
+  <w:num w:numId="11">
+    <w:abstractNumId w:val="9"/>
   </w:num>
-  <w:num w:numId="28">
-    <w:abstractNumId w:val="8"/>
+  <w:num w:numId="12">
+    <w:abstractNumId w:val="2"/>
   </w:num>
-  <w:num w:numId="29">
-    <w:abstractNumId w:val="13"/>
+  <w:num w:numId="13">
+    <w:abstractNumId w:val="4"/>
   </w:num>
-  <w:num w:numId="30">
-    <w:abstractNumId w:val="16"/>
+  <w:num w:numId="14">
+    <w:abstractNumId w:val="7"/>
   </w:num>
 </w:numbering>
 </file>
@@ -14580,8 +11911,8 @@
   <w:docDefaults>
     <w:rPrDefault>
       <w:rPr>
-        <w:rFonts w:asciiTheme="minorHAnsi" w:eastAsiaTheme="minorHAnsi" w:hAnsiTheme="minorHAnsi" w:cstheme="minorBidi"/>
-        <w:sz w:val="22"/>
+        <w:rFonts w:ascii="Times New Roman" w:eastAsiaTheme="minorHAnsi" w:hAnsi="Times New Roman" w:cstheme="minorBidi"/>
+        <w:sz w:val="28"/>
         <w:szCs w:val="22"/>
         <w:lang w:val="ru-RU" w:eastAsia="en-US" w:bidi="ar-SA"/>
       </w:rPr>
@@ -14972,12 +12303,10 @@
   </w:latentStyles>
   <w:style w:type="paragraph" w:default="1" w:styleId="Normal">
     <w:name w:val="Normal"/>
-    <w:qFormat/>
-    <w:rsid w:val="004F49E7"/>
-    <w:rPr>
-      <w:rFonts w:ascii="Times New Roman" w:hAnsi="Times New Roman"/>
-      <w:sz w:val="28"/>
-    </w:rPr>
+    <w:rsid w:val="00BC7424"/>
+    <w:pPr>
+      <w:spacing w:after="200" w:line="276" w:lineRule="auto"/>
+    </w:pPr>
   </w:style>
   <w:style w:type="paragraph" w:styleId="Heading1">
     <w:name w:val="heading 1"/>
@@ -14986,42 +12315,17 @@
     <w:link w:val="Heading1Char"/>
     <w:uiPriority w:val="9"/>
     <w:qFormat/>
-    <w:rsid w:val="00073FFF"/>
+    <w:rsid w:val="002A1FFB"/>
     <w:pPr>
       <w:keepNext/>
       <w:keepLines/>
-      <w:spacing w:after="0" w:line="240" w:lineRule="auto"/>
-      <w:jc w:val="center"/>
+      <w:spacing w:before="240" w:after="0" w:line="259" w:lineRule="auto"/>
       <w:outlineLvl w:val="0"/>
     </w:pPr>
     <w:rPr>
       <w:rFonts w:eastAsiaTheme="majorEastAsia" w:cstheme="majorBidi"/>
       <w:b/>
       <w:szCs w:val="32"/>
-      <w:lang w:eastAsia="ru-RU"/>
-    </w:rPr>
-  </w:style>
-  <w:style w:type="paragraph" w:styleId="Heading2">
-    <w:name w:val="heading 2"/>
-    <w:basedOn w:val="Normal"/>
-    <w:next w:val="Normal"/>
-    <w:link w:val="Heading2Char"/>
-    <w:uiPriority w:val="9"/>
-    <w:semiHidden/>
-    <w:unhideWhenUsed/>
-    <w:qFormat/>
-    <w:rsid w:val="000E4076"/>
-    <w:pPr>
-      <w:keepNext/>
-      <w:keepLines/>
-      <w:spacing w:before="40" w:after="0"/>
-      <w:outlineLvl w:val="1"/>
-    </w:pPr>
-    <w:rPr>
-      <w:rFonts w:asciiTheme="majorHAnsi" w:eastAsiaTheme="majorEastAsia" w:hAnsiTheme="majorHAnsi" w:cstheme="majorBidi"/>
-      <w:color w:val="2E74B5" w:themeColor="accent1" w:themeShade="BF"/>
-      <w:sz w:val="26"/>
-      <w:szCs w:val="26"/>
     </w:rPr>
   </w:style>
   <w:style w:type="paragraph" w:styleId="Heading3">
@@ -15029,21 +12333,21 @@
     <w:basedOn w:val="Normal"/>
     <w:next w:val="Normal"/>
     <w:link w:val="Heading3Char"/>
+    <w:autoRedefine/>
     <w:uiPriority w:val="9"/>
     <w:semiHidden/>
     <w:unhideWhenUsed/>
     <w:qFormat/>
-    <w:rsid w:val="000E4076"/>
+    <w:rsid w:val="0048385E"/>
     <w:pPr>
       <w:keepNext/>
       <w:keepLines/>
       <w:spacing w:before="40" w:after="0"/>
+      <w:jc w:val="center"/>
       <w:outlineLvl w:val="2"/>
     </w:pPr>
     <w:rPr>
-      <w:rFonts w:asciiTheme="majorHAnsi" w:eastAsiaTheme="majorEastAsia" w:hAnsiTheme="majorHAnsi" w:cstheme="majorBidi"/>
-      <w:color w:val="1F4D78" w:themeColor="accent1" w:themeShade="7F"/>
-      <w:sz w:val="24"/>
+      <w:rFonts w:eastAsiaTheme="majorEastAsia" w:cstheme="majorBidi"/>
       <w:szCs w:val="24"/>
     </w:rPr>
   </w:style>
@@ -15074,12 +12378,36 @@
     <w:semiHidden/>
     <w:unhideWhenUsed/>
   </w:style>
+  <w:style w:type="character" w:customStyle="1" w:styleId="Heading1Char">
+    <w:name w:val="Heading 1 Char"/>
+    <w:basedOn w:val="DefaultParagraphFont"/>
+    <w:link w:val="Heading1"/>
+    <w:uiPriority w:val="9"/>
+    <w:rsid w:val="002A1FFB"/>
+    <w:rPr>
+      <w:rFonts w:eastAsiaTheme="majorEastAsia" w:cstheme="majorBidi"/>
+      <w:b/>
+      <w:szCs w:val="32"/>
+    </w:rPr>
+  </w:style>
+  <w:style w:type="character" w:customStyle="1" w:styleId="Heading3Char">
+    <w:name w:val="Heading 3 Char"/>
+    <w:basedOn w:val="DefaultParagraphFont"/>
+    <w:link w:val="Heading3"/>
+    <w:uiPriority w:val="9"/>
+    <w:semiHidden/>
+    <w:rsid w:val="0048385E"/>
+    <w:rPr>
+      <w:rFonts w:eastAsiaTheme="majorEastAsia" w:cstheme="majorBidi"/>
+      <w:szCs w:val="24"/>
+    </w:rPr>
+  </w:style>
   <w:style w:type="paragraph" w:customStyle="1" w:styleId="a">
     <w:name w:val="ААГ"/>
     <w:basedOn w:val="Normal"/>
     <w:link w:val="a0"/>
     <w:qFormat/>
-    <w:rsid w:val="008A66EF"/>
+    <w:rsid w:val="00C84160"/>
     <w:pPr>
       <w:spacing w:after="0" w:line="360" w:lineRule="auto"/>
       <w:ind w:firstLine="709"/>
@@ -15094,12 +12422,10 @@
     <w:name w:val="ААГ Знак"/>
     <w:basedOn w:val="DefaultParagraphFont"/>
     <w:link w:val="a"/>
-    <w:rsid w:val="008A66EF"/>
+    <w:rsid w:val="00C84160"/>
     <w:rPr>
-      <w:rFonts w:ascii="Times New Roman" w:hAnsi="Times New Roman"/>
       <w:bCs/>
       <w:iCs/>
-      <w:sz w:val="28"/>
     </w:rPr>
   </w:style>
   <w:style w:type="paragraph" w:customStyle="1" w:styleId="a1">
@@ -15107,59 +12433,24 @@
     <w:basedOn w:val="Heading1"/>
     <w:link w:val="a2"/>
     <w:qFormat/>
-    <w:rsid w:val="00BE6D46"/>
+    <w:rsid w:val="00C84160"/>
     <w:pPr>
-      <w:spacing w:line="360" w:lineRule="auto"/>
-      <w:jc w:val="left"/>
+      <w:spacing w:before="0" w:line="360" w:lineRule="auto"/>
     </w:pPr>
+    <w:rPr>
+      <w:lang w:eastAsia="ru-RU"/>
+    </w:rPr>
   </w:style>
   <w:style w:type="character" w:customStyle="1" w:styleId="a2">
     <w:name w:val="Заголовок ААГ Знак"/>
-    <w:basedOn w:val="TitleChar"/>
+    <w:basedOn w:val="DefaultParagraphFont"/>
     <w:link w:val="a1"/>
-    <w:rsid w:val="00BE6D46"/>
+    <w:rsid w:val="00C84160"/>
     <w:rPr>
-      <w:rFonts w:ascii="Times New Roman" w:eastAsiaTheme="majorEastAsia" w:hAnsi="Times New Roman" w:cstheme="majorBidi"/>
+      <w:rFonts w:eastAsiaTheme="majorEastAsia" w:cstheme="majorBidi"/>
       <w:b/>
-      <w:spacing w:val="-10"/>
-      <w:kern w:val="28"/>
-      <w:sz w:val="28"/>
       <w:szCs w:val="32"/>
       <w:lang w:eastAsia="ru-RU"/>
-    </w:rPr>
-  </w:style>
-  <w:style w:type="paragraph" w:styleId="Title">
-    <w:name w:val="Title"/>
-    <w:basedOn w:val="Normal"/>
-    <w:next w:val="Normal"/>
-    <w:link w:val="TitleChar"/>
-    <w:uiPriority w:val="10"/>
-    <w:qFormat/>
-    <w:rsid w:val="0052291D"/>
-    <w:pPr>
-      <w:spacing w:after="0" w:line="240" w:lineRule="auto"/>
-      <w:contextualSpacing/>
-    </w:pPr>
-    <w:rPr>
-      <w:rFonts w:asciiTheme="majorHAnsi" w:eastAsiaTheme="majorEastAsia" w:hAnsiTheme="majorHAnsi" w:cstheme="majorBidi"/>
-      <w:spacing w:val="-10"/>
-      <w:kern w:val="28"/>
-      <w:sz w:val="56"/>
-      <w:szCs w:val="56"/>
-    </w:rPr>
-  </w:style>
-  <w:style w:type="character" w:customStyle="1" w:styleId="TitleChar">
-    <w:name w:val="Title Char"/>
-    <w:basedOn w:val="DefaultParagraphFont"/>
-    <w:link w:val="Title"/>
-    <w:uiPriority w:val="10"/>
-    <w:rsid w:val="0052291D"/>
-    <w:rPr>
-      <w:rFonts w:asciiTheme="majorHAnsi" w:eastAsiaTheme="majorEastAsia" w:hAnsiTheme="majorHAnsi" w:cstheme="majorBidi"/>
-      <w:spacing w:val="-10"/>
-      <w:kern w:val="28"/>
-      <w:sz w:val="56"/>
-      <w:szCs w:val="56"/>
     </w:rPr>
   </w:style>
   <w:style w:type="paragraph" w:customStyle="1" w:styleId="a3">
@@ -15167,69 +12458,65 @@
     <w:basedOn w:val="Heading1"/>
     <w:link w:val="a4"/>
     <w:qFormat/>
-    <w:rsid w:val="003F58AA"/>
+    <w:rsid w:val="00C84160"/>
     <w:pPr>
-      <w:spacing w:line="360" w:lineRule="auto"/>
+      <w:spacing w:before="0" w:line="360" w:lineRule="auto"/>
       <w:ind w:firstLine="709"/>
+      <w:jc w:val="center"/>
     </w:pPr>
     <w:rPr>
       <w:color w:val="000000" w:themeColor="text1"/>
+      <w:lang w:eastAsia="ru-RU"/>
     </w:rPr>
   </w:style>
   <w:style w:type="character" w:customStyle="1" w:styleId="a4">
     <w:name w:val="ЗаголовокААГ Знак"/>
     <w:basedOn w:val="Heading1Char"/>
     <w:link w:val="a3"/>
-    <w:rsid w:val="003F58AA"/>
+    <w:rsid w:val="00C84160"/>
     <w:rPr>
-      <w:rFonts w:ascii="Times New Roman" w:eastAsiaTheme="majorEastAsia" w:hAnsi="Times New Roman" w:cstheme="majorBidi"/>
+      <w:rFonts w:eastAsiaTheme="majorEastAsia" w:cstheme="majorBidi"/>
       <w:b/>
       <w:color w:val="000000" w:themeColor="text1"/>
-      <w:sz w:val="28"/>
       <w:szCs w:val="32"/>
       <w:lang w:eastAsia="ru-RU"/>
     </w:rPr>
   </w:style>
-  <w:style w:type="character" w:customStyle="1" w:styleId="Heading1Char">
-    <w:name w:val="Heading 1 Char"/>
+  <w:style w:type="character" w:styleId="Hyperlink">
+    <w:name w:val="Hyperlink"/>
     <w:basedOn w:val="DefaultParagraphFont"/>
-    <w:link w:val="Heading1"/>
-    <w:uiPriority w:val="9"/>
-    <w:rsid w:val="00073FFF"/>
+    <w:uiPriority w:val="99"/>
+    <w:unhideWhenUsed/>
+    <w:rsid w:val="00C84160"/>
     <w:rPr>
-      <w:rFonts w:ascii="Times New Roman" w:eastAsiaTheme="majorEastAsia" w:hAnsi="Times New Roman" w:cstheme="majorBidi"/>
-      <w:b/>
-      <w:sz w:val="28"/>
-      <w:szCs w:val="32"/>
+      <w:color w:val="0563C1" w:themeColor="hyperlink"/>
+      <w:u w:val="single"/>
+    </w:rPr>
+  </w:style>
+  <w:style w:type="paragraph" w:styleId="ListParagraph">
+    <w:name w:val="List Paragraph"/>
+    <w:basedOn w:val="Normal"/>
+    <w:uiPriority w:val="34"/>
+    <w:qFormat/>
+    <w:rsid w:val="00C84160"/>
+    <w:pPr>
+      <w:ind w:left="720"/>
+      <w:contextualSpacing/>
+    </w:pPr>
+    <w:rPr>
+      <w:rFonts w:eastAsiaTheme="minorEastAsia"/>
       <w:lang w:eastAsia="ru-RU"/>
     </w:rPr>
   </w:style>
-  <w:style w:type="paragraph" w:customStyle="1" w:styleId="a5">
-    <w:name w:val="ааг"/>
-    <w:basedOn w:val="Normal"/>
-    <w:link w:val="a6"/>
-    <w:rsid w:val="00073FFF"/>
-    <w:pPr>
-      <w:spacing w:after="0" w:line="360" w:lineRule="auto"/>
-      <w:ind w:firstLine="709"/>
-      <w:jc w:val="both"/>
-    </w:pPr>
+  <w:style w:type="character" w:styleId="Strong">
+    <w:name w:val="Strong"/>
+    <w:basedOn w:val="DefaultParagraphFont"/>
+    <w:uiPriority w:val="22"/>
+    <w:qFormat/>
+    <w:rsid w:val="00C84160"/>
     <w:rPr>
-      <w:rFonts w:eastAsia="Times New Roman" w:cs="Times New Roman"/>
-      <w:noProof/>
-      <w:lang w:eastAsia="ru-RU"/>
-    </w:rPr>
-  </w:style>
-  <w:style w:type="character" w:customStyle="1" w:styleId="a6">
-    <w:name w:val="ааг Знак"/>
-    <w:basedOn w:val="DefaultParagraphFont"/>
-    <w:link w:val="a5"/>
-    <w:rsid w:val="00073FFF"/>
-    <w:rPr>
-      <w:rFonts w:ascii="Times New Roman" w:eastAsia="Times New Roman" w:hAnsi="Times New Roman" w:cs="Times New Roman"/>
-      <w:noProof/>
-      <w:sz w:val="28"/>
-      <w:lang w:eastAsia="ru-RU"/>
+      <w:b/>
+      <w:bCs/>
     </w:rPr>
   </w:style>
   <w:style w:type="paragraph" w:styleId="TOCHeading">
@@ -15239,17 +12526,16 @@
     <w:uiPriority w:val="39"/>
     <w:unhideWhenUsed/>
     <w:qFormat/>
-    <w:rsid w:val="00BE6D46"/>
+    <w:rsid w:val="00C84160"/>
     <w:pPr>
-      <w:spacing w:before="240" w:line="259" w:lineRule="auto"/>
-      <w:jc w:val="left"/>
       <w:outlineLvl w:val="9"/>
     </w:pPr>
     <w:rPr>
       <w:rFonts w:asciiTheme="majorHAnsi" w:hAnsiTheme="majorHAnsi"/>
       <w:b w:val="0"/>
-      <w:color w:val="2E74B5" w:themeColor="accent1" w:themeShade="BF"/>
+      <w:color w:val="2F5496" w:themeColor="accent1" w:themeShade="BF"/>
       <w:sz w:val="32"/>
+      <w:lang w:val="en-US"/>
     </w:rPr>
   </w:style>
   <w:style w:type="paragraph" w:styleId="TOC1">
@@ -15259,217 +12545,18 @@
     <w:autoRedefine/>
     <w:uiPriority w:val="39"/>
     <w:unhideWhenUsed/>
-    <w:rsid w:val="000453BF"/>
+    <w:rsid w:val="00C84160"/>
     <w:pPr>
-      <w:tabs>
-        <w:tab w:val="left" w:pos="660"/>
-        <w:tab w:val="right" w:leader="dot" w:pos="9345"/>
-      </w:tabs>
       <w:spacing w:after="100"/>
     </w:pPr>
-    <w:rPr>
-      <w:rFonts w:eastAsia="Times New Roman" w:cs="Times New Roman"/>
-      <w:iCs/>
-      <w:smallCaps/>
-      <w:noProof/>
-      <w:sz w:val="24"/>
-      <w:szCs w:val="20"/>
-    </w:rPr>
-  </w:style>
-  <w:style w:type="character" w:styleId="Hyperlink">
-    <w:name w:val="Hyperlink"/>
-    <w:basedOn w:val="DefaultParagraphFont"/>
-    <w:uiPriority w:val="99"/>
-    <w:unhideWhenUsed/>
-    <w:rsid w:val="00BE6D46"/>
-    <w:rPr>
-      <w:color w:val="0563C1" w:themeColor="hyperlink"/>
-      <w:u w:val="single"/>
-    </w:rPr>
-  </w:style>
-  <w:style w:type="paragraph" w:styleId="NormalWeb">
-    <w:name w:val="Normal (Web)"/>
-    <w:basedOn w:val="Normal"/>
-    <w:uiPriority w:val="99"/>
-    <w:unhideWhenUsed/>
-    <w:rsid w:val="002A595F"/>
-    <w:pPr>
-      <w:spacing w:before="100" w:beforeAutospacing="1" w:after="100" w:afterAutospacing="1" w:line="240" w:lineRule="auto"/>
-    </w:pPr>
-    <w:rPr>
-      <w:rFonts w:eastAsia="Times New Roman" w:cs="Times New Roman"/>
-      <w:sz w:val="24"/>
-      <w:szCs w:val="24"/>
-      <w:lang w:eastAsia="ru-RU"/>
-    </w:rPr>
-  </w:style>
-  <w:style w:type="paragraph" w:styleId="ListParagraph">
-    <w:name w:val="List Paragraph"/>
-    <w:basedOn w:val="Normal"/>
-    <w:uiPriority w:val="34"/>
-    <w:qFormat/>
-    <w:rsid w:val="002A595F"/>
-    <w:pPr>
-      <w:spacing w:after="200" w:line="276" w:lineRule="auto"/>
-      <w:ind w:left="720"/>
-      <w:contextualSpacing/>
-    </w:pPr>
-    <w:rPr>
-      <w:rFonts w:eastAsiaTheme="minorEastAsia"/>
-      <w:lang w:eastAsia="ru-RU"/>
-    </w:rPr>
-  </w:style>
-  <w:style w:type="character" w:customStyle="1" w:styleId="Heading2Char">
-    <w:name w:val="Heading 2 Char"/>
-    <w:basedOn w:val="DefaultParagraphFont"/>
-    <w:link w:val="Heading2"/>
-    <w:uiPriority w:val="9"/>
-    <w:semiHidden/>
-    <w:rsid w:val="000E4076"/>
-    <w:rPr>
-      <w:rFonts w:asciiTheme="majorHAnsi" w:eastAsiaTheme="majorEastAsia" w:hAnsiTheme="majorHAnsi" w:cstheme="majorBidi"/>
-      <w:color w:val="2E74B5" w:themeColor="accent1" w:themeShade="BF"/>
-      <w:sz w:val="26"/>
-      <w:szCs w:val="26"/>
-    </w:rPr>
-  </w:style>
-  <w:style w:type="character" w:customStyle="1" w:styleId="Heading3Char">
-    <w:name w:val="Heading 3 Char"/>
-    <w:basedOn w:val="DefaultParagraphFont"/>
-    <w:link w:val="Heading3"/>
-    <w:uiPriority w:val="9"/>
-    <w:semiHidden/>
-    <w:rsid w:val="000E4076"/>
-    <w:rPr>
-      <w:rFonts w:asciiTheme="majorHAnsi" w:eastAsiaTheme="majorEastAsia" w:hAnsiTheme="majorHAnsi" w:cstheme="majorBidi"/>
-      <w:color w:val="1F4D78" w:themeColor="accent1" w:themeShade="7F"/>
-      <w:sz w:val="24"/>
-      <w:szCs w:val="24"/>
-    </w:rPr>
-  </w:style>
-  <w:style w:type="character" w:styleId="Strong">
-    <w:name w:val="Strong"/>
-    <w:basedOn w:val="DefaultParagraphFont"/>
-    <w:uiPriority w:val="22"/>
-    <w:qFormat/>
-    <w:rsid w:val="00FE6790"/>
-    <w:rPr>
-      <w:b/>
-      <w:bCs/>
-    </w:rPr>
-  </w:style>
-  <w:style w:type="paragraph" w:styleId="Header">
-    <w:name w:val="header"/>
-    <w:basedOn w:val="Normal"/>
-    <w:link w:val="HeaderChar"/>
-    <w:uiPriority w:val="99"/>
-    <w:unhideWhenUsed/>
-    <w:rsid w:val="00E01FF4"/>
-    <w:pPr>
-      <w:tabs>
-        <w:tab w:val="center" w:pos="4677"/>
-        <w:tab w:val="right" w:pos="9355"/>
-      </w:tabs>
-      <w:spacing w:after="0" w:line="240" w:lineRule="auto"/>
-    </w:pPr>
-  </w:style>
-  <w:style w:type="character" w:customStyle="1" w:styleId="HeaderChar">
-    <w:name w:val="Header Char"/>
-    <w:basedOn w:val="DefaultParagraphFont"/>
-    <w:link w:val="Header"/>
-    <w:uiPriority w:val="99"/>
-    <w:rsid w:val="00E01FF4"/>
-  </w:style>
-  <w:style w:type="paragraph" w:styleId="Footer">
-    <w:name w:val="footer"/>
-    <w:basedOn w:val="Normal"/>
-    <w:link w:val="FooterChar"/>
-    <w:uiPriority w:val="99"/>
-    <w:unhideWhenUsed/>
-    <w:rsid w:val="00E01FF4"/>
-    <w:pPr>
-      <w:tabs>
-        <w:tab w:val="center" w:pos="4677"/>
-        <w:tab w:val="right" w:pos="9355"/>
-      </w:tabs>
-      <w:spacing w:after="0" w:line="240" w:lineRule="auto"/>
-    </w:pPr>
-  </w:style>
-  <w:style w:type="character" w:customStyle="1" w:styleId="FooterChar">
-    <w:name w:val="Footer Char"/>
-    <w:basedOn w:val="DefaultParagraphFont"/>
-    <w:link w:val="Footer"/>
-    <w:uiPriority w:val="99"/>
-    <w:rsid w:val="00E01FF4"/>
-  </w:style>
-  <w:style w:type="character" w:styleId="UnresolvedMention">
-    <w:name w:val="Unresolved Mention"/>
-    <w:basedOn w:val="DefaultParagraphFont"/>
-    <w:uiPriority w:val="99"/>
-    <w:semiHidden/>
-    <w:unhideWhenUsed/>
-    <w:rsid w:val="00DD3444"/>
-    <w:rPr>
-      <w:color w:val="605E5C"/>
-      <w:shd w:val="clear" w:color="auto" w:fill="E1DFDD"/>
-    </w:rPr>
-  </w:style>
-  <w:style w:type="paragraph" w:styleId="TOC2">
-    <w:name w:val="toc 2"/>
-    <w:basedOn w:val="Normal"/>
-    <w:next w:val="Normal"/>
-    <w:autoRedefine/>
-    <w:uiPriority w:val="39"/>
-    <w:unhideWhenUsed/>
-    <w:rsid w:val="0070451E"/>
-    <w:pPr>
-      <w:spacing w:after="100"/>
-      <w:ind w:left="220"/>
-    </w:pPr>
-    <w:rPr>
-      <w:rFonts w:asciiTheme="minorHAnsi" w:eastAsiaTheme="minorEastAsia" w:hAnsiTheme="minorHAnsi" w:cs="Times New Roman"/>
-      <w:sz w:val="22"/>
-      <w:lang w:val="en-US"/>
-    </w:rPr>
-  </w:style>
-  <w:style w:type="paragraph" w:styleId="TOC3">
-    <w:name w:val="toc 3"/>
-    <w:basedOn w:val="Normal"/>
-    <w:next w:val="Normal"/>
-    <w:autoRedefine/>
-    <w:uiPriority w:val="39"/>
-    <w:unhideWhenUsed/>
-    <w:rsid w:val="0070451E"/>
-    <w:pPr>
-      <w:spacing w:after="100"/>
-      <w:ind w:left="440"/>
-    </w:pPr>
-    <w:rPr>
-      <w:rFonts w:asciiTheme="minorHAnsi" w:eastAsiaTheme="minorEastAsia" w:hAnsiTheme="minorHAnsi" w:cs="Times New Roman"/>
-      <w:sz w:val="22"/>
-      <w:lang w:val="en-US"/>
-    </w:rPr>
-  </w:style>
-  <w:style w:type="paragraph" w:styleId="NoSpacing">
-    <w:name w:val="No Spacing"/>
-    <w:uiPriority w:val="1"/>
-    <w:qFormat/>
-    <w:rsid w:val="007E5847"/>
-    <w:pPr>
-      <w:spacing w:after="0" w:line="240" w:lineRule="auto"/>
-    </w:pPr>
-    <w:rPr>
-      <w:rFonts w:ascii="Times New Roman" w:hAnsi="Times New Roman"/>
-      <w:sz w:val="28"/>
-    </w:rPr>
   </w:style>
 </w:styles>
 </file>
 
 <file path=word/theme/theme1.xml><?xml version="1.0" encoding="utf-8"?>
-<a:theme xmlns:a="http://schemas.openxmlformats.org/drawingml/2006/main" name="Тема Office">
+<a:theme xmlns:a="http://schemas.openxmlformats.org/drawingml/2006/main" name="Office Theme">
   <a:themeElements>
-    <a:clrScheme name="Стандартная">
+    <a:clrScheme name="Office">
       <a:dk1>
         <a:sysClr val="windowText" lastClr="000000"/>
       </a:dk1>
@@ -15483,7 +12570,7 @@
         <a:srgbClr val="E7E6E6"/>
       </a:lt2>
       <a:accent1>
-        <a:srgbClr val="5B9BD5"/>
+        <a:srgbClr val="4472C4"/>
       </a:accent1>
       <a:accent2>
         <a:srgbClr val="ED7D31"/>
@@ -15495,7 +12582,7 @@
         <a:srgbClr val="FFC000"/>
       </a:accent4>
       <a:accent5>
-        <a:srgbClr val="4472C4"/>
+        <a:srgbClr val="5B9BD5"/>
       </a:accent5>
       <a:accent6>
         <a:srgbClr val="70AD47"/>
@@ -15507,7 +12594,7 @@
         <a:srgbClr val="954F72"/>
       </a:folHlink>
     </a:clrScheme>
-    <a:fontScheme name="Стандартная">
+    <a:fontScheme name="Office">
       <a:majorFont>
         <a:latin typeface="Calibri Light" panose="020F0302020204030204"/>
         <a:ea typeface=""/>
@@ -15542,6 +12629,23 @@
         <a:font script="Viet" typeface="Times New Roman"/>
         <a:font script="Uigh" typeface="Microsoft Uighur"/>
         <a:font script="Geor" typeface="Sylfaen"/>
+        <a:font script="Armn" typeface="Arial"/>
+        <a:font script="Bugi" typeface="Leelawadee UI"/>
+        <a:font script="Bopo" typeface="Microsoft JhengHei"/>
+        <a:font script="Java" typeface="Javanese Text"/>
+        <a:font script="Lisu" typeface="Segoe UI"/>
+        <a:font script="Mymr" typeface="Myanmar Text"/>
+        <a:font script="Nkoo" typeface="Ebrima"/>
+        <a:font script="Olck" typeface="Nirmala UI"/>
+        <a:font script="Osma" typeface="Ebrima"/>
+        <a:font script="Phag" typeface="Phagspa"/>
+        <a:font script="Syrn" typeface="Estrangelo Edessa"/>
+        <a:font script="Syrj" typeface="Estrangelo Edessa"/>
+        <a:font script="Syre" typeface="Estrangelo Edessa"/>
+        <a:font script="Sora" typeface="Nirmala UI"/>
+        <a:font script="Tale" typeface="Microsoft Tai Le"/>
+        <a:font script="Talu" typeface="Microsoft New Tai Lue"/>
+        <a:font script="Tfng" typeface="Ebrima"/>
       </a:majorFont>
       <a:minorFont>
         <a:latin typeface="Calibri" panose="020F0502020204030204"/>
@@ -15577,9 +12681,26 @@
         <a:font script="Viet" typeface="Arial"/>
         <a:font script="Uigh" typeface="Microsoft Uighur"/>
         <a:font script="Geor" typeface="Sylfaen"/>
+        <a:font script="Armn" typeface="Arial"/>
+        <a:font script="Bugi" typeface="Leelawadee UI"/>
+        <a:font script="Bopo" typeface="Microsoft JhengHei"/>
+        <a:font script="Java" typeface="Javanese Text"/>
+        <a:font script="Lisu" typeface="Segoe UI"/>
+        <a:font script="Mymr" typeface="Myanmar Text"/>
+        <a:font script="Nkoo" typeface="Ebrima"/>
+        <a:font script="Olck" typeface="Nirmala UI"/>
+        <a:font script="Osma" typeface="Ebrima"/>
+        <a:font script="Phag" typeface="Phagspa"/>
+        <a:font script="Syrn" typeface="Estrangelo Edessa"/>
+        <a:font script="Syrj" typeface="Estrangelo Edessa"/>
+        <a:font script="Syre" typeface="Estrangelo Edessa"/>
+        <a:font script="Sora" typeface="Nirmala UI"/>
+        <a:font script="Tale" typeface="Microsoft Tai Le"/>
+        <a:font script="Talu" typeface="Microsoft New Tai Lue"/>
+        <a:font script="Tfng" typeface="Ebrima"/>
       </a:minorFont>
     </a:fontScheme>
-    <a:fmtScheme name="Стандартная">
+    <a:fmtScheme name="Office">
       <a:fillStyleLst>
         <a:solidFill>
           <a:schemeClr val="phClr"/>
@@ -15732,7 +12853,7 @@
 </file>
 
 <file path=customXml/itemProps1.xml><?xml version="1.0" encoding="utf-8"?>
-<ds:datastoreItem xmlns:ds="http://schemas.openxmlformats.org/officeDocument/2006/customXml" ds:itemID="{7998D6B4-3A3F-42AC-B8C4-739C1E959410}">
+<ds:datastoreItem xmlns:ds="http://schemas.openxmlformats.org/officeDocument/2006/customXml" ds:itemID="{D13AD197-72DD-451D-8515-3742FA29F255}">
   <ds:schemaRefs>
     <ds:schemaRef ds:uri="http://schemas.openxmlformats.org/officeDocument/2006/bibliography"/>
   </ds:schemaRefs>

--- a/Курсовая/Курсовая.docx
+++ b/Курсовая/Курсовая.docx
@@ -1631,10 +1631,11 @@
     <w:sdt>
       <w:sdtPr>
         <w:rPr>
-          <w:rFonts w:ascii="Times New Roman" w:hAnsi="Times New Roman" w:cs="Times New Roman"/>
+          <w:rFonts w:ascii="Times New Roman" w:eastAsiaTheme="minorHAnsi" w:hAnsi="Times New Roman" w:cs="Times New Roman"/>
           <w:color w:val="auto"/>
           <w:sz w:val="28"/>
           <w:szCs w:val="28"/>
+          <w:lang w:val="ru-RU"/>
         </w:rPr>
         <w:id w:val="-2141260073"/>
         <w:docPartObj>
@@ -1644,11 +1645,9 @@
       </w:sdtPr>
       <w:sdtEndPr>
         <w:rPr>
-          <w:rFonts w:eastAsiaTheme="minorHAnsi"/>
           <w:b/>
           <w:bCs/>
           <w:noProof/>
-          <w:lang w:val="ru-RU"/>
         </w:rPr>
       </w:sdtEndPr>
       <w:sdtContent>
@@ -5003,7 +5002,6 @@
         </w:rPr>
         <w:t xml:space="preserve"> и </w:t>
       </w:r>
-      <w:proofErr w:type="spellStart"/>
       <w:r>
         <w:rPr>
           <w:rFonts w:cs="Times New Roman"/>
@@ -5012,7 +5010,6 @@
         </w:rPr>
         <w:t>WinUI</w:t>
       </w:r>
-      <w:proofErr w:type="spellEnd"/>
       <w:r>
         <w:rPr>
           <w:rFonts w:cs="Times New Roman"/>
@@ -5135,7 +5132,6 @@
         </w:rPr>
         <w:t xml:space="preserve">К этому стоит добавить активной развивающийся и набирающий популяность </w:t>
       </w:r>
-      <w:proofErr w:type="spellStart"/>
       <w:r>
         <w:rPr>
           <w:rFonts w:cs="Times New Roman"/>
@@ -5144,7 +5140,6 @@
         </w:rPr>
         <w:t>Blazor</w:t>
       </w:r>
-      <w:proofErr w:type="spellEnd"/>
       <w:r>
         <w:rPr>
           <w:rFonts w:cs="Times New Roman"/>
@@ -6424,7 +6419,6 @@
         </w:rPr>
         <w:t>-</w:t>
       </w:r>
-      <w:proofErr w:type="spellStart"/>
       <w:r>
         <w:rPr>
           <w:rFonts w:cs="Times New Roman"/>
@@ -6433,7 +6427,6 @@
         </w:rPr>
         <w:t>ViewModel</w:t>
       </w:r>
-      <w:proofErr w:type="spellEnd"/>
       <w:r>
         <w:rPr>
           <w:rFonts w:cs="Times New Roman"/>
@@ -6551,6 +6544,65 @@
         </w:rPr>
         <w:lastRenderedPageBreak/>
         <w:t>Представлению, а также команды, которыми может пользоваться Представление, чтобы влиять на Модель.</w:t>
+      </w:r>
+    </w:p>
+    <w:p>
+      <w:pPr>
+        <w:spacing w:after="0" w:line="360" w:lineRule="auto"/>
+        <w:ind w:firstLine="709"/>
+        <w:rPr>
+          <w:rFonts w:cs="Times New Roman"/>
+          <w:b/>
+          <w:bCs/>
+          <w:szCs w:val="28"/>
+          <w:lang w:val="en-US"/>
+        </w:rPr>
+      </w:pPr>
+      <w:r>
+        <w:rPr>
+          <w:rFonts w:cs="Times New Roman"/>
+          <w:b/>
+          <w:bCs/>
+          <w:szCs w:val="28"/>
+          <w:lang w:val="en-US"/>
+        </w:rPr>
+        <w:t>ReactiveUI</w:t>
+      </w:r>
+    </w:p>
+    <w:p>
+      <w:pPr>
+        <w:spacing w:after="0" w:line="360" w:lineRule="auto"/>
+        <w:ind w:firstLine="709"/>
+        <w:rPr>
+          <w:rFonts w:cs="Times New Roman"/>
+          <w:szCs w:val="28"/>
+          <w:lang w:val="en-US"/>
+        </w:rPr>
+      </w:pPr>
+      <w:r>
+        <w:rPr>
+          <w:rFonts w:cs="Times New Roman"/>
+          <w:szCs w:val="28"/>
+          <w:lang w:val="en-US"/>
+        </w:rPr>
+        <w:t>ReactiveUI — полноценный MVVM-фреймворк: bindings, routing, message bus, commands и прочие слова, которые есть в описании почти любого MVVM-фреймворка, есть и тут. Применяться он может практически везде, где есть .NET: WPF, Windows Forms, UWP, Windows Phone 8, Windows Store, Xamarin.</w:t>
+      </w:r>
+    </w:p>
+    <w:p>
+      <w:pPr>
+        <w:spacing w:after="0" w:line="360" w:lineRule="auto"/>
+        <w:ind w:firstLine="709"/>
+        <w:rPr>
+          <w:rFonts w:cs="Times New Roman"/>
+          <w:szCs w:val="28"/>
+        </w:rPr>
+      </w:pPr>
+      <w:r>
+        <w:rPr>
+          <w:rFonts w:cs="Times New Roman"/>
+          <w:szCs w:val="28"/>
+        </w:rPr>
+        <w:t>ReactiveUI построен вокруг реактивной модели программирования и использует Reactive Extensions (Rx). Однако цели написать гайд по реактивному программированию я перед собой не ставлю, лишь при необходимости буду пояснять, как что устроено. Совсем скоро вы сами увидите, что для использования базовых возможностей даже не требуется особенно вникать в то, что это за зверь такой: реактивное программирование. Хотя вы с ним и так знакомы, events – это как раз оно. Обычно даже в тех местах, где проявляется «реактивность», код можно довольно легко прочитать и понять, что произойдет. Конечно, если использовать библиотеку (и Reactive Extensions) на полную катушку, то придется серьезно ознакомиться с реактивной моделью, но пока мы пойдем по основам.</w:t>
       </w:r>
     </w:p>
     <w:p>
@@ -6709,6 +6761,7 @@
           <w:rFonts w:cs="Times New Roman"/>
           <w:szCs w:val="28"/>
         </w:rPr>
+        <w:lastRenderedPageBreak/>
         <w:t>Учет нахождение проживающего в общежитии в ночное время суток;</w:t>
       </w:r>
     </w:p>
@@ -6870,45 +6923,17 @@
         </w:rPr>
         <w:t>Перейти на официальный сайт(</w:t>
       </w:r>
-      <w:r>
-        <w:rPr>
-          <w:rFonts w:cs="Times New Roman"/>
-          <w:szCs w:val="28"/>
-        </w:rPr>
-        <w:fldChar w:fldCharType="begin"/>
-      </w:r>
-      <w:r>
-        <w:rPr>
-          <w:rFonts w:cs="Times New Roman"/>
-          <w:szCs w:val="28"/>
-        </w:rPr>
-        <w:instrText xml:space="preserve"> HYPERLINK "https://dotnet.microsoft.com" </w:instrText>
-      </w:r>
-      <w:r>
-        <w:rPr>
-          <w:rFonts w:cs="Times New Roman"/>
-          <w:szCs w:val="28"/>
-        </w:rPr>
-        <w:fldChar w:fldCharType="separate"/>
-      </w:r>
-      <w:r>
-        <w:rPr>
-          <w:rStyle w:val="Hyperlink"/>
-          <w:rFonts w:cs="Times New Roman"/>
-          <w:color w:val="auto"/>
-          <w:szCs w:val="28"/>
-        </w:rPr>
-        <w:t>https://dotnet.microsoft.com</w:t>
-      </w:r>
-      <w:r>
-        <w:rPr>
-          <w:rStyle w:val="Hyperlink"/>
-          <w:rFonts w:cs="Times New Roman"/>
-          <w:color w:val="auto"/>
-          <w:szCs w:val="28"/>
-        </w:rPr>
-        <w:fldChar w:fldCharType="end"/>
-      </w:r>
+      <w:hyperlink r:id="rId6" w:history="1">
+        <w:r>
+          <w:rPr>
+            <w:rStyle w:val="Hyperlink"/>
+            <w:rFonts w:cs="Times New Roman"/>
+            <w:color w:val="auto"/>
+            <w:szCs w:val="28"/>
+          </w:rPr>
+          <w:t>https://dotnet.microsoft.com</w:t>
+        </w:r>
+      </w:hyperlink>
       <w:r>
         <w:rPr>
           <w:rFonts w:cs="Times New Roman"/>
@@ -7067,7 +7092,6 @@
           <w:rFonts w:cs="Times New Roman"/>
           <w:szCs w:val="28"/>
         </w:rPr>
-        <w:lastRenderedPageBreak/>
         <w:t>Выбрать нужные компоненты.</w:t>
       </w:r>
     </w:p>
@@ -7082,8 +7106,8 @@
         </w:rPr>
       </w:pPr>
       <w:bookmarkStart w:id="21" w:name="_Toc152028472"/>
-      <w:bookmarkStart w:id="22" w:name="_Toc101981336"/>
-      <w:bookmarkStart w:id="23" w:name="_Toc152880598"/>
+      <w:bookmarkStart w:id="22" w:name="_Toc152880598"/>
+      <w:bookmarkStart w:id="23" w:name="_Toc101981336"/>
       <w:r>
         <w:rPr>
           <w:rFonts w:eastAsia="Times New Roman" w:cs="Times New Roman"/>
@@ -7093,7 +7117,7 @@
         <w:t>2.2. Проектирование информационной системы</w:t>
       </w:r>
       <w:bookmarkEnd w:id="21"/>
-      <w:bookmarkEnd w:id="23"/>
+      <w:bookmarkEnd w:id="22"/>
     </w:p>
     <w:p>
       <w:pPr>
@@ -7287,179 +7311,12 @@
           <w:noProof/>
           <w:szCs w:val="28"/>
         </w:rPr>
+        <w:lastRenderedPageBreak/>
         <w:drawing>
           <wp:inline distT="0" distB="0" distL="0" distR="0" wp14:anchorId="103150F0" wp14:editId="4EFAB86A">
             <wp:extent cx="5940425" cy="3807460"/>
             <wp:effectExtent l="0" t="0" r="3175" b="2540"/>
             <wp:docPr id="1" name="Picture 1"/>
-            <wp:cNvGraphicFramePr>
-              <a:graphicFrameLocks xmlns:a="http://schemas.openxmlformats.org/drawingml/2006/main" noChangeAspect="1"/>
-            </wp:cNvGraphicFramePr>
-            <a:graphic xmlns:a="http://schemas.openxmlformats.org/drawingml/2006/main">
-              <a:graphicData uri="http://schemas.openxmlformats.org/drawingml/2006/picture">
-                <pic:pic xmlns:pic="http://schemas.openxmlformats.org/drawingml/2006/picture">
-                  <pic:nvPicPr>
-                    <pic:cNvPr id="1" name=""/>
-                    <pic:cNvPicPr/>
-                  </pic:nvPicPr>
-                  <pic:blipFill>
-                    <a:blip r:embed="rId6"/>
-                    <a:stretch>
-                      <a:fillRect/>
-                    </a:stretch>
-                  </pic:blipFill>
-                  <pic:spPr>
-                    <a:xfrm>
-                      <a:off x="0" y="0"/>
-                      <a:ext cx="5940425" cy="3807460"/>
-                    </a:xfrm>
-                    <a:prstGeom prst="rect">
-                      <a:avLst/>
-                    </a:prstGeom>
-                  </pic:spPr>
-                </pic:pic>
-              </a:graphicData>
-            </a:graphic>
-          </wp:inline>
-        </w:drawing>
-      </w:r>
-    </w:p>
-    <w:p>
-      <w:pPr>
-        <w:spacing w:after="0" w:line="360" w:lineRule="auto"/>
-        <w:ind w:firstLine="709"/>
-        <w:jc w:val="center"/>
-        <w:rPr>
-          <w:rFonts w:cs="Times New Roman"/>
-          <w:noProof/>
-          <w:szCs w:val="28"/>
-        </w:rPr>
-      </w:pPr>
-      <w:r>
-        <w:rPr>
-          <w:rFonts w:cs="Times New Roman"/>
-          <w:noProof/>
-          <w:szCs w:val="28"/>
-        </w:rPr>
-        <w:t xml:space="preserve">Рисунок 1 – </w:t>
-      </w:r>
-      <w:r>
-        <w:rPr>
-          <w:rFonts w:cs="Times New Roman"/>
-          <w:noProof/>
-          <w:szCs w:val="28"/>
-          <w:lang w:val="en-US"/>
-        </w:rPr>
-        <w:t>ERD</w:t>
-      </w:r>
-      <w:r>
-        <w:rPr>
-          <w:rFonts w:cs="Times New Roman"/>
-          <w:noProof/>
-          <w:szCs w:val="28"/>
-        </w:rPr>
-        <w:t xml:space="preserve"> Базы данныз</w:t>
-      </w:r>
-    </w:p>
-    <w:p>
-      <w:pPr>
-        <w:spacing w:after="0" w:line="360" w:lineRule="auto"/>
-        <w:ind w:firstLine="709"/>
-        <w:rPr>
-          <w:rFonts w:cs="Times New Roman"/>
-          <w:noProof/>
-          <w:szCs w:val="28"/>
-        </w:rPr>
-      </w:pPr>
-      <w:r>
-        <w:rPr>
-          <w:rFonts w:cs="Times New Roman"/>
-          <w:noProof/>
-          <w:szCs w:val="28"/>
-        </w:rPr>
-        <w:t>Так у пользователя будут роли: простой пользователь, администратор, гость. Это позволит сделать разграничение функционала, чтобы пользователь не мог удалять/добавлять данные, так как это будет возможность администратора.</w:t>
-      </w:r>
-    </w:p>
-    <w:p>
-      <w:pPr>
-        <w:spacing w:after="0" w:line="360" w:lineRule="auto"/>
-        <w:ind w:firstLine="709"/>
-        <w:rPr>
-          <w:rFonts w:cs="Times New Roman"/>
-          <w:noProof/>
-          <w:szCs w:val="28"/>
-        </w:rPr>
-      </w:pPr>
-      <w:r>
-        <w:rPr>
-          <w:rFonts w:cs="Times New Roman"/>
-          <w:noProof/>
-          <w:szCs w:val="28"/>
-        </w:rPr>
-        <w:lastRenderedPageBreak/>
-        <w:t>О студентах будет храниться общая информация: ФИО, номер комнаты(в данном случае вся комната).</w:t>
-      </w:r>
-    </w:p>
-    <w:p>
-      <w:pPr>
-        <w:spacing w:after="0" w:line="360" w:lineRule="auto"/>
-        <w:ind w:firstLine="709"/>
-        <w:rPr>
-          <w:rFonts w:cs="Times New Roman"/>
-          <w:noProof/>
-          <w:szCs w:val="28"/>
-        </w:rPr>
-      </w:pPr>
-      <w:r>
-        <w:rPr>
-          <w:rFonts w:cs="Times New Roman"/>
-          <w:noProof/>
-          <w:szCs w:val="28"/>
-        </w:rPr>
-        <w:t>Основная таблица в данном приложение будет «Журнал посещаемости», каждое поле которого будет содержать некоторую информацию: студент, комнату, маркер, дату проведенной проверки.</w:t>
-      </w:r>
-    </w:p>
-    <w:p>
-      <w:pPr>
-        <w:spacing w:after="0" w:line="360" w:lineRule="auto"/>
-        <w:ind w:firstLine="709"/>
-        <w:rPr>
-          <w:rFonts w:cs="Times New Roman"/>
-          <w:noProof/>
-          <w:szCs w:val="28"/>
-        </w:rPr>
-      </w:pPr>
-      <w:r>
-        <w:rPr>
-          <w:rFonts w:cs="Times New Roman"/>
-          <w:noProof/>
-          <w:szCs w:val="28"/>
-        </w:rPr>
-        <w:t>Маркеры – вспомогательная таблица для основной, в которой будет содержаться символ маркера, а также его небольшое описание.</w:t>
-      </w:r>
-    </w:p>
-    <w:p>
-      <w:pPr>
-        <w:spacing w:after="0" w:line="360" w:lineRule="auto"/>
-        <w:ind w:firstLine="709"/>
-        <w:jc w:val="center"/>
-        <w:rPr>
-          <w:rFonts w:cs="Times New Roman"/>
-          <w:noProof/>
-          <w:szCs w:val="28"/>
-        </w:rPr>
-      </w:pPr>
-      <w:r>
-        <w:rPr>
-          <w:rFonts w:cs="Times New Roman"/>
-          <w:noProof/>
-          <w:szCs w:val="28"/>
-        </w:rPr>
-        <w:drawing>
-          <wp:inline distT="0" distB="0" distL="0" distR="0" wp14:anchorId="0381A150" wp14:editId="1F1635A2">
-            <wp:extent cx="5201376" cy="1733792"/>
-            <wp:effectExtent l="0" t="0" r="0" b="0"/>
-            <wp:docPr id="2" name="Picture 2"/>
             <wp:cNvGraphicFramePr>
               <a:graphicFrameLocks xmlns:a="http://schemas.openxmlformats.org/drawingml/2006/main" noChangeAspect="1"/>
             </wp:cNvGraphicFramePr>
@@ -7479,7 +7336,7 @@
                   <pic:spPr>
                     <a:xfrm>
                       <a:off x="0" y="0"/>
-                      <a:ext cx="5201376" cy="1733792"/>
+                      <a:ext cx="5940425" cy="3807460"/>
                     </a:xfrm>
                     <a:prstGeom prst="rect">
                       <a:avLst/>
@@ -7503,16 +7360,107 @@
           <w:szCs w:val="28"/>
         </w:rPr>
       </w:pPr>
-      <w:bookmarkStart w:id="24" w:name="_Hlk151878934"/>
-      <w:r>
-        <w:rPr>
-          <w:rFonts w:cs="Times New Roman"/>
-          <w:noProof/>
-          <w:szCs w:val="28"/>
-        </w:rPr>
-        <w:t>Рисунок 2 – таблица «Роли»</w:t>
-      </w:r>
-      <w:bookmarkEnd w:id="24"/>
+      <w:r>
+        <w:rPr>
+          <w:rFonts w:cs="Times New Roman"/>
+          <w:noProof/>
+          <w:szCs w:val="28"/>
+        </w:rPr>
+        <w:t xml:space="preserve">Рисунок 1 – </w:t>
+      </w:r>
+      <w:r>
+        <w:rPr>
+          <w:rFonts w:cs="Times New Roman"/>
+          <w:noProof/>
+          <w:szCs w:val="28"/>
+          <w:lang w:val="en-US"/>
+        </w:rPr>
+        <w:t>ERD</w:t>
+      </w:r>
+      <w:r>
+        <w:rPr>
+          <w:rFonts w:cs="Times New Roman"/>
+          <w:noProof/>
+          <w:szCs w:val="28"/>
+        </w:rPr>
+        <w:t xml:space="preserve"> Базы данныз</w:t>
+      </w:r>
+    </w:p>
+    <w:p>
+      <w:pPr>
+        <w:spacing w:after="0" w:line="360" w:lineRule="auto"/>
+        <w:ind w:firstLine="709"/>
+        <w:rPr>
+          <w:rFonts w:cs="Times New Roman"/>
+          <w:noProof/>
+          <w:szCs w:val="28"/>
+        </w:rPr>
+      </w:pPr>
+      <w:r>
+        <w:rPr>
+          <w:rFonts w:cs="Times New Roman"/>
+          <w:noProof/>
+          <w:szCs w:val="28"/>
+        </w:rPr>
+        <w:t>Так у пользователя будут роли: простой пользователь, администратор, гость. Это позволит сделать разграничение функционала, чтобы пользователь не мог удалять/добавлять данные, так как это будет возможность администратора.</w:t>
+      </w:r>
+    </w:p>
+    <w:p>
+      <w:pPr>
+        <w:spacing w:after="0" w:line="360" w:lineRule="auto"/>
+        <w:ind w:firstLine="709"/>
+        <w:rPr>
+          <w:rFonts w:cs="Times New Roman"/>
+          <w:noProof/>
+          <w:szCs w:val="28"/>
+        </w:rPr>
+      </w:pPr>
+      <w:r>
+        <w:rPr>
+          <w:rFonts w:cs="Times New Roman"/>
+          <w:noProof/>
+          <w:szCs w:val="28"/>
+        </w:rPr>
+        <w:t>О студентах будет храниться общая информация: ФИО, номер комнаты(в данном случае вся комната).</w:t>
+      </w:r>
+    </w:p>
+    <w:p>
+      <w:pPr>
+        <w:spacing w:after="0" w:line="360" w:lineRule="auto"/>
+        <w:ind w:firstLine="709"/>
+        <w:rPr>
+          <w:rFonts w:cs="Times New Roman"/>
+          <w:noProof/>
+          <w:szCs w:val="28"/>
+        </w:rPr>
+      </w:pPr>
+      <w:r>
+        <w:rPr>
+          <w:rFonts w:cs="Times New Roman"/>
+          <w:noProof/>
+          <w:szCs w:val="28"/>
+        </w:rPr>
+        <w:t>Основная таблица в данном приложение будет «Журнал посещаемости», каждое поле которого будет содержать некоторую информацию: студент, комнату, маркер, дату проведенной проверки.</w:t>
+      </w:r>
+    </w:p>
+    <w:p>
+      <w:pPr>
+        <w:spacing w:after="0" w:line="360" w:lineRule="auto"/>
+        <w:ind w:firstLine="709"/>
+        <w:rPr>
+          <w:rFonts w:cs="Times New Roman"/>
+          <w:noProof/>
+          <w:szCs w:val="28"/>
+        </w:rPr>
+      </w:pPr>
+      <w:r>
+        <w:rPr>
+          <w:rFonts w:cs="Times New Roman"/>
+          <w:noProof/>
+          <w:szCs w:val="28"/>
+        </w:rPr>
+        <w:t>Маркеры – вспомогательная таблица для основной, в которой будет содержаться символ маркера, а также его небольшое описание.</w:t>
+      </w:r>
     </w:p>
     <w:p>
       <w:pPr>
@@ -7531,11 +7479,12 @@
           <w:noProof/>
           <w:szCs w:val="28"/>
         </w:rPr>
+        <w:lastRenderedPageBreak/>
         <w:drawing>
-          <wp:inline distT="0" distB="0" distL="0" distR="0" wp14:anchorId="32144AD7" wp14:editId="4F87DC6B">
-            <wp:extent cx="5096586" cy="2667372"/>
-            <wp:effectExtent l="0" t="0" r="8890" b="0"/>
-            <wp:docPr id="3" name="Picture 3"/>
+          <wp:inline distT="0" distB="0" distL="0" distR="0" wp14:anchorId="0381A150" wp14:editId="1F1635A2">
+            <wp:extent cx="5201376" cy="1733792"/>
+            <wp:effectExtent l="0" t="0" r="0" b="0"/>
+            <wp:docPr id="2" name="Picture 2"/>
             <wp:cNvGraphicFramePr>
               <a:graphicFrameLocks xmlns:a="http://schemas.openxmlformats.org/drawingml/2006/main" noChangeAspect="1"/>
             </wp:cNvGraphicFramePr>
@@ -7555,7 +7504,7 @@
                   <pic:spPr>
                     <a:xfrm>
                       <a:off x="0" y="0"/>
-                      <a:ext cx="5096586" cy="2667372"/>
+                      <a:ext cx="5201376" cy="1733792"/>
                     </a:xfrm>
                     <a:prstGeom prst="rect">
                       <a:avLst/>
@@ -7579,14 +7528,16 @@
           <w:szCs w:val="28"/>
         </w:rPr>
       </w:pPr>
-      <w:r>
-        <w:rPr>
-          <w:rFonts w:cs="Times New Roman"/>
-          <w:noProof/>
-          <w:szCs w:val="28"/>
-        </w:rPr>
-        <w:t>Рисунок 3 – таблица «Пользователи»</w:t>
-      </w:r>
+      <w:bookmarkStart w:id="24" w:name="_Hlk151878934"/>
+      <w:r>
+        <w:rPr>
+          <w:rFonts w:cs="Times New Roman"/>
+          <w:noProof/>
+          <w:szCs w:val="28"/>
+        </w:rPr>
+        <w:t>Рисунок 2 – таблица «Роли»</w:t>
+      </w:r>
+      <w:bookmarkEnd w:id="24"/>
     </w:p>
     <w:p>
       <w:pPr>
@@ -7606,10 +7557,10 @@
           <w:szCs w:val="28"/>
         </w:rPr>
         <w:drawing>
-          <wp:inline distT="0" distB="0" distL="0" distR="0" wp14:anchorId="2A1FC532" wp14:editId="1FDCDE37">
-            <wp:extent cx="4896533" cy="1752845"/>
-            <wp:effectExtent l="0" t="0" r="0" b="0"/>
-            <wp:docPr id="5" name="Picture 5"/>
+          <wp:inline distT="0" distB="0" distL="0" distR="0" wp14:anchorId="32144AD7" wp14:editId="4F87DC6B">
+            <wp:extent cx="5096586" cy="2667372"/>
+            <wp:effectExtent l="0" t="0" r="8890" b="0"/>
+            <wp:docPr id="3" name="Picture 3"/>
             <wp:cNvGraphicFramePr>
               <a:graphicFrameLocks xmlns:a="http://schemas.openxmlformats.org/drawingml/2006/main" noChangeAspect="1"/>
             </wp:cNvGraphicFramePr>
@@ -7629,7 +7580,7 @@
                   <pic:spPr>
                     <a:xfrm>
                       <a:off x="0" y="0"/>
-                      <a:ext cx="4896533" cy="1752845"/>
+                      <a:ext cx="5096586" cy="2667372"/>
                     </a:xfrm>
                     <a:prstGeom prst="rect">
                       <a:avLst/>
@@ -7659,14 +7610,14 @@
           <w:noProof/>
           <w:szCs w:val="28"/>
         </w:rPr>
-        <w:lastRenderedPageBreak/>
-        <w:t>Рисунок 4 – таблица «Маркеры»</w:t>
-      </w:r>
-    </w:p>
-    <w:p>
-      <w:pPr>
-        <w:spacing w:after="0" w:line="360" w:lineRule="auto"/>
-        <w:ind w:firstLine="709"/>
+        <w:t>Рисунок 3 – таблица «Пользователи»</w:t>
+      </w:r>
+    </w:p>
+    <w:p>
+      <w:pPr>
+        <w:spacing w:after="0" w:line="360" w:lineRule="auto"/>
+        <w:ind w:firstLine="709"/>
+        <w:jc w:val="center"/>
         <w:rPr>
           <w:rFonts w:cs="Times New Roman"/>
           <w:noProof/>
@@ -7680,10 +7631,10 @@
           <w:szCs w:val="28"/>
         </w:rPr>
         <w:drawing>
-          <wp:inline distT="0" distB="0" distL="0" distR="0" wp14:anchorId="7745AFA8" wp14:editId="4770AB67">
-            <wp:extent cx="5372850" cy="1609950"/>
-            <wp:effectExtent l="0" t="0" r="0" b="9525"/>
-            <wp:docPr id="6" name="Picture 6"/>
+          <wp:inline distT="0" distB="0" distL="0" distR="0" wp14:anchorId="2A1FC532" wp14:editId="1FDCDE37">
+            <wp:extent cx="4896533" cy="1752845"/>
+            <wp:effectExtent l="0" t="0" r="0" b="0"/>
+            <wp:docPr id="5" name="Picture 5"/>
             <wp:cNvGraphicFramePr>
               <a:graphicFrameLocks xmlns:a="http://schemas.openxmlformats.org/drawingml/2006/main" noChangeAspect="1"/>
             </wp:cNvGraphicFramePr>
@@ -7703,7 +7654,7 @@
                   <pic:spPr>
                     <a:xfrm>
                       <a:off x="0" y="0"/>
-                      <a:ext cx="5372850" cy="1609950"/>
+                      <a:ext cx="4896533" cy="1752845"/>
                     </a:xfrm>
                     <a:prstGeom prst="rect">
                       <a:avLst/>
@@ -7733,14 +7684,13 @@
           <w:noProof/>
           <w:szCs w:val="28"/>
         </w:rPr>
-        <w:t>Рисунок 5 – таблица «Комнаты»</w:t>
-      </w:r>
-    </w:p>
-    <w:p>
-      <w:pPr>
-        <w:spacing w:after="0" w:line="360" w:lineRule="auto"/>
-        <w:ind w:firstLine="709"/>
-        <w:jc w:val="center"/>
+        <w:t>Рисунок 4 – таблица «Маркеры»</w:t>
+      </w:r>
+    </w:p>
+    <w:p>
+      <w:pPr>
+        <w:spacing w:after="0" w:line="360" w:lineRule="auto"/>
+        <w:ind w:firstLine="709"/>
         <w:rPr>
           <w:rFonts w:cs="Times New Roman"/>
           <w:noProof/>
@@ -7754,10 +7704,10 @@
           <w:szCs w:val="28"/>
         </w:rPr>
         <w:drawing>
-          <wp:inline distT="0" distB="0" distL="0" distR="0" wp14:anchorId="486C737F" wp14:editId="0397AA41">
-            <wp:extent cx="5591955" cy="2553056"/>
-            <wp:effectExtent l="0" t="0" r="8890" b="0"/>
-            <wp:docPr id="7" name="Picture 7"/>
+          <wp:inline distT="0" distB="0" distL="0" distR="0" wp14:anchorId="7745AFA8" wp14:editId="4770AB67">
+            <wp:extent cx="5372850" cy="1609950"/>
+            <wp:effectExtent l="0" t="0" r="0" b="9525"/>
+            <wp:docPr id="6" name="Picture 6"/>
             <wp:cNvGraphicFramePr>
               <a:graphicFrameLocks xmlns:a="http://schemas.openxmlformats.org/drawingml/2006/main" noChangeAspect="1"/>
             </wp:cNvGraphicFramePr>
@@ -7777,7 +7727,7 @@
                   <pic:spPr>
                     <a:xfrm>
                       <a:off x="0" y="0"/>
-                      <a:ext cx="5591955" cy="2553056"/>
+                      <a:ext cx="5372850" cy="1609950"/>
                     </a:xfrm>
                     <a:prstGeom prst="rect">
                       <a:avLst/>
@@ -7807,150 +7757,14 @@
           <w:noProof/>
           <w:szCs w:val="28"/>
         </w:rPr>
-        <w:t>Рисунок 6 – таблица «Логи журнала посещаемости»</w:t>
-      </w:r>
-    </w:p>
-    <w:p>
-      <w:pPr>
-        <w:spacing w:after="0" w:line="360" w:lineRule="auto"/>
-        <w:ind w:firstLine="709"/>
-        <w:rPr>
-          <w:rFonts w:cs="Times New Roman"/>
-          <w:noProof/>
-          <w:szCs w:val="28"/>
-        </w:rPr>
-      </w:pPr>
-    </w:p>
-    <w:p>
-      <w:pPr>
-        <w:spacing w:after="0" w:line="360" w:lineRule="auto"/>
-        <w:ind w:firstLine="709"/>
-        <w:rPr>
-          <w:rFonts w:cs="Times New Roman"/>
-          <w:noProof/>
-          <w:szCs w:val="28"/>
-        </w:rPr>
-      </w:pPr>
-      <w:r>
-        <w:rPr>
-          <w:rFonts w:cs="Times New Roman"/>
-          <w:noProof/>
-          <w:szCs w:val="28"/>
-        </w:rPr>
-        <w:t xml:space="preserve">Работа приложения будет заключаться в автоматизированном создание журналов учета студентов в ночное время суток в общежитии, а также в удобном просмотре данных журналов на таких операционных системах как </w:t>
-      </w:r>
-      <w:r>
-        <w:rPr>
-          <w:rFonts w:cs="Times New Roman"/>
-          <w:noProof/>
-          <w:szCs w:val="28"/>
-          <w:lang w:val="en-US"/>
-        </w:rPr>
-        <w:t>Windows</w:t>
-      </w:r>
-      <w:r>
-        <w:rPr>
-          <w:rFonts w:cs="Times New Roman"/>
-          <w:noProof/>
-          <w:szCs w:val="28"/>
-        </w:rPr>
-        <w:t xml:space="preserve">, </w:t>
-      </w:r>
-      <w:r>
-        <w:rPr>
-          <w:rFonts w:cs="Times New Roman"/>
-          <w:noProof/>
-          <w:szCs w:val="28"/>
-          <w:lang w:val="en-US"/>
-        </w:rPr>
-        <w:t>Linux</w:t>
-      </w:r>
-      <w:r>
-        <w:rPr>
-          <w:rFonts w:cs="Times New Roman"/>
-          <w:noProof/>
-          <w:szCs w:val="28"/>
-        </w:rPr>
-        <w:t xml:space="preserve">, </w:t>
-      </w:r>
-      <w:r>
-        <w:rPr>
-          <w:rFonts w:cs="Times New Roman"/>
-          <w:noProof/>
-          <w:szCs w:val="28"/>
-          <w:lang w:val="en-US"/>
-        </w:rPr>
-        <w:t>MacOS</w:t>
-      </w:r>
-      <w:r>
-        <w:rPr>
-          <w:rFonts w:cs="Times New Roman"/>
-          <w:noProof/>
-          <w:szCs w:val="28"/>
-        </w:rPr>
-        <w:t xml:space="preserve"> и </w:t>
-      </w:r>
-      <w:r>
-        <w:rPr>
-          <w:rFonts w:cs="Times New Roman"/>
-          <w:noProof/>
-          <w:szCs w:val="28"/>
-          <w:lang w:val="en-US"/>
-        </w:rPr>
-        <w:t>OsX</w:t>
-      </w:r>
-      <w:r>
-        <w:rPr>
-          <w:rFonts w:cs="Times New Roman"/>
-          <w:noProof/>
-          <w:szCs w:val="28"/>
-        </w:rPr>
-        <w:t>.</w:t>
-      </w:r>
-    </w:p>
-    <w:p>
-      <w:pPr>
-        <w:spacing w:after="0" w:line="360" w:lineRule="auto"/>
-        <w:ind w:firstLine="709"/>
-        <w:rPr>
-          <w:rFonts w:cs="Times New Roman"/>
-          <w:noProof/>
-          <w:szCs w:val="28"/>
-        </w:rPr>
-      </w:pPr>
-      <w:r>
-        <w:rPr>
-          <w:rFonts w:cs="Times New Roman"/>
-          <w:noProof/>
-          <w:szCs w:val="28"/>
-        </w:rPr>
-        <w:t>Первое, что увидит пользователь при входе в приложение это форма авторизации. После ввода логина и пароля и нажатия на кнопку входа, будет отправляться запрос базе данных на выборку пользователя с введенным логином и паролем, если пользователь будет найден, то приложение отправит запрос на выборку данных для журнала и совершит переход на форму просмотра журнала. На этой форме пользователю будет доступен просмотр данных, переход к авторизации и переход на форму добавления нового отчета на текущию дату.</w:t>
-      </w:r>
-    </w:p>
-    <w:p>
-      <w:pPr>
-        <w:spacing w:after="0" w:line="360" w:lineRule="auto"/>
-        <w:ind w:firstLine="709"/>
-        <w:rPr>
-          <w:rFonts w:cs="Times New Roman"/>
-          <w:noProof/>
-          <w:szCs w:val="28"/>
-        </w:rPr>
-      </w:pPr>
-      <w:r>
-        <w:rPr>
-          <w:rFonts w:cs="Times New Roman"/>
-          <w:noProof/>
-          <w:szCs w:val="28"/>
-        </w:rPr>
         <w:lastRenderedPageBreak/>
-        <w:t>На форме добавления, которая доступна только администратору пользователь может поставить маркер студенту из списка, а также вернуться на форму просмотра.</w:t>
-      </w:r>
-    </w:p>
-    <w:p>
-      <w:pPr>
-        <w:spacing w:after="0" w:line="360" w:lineRule="auto"/>
-        <w:ind w:left="-1701" w:right="-710"/>
+        <w:t>Рисунок 5 – таблица «Комнаты»</w:t>
+      </w:r>
+    </w:p>
+    <w:p>
+      <w:pPr>
+        <w:spacing w:after="0" w:line="360" w:lineRule="auto"/>
+        <w:ind w:firstLine="709"/>
         <w:jc w:val="center"/>
         <w:rPr>
           <w:rFonts w:cs="Times New Roman"/>
@@ -7965,10 +7779,10 @@
           <w:szCs w:val="28"/>
         </w:rPr>
         <w:drawing>
-          <wp:inline distT="0" distB="0" distL="0" distR="0" wp14:anchorId="6C6B2E4B" wp14:editId="66DBD34D">
-            <wp:extent cx="7162587" cy="4977442"/>
-            <wp:effectExtent l="0" t="0" r="635" b="0"/>
-            <wp:docPr id="4" name="Picture 4"/>
+          <wp:inline distT="0" distB="0" distL="0" distR="0" wp14:anchorId="486C737F" wp14:editId="0397AA41">
+            <wp:extent cx="5591955" cy="2553056"/>
+            <wp:effectExtent l="0" t="0" r="8890" b="0"/>
+            <wp:docPr id="7" name="Picture 7"/>
             <wp:cNvGraphicFramePr>
               <a:graphicFrameLocks xmlns:a="http://schemas.openxmlformats.org/drawingml/2006/main" noChangeAspect="1"/>
             </wp:cNvGraphicFramePr>
@@ -7988,6 +7802,217 @@
                   <pic:spPr>
                     <a:xfrm>
                       <a:off x="0" y="0"/>
+                      <a:ext cx="5591955" cy="2553056"/>
+                    </a:xfrm>
+                    <a:prstGeom prst="rect">
+                      <a:avLst/>
+                    </a:prstGeom>
+                  </pic:spPr>
+                </pic:pic>
+              </a:graphicData>
+            </a:graphic>
+          </wp:inline>
+        </w:drawing>
+      </w:r>
+    </w:p>
+    <w:p>
+      <w:pPr>
+        <w:spacing w:after="0" w:line="360" w:lineRule="auto"/>
+        <w:ind w:firstLine="709"/>
+        <w:jc w:val="center"/>
+        <w:rPr>
+          <w:rFonts w:cs="Times New Roman"/>
+          <w:noProof/>
+          <w:szCs w:val="28"/>
+        </w:rPr>
+      </w:pPr>
+      <w:r>
+        <w:rPr>
+          <w:rFonts w:cs="Times New Roman"/>
+          <w:noProof/>
+          <w:szCs w:val="28"/>
+        </w:rPr>
+        <w:t>Рисунок 6 – таблица «Логи журнала посещаемости»</w:t>
+      </w:r>
+    </w:p>
+    <w:p>
+      <w:pPr>
+        <w:spacing w:after="0" w:line="360" w:lineRule="auto"/>
+        <w:ind w:firstLine="709"/>
+        <w:rPr>
+          <w:rFonts w:cs="Times New Roman"/>
+          <w:noProof/>
+          <w:szCs w:val="28"/>
+        </w:rPr>
+      </w:pPr>
+    </w:p>
+    <w:p>
+      <w:pPr>
+        <w:spacing w:after="0" w:line="360" w:lineRule="auto"/>
+        <w:ind w:firstLine="709"/>
+        <w:rPr>
+          <w:rFonts w:cs="Times New Roman"/>
+          <w:noProof/>
+          <w:szCs w:val="28"/>
+        </w:rPr>
+      </w:pPr>
+      <w:r>
+        <w:rPr>
+          <w:rFonts w:cs="Times New Roman"/>
+          <w:noProof/>
+          <w:szCs w:val="28"/>
+        </w:rPr>
+        <w:t xml:space="preserve">Работа приложения будет заключаться в автоматизированном создание журналов учета студентов в ночное время суток в общежитии, а также в удобном просмотре данных журналов на таких операционных системах как </w:t>
+      </w:r>
+      <w:r>
+        <w:rPr>
+          <w:rFonts w:cs="Times New Roman"/>
+          <w:noProof/>
+          <w:szCs w:val="28"/>
+          <w:lang w:val="en-US"/>
+        </w:rPr>
+        <w:t>Windows</w:t>
+      </w:r>
+      <w:r>
+        <w:rPr>
+          <w:rFonts w:cs="Times New Roman"/>
+          <w:noProof/>
+          <w:szCs w:val="28"/>
+        </w:rPr>
+        <w:t xml:space="preserve">, </w:t>
+      </w:r>
+      <w:r>
+        <w:rPr>
+          <w:rFonts w:cs="Times New Roman"/>
+          <w:noProof/>
+          <w:szCs w:val="28"/>
+          <w:lang w:val="en-US"/>
+        </w:rPr>
+        <w:t>Linux</w:t>
+      </w:r>
+      <w:r>
+        <w:rPr>
+          <w:rFonts w:cs="Times New Roman"/>
+          <w:noProof/>
+          <w:szCs w:val="28"/>
+        </w:rPr>
+        <w:t xml:space="preserve">, </w:t>
+      </w:r>
+      <w:r>
+        <w:rPr>
+          <w:rFonts w:cs="Times New Roman"/>
+          <w:noProof/>
+          <w:szCs w:val="28"/>
+          <w:lang w:val="en-US"/>
+        </w:rPr>
+        <w:t>MacOS</w:t>
+      </w:r>
+      <w:r>
+        <w:rPr>
+          <w:rFonts w:cs="Times New Roman"/>
+          <w:noProof/>
+          <w:szCs w:val="28"/>
+        </w:rPr>
+        <w:t xml:space="preserve"> и </w:t>
+      </w:r>
+      <w:r>
+        <w:rPr>
+          <w:rFonts w:cs="Times New Roman"/>
+          <w:noProof/>
+          <w:szCs w:val="28"/>
+          <w:lang w:val="en-US"/>
+        </w:rPr>
+        <w:t>OsX</w:t>
+      </w:r>
+      <w:r>
+        <w:rPr>
+          <w:rFonts w:cs="Times New Roman"/>
+          <w:noProof/>
+          <w:szCs w:val="28"/>
+        </w:rPr>
+        <w:t>.</w:t>
+      </w:r>
+    </w:p>
+    <w:p>
+      <w:pPr>
+        <w:spacing w:after="0" w:line="360" w:lineRule="auto"/>
+        <w:ind w:firstLine="709"/>
+        <w:rPr>
+          <w:rFonts w:cs="Times New Roman"/>
+          <w:noProof/>
+          <w:szCs w:val="28"/>
+        </w:rPr>
+      </w:pPr>
+      <w:r>
+        <w:rPr>
+          <w:rFonts w:cs="Times New Roman"/>
+          <w:noProof/>
+          <w:szCs w:val="28"/>
+        </w:rPr>
+        <w:t>Первое, что увидит пользователь при входе в приложение это форма авторизации. После ввода логина и пароля и нажатия на кнопку входа, будет отправляться запрос базе данных на выборку пользователя с введенным логином и паролем, если пользователь будет найден, то приложение отправит запрос на выборку данных для журнала и совершит переход на форму просмотра журнала. На этой форме пользователю будет доступен просмотр данных, переход к авторизации и переход на форму добавления нового отчета на текущию дату.</w:t>
+      </w:r>
+    </w:p>
+    <w:p>
+      <w:pPr>
+        <w:spacing w:after="0" w:line="360" w:lineRule="auto"/>
+        <w:ind w:firstLine="709"/>
+        <w:rPr>
+          <w:rFonts w:cs="Times New Roman"/>
+          <w:noProof/>
+          <w:szCs w:val="28"/>
+        </w:rPr>
+      </w:pPr>
+      <w:r>
+        <w:rPr>
+          <w:rFonts w:cs="Times New Roman"/>
+          <w:noProof/>
+          <w:szCs w:val="28"/>
+        </w:rPr>
+        <w:t>На форме добавления, которая доступна только администратору пользователь может поставить маркер студенту из списка, а также вернуться на форму просмотра.</w:t>
+      </w:r>
+    </w:p>
+    <w:p>
+      <w:pPr>
+        <w:spacing w:after="0" w:line="360" w:lineRule="auto"/>
+        <w:ind w:left="-1701" w:right="-710"/>
+        <w:jc w:val="center"/>
+        <w:rPr>
+          <w:rFonts w:cs="Times New Roman"/>
+          <w:noProof/>
+          <w:szCs w:val="28"/>
+        </w:rPr>
+      </w:pPr>
+      <w:r>
+        <w:rPr>
+          <w:rFonts w:cs="Times New Roman"/>
+          <w:noProof/>
+          <w:szCs w:val="28"/>
+        </w:rPr>
+        <w:lastRenderedPageBreak/>
+        <w:drawing>
+          <wp:inline distT="0" distB="0" distL="0" distR="0" wp14:anchorId="6C6B2E4B" wp14:editId="66DBD34D">
+            <wp:extent cx="7162587" cy="4977442"/>
+            <wp:effectExtent l="0" t="0" r="635" b="0"/>
+            <wp:docPr id="4" name="Picture 4"/>
+            <wp:cNvGraphicFramePr>
+              <a:graphicFrameLocks xmlns:a="http://schemas.openxmlformats.org/drawingml/2006/main" noChangeAspect="1"/>
+            </wp:cNvGraphicFramePr>
+            <a:graphic xmlns:a="http://schemas.openxmlformats.org/drawingml/2006/main">
+              <a:graphicData uri="http://schemas.openxmlformats.org/drawingml/2006/picture">
+                <pic:pic xmlns:pic="http://schemas.openxmlformats.org/drawingml/2006/picture">
+                  <pic:nvPicPr>
+                    <pic:cNvPr id="1" name=""/>
+                    <pic:cNvPicPr/>
+                  </pic:nvPicPr>
+                  <pic:blipFill>
+                    <a:blip r:embed="rId13"/>
+                    <a:stretch>
+                      <a:fillRect/>
+                    </a:stretch>
+                  </pic:blipFill>
+                  <pic:spPr>
+                    <a:xfrm>
+                      <a:off x="0" y="0"/>
                       <a:ext cx="7184572" cy="4992720"/>
                     </a:xfrm>
                     <a:prstGeom prst="rect">
@@ -8066,7 +8091,7 @@
                     <pic:cNvPicPr/>
                   </pic:nvPicPr>
                   <pic:blipFill>
-                    <a:blip r:embed="rId13"/>
+                    <a:blip r:embed="rId14"/>
                     <a:stretch>
                       <a:fillRect/>
                     </a:stretch>
@@ -8139,6 +8164,722 @@
     </w:p>
     <w:p>
       <w:pPr>
+        <w:spacing w:after="0" w:line="360" w:lineRule="auto"/>
+        <w:ind w:firstLine="709"/>
+        <w:rPr>
+          <w:rFonts w:cs="Times New Roman"/>
+          <w:noProof/>
+          <w:szCs w:val="28"/>
+        </w:rPr>
+      </w:pPr>
+      <w:r>
+        <w:rPr>
+          <w:rFonts w:cs="Times New Roman"/>
+          <w:noProof/>
+          <w:szCs w:val="28"/>
+        </w:rPr>
+        <w:t xml:space="preserve">Диаграмма деятельности(рисунок 8) данного приложения, полностью </w:t>
+      </w:r>
+      <w:r>
+        <w:rPr>
+          <w:rFonts w:cs="Times New Roman"/>
+          <w:noProof/>
+          <w:szCs w:val="28"/>
+        </w:rPr>
+        <w:t>показывает последовательность действий и активностей в системе</w:t>
+      </w:r>
+      <w:r>
+        <w:rPr>
+          <w:rFonts w:cs="Times New Roman"/>
+          <w:noProof/>
+          <w:szCs w:val="28"/>
+        </w:rPr>
+        <w:t>.</w:t>
+      </w:r>
+    </w:p>
+    <w:p>
+      <w:pPr>
+        <w:spacing w:after="0" w:line="360" w:lineRule="auto"/>
+        <w:ind w:firstLine="709"/>
+        <w:rPr>
+          <w:rFonts w:cs="Times New Roman"/>
+          <w:noProof/>
+          <w:szCs w:val="28"/>
+        </w:rPr>
+      </w:pPr>
+      <w:r>
+        <w:rPr>
+          <w:rFonts w:cs="Times New Roman"/>
+          <w:noProof/>
+          <w:szCs w:val="28"/>
+        </w:rPr>
+        <w:t>Так пользователь для того чтобы войти в приложение должен:</w:t>
+      </w:r>
+    </w:p>
+    <w:p>
+      <w:pPr>
+        <w:pStyle w:val="ListParagraph"/>
+        <w:numPr>
+          <w:ilvl w:val="0"/>
+          <w:numId w:val="15"/>
+        </w:numPr>
+        <w:spacing w:after="0" w:line="360" w:lineRule="auto"/>
+        <w:ind w:left="0" w:firstLine="709"/>
+        <w:rPr>
+          <w:rFonts w:cs="Times New Roman"/>
+          <w:noProof/>
+          <w:szCs w:val="28"/>
+        </w:rPr>
+      </w:pPr>
+      <w:r>
+        <w:rPr>
+          <w:rFonts w:cs="Times New Roman"/>
+          <w:noProof/>
+          <w:szCs w:val="28"/>
+        </w:rPr>
+        <w:t>ввести логин и пароль;</w:t>
+      </w:r>
+    </w:p>
+    <w:p>
+      <w:pPr>
+        <w:pStyle w:val="ListParagraph"/>
+        <w:numPr>
+          <w:ilvl w:val="0"/>
+          <w:numId w:val="15"/>
+        </w:numPr>
+        <w:spacing w:after="0" w:line="360" w:lineRule="auto"/>
+        <w:ind w:left="0" w:firstLine="709"/>
+        <w:rPr>
+          <w:rFonts w:cs="Times New Roman"/>
+          <w:noProof/>
+          <w:szCs w:val="28"/>
+        </w:rPr>
+      </w:pPr>
+      <w:r>
+        <w:rPr>
+          <w:rFonts w:cs="Times New Roman"/>
+          <w:noProof/>
+          <w:szCs w:val="28"/>
+        </w:rPr>
+        <w:t>нажать на кнопку «Войти»</w:t>
+      </w:r>
+    </w:p>
+    <w:p>
+      <w:pPr>
+        <w:spacing w:after="0" w:line="360" w:lineRule="auto"/>
+        <w:ind w:firstLine="709"/>
+        <w:rPr>
+          <w:rFonts w:cs="Times New Roman"/>
+          <w:noProof/>
+          <w:szCs w:val="28"/>
+        </w:rPr>
+      </w:pPr>
+      <w:r>
+        <w:rPr>
+          <w:rFonts w:cs="Times New Roman"/>
+          <w:noProof/>
+          <w:szCs w:val="28"/>
+        </w:rPr>
+        <w:t xml:space="preserve">При нажатии на кнопку, программа проводит первичную проверку введенных данных, чтобы исключить некоторые проблемы, например «инъекции». После проверки программа отправляет запрос серверу на выбрку данных, в данном случае это поиск подъодящего пользователя, по </w:t>
+      </w:r>
+      <w:r>
+        <w:rPr>
+          <w:rFonts w:cs="Times New Roman"/>
+          <w:noProof/>
+          <w:szCs w:val="28"/>
+        </w:rPr>
+        <w:lastRenderedPageBreak/>
+        <w:t>логину и паролю, сервер ищет данного пользователя, если искомый пользователь не найден, то программа отправляет пользователю сообщение об ошибки поиска.</w:t>
+      </w:r>
+    </w:p>
+    <w:p>
+      <w:pPr>
+        <w:spacing w:after="0" w:line="360" w:lineRule="auto"/>
+        <w:ind w:firstLine="709"/>
+        <w:rPr>
+          <w:rFonts w:cs="Times New Roman"/>
+          <w:noProof/>
+          <w:szCs w:val="28"/>
+        </w:rPr>
+      </w:pPr>
+      <w:r>
+        <w:rPr>
+          <w:rFonts w:cs="Times New Roman"/>
+          <w:noProof/>
+          <w:szCs w:val="28"/>
+        </w:rPr>
+        <w:t>Если же пользователь найден, то прогрмма запрашивает данные у сервера: «Журнал посещаемости». Далее прогрмма сортирует и обрабатывает полученные у сервера данные в форму, удобную человеку для просмотра – таблицу, после чего происходит переход на страницу просмотра журнала. В данной программе это самое ресурсозатратное место, обычно сортировка и обработка большого объёма данных(до 31 столбца и 180 строк) занимает 25-40 секунд.</w:t>
+      </w:r>
+    </w:p>
+    <w:p>
+      <w:pPr>
+        <w:spacing w:after="0" w:line="360" w:lineRule="auto"/>
+        <w:ind w:firstLine="709"/>
+        <w:rPr>
+          <w:rFonts w:cs="Times New Roman"/>
+          <w:noProof/>
+          <w:szCs w:val="28"/>
+        </w:rPr>
+      </w:pPr>
+      <w:r>
+        <w:rPr>
+          <w:rFonts w:cs="Times New Roman"/>
+          <w:noProof/>
+          <w:szCs w:val="28"/>
+        </w:rPr>
+        <w:t>Далее пользователь может или вернуться на страницу авторизации или перейти к добавлению нового отчёта.</w:t>
+      </w:r>
+    </w:p>
+    <w:p>
+      <w:pPr>
+        <w:spacing w:after="0" w:line="360" w:lineRule="auto"/>
+        <w:ind w:firstLine="709"/>
+        <w:rPr>
+          <w:rFonts w:cs="Times New Roman"/>
+          <w:noProof/>
+          <w:szCs w:val="28"/>
+        </w:rPr>
+      </w:pPr>
+      <w:r>
+        <w:rPr>
+          <w:rFonts w:cs="Times New Roman"/>
+          <w:noProof/>
+          <w:szCs w:val="28"/>
+        </w:rPr>
+        <w:t>На странице добавления нового отчёта, пользователь может изменить отметки за текущий день(не ранее, не позже).</w:t>
+      </w:r>
+    </w:p>
+    <w:p>
+      <w:pPr>
+        <w:spacing w:after="0" w:line="360" w:lineRule="auto"/>
+        <w:ind w:firstLine="709"/>
+        <w:rPr>
+          <w:rFonts w:cs="Times New Roman"/>
+          <w:noProof/>
+          <w:szCs w:val="28"/>
+        </w:rPr>
+      </w:pPr>
+      <w:r>
+        <w:rPr>
+          <w:rFonts w:cs="Times New Roman"/>
+          <w:noProof/>
+          <w:szCs w:val="28"/>
+        </w:rPr>
+        <w:t>При нажатии на кнопку «Назад», происходит сохранение изменений, а также переход на страницу просмотра журнала.</w:t>
+      </w:r>
+    </w:p>
+    <w:p>
+      <w:pPr>
+        <w:spacing w:after="0" w:line="360" w:lineRule="auto"/>
+        <w:ind w:firstLine="709"/>
+        <w:rPr>
+          <w:rFonts w:cs="Times New Roman"/>
+          <w:noProof/>
+          <w:szCs w:val="28"/>
+        </w:rPr>
+      </w:pPr>
+      <w:r>
+        <w:rPr>
+          <w:rFonts w:cs="Times New Roman"/>
+          <w:noProof/>
+          <w:szCs w:val="28"/>
+        </w:rPr>
+        <w:t>Тут пользователь может перейти к странице авторизации, а далее выйти. Так завершается выполенние программы.</w:t>
+      </w:r>
+    </w:p>
+    <w:p>
+      <w:pPr>
+        <w:spacing w:after="0" w:line="360" w:lineRule="auto"/>
+        <w:ind w:left="-993"/>
+        <w:rPr>
+          <w:rFonts w:cs="Times New Roman"/>
+          <w:noProof/>
+          <w:szCs w:val="28"/>
+        </w:rPr>
+      </w:pPr>
+      <w:r>
+        <w:rPr>
+          <w:rFonts w:cs="Times New Roman"/>
+          <w:noProof/>
+          <w:szCs w:val="28"/>
+        </w:rPr>
+        <w:t xml:space="preserve"> </w:t>
+      </w:r>
+      <w:r>
+        <w:rPr>
+          <w:rFonts w:cs="Times New Roman"/>
+          <w:noProof/>
+          <w:szCs w:val="28"/>
+        </w:rPr>
+        <w:drawing>
+          <wp:inline distT="0" distB="0" distL="0" distR="0" wp14:anchorId="35B44A14" wp14:editId="69438D44">
+            <wp:extent cx="5940425" cy="3115945"/>
+            <wp:effectExtent l="133350" t="114300" r="136525" b="160655"/>
+            <wp:docPr id="12" name="Picture 12"/>
+            <wp:cNvGraphicFramePr>
+              <a:graphicFrameLocks xmlns:a="http://schemas.openxmlformats.org/drawingml/2006/main" noChangeAspect="1"/>
+            </wp:cNvGraphicFramePr>
+            <a:graphic xmlns:a="http://schemas.openxmlformats.org/drawingml/2006/main">
+              <a:graphicData uri="http://schemas.openxmlformats.org/drawingml/2006/picture">
+                <pic:pic xmlns:pic="http://schemas.openxmlformats.org/drawingml/2006/picture">
+                  <pic:nvPicPr>
+                    <pic:cNvPr id="1" name=""/>
+                    <pic:cNvPicPr/>
+                  </pic:nvPicPr>
+                  <pic:blipFill>
+                    <a:blip r:embed="rId15"/>
+                    <a:stretch>
+                      <a:fillRect/>
+                    </a:stretch>
+                  </pic:blipFill>
+                  <pic:spPr>
+                    <a:xfrm>
+                      <a:off x="0" y="0"/>
+                      <a:ext cx="5940425" cy="3115945"/>
+                    </a:xfrm>
+                    <a:prstGeom prst="rect">
+                      <a:avLst/>
+                    </a:prstGeom>
+                    <a:solidFill>
+                      <a:srgbClr val="FFFFFF">
+                        <a:shade val="85000"/>
+                      </a:srgbClr>
+                    </a:solidFill>
+                    <a:ln w="88900" cap="sq">
+                      <a:solidFill>
+                        <a:srgbClr val="FFFFFF"/>
+                      </a:solidFill>
+                      <a:miter lim="800000"/>
+                    </a:ln>
+                    <a:effectLst>
+                      <a:outerShdw blurRad="55000" dist="18000" dir="5400000" algn="tl" rotWithShape="0">
+                        <a:srgbClr val="000000">
+                          <a:alpha val="40000"/>
+                        </a:srgbClr>
+                      </a:outerShdw>
+                    </a:effectLst>
+                    <a:scene3d>
+                      <a:camera prst="orthographicFront"/>
+                      <a:lightRig rig="twoPt" dir="t">
+                        <a:rot lat="0" lon="0" rev="7200000"/>
+                      </a:lightRig>
+                    </a:scene3d>
+                    <a:sp3d>
+                      <a:bevelT w="25400" h="19050"/>
+                      <a:contourClr>
+                        <a:srgbClr val="FFFFFF"/>
+                      </a:contourClr>
+                    </a:sp3d>
+                  </pic:spPr>
+                </pic:pic>
+              </a:graphicData>
+            </a:graphic>
+          </wp:inline>
+        </w:drawing>
+      </w:r>
+    </w:p>
+    <w:p>
+      <w:pPr>
+        <w:spacing w:after="0" w:line="360" w:lineRule="auto"/>
+        <w:ind w:left="-993"/>
+        <w:jc w:val="center"/>
+        <w:rPr>
+          <w:rFonts w:cs="Times New Roman"/>
+          <w:noProof/>
+          <w:szCs w:val="28"/>
+        </w:rPr>
+      </w:pPr>
+      <w:r>
+        <w:rPr>
+          <w:rFonts w:cs="Times New Roman"/>
+          <w:noProof/>
+          <w:szCs w:val="28"/>
+        </w:rPr>
+        <w:t xml:space="preserve">Рисунок 9 – </w:t>
+      </w:r>
+      <w:r>
+        <w:rPr>
+          <w:rFonts w:cs="Times New Roman"/>
+          <w:noProof/>
+          <w:szCs w:val="28"/>
+        </w:rPr>
+        <w:t xml:space="preserve">контекстная </w:t>
+      </w:r>
+      <w:r>
+        <w:rPr>
+          <w:rFonts w:cs="Times New Roman"/>
+          <w:noProof/>
+          <w:szCs w:val="28"/>
+        </w:rPr>
+        <w:t xml:space="preserve">диагрмма </w:t>
+      </w:r>
+      <w:r>
+        <w:rPr>
+          <w:rFonts w:cs="Times New Roman"/>
+          <w:noProof/>
+          <w:szCs w:val="28"/>
+          <w:lang w:val="en-US"/>
+        </w:rPr>
+        <w:t>IDEF</w:t>
+      </w:r>
+      <w:r>
+        <w:rPr>
+          <w:rFonts w:cs="Times New Roman"/>
+          <w:noProof/>
+          <w:szCs w:val="28"/>
+        </w:rPr>
+        <w:t xml:space="preserve">0 </w:t>
+      </w:r>
+      <w:r>
+        <w:rPr>
+          <w:rFonts w:cs="Times New Roman"/>
+          <w:noProof/>
+          <w:szCs w:val="28"/>
+        </w:rPr>
+        <w:t>работы приложения</w:t>
+      </w:r>
+    </w:p>
+    <w:p>
+      <w:pPr>
+        <w:spacing w:after="0" w:line="360" w:lineRule="auto"/>
+        <w:ind w:left="-993"/>
+        <w:jc w:val="center"/>
+        <w:rPr>
+          <w:rFonts w:cs="Times New Roman"/>
+          <w:noProof/>
+          <w:szCs w:val="28"/>
+        </w:rPr>
+      </w:pPr>
+      <w:r>
+        <w:rPr>
+          <w:rFonts w:cs="Times New Roman"/>
+          <w:noProof/>
+          <w:szCs w:val="28"/>
+        </w:rPr>
+        <w:lastRenderedPageBreak/>
+        <w:drawing>
+          <wp:inline distT="0" distB="0" distL="0" distR="0" wp14:anchorId="3B16700D" wp14:editId="2AC30FA6">
+            <wp:extent cx="5772956" cy="5649113"/>
+            <wp:effectExtent l="171450" t="171450" r="170815" b="180340"/>
+            <wp:docPr id="13" name="Picture 13"/>
+            <wp:cNvGraphicFramePr>
+              <a:graphicFrameLocks xmlns:a="http://schemas.openxmlformats.org/drawingml/2006/main" noChangeAspect="1"/>
+            </wp:cNvGraphicFramePr>
+            <a:graphic xmlns:a="http://schemas.openxmlformats.org/drawingml/2006/main">
+              <a:graphicData uri="http://schemas.openxmlformats.org/drawingml/2006/picture">
+                <pic:pic xmlns:pic="http://schemas.openxmlformats.org/drawingml/2006/picture">
+                  <pic:nvPicPr>
+                    <pic:cNvPr id="1" name=""/>
+                    <pic:cNvPicPr/>
+                  </pic:nvPicPr>
+                  <pic:blipFill>
+                    <a:blip r:embed="rId16"/>
+                    <a:stretch>
+                      <a:fillRect/>
+                    </a:stretch>
+                  </pic:blipFill>
+                  <pic:spPr>
+                    <a:xfrm>
+                      <a:off x="0" y="0"/>
+                      <a:ext cx="5772956" cy="5649113"/>
+                    </a:xfrm>
+                    <a:prstGeom prst="rect">
+                      <a:avLst/>
+                    </a:prstGeom>
+                    <a:solidFill>
+                      <a:srgbClr val="FFFFFF">
+                        <a:shade val="85000"/>
+                      </a:srgbClr>
+                    </a:solidFill>
+                    <a:ln w="190500" cap="rnd">
+                      <a:solidFill>
+                        <a:srgbClr val="FFFFFF"/>
+                      </a:solidFill>
+                    </a:ln>
+                    <a:effectLst>
+                      <a:outerShdw blurRad="50000" algn="tl" rotWithShape="0">
+                        <a:srgbClr val="000000">
+                          <a:alpha val="41000"/>
+                        </a:srgbClr>
+                      </a:outerShdw>
+                    </a:effectLst>
+                    <a:scene3d>
+                      <a:camera prst="orthographicFront"/>
+                      <a:lightRig rig="twoPt" dir="t">
+                        <a:rot lat="0" lon="0" rev="7800000"/>
+                      </a:lightRig>
+                    </a:scene3d>
+                    <a:sp3d contourW="6350">
+                      <a:bevelT w="50800" h="16510"/>
+                      <a:contourClr>
+                        <a:srgbClr val="C0C0C0"/>
+                      </a:contourClr>
+                    </a:sp3d>
+                  </pic:spPr>
+                </pic:pic>
+              </a:graphicData>
+            </a:graphic>
+          </wp:inline>
+        </w:drawing>
+      </w:r>
+    </w:p>
+    <w:p>
+      <w:pPr>
+        <w:spacing w:after="0" w:line="360" w:lineRule="auto"/>
+        <w:ind w:left="-993"/>
+        <w:jc w:val="center"/>
+        <w:rPr>
+          <w:rFonts w:cs="Times New Roman"/>
+          <w:noProof/>
+          <w:szCs w:val="28"/>
+        </w:rPr>
+      </w:pPr>
+      <w:r>
+        <w:rPr>
+          <w:rFonts w:cs="Times New Roman"/>
+          <w:noProof/>
+          <w:szCs w:val="28"/>
+        </w:rPr>
+        <w:t xml:space="preserve">Рисунок </w:t>
+      </w:r>
+      <w:r>
+        <w:rPr>
+          <w:rFonts w:cs="Times New Roman"/>
+          <w:noProof/>
+          <w:szCs w:val="28"/>
+        </w:rPr>
+        <w:t>10</w:t>
+      </w:r>
+      <w:r>
+        <w:rPr>
+          <w:rFonts w:cs="Times New Roman"/>
+          <w:noProof/>
+          <w:szCs w:val="28"/>
+        </w:rPr>
+        <w:t xml:space="preserve"> –диагрмма </w:t>
+      </w:r>
+      <w:r>
+        <w:rPr>
+          <w:rFonts w:cs="Times New Roman"/>
+          <w:noProof/>
+          <w:szCs w:val="28"/>
+        </w:rPr>
+        <w:t xml:space="preserve">декомпозиции </w:t>
+      </w:r>
+      <w:r>
+        <w:rPr>
+          <w:rFonts w:cs="Times New Roman"/>
+          <w:noProof/>
+          <w:szCs w:val="28"/>
+          <w:lang w:val="en-US"/>
+        </w:rPr>
+        <w:t>IDEF</w:t>
+      </w:r>
+      <w:r>
+        <w:rPr>
+          <w:rFonts w:cs="Times New Roman"/>
+          <w:noProof/>
+          <w:szCs w:val="28"/>
+        </w:rPr>
+        <w:t xml:space="preserve">0 </w:t>
+      </w:r>
+      <w:r>
+        <w:rPr>
+          <w:rFonts w:cs="Times New Roman"/>
+          <w:noProof/>
+          <w:szCs w:val="28"/>
+        </w:rPr>
+        <w:t>работы приложения</w:t>
+      </w:r>
+    </w:p>
+    <w:p>
+      <w:pPr>
+        <w:spacing w:after="0" w:line="360" w:lineRule="auto"/>
+        <w:ind w:left="-993"/>
+        <w:jc w:val="center"/>
+        <w:rPr>
+          <w:rFonts w:cs="Times New Roman"/>
+          <w:noProof/>
+          <w:szCs w:val="28"/>
+        </w:rPr>
+      </w:pPr>
+    </w:p>
+    <w:p>
+      <w:pPr>
+        <w:spacing w:after="0" w:line="360" w:lineRule="auto"/>
+        <w:ind w:left="-993"/>
+        <w:jc w:val="center"/>
+        <w:rPr>
+          <w:rFonts w:cs="Times New Roman"/>
+          <w:noProof/>
+          <w:szCs w:val="28"/>
+        </w:rPr>
+      </w:pPr>
+      <w:r>
+        <w:rPr>
+          <w:rFonts w:cs="Times New Roman"/>
+          <w:noProof/>
+          <w:szCs w:val="28"/>
+        </w:rPr>
+        <w:lastRenderedPageBreak/>
+        <w:drawing>
+          <wp:inline distT="0" distB="0" distL="0" distR="0" wp14:anchorId="5A823418" wp14:editId="7520D652">
+            <wp:extent cx="5940425" cy="2556510"/>
+            <wp:effectExtent l="133350" t="114300" r="136525" b="167640"/>
+            <wp:docPr id="14" name="Picture 14"/>
+            <wp:cNvGraphicFramePr>
+              <a:graphicFrameLocks xmlns:a="http://schemas.openxmlformats.org/drawingml/2006/main" noChangeAspect="1"/>
+            </wp:cNvGraphicFramePr>
+            <a:graphic xmlns:a="http://schemas.openxmlformats.org/drawingml/2006/main">
+              <a:graphicData uri="http://schemas.openxmlformats.org/drawingml/2006/picture">
+                <pic:pic xmlns:pic="http://schemas.openxmlformats.org/drawingml/2006/picture">
+                  <pic:nvPicPr>
+                    <pic:cNvPr id="1" name=""/>
+                    <pic:cNvPicPr/>
+                  </pic:nvPicPr>
+                  <pic:blipFill>
+                    <a:blip r:embed="rId17"/>
+                    <a:stretch>
+                      <a:fillRect/>
+                    </a:stretch>
+                  </pic:blipFill>
+                  <pic:spPr>
+                    <a:xfrm>
+                      <a:off x="0" y="0"/>
+                      <a:ext cx="5940425" cy="2556510"/>
+                    </a:xfrm>
+                    <a:prstGeom prst="rect">
+                      <a:avLst/>
+                    </a:prstGeom>
+                    <a:solidFill>
+                      <a:srgbClr val="FFFFFF">
+                        <a:shade val="85000"/>
+                      </a:srgbClr>
+                    </a:solidFill>
+                    <a:ln w="88900" cap="sq">
+                      <a:solidFill>
+                        <a:srgbClr val="FFFFFF"/>
+                      </a:solidFill>
+                      <a:miter lim="800000"/>
+                    </a:ln>
+                    <a:effectLst>
+                      <a:outerShdw blurRad="55000" dist="18000" dir="5400000" algn="tl" rotWithShape="0">
+                        <a:srgbClr val="000000">
+                          <a:alpha val="40000"/>
+                        </a:srgbClr>
+                      </a:outerShdw>
+                    </a:effectLst>
+                    <a:scene3d>
+                      <a:camera prst="orthographicFront"/>
+                      <a:lightRig rig="twoPt" dir="t">
+                        <a:rot lat="0" lon="0" rev="7200000"/>
+                      </a:lightRig>
+                    </a:scene3d>
+                    <a:sp3d>
+                      <a:bevelT w="25400" h="19050"/>
+                      <a:contourClr>
+                        <a:srgbClr val="FFFFFF"/>
+                      </a:contourClr>
+                    </a:sp3d>
+                  </pic:spPr>
+                </pic:pic>
+              </a:graphicData>
+            </a:graphic>
+          </wp:inline>
+        </w:drawing>
+      </w:r>
+    </w:p>
+    <w:p>
+      <w:pPr>
+        <w:spacing w:after="0" w:line="360" w:lineRule="auto"/>
+        <w:ind w:left="-993"/>
+        <w:jc w:val="center"/>
+        <w:rPr>
+          <w:rFonts w:cs="Times New Roman"/>
+          <w:noProof/>
+          <w:szCs w:val="28"/>
+        </w:rPr>
+      </w:pPr>
+      <w:r>
+        <w:rPr>
+          <w:rFonts w:cs="Times New Roman"/>
+          <w:noProof/>
+          <w:szCs w:val="28"/>
+        </w:rPr>
+        <w:t>Рисунок 1</w:t>
+      </w:r>
+      <w:r>
+        <w:rPr>
+          <w:rFonts w:cs="Times New Roman"/>
+          <w:noProof/>
+          <w:szCs w:val="28"/>
+        </w:rPr>
+        <w:t>1</w:t>
+      </w:r>
+      <w:r>
+        <w:rPr>
+          <w:rFonts w:cs="Times New Roman"/>
+          <w:noProof/>
+          <w:szCs w:val="28"/>
+        </w:rPr>
+        <w:t xml:space="preserve"> –</w:t>
+      </w:r>
+      <w:r>
+        <w:rPr>
+          <w:rFonts w:cs="Times New Roman"/>
+          <w:noProof/>
+          <w:szCs w:val="28"/>
+        </w:rPr>
+        <w:t>дерево узлов</w:t>
+      </w:r>
+      <w:r>
+        <w:rPr>
+          <w:rFonts w:cs="Times New Roman"/>
+          <w:noProof/>
+          <w:szCs w:val="28"/>
+        </w:rPr>
+        <w:t xml:space="preserve"> </w:t>
+      </w:r>
+      <w:r>
+        <w:rPr>
+          <w:rFonts w:cs="Times New Roman"/>
+          <w:noProof/>
+          <w:szCs w:val="28"/>
+          <w:lang w:val="en-US"/>
+        </w:rPr>
+        <w:t>IDEF</w:t>
+      </w:r>
+      <w:r>
+        <w:rPr>
+          <w:rFonts w:cs="Times New Roman"/>
+          <w:noProof/>
+          <w:szCs w:val="28"/>
+        </w:rPr>
+        <w:t xml:space="preserve">0 </w:t>
+      </w:r>
+      <w:r>
+        <w:rPr>
+          <w:rFonts w:cs="Times New Roman"/>
+          <w:noProof/>
+          <w:szCs w:val="28"/>
+        </w:rPr>
+        <w:t>работы приложения</w:t>
+      </w:r>
+    </w:p>
+    <w:p>
+      <w:pPr>
+        <w:spacing w:after="0" w:line="360" w:lineRule="auto"/>
+        <w:ind w:left="-993"/>
+        <w:jc w:val="center"/>
+        <w:rPr>
+          <w:rFonts w:cs="Times New Roman"/>
+          <w:noProof/>
+          <w:szCs w:val="28"/>
+        </w:rPr>
+      </w:pPr>
+    </w:p>
+    <w:p>
+      <w:pPr>
         <w:pStyle w:val="a1"/>
         <w:ind w:firstLine="709"/>
         <w:rPr>
@@ -8157,7 +8898,7 @@
         </w:rPr>
         <w:t>2.3 Разработка графического интерфейса приложения</w:t>
       </w:r>
-      <w:bookmarkEnd w:id="22"/>
+      <w:bookmarkEnd w:id="23"/>
       <w:bookmarkEnd w:id="25"/>
       <w:bookmarkEnd w:id="26"/>
     </w:p>
@@ -8213,26 +8954,26 @@
           <w:noProof/>
           <w:szCs w:val="28"/>
         </w:rPr>
+        <w:t>Красивый дизайн также создает позитивное впечатление о общежитии в целом, что способствует укреплению репутации и привлечению новых клиентов.</w:t>
+      </w:r>
+    </w:p>
+    <w:p>
+      <w:pPr>
+        <w:spacing w:after="0" w:line="360" w:lineRule="auto"/>
+        <w:jc w:val="center"/>
+        <w:rPr>
+          <w:rFonts w:cs="Times New Roman"/>
+          <w:noProof/>
+          <w:szCs w:val="28"/>
+        </w:rPr>
+      </w:pPr>
+      <w:r>
+        <w:rPr>
+          <w:rFonts w:cs="Times New Roman"/>
+          <w:noProof/>
+          <w:szCs w:val="28"/>
+        </w:rPr>
         <w:lastRenderedPageBreak/>
-        <w:t>Красивый дизайн также создает позитивное впечатление о общежитии в целом, что способствует укреплению репутации и привлечению новых клиентов.</w:t>
-      </w:r>
-    </w:p>
-    <w:p>
-      <w:pPr>
-        <w:spacing w:after="0" w:line="360" w:lineRule="auto"/>
-        <w:jc w:val="center"/>
-        <w:rPr>
-          <w:rFonts w:cs="Times New Roman"/>
-          <w:noProof/>
-          <w:szCs w:val="28"/>
-        </w:rPr>
-      </w:pPr>
-      <w:r>
-        <w:rPr>
-          <w:rFonts w:cs="Times New Roman"/>
-          <w:noProof/>
-          <w:szCs w:val="28"/>
-        </w:rPr>
         <w:drawing>
           <wp:inline distT="0" distB="0" distL="0" distR="0" wp14:anchorId="101E41A5" wp14:editId="73C90BB0">
             <wp:extent cx="5940425" cy="3007995"/>
@@ -8249,7 +8990,7 @@
                     <pic:cNvPicPr/>
                   </pic:nvPicPr>
                   <pic:blipFill>
-                    <a:blip r:embed="rId14"/>
+                    <a:blip r:embed="rId18"/>
                     <a:stretch>
                       <a:fillRect/>
                     </a:stretch>
@@ -8316,7 +9057,31 @@
           <w:noProof/>
           <w:szCs w:val="28"/>
         </w:rPr>
-        <w:t>Рисунок 9 – макет формы авторизации</w:t>
+        <w:t xml:space="preserve">Рисунок </w:t>
+      </w:r>
+      <w:r>
+        <w:rPr>
+          <w:rFonts w:cs="Times New Roman"/>
+          <w:noProof/>
+          <w:szCs w:val="28"/>
+        </w:rPr>
+        <w:t>1</w:t>
+      </w:r>
+      <w:r>
+        <w:rPr>
+          <w:rFonts w:cs="Times New Roman"/>
+          <w:noProof/>
+          <w:szCs w:val="28"/>
+        </w:rPr>
+        <w:t>2</w:t>
+      </w:r>
+      <w:r>
+        <w:rPr>
+          <w:rFonts w:cs="Times New Roman"/>
+          <w:noProof/>
+          <w:szCs w:val="28"/>
+        </w:rPr>
+        <w:t xml:space="preserve"> – макет формы авторизации</w:t>
       </w:r>
     </w:p>
     <w:p>
@@ -8341,30 +9106,39 @@
     <w:p>
       <w:pPr>
         <w:spacing w:after="0" w:line="360" w:lineRule="auto"/>
-        <w:ind w:firstLine="709"/>
-        <w:rPr>
-          <w:rFonts w:cs="Times New Roman"/>
-          <w:noProof/>
-          <w:szCs w:val="28"/>
-        </w:rPr>
-      </w:pPr>
-    </w:p>
-    <w:p>
-      <w:pPr>
-        <w:spacing w:after="0" w:line="360" w:lineRule="auto"/>
-        <w:rPr>
-          <w:rFonts w:cs="Times New Roman"/>
-          <w:noProof/>
-          <w:szCs w:val="28"/>
-        </w:rPr>
-      </w:pPr>
-      <w:r>
-        <w:rPr>
-          <w:rFonts w:cs="Times New Roman"/>
-          <w:noProof/>
-          <w:szCs w:val="28"/>
-        </w:rPr>
-        <w:lastRenderedPageBreak/>
+        <w:rPr>
+          <w:rFonts w:cs="Times New Roman"/>
+          <w:noProof/>
+          <w:szCs w:val="28"/>
+        </w:rPr>
+      </w:pPr>
+    </w:p>
+    <w:p>
+      <w:pPr>
+        <w:spacing w:after="0" w:line="360" w:lineRule="auto"/>
+        <w:ind w:firstLine="709"/>
+        <w:rPr>
+          <w:rFonts w:cs="Times New Roman"/>
+          <w:noProof/>
+          <w:szCs w:val="28"/>
+        </w:rPr>
+      </w:pPr>
+    </w:p>
+    <w:p>
+      <w:pPr>
+        <w:spacing w:after="0" w:line="360" w:lineRule="auto"/>
+        <w:rPr>
+          <w:rFonts w:cs="Times New Roman"/>
+          <w:noProof/>
+          <w:szCs w:val="28"/>
+        </w:rPr>
+      </w:pPr>
+      <w:r>
+        <w:rPr>
+          <w:rFonts w:cs="Times New Roman"/>
+          <w:noProof/>
+          <w:szCs w:val="28"/>
+        </w:rPr>
         <w:drawing>
           <wp:inline distT="0" distB="0" distL="0" distR="0" wp14:anchorId="02D25A59" wp14:editId="5AE0C21A">
             <wp:extent cx="5940425" cy="3136265"/>
@@ -8381,7 +9155,7 @@
                     <pic:cNvPicPr/>
                   </pic:nvPicPr>
                   <pic:blipFill>
-                    <a:blip r:embed="rId15"/>
+                    <a:blip r:embed="rId19"/>
                     <a:stretch>
                       <a:fillRect/>
                     </a:stretch>
@@ -8448,25 +9222,42 @@
           <w:noProof/>
           <w:szCs w:val="28"/>
         </w:rPr>
-        <w:t>Рисунок 10 – макет окна просмотра журнала</w:t>
-      </w:r>
-    </w:p>
-    <w:p>
-      <w:pPr>
-        <w:spacing w:after="0" w:line="360" w:lineRule="auto"/>
-        <w:ind w:firstLine="709"/>
-        <w:rPr>
-          <w:rFonts w:cs="Times New Roman"/>
-          <w:noProof/>
-          <w:szCs w:val="28"/>
-        </w:rPr>
-      </w:pPr>
-      <w:r>
-        <w:rPr>
-          <w:rFonts w:cs="Times New Roman"/>
-          <w:noProof/>
-          <w:szCs w:val="28"/>
-        </w:rPr>
+        <w:t>Рисунок 1</w:t>
+      </w:r>
+      <w:r>
+        <w:rPr>
+          <w:rFonts w:cs="Times New Roman"/>
+          <w:noProof/>
+          <w:szCs w:val="28"/>
+        </w:rPr>
+        <w:t>3</w:t>
+      </w:r>
+      <w:r>
+        <w:rPr>
+          <w:rFonts w:cs="Times New Roman"/>
+          <w:noProof/>
+          <w:szCs w:val="28"/>
+        </w:rPr>
+        <w:t xml:space="preserve"> – макет окна просмотра журнала</w:t>
+      </w:r>
+    </w:p>
+    <w:p>
+      <w:pPr>
+        <w:spacing w:after="0" w:line="360" w:lineRule="auto"/>
+        <w:ind w:firstLine="709"/>
+        <w:rPr>
+          <w:rFonts w:cs="Times New Roman"/>
+          <w:noProof/>
+          <w:szCs w:val="28"/>
+        </w:rPr>
+      </w:pPr>
+      <w:r>
+        <w:rPr>
+          <w:rFonts w:cs="Times New Roman"/>
+          <w:noProof/>
+          <w:szCs w:val="28"/>
+        </w:rPr>
+        <w:lastRenderedPageBreak/>
         <w:t>Окно просмотра журнала – окно в котором будет содержаться информация об учете проживающих в ночное время суток. В нём будет немного информации о студентах: номер комнаты, в которой проживает студент, фамилия, имя и отчество, а также пометки в виде маркеров, показывающих информацию о нахождении или отсутсвии студента в ночное время суток.</w:t>
       </w:r>
     </w:p>
@@ -8501,7 +9292,7 @@
                     <pic:cNvPicPr/>
                   </pic:nvPicPr>
                   <pic:blipFill>
-                    <a:blip r:embed="rId16"/>
+                    <a:blip r:embed="rId20"/>
                     <a:stretch>
                       <a:fillRect/>
                     </a:stretch>
@@ -8569,26 +9360,41 @@
           <w:noProof/>
           <w:szCs w:val="28"/>
         </w:rPr>
-        <w:t>Рисунок 11 – макет окна добавления нового отчета</w:t>
-      </w:r>
-    </w:p>
-    <w:p>
-      <w:pPr>
-        <w:spacing w:after="0" w:line="360" w:lineRule="auto"/>
-        <w:ind w:firstLine="709"/>
-        <w:rPr>
-          <w:rFonts w:cs="Times New Roman"/>
-          <w:noProof/>
-          <w:szCs w:val="28"/>
-        </w:rPr>
-      </w:pPr>
-      <w:r>
-        <w:rPr>
-          <w:rFonts w:cs="Times New Roman"/>
-          <w:noProof/>
-          <w:szCs w:val="28"/>
-        </w:rPr>
-        <w:lastRenderedPageBreak/>
+        <w:t>Рисунок 1</w:t>
+      </w:r>
+      <w:r>
+        <w:rPr>
+          <w:rFonts w:cs="Times New Roman"/>
+          <w:noProof/>
+          <w:szCs w:val="28"/>
+        </w:rPr>
+        <w:t>4</w:t>
+      </w:r>
+      <w:r>
+        <w:rPr>
+          <w:rFonts w:cs="Times New Roman"/>
+          <w:noProof/>
+          <w:szCs w:val="28"/>
+        </w:rPr>
+        <w:t xml:space="preserve"> – макет окна добавления нового отчета</w:t>
+      </w:r>
+    </w:p>
+    <w:p>
+      <w:pPr>
+        <w:spacing w:after="0" w:line="360" w:lineRule="auto"/>
+        <w:ind w:firstLine="709"/>
+        <w:rPr>
+          <w:rFonts w:cs="Times New Roman"/>
+          <w:noProof/>
+          <w:szCs w:val="28"/>
+        </w:rPr>
+      </w:pPr>
+      <w:r>
+        <w:rPr>
+          <w:rFonts w:cs="Times New Roman"/>
+          <w:noProof/>
+          <w:szCs w:val="28"/>
+        </w:rPr>
         <w:t>Окно добавления нового отчета будет содержать список комнат, в котром будет находиться список студентов, в этом списке у каждого студента будет выпадающий список, в котором можно выбрать определенный маркер, который будет содержать некоторую информацию о нахождении студента в общежитии.</w:t>
       </w:r>
     </w:p>
@@ -8669,6 +9475,7 @@
           <w:noProof/>
           <w:szCs w:val="28"/>
         </w:rPr>
+        <w:lastRenderedPageBreak/>
         <w:t>2. Проектирование базы данных: на этом этапе создается структура базы данных, определяются таблицы, их поля и связи между ними. Также разрабатывается модель данных, которая будет использоваться в приложении.</w:t>
       </w:r>
     </w:p>
@@ -8745,7 +9552,6 @@
           <w:noProof/>
           <w:szCs w:val="28"/>
         </w:rPr>
-        <w:lastRenderedPageBreak/>
         <w:t>6. Развертывание и поддержка: после завершения разработки приложения необходимо его развернуть на сервере и обеспечить поддержку и обновление приложения.</w:t>
       </w:r>
     </w:p>
@@ -8955,6 +9761,7 @@
           <w:noProof/>
           <w:szCs w:val="28"/>
         </w:rPr>
+        <w:lastRenderedPageBreak/>
         <w:t xml:space="preserve">Работа с базой данных приложения будет выполняться при помощи технологии </w:t>
       </w:r>
       <w:r>
@@ -9311,7 +10118,6 @@
           <w:noProof/>
           <w:szCs w:val="28"/>
         </w:rPr>
-        <w:lastRenderedPageBreak/>
         <w:t xml:space="preserve"> коллекцию, в котрой будет находиться информацию о проживающих: номер комнаты, ФИО, маркер за определенный день выбранного года и месяца;</w:t>
       </w:r>
     </w:p>
@@ -9588,6 +10394,7 @@
           <w:rFonts w:cs="Times New Roman"/>
           <w:szCs w:val="28"/>
         </w:rPr>
+        <w:lastRenderedPageBreak/>
         <w:t>Мышь и клавиатура;</w:t>
       </w:r>
     </w:p>
@@ -9627,23 +10434,13 @@
           <w:szCs w:val="28"/>
         </w:rPr>
       </w:pPr>
-      <w:proofErr w:type="spellStart"/>
-      <w:r>
-        <w:rPr>
-          <w:rFonts w:cs="Times New Roman"/>
-          <w:szCs w:val="28"/>
-          <w:lang w:val="en-US"/>
-        </w:rPr>
-        <w:t>Sql</w:t>
-      </w:r>
-      <w:proofErr w:type="spellEnd"/>
-      <w:r>
-        <w:rPr>
-          <w:rFonts w:cs="Times New Roman"/>
-          <w:szCs w:val="28"/>
-          <w:lang w:val="en-US"/>
-        </w:rPr>
-        <w:t xml:space="preserve"> Server</w:t>
+      <w:r>
+        <w:rPr>
+          <w:rFonts w:cs="Times New Roman"/>
+          <w:szCs w:val="28"/>
+          <w:lang w:val="en-US"/>
+        </w:rPr>
+        <w:t>Sql Server</w:t>
       </w:r>
       <w:r>
         <w:rPr>
@@ -11660,16 +12457,16 @@
     </w:lvl>
   </w:abstractNum>
   <w:abstractNum w:abstractNumId="12" w15:restartNumberingAfterBreak="0">
-    <w:nsid w:val="7BD26BCE"/>
+    <w:nsid w:val="7A0A1FD8"/>
     <w:multiLevelType w:val="hybridMultilevel"/>
-    <w:tmpl w:val="F6B079C2"/>
-    <w:lvl w:ilvl="0" w:tplc="5B2E4B88">
+    <w:tmpl w:val="8EEA2D6C"/>
+    <w:lvl w:ilvl="0" w:tplc="3198FA78">
       <w:start w:val="1"/>
       <w:numFmt w:val="decimal"/>
       <w:lvlText w:val="%1."/>
       <w:lvlJc w:val="left"/>
       <w:pPr>
-        <w:ind w:left="1069" w:hanging="360"/>
+        <w:ind w:left="6447" w:hanging="360"/>
       </w:pPr>
       <w:rPr>
         <w:rFonts w:hint="default"/>
@@ -11681,7 +12478,7 @@
       <w:lvlText w:val="%2."/>
       <w:lvlJc w:val="left"/>
       <w:pPr>
-        <w:ind w:left="1789" w:hanging="360"/>
+        <w:ind w:left="7167" w:hanging="360"/>
       </w:pPr>
     </w:lvl>
     <w:lvl w:ilvl="2" w:tplc="0419001B" w:tentative="1">
@@ -11690,7 +12487,7 @@
       <w:lvlText w:val="%3."/>
       <w:lvlJc w:val="right"/>
       <w:pPr>
-        <w:ind w:left="2509" w:hanging="180"/>
+        <w:ind w:left="7887" w:hanging="180"/>
       </w:pPr>
     </w:lvl>
     <w:lvl w:ilvl="3" w:tplc="0419000F" w:tentative="1">
@@ -11699,7 +12496,7 @@
       <w:lvlText w:val="%4."/>
       <w:lvlJc w:val="left"/>
       <w:pPr>
-        <w:ind w:left="3229" w:hanging="360"/>
+        <w:ind w:left="8607" w:hanging="360"/>
       </w:pPr>
     </w:lvl>
     <w:lvl w:ilvl="4" w:tplc="04190019" w:tentative="1">
@@ -11708,7 +12505,7 @@
       <w:lvlText w:val="%5."/>
       <w:lvlJc w:val="left"/>
       <w:pPr>
-        <w:ind w:left="3949" w:hanging="360"/>
+        <w:ind w:left="9327" w:hanging="360"/>
       </w:pPr>
     </w:lvl>
     <w:lvl w:ilvl="5" w:tplc="0419001B" w:tentative="1">
@@ -11717,7 +12514,7 @@
       <w:lvlText w:val="%6."/>
       <w:lvlJc w:val="right"/>
       <w:pPr>
-        <w:ind w:left="4669" w:hanging="180"/>
+        <w:ind w:left="10047" w:hanging="180"/>
       </w:pPr>
     </w:lvl>
     <w:lvl w:ilvl="6" w:tplc="0419000F" w:tentative="1">
@@ -11726,7 +12523,7 @@
       <w:lvlText w:val="%7."/>
       <w:lvlJc w:val="left"/>
       <w:pPr>
-        <w:ind w:left="5389" w:hanging="360"/>
+        <w:ind w:left="10767" w:hanging="360"/>
       </w:pPr>
     </w:lvl>
     <w:lvl w:ilvl="7" w:tplc="04190019" w:tentative="1">
@@ -11735,7 +12532,7 @@
       <w:lvlText w:val="%8."/>
       <w:lvlJc w:val="left"/>
       <w:pPr>
-        <w:ind w:left="6109" w:hanging="360"/>
+        <w:ind w:left="11487" w:hanging="360"/>
       </w:pPr>
     </w:lvl>
     <w:lvl w:ilvl="8" w:tplc="0419001B" w:tentative="1">
@@ -11744,11 +12541,100 @@
       <w:lvlText w:val="%9."/>
       <w:lvlJc w:val="right"/>
       <w:pPr>
-        <w:ind w:left="6829" w:hanging="180"/>
+        <w:ind w:left="12207" w:hanging="180"/>
       </w:pPr>
     </w:lvl>
   </w:abstractNum>
   <w:abstractNum w:abstractNumId="13" w15:restartNumberingAfterBreak="0">
+    <w:nsid w:val="7BD26BCE"/>
+    <w:multiLevelType w:val="hybridMultilevel"/>
+    <w:tmpl w:val="F6B079C2"/>
+    <w:lvl w:ilvl="0" w:tplc="5B2E4B88">
+      <w:start w:val="1"/>
+      <w:numFmt w:val="decimal"/>
+      <w:lvlText w:val="%1."/>
+      <w:lvlJc w:val="left"/>
+      <w:pPr>
+        <w:ind w:left="1069" w:hanging="360"/>
+      </w:pPr>
+      <w:rPr>
+        <w:rFonts w:hint="default"/>
+      </w:rPr>
+    </w:lvl>
+    <w:lvl w:ilvl="1" w:tplc="04190019" w:tentative="1">
+      <w:start w:val="1"/>
+      <w:numFmt w:val="lowerLetter"/>
+      <w:lvlText w:val="%2."/>
+      <w:lvlJc w:val="left"/>
+      <w:pPr>
+        <w:ind w:left="1789" w:hanging="360"/>
+      </w:pPr>
+    </w:lvl>
+    <w:lvl w:ilvl="2" w:tplc="0419001B" w:tentative="1">
+      <w:start w:val="1"/>
+      <w:numFmt w:val="lowerRoman"/>
+      <w:lvlText w:val="%3."/>
+      <w:lvlJc w:val="right"/>
+      <w:pPr>
+        <w:ind w:left="2509" w:hanging="180"/>
+      </w:pPr>
+    </w:lvl>
+    <w:lvl w:ilvl="3" w:tplc="0419000F" w:tentative="1">
+      <w:start w:val="1"/>
+      <w:numFmt w:val="decimal"/>
+      <w:lvlText w:val="%4."/>
+      <w:lvlJc w:val="left"/>
+      <w:pPr>
+        <w:ind w:left="3229" w:hanging="360"/>
+      </w:pPr>
+    </w:lvl>
+    <w:lvl w:ilvl="4" w:tplc="04190019" w:tentative="1">
+      <w:start w:val="1"/>
+      <w:numFmt w:val="lowerLetter"/>
+      <w:lvlText w:val="%5."/>
+      <w:lvlJc w:val="left"/>
+      <w:pPr>
+        <w:ind w:left="3949" w:hanging="360"/>
+      </w:pPr>
+    </w:lvl>
+    <w:lvl w:ilvl="5" w:tplc="0419001B" w:tentative="1">
+      <w:start w:val="1"/>
+      <w:numFmt w:val="lowerRoman"/>
+      <w:lvlText w:val="%6."/>
+      <w:lvlJc w:val="right"/>
+      <w:pPr>
+        <w:ind w:left="4669" w:hanging="180"/>
+      </w:pPr>
+    </w:lvl>
+    <w:lvl w:ilvl="6" w:tplc="0419000F" w:tentative="1">
+      <w:start w:val="1"/>
+      <w:numFmt w:val="decimal"/>
+      <w:lvlText w:val="%7."/>
+      <w:lvlJc w:val="left"/>
+      <w:pPr>
+        <w:ind w:left="5389" w:hanging="360"/>
+      </w:pPr>
+    </w:lvl>
+    <w:lvl w:ilvl="7" w:tplc="04190019" w:tentative="1">
+      <w:start w:val="1"/>
+      <w:numFmt w:val="lowerLetter"/>
+      <w:lvlText w:val="%8."/>
+      <w:lvlJc w:val="left"/>
+      <w:pPr>
+        <w:ind w:left="6109" w:hanging="360"/>
+      </w:pPr>
+    </w:lvl>
+    <w:lvl w:ilvl="8" w:tplc="0419001B" w:tentative="1">
+      <w:start w:val="1"/>
+      <w:numFmt w:val="lowerRoman"/>
+      <w:lvlText w:val="%9."/>
+      <w:lvlJc w:val="right"/>
+      <w:pPr>
+        <w:ind w:left="6829" w:hanging="180"/>
+      </w:pPr>
+    </w:lvl>
+  </w:abstractNum>
+  <w:abstractNum w:abstractNumId="14" w15:restartNumberingAfterBreak="0">
     <w:nsid w:val="7C726405"/>
     <w:multiLevelType w:val="hybridMultilevel"/>
     <w:tmpl w:val="855A36EC"/>
@@ -11877,7 +12763,7 @@
     <w:abstractNumId w:val="1"/>
   </w:num>
   <w:num w:numId="6">
-    <w:abstractNumId w:val="13"/>
+    <w:abstractNumId w:val="14"/>
   </w:num>
   <w:num w:numId="7">
     <w:abstractNumId w:val="3"/>
@@ -11886,7 +12772,7 @@
     <w:abstractNumId w:val="5"/>
   </w:num>
   <w:num w:numId="9">
-    <w:abstractNumId w:val="12"/>
+    <w:abstractNumId w:val="13"/>
   </w:num>
   <w:num w:numId="10">
     <w:abstractNumId w:val="0"/>
@@ -11902,6 +12788,9 @@
   </w:num>
   <w:num w:numId="14">
     <w:abstractNumId w:val="7"/>
+  </w:num>
+  <w:num w:numId="15">
+    <w:abstractNumId w:val="12"/>
   </w:num>
 </w:numbering>
 </file>

--- a/Курсовая/Курсовая.docx
+++ b/Курсовая/Курсовая.docx
@@ -2386,7 +2386,7 @@
                 <w:webHidden/>
                 <w:szCs w:val="28"/>
               </w:rPr>
-              <w:t>14</w:t>
+              <w:t>15</w:t>
             </w:r>
             <w:r>
               <w:rPr>
@@ -2560,7 +2560,7 @@
                 <w:webHidden/>
                 <w:szCs w:val="28"/>
               </w:rPr>
-              <w:t>19</w:t>
+              <w:t>23</w:t>
             </w:r>
             <w:r>
               <w:rPr>
@@ -2647,7 +2647,7 @@
                 <w:webHidden/>
                 <w:szCs w:val="28"/>
               </w:rPr>
-              <w:t>22</w:t>
+              <w:t>25</w:t>
             </w:r>
             <w:r>
               <w:rPr>
@@ -2782,7 +2782,7 @@
                 <w:webHidden/>
                 <w:szCs w:val="28"/>
               </w:rPr>
-              <w:t>24</w:t>
+              <w:t>27</w:t>
             </w:r>
             <w:r>
               <w:rPr>
@@ -2869,7 +2869,7 @@
                 <w:webHidden/>
                 <w:szCs w:val="28"/>
               </w:rPr>
-              <w:t>25</w:t>
+              <w:t>28</w:t>
             </w:r>
             <w:r>
               <w:rPr>
@@ -2956,7 +2956,7 @@
                 <w:webHidden/>
                 <w:szCs w:val="28"/>
               </w:rPr>
-              <w:t>26</w:t>
+              <w:t>29</w:t>
             </w:r>
             <w:r>
               <w:rPr>
@@ -3081,6 +3081,165 @@
         <w:t>заключается в необходимости улучшения управления общежитиями с помощью современных технологий. Студенты и другие жильцы ожидают удобства, эффективности и качественного обслуживания в общежитиях, а автоматизированная система управления может значительно улучшить условия проживания. Кроме того, кроссплатформенный подход позволяет использовать систему на различных устройствах и операционных системах, что делает ее более доступной и удобной для пользователей. Таким образом, разработка кроссплатформенной автоматизированной системы управления общежитием является актуальной и востребованной задачей в современном мире.</w:t>
       </w:r>
     </w:p>
+    <w:p>
+      <w:pPr>
+        <w:spacing w:after="0" w:line="360" w:lineRule="auto"/>
+        <w:ind w:firstLine="709"/>
+        <w:rPr>
+          <w:rFonts w:cs="Times New Roman"/>
+          <w:szCs w:val="28"/>
+        </w:rPr>
+      </w:pPr>
+      <w:r>
+        <w:rPr>
+          <w:rFonts w:cs="Times New Roman"/>
+          <w:b/>
+          <w:bCs/>
+          <w:szCs w:val="28"/>
+        </w:rPr>
+        <w:t>Методологические основания разработки</w:t>
+      </w:r>
+      <w:r>
+        <w:rPr>
+          <w:rFonts w:cs="Times New Roman"/>
+          <w:b/>
+          <w:bCs/>
+          <w:szCs w:val="28"/>
+        </w:rPr>
+        <w:t>:</w:t>
+      </w:r>
+      <w:r>
+        <w:rPr>
+          <w:rFonts w:cs="Times New Roman"/>
+          <w:b/>
+          <w:bCs/>
+          <w:szCs w:val="28"/>
+        </w:rPr>
+        <w:t xml:space="preserve"> </w:t>
+      </w:r>
+      <w:r>
+        <w:rPr>
+          <w:rFonts w:cs="Times New Roman"/>
+          <w:szCs w:val="28"/>
+        </w:rPr>
+        <w:t>в результате опроса сотрудников и студенческого управления общежития, было выявлено множество недостатков текущей используемой системы:</w:t>
+      </w:r>
+    </w:p>
+    <w:p>
+      <w:pPr>
+        <w:pStyle w:val="ListParagraph"/>
+        <w:numPr>
+          <w:ilvl w:val="0"/>
+          <w:numId w:val="17"/>
+        </w:numPr>
+        <w:spacing w:after="0" w:line="360" w:lineRule="auto"/>
+        <w:rPr>
+          <w:rFonts w:cs="Times New Roman"/>
+          <w:szCs w:val="28"/>
+        </w:rPr>
+      </w:pPr>
+      <w:r>
+        <w:rPr>
+          <w:rFonts w:cs="Times New Roman"/>
+          <w:szCs w:val="28"/>
+        </w:rPr>
+        <w:t>Система является платформазависимой, то есть доступной только на определенной системе;</w:t>
+      </w:r>
+    </w:p>
+    <w:p>
+      <w:pPr>
+        <w:pStyle w:val="ListParagraph"/>
+        <w:numPr>
+          <w:ilvl w:val="0"/>
+          <w:numId w:val="17"/>
+        </w:numPr>
+        <w:spacing w:after="0" w:line="360" w:lineRule="auto"/>
+        <w:rPr>
+          <w:rFonts w:cs="Times New Roman"/>
+          <w:szCs w:val="28"/>
+        </w:rPr>
+      </w:pPr>
+      <w:r>
+        <w:rPr>
+          <w:rFonts w:cs="Times New Roman"/>
+          <w:szCs w:val="28"/>
+        </w:rPr>
+        <w:t xml:space="preserve"> </w:t>
+      </w:r>
+      <w:r>
+        <w:rPr>
+          <w:rFonts w:cs="Times New Roman"/>
+          <w:szCs w:val="28"/>
+        </w:rPr>
+        <w:t xml:space="preserve">Система является очень </w:t>
+      </w:r>
+      <w:r>
+        <w:rPr>
+          <w:rFonts w:cs="Times New Roman"/>
+          <w:szCs w:val="28"/>
+        </w:rPr>
+        <w:t>узкоспециализированной</w:t>
+      </w:r>
+      <w:r>
+        <w:rPr>
+          <w:rFonts w:cs="Times New Roman"/>
+          <w:szCs w:val="28"/>
+        </w:rPr>
+        <w:t>;</w:t>
+      </w:r>
+    </w:p>
+    <w:p>
+      <w:pPr>
+        <w:pStyle w:val="ListParagraph"/>
+        <w:numPr>
+          <w:ilvl w:val="0"/>
+          <w:numId w:val="17"/>
+        </w:numPr>
+        <w:spacing w:after="0" w:line="360" w:lineRule="auto"/>
+        <w:rPr>
+          <w:rFonts w:cs="Times New Roman"/>
+          <w:szCs w:val="28"/>
+        </w:rPr>
+      </w:pPr>
+      <w:r>
+        <w:rPr>
+          <w:rFonts w:cs="Times New Roman"/>
+          <w:szCs w:val="28"/>
+        </w:rPr>
+        <w:t>Систему невозможно изменить не затрагивая весь программный код</w:t>
+      </w:r>
+      <w:r>
+        <w:rPr>
+          <w:rFonts w:cs="Times New Roman"/>
+          <w:szCs w:val="28"/>
+        </w:rPr>
+        <w:t>, то есть для того чтобы добавить небольшую функцию, придётся переписать половину системы.</w:t>
+      </w:r>
+      <w:r>
+        <w:rPr>
+          <w:rFonts w:cs="Times New Roman"/>
+          <w:szCs w:val="28"/>
+        </w:rPr>
+        <w:t xml:space="preserve"> </w:t>
+      </w:r>
+    </w:p>
+    <w:p>
+      <w:pPr>
+        <w:spacing w:after="0" w:line="360" w:lineRule="auto"/>
+        <w:ind w:firstLine="709"/>
+        <w:rPr>
+          <w:rFonts w:cs="Times New Roman"/>
+          <w:szCs w:val="28"/>
+        </w:rPr>
+      </w:pPr>
+      <w:r>
+        <w:rPr>
+          <w:rFonts w:cs="Times New Roman"/>
+          <w:szCs w:val="28"/>
+        </w:rPr>
+        <w:t>Также при осмотре программного обесспечения было выявлено то, что оно является устаревшим.</w:t>
+      </w:r>
+    </w:p>
     <w:bookmarkEnd w:id="3"/>
     <w:p>
       <w:pPr>
@@ -3097,6 +3256,7 @@
           <w:bCs w:val="0"/>
           <w:szCs w:val="28"/>
         </w:rPr>
+        <w:lastRenderedPageBreak/>
         <w:t xml:space="preserve">Целью работы </w:t>
       </w:r>
       <w:r>
@@ -3204,7 +3364,6 @@
           <w:bCs w:val="0"/>
           <w:szCs w:val="28"/>
         </w:rPr>
-        <w:lastRenderedPageBreak/>
         <w:t xml:space="preserve">Объектом исследования </w:t>
       </w:r>
       <w:r>
@@ -3256,25 +3415,6 @@
           <w:szCs w:val="28"/>
         </w:rPr>
         <w:t>Проведение исследования по улучшению системы управления общежитиями имеет большую практическую значимость. Это позволит повысить удобство использования системы для студентов и персонала общежития, улучшить ее функциональность и производительность, а также оптимизировать процесс установки и использования на различных устройствах и операционных системах. В результате, это приведет к повышению эффективности управления общежитиями, улучшению условий проживания студентов и увеличению удовлетворенности пользователями системы.</w:t>
-      </w:r>
-    </w:p>
-    <w:p>
-      <w:pPr>
-        <w:spacing w:after="0" w:line="360" w:lineRule="auto"/>
-        <w:ind w:firstLine="709"/>
-        <w:rPr>
-          <w:rFonts w:cs="Times New Roman"/>
-          <w:bCs/>
-          <w:iCs/>
-          <w:szCs w:val="28"/>
-        </w:rPr>
-      </w:pPr>
-      <w:r>
-        <w:rPr>
-          <w:rFonts w:cs="Times New Roman"/>
-          <w:szCs w:val="28"/>
-        </w:rPr>
-        <w:br w:type="page"/>
       </w:r>
     </w:p>
     <w:p>
@@ -3294,14 +3434,6 @@
         </w:rPr>
       </w:pPr>
       <w:bookmarkStart w:id="4" w:name="_Toc101981330"/>
-      <w:r>
-        <w:rPr>
-          <w:rFonts w:cs="Times New Roman"/>
-          <w:szCs w:val="28"/>
-        </w:rPr>
-        <w:lastRenderedPageBreak/>
-        <w:t xml:space="preserve"> </w:t>
-      </w:r>
       <w:bookmarkStart w:id="5" w:name="_Toc152028466"/>
       <w:bookmarkStart w:id="6" w:name="_Toc152880592"/>
       <w:r>
@@ -3309,6 +3441,7 @@
           <w:rFonts w:cs="Times New Roman"/>
           <w:szCs w:val="28"/>
         </w:rPr>
+        <w:lastRenderedPageBreak/>
         <w:t xml:space="preserve">Анализ </w:t>
       </w:r>
       <w:bookmarkEnd w:id="4"/>
@@ -5002,6 +5135,7 @@
         </w:rPr>
         <w:t xml:space="preserve"> и </w:t>
       </w:r>
+      <w:proofErr w:type="spellStart"/>
       <w:r>
         <w:rPr>
           <w:rFonts w:cs="Times New Roman"/>
@@ -5010,6 +5144,7 @@
         </w:rPr>
         <w:t>WinUI</w:t>
       </w:r>
+      <w:proofErr w:type="spellEnd"/>
       <w:r>
         <w:rPr>
           <w:rFonts w:cs="Times New Roman"/>
@@ -5132,6 +5267,7 @@
         </w:rPr>
         <w:t xml:space="preserve">К этому стоит добавить активной развивающийся и набирающий популяность </w:t>
       </w:r>
+      <w:proofErr w:type="spellStart"/>
       <w:r>
         <w:rPr>
           <w:rFonts w:cs="Times New Roman"/>
@@ -5140,6 +5276,7 @@
         </w:rPr>
         <w:t>Blazor</w:t>
       </w:r>
+      <w:proofErr w:type="spellEnd"/>
       <w:r>
         <w:rPr>
           <w:rFonts w:cs="Times New Roman"/>
@@ -6419,6 +6556,7 @@
         </w:rPr>
         <w:t>-</w:t>
       </w:r>
+      <w:proofErr w:type="spellStart"/>
       <w:r>
         <w:rPr>
           <w:rFonts w:cs="Times New Roman"/>
@@ -6427,6 +6565,7 @@
         </w:rPr>
         <w:t>ViewModel</w:t>
       </w:r>
+      <w:proofErr w:type="spellEnd"/>
       <w:r>
         <w:rPr>
           <w:rFonts w:cs="Times New Roman"/>
@@ -6555,9 +6694,9 @@
           <w:b/>
           <w:bCs/>
           <w:szCs w:val="28"/>
-          <w:lang w:val="en-US"/>
-        </w:rPr>
-      </w:pPr>
+        </w:rPr>
+      </w:pPr>
+      <w:proofErr w:type="spellStart"/>
       <w:r>
         <w:rPr>
           <w:rFonts w:cs="Times New Roman"/>
@@ -6568,6 +6707,7 @@
         </w:rPr>
         <w:t>ReactiveUI</w:t>
       </w:r>
+      <w:proofErr w:type="spellEnd"/>
     </w:p>
     <w:p>
       <w:pPr>
@@ -6576,16 +6716,279 @@
         <w:rPr>
           <w:rFonts w:cs="Times New Roman"/>
           <w:szCs w:val="28"/>
-          <w:lang w:val="en-US"/>
-        </w:rPr>
-      </w:pPr>
-      <w:r>
-        <w:rPr>
-          <w:rFonts w:cs="Times New Roman"/>
-          <w:szCs w:val="28"/>
-          <w:lang w:val="en-US"/>
-        </w:rPr>
-        <w:t>ReactiveUI — полноценный MVVM-фреймворк: bindings, routing, message bus, commands и прочие слова, которые есть в описании почти любого MVVM-фреймворка, есть и тут. Применяться он может практически везде, где есть .NET: WPF, Windows Forms, UWP, Windows Phone 8, Windows Store, Xamarin.</w:t>
+        </w:rPr>
+      </w:pPr>
+      <w:proofErr w:type="spellStart"/>
+      <w:r>
+        <w:rPr>
+          <w:rFonts w:cs="Times New Roman"/>
+          <w:szCs w:val="28"/>
+          <w:lang w:val="en-US"/>
+        </w:rPr>
+        <w:t>ReactiveUI</w:t>
+      </w:r>
+      <w:proofErr w:type="spellEnd"/>
+      <w:r>
+        <w:rPr>
+          <w:rFonts w:cs="Times New Roman"/>
+          <w:szCs w:val="28"/>
+        </w:rPr>
+        <w:t xml:space="preserve"> — полноценный </w:t>
+      </w:r>
+      <w:r>
+        <w:rPr>
+          <w:rFonts w:cs="Times New Roman"/>
+          <w:szCs w:val="28"/>
+          <w:lang w:val="en-US"/>
+        </w:rPr>
+        <w:t>MVVM</w:t>
+      </w:r>
+      <w:r>
+        <w:rPr>
+          <w:rFonts w:cs="Times New Roman"/>
+          <w:szCs w:val="28"/>
+        </w:rPr>
+        <w:t xml:space="preserve">-фреймворк: </w:t>
+      </w:r>
+      <w:r>
+        <w:rPr>
+          <w:rFonts w:cs="Times New Roman"/>
+          <w:szCs w:val="28"/>
+          <w:lang w:val="en-US"/>
+        </w:rPr>
+        <w:t>bindings</w:t>
+      </w:r>
+      <w:r>
+        <w:rPr>
+          <w:rFonts w:cs="Times New Roman"/>
+          <w:szCs w:val="28"/>
+        </w:rPr>
+        <w:t xml:space="preserve">, </w:t>
+      </w:r>
+      <w:r>
+        <w:rPr>
+          <w:rFonts w:cs="Times New Roman"/>
+          <w:szCs w:val="28"/>
+          <w:lang w:val="en-US"/>
+        </w:rPr>
+        <w:t>routing</w:t>
+      </w:r>
+      <w:r>
+        <w:rPr>
+          <w:rFonts w:cs="Times New Roman"/>
+          <w:szCs w:val="28"/>
+        </w:rPr>
+        <w:t xml:space="preserve">, </w:t>
+      </w:r>
+      <w:r>
+        <w:rPr>
+          <w:rFonts w:cs="Times New Roman"/>
+          <w:szCs w:val="28"/>
+          <w:lang w:val="en-US"/>
+        </w:rPr>
+        <w:t>message</w:t>
+      </w:r>
+      <w:r>
+        <w:rPr>
+          <w:rFonts w:cs="Times New Roman"/>
+          <w:szCs w:val="28"/>
+        </w:rPr>
+        <w:t xml:space="preserve"> </w:t>
+      </w:r>
+      <w:r>
+        <w:rPr>
+          <w:rFonts w:cs="Times New Roman"/>
+          <w:szCs w:val="28"/>
+          <w:lang w:val="en-US"/>
+        </w:rPr>
+        <w:t>bus</w:t>
+      </w:r>
+      <w:r>
+        <w:rPr>
+          <w:rFonts w:cs="Times New Roman"/>
+          <w:szCs w:val="28"/>
+        </w:rPr>
+        <w:t xml:space="preserve">, </w:t>
+      </w:r>
+      <w:r>
+        <w:rPr>
+          <w:rFonts w:cs="Times New Roman"/>
+          <w:szCs w:val="28"/>
+          <w:lang w:val="en-US"/>
+        </w:rPr>
+        <w:t>commands</w:t>
+      </w:r>
+      <w:r>
+        <w:rPr>
+          <w:rFonts w:cs="Times New Roman"/>
+          <w:szCs w:val="28"/>
+        </w:rPr>
+        <w:t xml:space="preserve"> и прочие слова, которые есть в описании почти любого </w:t>
+      </w:r>
+      <w:r>
+        <w:rPr>
+          <w:rFonts w:cs="Times New Roman"/>
+          <w:szCs w:val="28"/>
+          <w:lang w:val="en-US"/>
+        </w:rPr>
+        <w:t>MVVM</w:t>
+      </w:r>
+      <w:r>
+        <w:rPr>
+          <w:rFonts w:cs="Times New Roman"/>
+          <w:szCs w:val="28"/>
+        </w:rPr>
+        <w:t>-фреймворка, есть и тут. Применяться он может практически везде, где есть .</w:t>
+      </w:r>
+      <w:r>
+        <w:rPr>
+          <w:rFonts w:cs="Times New Roman"/>
+          <w:szCs w:val="28"/>
+          <w:lang w:val="en-US"/>
+        </w:rPr>
+        <w:t>NET</w:t>
+      </w:r>
+      <w:r>
+        <w:rPr>
+          <w:rFonts w:cs="Times New Roman"/>
+          <w:szCs w:val="28"/>
+        </w:rPr>
+        <w:t xml:space="preserve">: </w:t>
+      </w:r>
+      <w:r>
+        <w:rPr>
+          <w:rFonts w:cs="Times New Roman"/>
+          <w:szCs w:val="28"/>
+          <w:lang w:val="en-US"/>
+        </w:rPr>
+        <w:t>WPF</w:t>
+      </w:r>
+      <w:r>
+        <w:rPr>
+          <w:rFonts w:cs="Times New Roman"/>
+          <w:szCs w:val="28"/>
+        </w:rPr>
+        <w:t xml:space="preserve">, </w:t>
+      </w:r>
+      <w:r>
+        <w:rPr>
+          <w:rFonts w:cs="Times New Roman"/>
+          <w:szCs w:val="28"/>
+          <w:lang w:val="en-US"/>
+        </w:rPr>
+        <w:t>Windows</w:t>
+      </w:r>
+      <w:r>
+        <w:rPr>
+          <w:rFonts w:cs="Times New Roman"/>
+          <w:szCs w:val="28"/>
+        </w:rPr>
+        <w:t xml:space="preserve"> </w:t>
+      </w:r>
+      <w:r>
+        <w:rPr>
+          <w:rFonts w:cs="Times New Roman"/>
+          <w:szCs w:val="28"/>
+          <w:lang w:val="en-US"/>
+        </w:rPr>
+        <w:t>Forms</w:t>
+      </w:r>
+      <w:r>
+        <w:rPr>
+          <w:rFonts w:cs="Times New Roman"/>
+          <w:szCs w:val="28"/>
+        </w:rPr>
+        <w:t xml:space="preserve">, </w:t>
+      </w:r>
+      <w:r>
+        <w:rPr>
+          <w:rFonts w:cs="Times New Roman"/>
+          <w:szCs w:val="28"/>
+          <w:lang w:val="en-US"/>
+        </w:rPr>
+        <w:t>UWP</w:t>
+      </w:r>
+      <w:r>
+        <w:rPr>
+          <w:rFonts w:cs="Times New Roman"/>
+          <w:szCs w:val="28"/>
+        </w:rPr>
+        <w:t xml:space="preserve">, </w:t>
+      </w:r>
+      <w:r>
+        <w:rPr>
+          <w:rFonts w:cs="Times New Roman"/>
+          <w:szCs w:val="28"/>
+          <w:lang w:val="en-US"/>
+        </w:rPr>
+        <w:t>Windows</w:t>
+      </w:r>
+      <w:r>
+        <w:rPr>
+          <w:rFonts w:cs="Times New Roman"/>
+          <w:szCs w:val="28"/>
+        </w:rPr>
+        <w:t xml:space="preserve"> </w:t>
+      </w:r>
+      <w:r>
+        <w:rPr>
+          <w:rFonts w:cs="Times New Roman"/>
+          <w:szCs w:val="28"/>
+          <w:lang w:val="en-US"/>
+        </w:rPr>
+        <w:t>Phone</w:t>
+      </w:r>
+      <w:r>
+        <w:rPr>
+          <w:rFonts w:cs="Times New Roman"/>
+          <w:szCs w:val="28"/>
+        </w:rPr>
+        <w:t xml:space="preserve"> 8, </w:t>
+      </w:r>
+      <w:r>
+        <w:rPr>
+          <w:rFonts w:cs="Times New Roman"/>
+          <w:szCs w:val="28"/>
+          <w:lang w:val="en-US"/>
+        </w:rPr>
+        <w:t>Windows</w:t>
+      </w:r>
+      <w:r>
+        <w:rPr>
+          <w:rFonts w:cs="Times New Roman"/>
+          <w:szCs w:val="28"/>
+        </w:rPr>
+        <w:t xml:space="preserve"> </w:t>
+      </w:r>
+      <w:r>
+        <w:rPr>
+          <w:rFonts w:cs="Times New Roman"/>
+          <w:szCs w:val="28"/>
+          <w:lang w:val="en-US"/>
+        </w:rPr>
+        <w:t>Store</w:t>
+      </w:r>
+      <w:r>
+        <w:rPr>
+          <w:rFonts w:cs="Times New Roman"/>
+          <w:szCs w:val="28"/>
+        </w:rPr>
+        <w:t xml:space="preserve">, </w:t>
+      </w:r>
+      <w:r>
+        <w:rPr>
+          <w:rFonts w:cs="Times New Roman"/>
+          <w:szCs w:val="28"/>
+          <w:lang w:val="en-US"/>
+        </w:rPr>
+        <w:t>Xamarin</w:t>
+      </w:r>
+      <w:r>
+        <w:rPr>
+          <w:rFonts w:cs="Times New Roman"/>
+          <w:szCs w:val="28"/>
+        </w:rPr>
+        <w:t>.</w:t>
       </w:r>
     </w:p>
     <w:p>
@@ -6923,17 +7326,33 @@
         </w:rPr>
         <w:t>Перейти на официальный сайт(</w:t>
       </w:r>
-      <w:hyperlink r:id="rId6" w:history="1">
-        <w:r>
-          <w:rPr>
-            <w:rStyle w:val="Hyperlink"/>
-            <w:rFonts w:cs="Times New Roman"/>
-            <w:color w:val="auto"/>
-            <w:szCs w:val="28"/>
-          </w:rPr>
-          <w:t>https://dotnet.microsoft.com</w:t>
-        </w:r>
-      </w:hyperlink>
+      <w:r>
+        <w:fldChar w:fldCharType="begin"/>
+      </w:r>
+      <w:r>
+        <w:instrText xml:space="preserve"> HYPERLINK "https://dotnet.microsoft.com" </w:instrText>
+      </w:r>
+      <w:r>
+        <w:fldChar w:fldCharType="separate"/>
+      </w:r>
+      <w:r>
+        <w:rPr>
+          <w:rStyle w:val="Hyperlink"/>
+          <w:rFonts w:cs="Times New Roman"/>
+          <w:color w:val="auto"/>
+          <w:szCs w:val="28"/>
+        </w:rPr>
+        <w:t>https://dotnet.microsoft.com</w:t>
+      </w:r>
+      <w:r>
+        <w:rPr>
+          <w:rStyle w:val="Hyperlink"/>
+          <w:rFonts w:cs="Times New Roman"/>
+          <w:color w:val="auto"/>
+          <w:szCs w:val="28"/>
+        </w:rPr>
+        <w:fldChar w:fldCharType="end"/>
+      </w:r>
       <w:r>
         <w:rPr>
           <w:rFonts w:cs="Times New Roman"/>
@@ -7298,7 +7717,6 @@
     <w:p>
       <w:pPr>
         <w:spacing w:after="0" w:line="360" w:lineRule="auto"/>
-        <w:ind w:firstLine="709"/>
         <w:rPr>
           <w:rFonts w:cs="Times New Roman"/>
           <w:noProof/>
@@ -7313,10 +7731,138 @@
         </w:rPr>
         <w:lastRenderedPageBreak/>
         <w:drawing>
-          <wp:inline distT="0" distB="0" distL="0" distR="0" wp14:anchorId="103150F0" wp14:editId="4EFAB86A">
+          <wp:inline distT="0" distB="0" distL="0" distR="0" wp14:anchorId="103150F0" wp14:editId="2ED11125">
             <wp:extent cx="5940425" cy="3807460"/>
-            <wp:effectExtent l="0" t="0" r="3175" b="2540"/>
+            <wp:effectExtent l="133350" t="114300" r="136525" b="173990"/>
             <wp:docPr id="1" name="Picture 1"/>
+            <wp:cNvGraphicFramePr>
+              <a:graphicFrameLocks xmlns:a="http://schemas.openxmlformats.org/drawingml/2006/main" noChangeAspect="1"/>
+            </wp:cNvGraphicFramePr>
+            <a:graphic xmlns:a="http://schemas.openxmlformats.org/drawingml/2006/main">
+              <a:graphicData uri="http://schemas.openxmlformats.org/drawingml/2006/picture">
+                <pic:pic xmlns:pic="http://schemas.openxmlformats.org/drawingml/2006/picture">
+                  <pic:nvPicPr>
+                    <pic:cNvPr id="1" name=""/>
+                    <pic:cNvPicPr/>
+                  </pic:nvPicPr>
+                  <pic:blipFill>
+                    <a:blip r:embed="rId6"/>
+                    <a:stretch>
+                      <a:fillRect/>
+                    </a:stretch>
+                  </pic:blipFill>
+                  <pic:spPr>
+                    <a:xfrm>
+                      <a:off x="0" y="0"/>
+                      <a:ext cx="5940425" cy="3807460"/>
+                    </a:xfrm>
+                    <a:prstGeom prst="rect">
+                      <a:avLst/>
+                    </a:prstGeom>
+                    <a:solidFill>
+                      <a:srgbClr val="FFFFFF">
+                        <a:shade val="85000"/>
+                      </a:srgbClr>
+                    </a:solidFill>
+                    <a:ln w="88900" cap="sq">
+                      <a:solidFill>
+                        <a:srgbClr val="FFFFFF"/>
+                      </a:solidFill>
+                      <a:miter lim="800000"/>
+                    </a:ln>
+                    <a:effectLst>
+                      <a:outerShdw blurRad="55000" dist="18000" dir="5400000" algn="tl" rotWithShape="0">
+                        <a:srgbClr val="000000">
+                          <a:alpha val="40000"/>
+                        </a:srgbClr>
+                      </a:outerShdw>
+                    </a:effectLst>
+                    <a:scene3d>
+                      <a:camera prst="orthographicFront"/>
+                      <a:lightRig rig="twoPt" dir="t">
+                        <a:rot lat="0" lon="0" rev="7200000"/>
+                      </a:lightRig>
+                    </a:scene3d>
+                    <a:sp3d>
+                      <a:bevelT w="25400" h="19050"/>
+                      <a:contourClr>
+                        <a:srgbClr val="FFFFFF"/>
+                      </a:contourClr>
+                    </a:sp3d>
+                  </pic:spPr>
+                </pic:pic>
+              </a:graphicData>
+            </a:graphic>
+          </wp:inline>
+        </w:drawing>
+      </w:r>
+    </w:p>
+    <w:p>
+      <w:pPr>
+        <w:spacing w:after="0" w:line="360" w:lineRule="auto"/>
+        <w:ind w:firstLine="709"/>
+        <w:jc w:val="center"/>
+        <w:rPr>
+          <w:rFonts w:cs="Times New Roman"/>
+          <w:noProof/>
+          <w:szCs w:val="28"/>
+        </w:rPr>
+      </w:pPr>
+      <w:r>
+        <w:rPr>
+          <w:rFonts w:cs="Times New Roman"/>
+          <w:noProof/>
+          <w:szCs w:val="28"/>
+        </w:rPr>
+        <w:t xml:space="preserve">Рисунок 1 – </w:t>
+      </w:r>
+      <w:r>
+        <w:rPr>
+          <w:rFonts w:cs="Times New Roman"/>
+          <w:noProof/>
+          <w:szCs w:val="28"/>
+          <w:lang w:val="en-US"/>
+        </w:rPr>
+        <w:t>ERD</w:t>
+      </w:r>
+      <w:r>
+        <w:rPr>
+          <w:rFonts w:cs="Times New Roman"/>
+          <w:noProof/>
+          <w:szCs w:val="28"/>
+        </w:rPr>
+        <w:t xml:space="preserve"> Базы данны</w:t>
+      </w:r>
+      <w:r>
+        <w:rPr>
+          <w:rFonts w:cs="Times New Roman"/>
+          <w:noProof/>
+          <w:szCs w:val="28"/>
+        </w:rPr>
+        <w:t>х</w:t>
+      </w:r>
+    </w:p>
+    <w:p>
+      <w:pPr>
+        <w:spacing w:after="0" w:line="360" w:lineRule="auto"/>
+        <w:jc w:val="center"/>
+        <w:rPr>
+          <w:rFonts w:cs="Times New Roman"/>
+          <w:noProof/>
+          <w:szCs w:val="28"/>
+        </w:rPr>
+      </w:pPr>
+      <w:r>
+        <w:rPr>
+          <w:rFonts w:cs="Times New Roman"/>
+          <w:noProof/>
+          <w:szCs w:val="28"/>
+        </w:rPr>
+        <w:drawing>
+          <wp:inline distT="0" distB="0" distL="0" distR="0" wp14:anchorId="78566008" wp14:editId="06B774F0">
+            <wp:extent cx="5940425" cy="1365885"/>
+            <wp:effectExtent l="114300" t="114300" r="117475" b="158115"/>
+            <wp:docPr id="18" name="Picture 18"/>
             <wp:cNvGraphicFramePr>
               <a:graphicFrameLocks xmlns:a="http://schemas.openxmlformats.org/drawingml/2006/main" noChangeAspect="1"/>
             </wp:cNvGraphicFramePr>
@@ -7336,11 +7882,41 @@
                   <pic:spPr>
                     <a:xfrm>
                       <a:off x="0" y="0"/>
-                      <a:ext cx="5940425" cy="3807460"/>
+                      <a:ext cx="5940425" cy="1365885"/>
                     </a:xfrm>
                     <a:prstGeom prst="rect">
                       <a:avLst/>
                     </a:prstGeom>
+                    <a:solidFill>
+                      <a:srgbClr val="FFFFFF">
+                        <a:shade val="85000"/>
+                      </a:srgbClr>
+                    </a:solidFill>
+                    <a:ln w="88900" cap="sq">
+                      <a:solidFill>
+                        <a:srgbClr val="FFFFFF"/>
+                      </a:solidFill>
+                      <a:miter lim="800000"/>
+                    </a:ln>
+                    <a:effectLst>
+                      <a:outerShdw blurRad="55000" dist="18000" dir="5400000" algn="tl" rotWithShape="0">
+                        <a:srgbClr val="000000">
+                          <a:alpha val="40000"/>
+                        </a:srgbClr>
+                      </a:outerShdw>
+                    </a:effectLst>
+                    <a:scene3d>
+                      <a:camera prst="orthographicFront"/>
+                      <a:lightRig rig="twoPt" dir="t">
+                        <a:rot lat="0" lon="0" rev="7200000"/>
+                      </a:lightRig>
+                    </a:scene3d>
+                    <a:sp3d>
+                      <a:bevelT w="25400" h="19050"/>
+                      <a:contourClr>
+                        <a:srgbClr val="FFFFFF"/>
+                      </a:contourClr>
+                    </a:sp3d>
                   </pic:spPr>
                 </pic:pic>
               </a:graphicData>
@@ -7352,6 +7928,127 @@
     <w:p>
       <w:pPr>
         <w:spacing w:after="0" w:line="360" w:lineRule="auto"/>
+        <w:jc w:val="center"/>
+        <w:rPr>
+          <w:rFonts w:cs="Times New Roman"/>
+          <w:noProof/>
+          <w:szCs w:val="28"/>
+        </w:rPr>
+      </w:pPr>
+      <w:r>
+        <w:rPr>
+          <w:rFonts w:cs="Times New Roman"/>
+          <w:noProof/>
+          <w:szCs w:val="28"/>
+        </w:rPr>
+        <w:t xml:space="preserve">Рисунок 2 – </w:t>
+      </w:r>
+      <w:r>
+        <w:rPr>
+          <w:rFonts w:cs="Times New Roman"/>
+          <w:noProof/>
+          <w:szCs w:val="28"/>
+          <w:lang w:val="en-US"/>
+        </w:rPr>
+        <w:t>DFD</w:t>
+      </w:r>
+      <w:r>
+        <w:rPr>
+          <w:rFonts w:cs="Times New Roman"/>
+          <w:noProof/>
+          <w:szCs w:val="28"/>
+        </w:rPr>
+        <w:t xml:space="preserve"> </w:t>
+      </w:r>
+      <w:r>
+        <w:rPr>
+          <w:rFonts w:cs="Times New Roman"/>
+          <w:noProof/>
+          <w:szCs w:val="28"/>
+        </w:rPr>
+        <w:t>диаграмма обащая концепция работы приложения</w:t>
+      </w:r>
+    </w:p>
+    <w:p>
+      <w:pPr>
+        <w:spacing w:after="0" w:line="360" w:lineRule="auto"/>
+        <w:ind w:firstLine="709"/>
+        <w:rPr>
+          <w:rFonts w:cs="Times New Roman"/>
+          <w:noProof/>
+          <w:szCs w:val="28"/>
+        </w:rPr>
+      </w:pPr>
+      <w:r>
+        <w:rPr>
+          <w:rFonts w:cs="Times New Roman"/>
+          <w:noProof/>
+          <w:szCs w:val="28"/>
+        </w:rPr>
+        <w:t>Так у пользователя будут роли: простой пользователь, администратор, гость. Это позволит сделать разграничение функционала, чтобы пользователь не мог удалять/добавлять данные, так как это будет возможность администратора.</w:t>
+      </w:r>
+    </w:p>
+    <w:p>
+      <w:pPr>
+        <w:spacing w:after="0" w:line="360" w:lineRule="auto"/>
+        <w:ind w:firstLine="709"/>
+        <w:rPr>
+          <w:rFonts w:cs="Times New Roman"/>
+          <w:noProof/>
+          <w:szCs w:val="28"/>
+        </w:rPr>
+      </w:pPr>
+      <w:r>
+        <w:rPr>
+          <w:rFonts w:cs="Times New Roman"/>
+          <w:noProof/>
+          <w:szCs w:val="28"/>
+        </w:rPr>
+        <w:t>О студентах будет храниться общая информация: ФИО, номер комнаты(в данном случае вся комната).</w:t>
+      </w:r>
+    </w:p>
+    <w:p>
+      <w:pPr>
+        <w:spacing w:after="0" w:line="360" w:lineRule="auto"/>
+        <w:ind w:firstLine="709"/>
+        <w:rPr>
+          <w:rFonts w:cs="Times New Roman"/>
+          <w:noProof/>
+          <w:szCs w:val="28"/>
+        </w:rPr>
+      </w:pPr>
+      <w:r>
+        <w:rPr>
+          <w:rFonts w:cs="Times New Roman"/>
+          <w:noProof/>
+          <w:szCs w:val="28"/>
+        </w:rPr>
+        <w:t>Основная таблица в данном приложение будет «Журнал посещаемости», каждое поле которого будет содержать некоторую информацию: студент, комнату, маркер, дату проведенной проверки.</w:t>
+      </w:r>
+    </w:p>
+    <w:p>
+      <w:pPr>
+        <w:spacing w:after="0" w:line="360" w:lineRule="auto"/>
+        <w:ind w:firstLine="709"/>
+        <w:rPr>
+          <w:rFonts w:cs="Times New Roman"/>
+          <w:noProof/>
+          <w:szCs w:val="28"/>
+        </w:rPr>
+      </w:pPr>
+      <w:r>
+        <w:rPr>
+          <w:rFonts w:cs="Times New Roman"/>
+          <w:noProof/>
+          <w:szCs w:val="28"/>
+        </w:rPr>
+        <w:lastRenderedPageBreak/>
+        <w:t>Маркеры – вспомогательная таблица для основной, в которой будет содержаться символ маркера, а также его небольшое описание.</w:t>
+      </w:r>
+    </w:p>
+    <w:p>
+      <w:pPr>
+        <w:spacing w:after="0" w:line="360" w:lineRule="auto"/>
         <w:ind w:firstLine="709"/>
         <w:jc w:val="center"/>
         <w:rPr>
@@ -7366,120 +8063,6 @@
           <w:noProof/>
           <w:szCs w:val="28"/>
         </w:rPr>
-        <w:t xml:space="preserve">Рисунок 1 – </w:t>
-      </w:r>
-      <w:r>
-        <w:rPr>
-          <w:rFonts w:cs="Times New Roman"/>
-          <w:noProof/>
-          <w:szCs w:val="28"/>
-          <w:lang w:val="en-US"/>
-        </w:rPr>
-        <w:t>ERD</w:t>
-      </w:r>
-      <w:r>
-        <w:rPr>
-          <w:rFonts w:cs="Times New Roman"/>
-          <w:noProof/>
-          <w:szCs w:val="28"/>
-        </w:rPr>
-        <w:t xml:space="preserve"> Базы данныз</w:t>
-      </w:r>
-    </w:p>
-    <w:p>
-      <w:pPr>
-        <w:spacing w:after="0" w:line="360" w:lineRule="auto"/>
-        <w:ind w:firstLine="709"/>
-        <w:rPr>
-          <w:rFonts w:cs="Times New Roman"/>
-          <w:noProof/>
-          <w:szCs w:val="28"/>
-        </w:rPr>
-      </w:pPr>
-      <w:r>
-        <w:rPr>
-          <w:rFonts w:cs="Times New Roman"/>
-          <w:noProof/>
-          <w:szCs w:val="28"/>
-        </w:rPr>
-        <w:t>Так у пользователя будут роли: простой пользователь, администратор, гость. Это позволит сделать разграничение функционала, чтобы пользователь не мог удалять/добавлять данные, так как это будет возможность администратора.</w:t>
-      </w:r>
-    </w:p>
-    <w:p>
-      <w:pPr>
-        <w:spacing w:after="0" w:line="360" w:lineRule="auto"/>
-        <w:ind w:firstLine="709"/>
-        <w:rPr>
-          <w:rFonts w:cs="Times New Roman"/>
-          <w:noProof/>
-          <w:szCs w:val="28"/>
-        </w:rPr>
-      </w:pPr>
-      <w:r>
-        <w:rPr>
-          <w:rFonts w:cs="Times New Roman"/>
-          <w:noProof/>
-          <w:szCs w:val="28"/>
-        </w:rPr>
-        <w:t>О студентах будет храниться общая информация: ФИО, номер комнаты(в данном случае вся комната).</w:t>
-      </w:r>
-    </w:p>
-    <w:p>
-      <w:pPr>
-        <w:spacing w:after="0" w:line="360" w:lineRule="auto"/>
-        <w:ind w:firstLine="709"/>
-        <w:rPr>
-          <w:rFonts w:cs="Times New Roman"/>
-          <w:noProof/>
-          <w:szCs w:val="28"/>
-        </w:rPr>
-      </w:pPr>
-      <w:r>
-        <w:rPr>
-          <w:rFonts w:cs="Times New Roman"/>
-          <w:noProof/>
-          <w:szCs w:val="28"/>
-        </w:rPr>
-        <w:t>Основная таблица в данном приложение будет «Журнал посещаемости», каждое поле которого будет содержать некоторую информацию: студент, комнату, маркер, дату проведенной проверки.</w:t>
-      </w:r>
-    </w:p>
-    <w:p>
-      <w:pPr>
-        <w:spacing w:after="0" w:line="360" w:lineRule="auto"/>
-        <w:ind w:firstLine="709"/>
-        <w:rPr>
-          <w:rFonts w:cs="Times New Roman"/>
-          <w:noProof/>
-          <w:szCs w:val="28"/>
-        </w:rPr>
-      </w:pPr>
-      <w:r>
-        <w:rPr>
-          <w:rFonts w:cs="Times New Roman"/>
-          <w:noProof/>
-          <w:szCs w:val="28"/>
-        </w:rPr>
-        <w:t>Маркеры – вспомогательная таблица для основной, в которой будет содержаться символ маркера, а также его небольшое описание.</w:t>
-      </w:r>
-    </w:p>
-    <w:p>
-      <w:pPr>
-        <w:spacing w:after="0" w:line="360" w:lineRule="auto"/>
-        <w:ind w:firstLine="709"/>
-        <w:jc w:val="center"/>
-        <w:rPr>
-          <w:rFonts w:cs="Times New Roman"/>
-          <w:noProof/>
-          <w:szCs w:val="28"/>
-        </w:rPr>
-      </w:pPr>
-      <w:r>
-        <w:rPr>
-          <w:rFonts w:cs="Times New Roman"/>
-          <w:noProof/>
-          <w:szCs w:val="28"/>
-        </w:rPr>
-        <w:lastRenderedPageBreak/>
         <w:drawing>
           <wp:inline distT="0" distB="0" distL="0" distR="0" wp14:anchorId="0381A150" wp14:editId="1F1635A2">
             <wp:extent cx="5201376" cy="1733792"/>
@@ -7535,7 +8118,23 @@
           <w:noProof/>
           <w:szCs w:val="28"/>
         </w:rPr>
-        <w:t>Рисунок 2 – таблица «Роли»</w:t>
+        <w:t xml:space="preserve">Рисунок </w:t>
+      </w:r>
+      <w:r>
+        <w:rPr>
+          <w:rFonts w:cs="Times New Roman"/>
+          <w:noProof/>
+          <w:szCs w:val="28"/>
+        </w:rPr>
+        <w:t>3</w:t>
+      </w:r>
+      <w:r>
+        <w:rPr>
+          <w:rFonts w:cs="Times New Roman"/>
+          <w:noProof/>
+          <w:szCs w:val="28"/>
+        </w:rPr>
+        <w:t xml:space="preserve"> – таблица «Роли»</w:t>
       </w:r>
       <w:bookmarkEnd w:id="24"/>
     </w:p>
@@ -7610,7 +8209,23 @@
           <w:noProof/>
           <w:szCs w:val="28"/>
         </w:rPr>
-        <w:t>Рисунок 3 – таблица «Пользователи»</w:t>
+        <w:t xml:space="preserve">Рисунок </w:t>
+      </w:r>
+      <w:r>
+        <w:rPr>
+          <w:rFonts w:cs="Times New Roman"/>
+          <w:noProof/>
+          <w:szCs w:val="28"/>
+        </w:rPr>
+        <w:t>4</w:t>
+      </w:r>
+      <w:r>
+        <w:rPr>
+          <w:rFonts w:cs="Times New Roman"/>
+          <w:noProof/>
+          <w:szCs w:val="28"/>
+        </w:rPr>
+        <w:t xml:space="preserve"> – таблица «Пользователи»</w:t>
       </w:r>
     </w:p>
     <w:p>
@@ -7684,7 +8299,23 @@
           <w:noProof/>
           <w:szCs w:val="28"/>
         </w:rPr>
-        <w:t>Рисунок 4 – таблица «Маркеры»</w:t>
+        <w:t xml:space="preserve">Рисунок </w:t>
+      </w:r>
+      <w:r>
+        <w:rPr>
+          <w:rFonts w:cs="Times New Roman"/>
+          <w:noProof/>
+          <w:szCs w:val="28"/>
+        </w:rPr>
+        <w:t>5</w:t>
+      </w:r>
+      <w:r>
+        <w:rPr>
+          <w:rFonts w:cs="Times New Roman"/>
+          <w:noProof/>
+          <w:szCs w:val="28"/>
+        </w:rPr>
+        <w:t xml:space="preserve"> – таблица «Маркеры»</w:t>
       </w:r>
     </w:p>
     <w:p>
@@ -7703,6 +8334,7 @@
           <w:noProof/>
           <w:szCs w:val="28"/>
         </w:rPr>
+        <w:lastRenderedPageBreak/>
         <w:drawing>
           <wp:inline distT="0" distB="0" distL="0" distR="0" wp14:anchorId="7745AFA8" wp14:editId="4770AB67">
             <wp:extent cx="5372850" cy="1609950"/>
@@ -7757,8 +8389,23 @@
           <w:noProof/>
           <w:szCs w:val="28"/>
         </w:rPr>
-        <w:lastRenderedPageBreak/>
-        <w:t>Рисунок 5 – таблица «Комнаты»</w:t>
+        <w:t xml:space="preserve">Рисунок </w:t>
+      </w:r>
+      <w:r>
+        <w:rPr>
+          <w:rFonts w:cs="Times New Roman"/>
+          <w:noProof/>
+          <w:szCs w:val="28"/>
+        </w:rPr>
+        <w:t>6</w:t>
+      </w:r>
+      <w:r>
+        <w:rPr>
+          <w:rFonts w:cs="Times New Roman"/>
+          <w:noProof/>
+          <w:szCs w:val="28"/>
+        </w:rPr>
+        <w:t xml:space="preserve"> – таблица «Комнаты»</w:t>
       </w:r>
     </w:p>
     <w:p>
@@ -7832,7 +8479,23 @@
           <w:noProof/>
           <w:szCs w:val="28"/>
         </w:rPr>
-        <w:t>Рисунок 6 – таблица «Логи журнала посещаемости»</w:t>
+        <w:t xml:space="preserve">Рисунок </w:t>
+      </w:r>
+      <w:r>
+        <w:rPr>
+          <w:rFonts w:cs="Times New Roman"/>
+          <w:noProof/>
+          <w:szCs w:val="28"/>
+        </w:rPr>
+        <w:t>7</w:t>
+      </w:r>
+      <w:r>
+        <w:rPr>
+          <w:rFonts w:cs="Times New Roman"/>
+          <w:noProof/>
+          <w:szCs w:val="28"/>
+        </w:rPr>
+        <w:t xml:space="preserve"> – таблица «Логи журнала посещаемости»</w:t>
       </w:r>
     </w:p>
     <w:p>
@@ -7968,6 +8631,7 @@
           <w:noProof/>
           <w:szCs w:val="28"/>
         </w:rPr>
+        <w:lastRenderedPageBreak/>
         <w:t>На форме добавления, которая доступна только администратору пользователь может поставить маркер студенту из списка, а также вернуться на форму просмотра.</w:t>
       </w:r>
     </w:p>
@@ -7988,7 +8652,6 @@
           <w:noProof/>
           <w:szCs w:val="28"/>
         </w:rPr>
-        <w:lastRenderedPageBreak/>
         <w:drawing>
           <wp:inline distT="0" distB="0" distL="0" distR="0" wp14:anchorId="6C6B2E4B" wp14:editId="66DBD34D">
             <wp:extent cx="7162587" cy="4977442"/>
@@ -8043,7 +8706,23 @@
           <w:noProof/>
           <w:szCs w:val="28"/>
         </w:rPr>
-        <w:t>Рисунок 7 – диаграмма вариантов использования, возможных действий пользователей</w:t>
+        <w:t xml:space="preserve">Рисунок </w:t>
+      </w:r>
+      <w:r>
+        <w:rPr>
+          <w:rFonts w:cs="Times New Roman"/>
+          <w:noProof/>
+          <w:szCs w:val="28"/>
+        </w:rPr>
+        <w:t>8</w:t>
+      </w:r>
+      <w:r>
+        <w:rPr>
+          <w:rFonts w:cs="Times New Roman"/>
+          <w:noProof/>
+          <w:szCs w:val="28"/>
+        </w:rPr>
+        <w:t xml:space="preserve"> – диаграмма вариантов использования, возможных действий пользователей</w:t>
       </w:r>
     </w:p>
     <w:p>
@@ -8159,7 +8838,23 @@
           <w:noProof/>
           <w:szCs w:val="28"/>
         </w:rPr>
-        <w:t>Рисунок 8 – диаграмма деятельности, работа приложения</w:t>
+        <w:t xml:space="preserve">Рисунок </w:t>
+      </w:r>
+      <w:r>
+        <w:rPr>
+          <w:rFonts w:cs="Times New Roman"/>
+          <w:noProof/>
+          <w:szCs w:val="28"/>
+        </w:rPr>
+        <w:t>9</w:t>
+      </w:r>
+      <w:r>
+        <w:rPr>
+          <w:rFonts w:cs="Times New Roman"/>
+          <w:noProof/>
+          <w:szCs w:val="28"/>
+        </w:rPr>
+        <w:t xml:space="preserve"> – диаграмма деятельности, работа приложения</w:t>
       </w:r>
     </w:p>
     <w:p>
@@ -8412,10 +9107,10 @@
           <w:szCs w:val="28"/>
         </w:rPr>
         <w:drawing>
-          <wp:inline distT="0" distB="0" distL="0" distR="0" wp14:anchorId="35B44A14" wp14:editId="69438D44">
-            <wp:extent cx="5940425" cy="3115945"/>
-            <wp:effectExtent l="133350" t="114300" r="136525" b="160655"/>
-            <wp:docPr id="12" name="Picture 12"/>
+          <wp:inline distT="0" distB="0" distL="0" distR="0" wp14:anchorId="6D1CFF7C" wp14:editId="0960061D">
+            <wp:extent cx="5572125" cy="2950159"/>
+            <wp:effectExtent l="133350" t="114300" r="142875" b="155575"/>
+            <wp:docPr id="16" name="Picture 16"/>
             <wp:cNvGraphicFramePr>
               <a:graphicFrameLocks xmlns:a="http://schemas.openxmlformats.org/drawingml/2006/main" noChangeAspect="1"/>
             </wp:cNvGraphicFramePr>
@@ -8435,7 +9130,7 @@
                   <pic:spPr>
                     <a:xfrm>
                       <a:off x="0" y="0"/>
-                      <a:ext cx="5940425" cy="3115945"/>
+                      <a:ext cx="5580125" cy="2954395"/>
                     </a:xfrm>
                     <a:prstGeom prst="rect">
                       <a:avLst/>
@@ -8495,7 +9190,23 @@
           <w:noProof/>
           <w:szCs w:val="28"/>
         </w:rPr>
-        <w:t xml:space="preserve">Рисунок 9 – </w:t>
+        <w:t xml:space="preserve">Рисунок </w:t>
+      </w:r>
+      <w:r>
+        <w:rPr>
+          <w:rFonts w:cs="Times New Roman"/>
+          <w:noProof/>
+          <w:szCs w:val="28"/>
+        </w:rPr>
+        <w:t>10</w:t>
+      </w:r>
+      <w:r>
+        <w:rPr>
+          <w:rFonts w:cs="Times New Roman"/>
+          <w:noProof/>
+          <w:szCs w:val="28"/>
+        </w:rPr>
+        <w:t xml:space="preserve"> – </w:t>
       </w:r>
       <w:r>
         <w:rPr>
@@ -8558,10 +9269,10 @@
         </w:rPr>
         <w:lastRenderedPageBreak/>
         <w:drawing>
-          <wp:inline distT="0" distB="0" distL="0" distR="0" wp14:anchorId="3B16700D" wp14:editId="2AC30FA6">
-            <wp:extent cx="5772956" cy="5649113"/>
-            <wp:effectExtent l="171450" t="171450" r="170815" b="180340"/>
-            <wp:docPr id="13" name="Picture 13"/>
+          <wp:inline distT="0" distB="0" distL="0" distR="0" wp14:anchorId="5DFA292E" wp14:editId="68FE03F0">
+            <wp:extent cx="5940425" cy="4928235"/>
+            <wp:effectExtent l="133350" t="114300" r="136525" b="158115"/>
+            <wp:docPr id="17" name="Picture 17"/>
             <wp:cNvGraphicFramePr>
               <a:graphicFrameLocks xmlns:a="http://schemas.openxmlformats.org/drawingml/2006/main" noChangeAspect="1"/>
             </wp:cNvGraphicFramePr>
@@ -8581,172 +9292,7 @@
                   <pic:spPr>
                     <a:xfrm>
                       <a:off x="0" y="0"/>
-                      <a:ext cx="5772956" cy="5649113"/>
-                    </a:xfrm>
-                    <a:prstGeom prst="rect">
-                      <a:avLst/>
-                    </a:prstGeom>
-                    <a:solidFill>
-                      <a:srgbClr val="FFFFFF">
-                        <a:shade val="85000"/>
-                      </a:srgbClr>
-                    </a:solidFill>
-                    <a:ln w="190500" cap="rnd">
-                      <a:solidFill>
-                        <a:srgbClr val="FFFFFF"/>
-                      </a:solidFill>
-                    </a:ln>
-                    <a:effectLst>
-                      <a:outerShdw blurRad="50000" algn="tl" rotWithShape="0">
-                        <a:srgbClr val="000000">
-                          <a:alpha val="41000"/>
-                        </a:srgbClr>
-                      </a:outerShdw>
-                    </a:effectLst>
-                    <a:scene3d>
-                      <a:camera prst="orthographicFront"/>
-                      <a:lightRig rig="twoPt" dir="t">
-                        <a:rot lat="0" lon="0" rev="7800000"/>
-                      </a:lightRig>
-                    </a:scene3d>
-                    <a:sp3d contourW="6350">
-                      <a:bevelT w="50800" h="16510"/>
-                      <a:contourClr>
-                        <a:srgbClr val="C0C0C0"/>
-                      </a:contourClr>
-                    </a:sp3d>
-                  </pic:spPr>
-                </pic:pic>
-              </a:graphicData>
-            </a:graphic>
-          </wp:inline>
-        </w:drawing>
-      </w:r>
-    </w:p>
-    <w:p>
-      <w:pPr>
-        <w:spacing w:after="0" w:line="360" w:lineRule="auto"/>
-        <w:ind w:left="-993"/>
-        <w:jc w:val="center"/>
-        <w:rPr>
-          <w:rFonts w:cs="Times New Roman"/>
-          <w:noProof/>
-          <w:szCs w:val="28"/>
-        </w:rPr>
-      </w:pPr>
-      <w:r>
-        <w:rPr>
-          <w:rFonts w:cs="Times New Roman"/>
-          <w:noProof/>
-          <w:szCs w:val="28"/>
-        </w:rPr>
-        <w:t xml:space="preserve">Рисунок </w:t>
-      </w:r>
-      <w:r>
-        <w:rPr>
-          <w:rFonts w:cs="Times New Roman"/>
-          <w:noProof/>
-          <w:szCs w:val="28"/>
-        </w:rPr>
-        <w:t>10</w:t>
-      </w:r>
-      <w:r>
-        <w:rPr>
-          <w:rFonts w:cs="Times New Roman"/>
-          <w:noProof/>
-          <w:szCs w:val="28"/>
-        </w:rPr>
-        <w:t xml:space="preserve"> –диагрмма </w:t>
-      </w:r>
-      <w:r>
-        <w:rPr>
-          <w:rFonts w:cs="Times New Roman"/>
-          <w:noProof/>
-          <w:szCs w:val="28"/>
-        </w:rPr>
-        <w:t xml:space="preserve">декомпозиции </w:t>
-      </w:r>
-      <w:r>
-        <w:rPr>
-          <w:rFonts w:cs="Times New Roman"/>
-          <w:noProof/>
-          <w:szCs w:val="28"/>
-          <w:lang w:val="en-US"/>
-        </w:rPr>
-        <w:t>IDEF</w:t>
-      </w:r>
-      <w:r>
-        <w:rPr>
-          <w:rFonts w:cs="Times New Roman"/>
-          <w:noProof/>
-          <w:szCs w:val="28"/>
-        </w:rPr>
-        <w:t xml:space="preserve">0 </w:t>
-      </w:r>
-      <w:r>
-        <w:rPr>
-          <w:rFonts w:cs="Times New Roman"/>
-          <w:noProof/>
-          <w:szCs w:val="28"/>
-        </w:rPr>
-        <w:t>работы приложения</w:t>
-      </w:r>
-    </w:p>
-    <w:p>
-      <w:pPr>
-        <w:spacing w:after="0" w:line="360" w:lineRule="auto"/>
-        <w:ind w:left="-993"/>
-        <w:jc w:val="center"/>
-        <w:rPr>
-          <w:rFonts w:cs="Times New Roman"/>
-          <w:noProof/>
-          <w:szCs w:val="28"/>
-        </w:rPr>
-      </w:pPr>
-    </w:p>
-    <w:p>
-      <w:pPr>
-        <w:spacing w:after="0" w:line="360" w:lineRule="auto"/>
-        <w:ind w:left="-993"/>
-        <w:jc w:val="center"/>
-        <w:rPr>
-          <w:rFonts w:cs="Times New Roman"/>
-          <w:noProof/>
-          <w:szCs w:val="28"/>
-        </w:rPr>
-      </w:pPr>
-      <w:r>
-        <w:rPr>
-          <w:rFonts w:cs="Times New Roman"/>
-          <w:noProof/>
-          <w:szCs w:val="28"/>
-        </w:rPr>
-        <w:lastRenderedPageBreak/>
-        <w:drawing>
-          <wp:inline distT="0" distB="0" distL="0" distR="0" wp14:anchorId="5A823418" wp14:editId="7520D652">
-            <wp:extent cx="5940425" cy="2556510"/>
-            <wp:effectExtent l="133350" t="114300" r="136525" b="167640"/>
-            <wp:docPr id="14" name="Picture 14"/>
-            <wp:cNvGraphicFramePr>
-              <a:graphicFrameLocks xmlns:a="http://schemas.openxmlformats.org/drawingml/2006/main" noChangeAspect="1"/>
-            </wp:cNvGraphicFramePr>
-            <a:graphic xmlns:a="http://schemas.openxmlformats.org/drawingml/2006/main">
-              <a:graphicData uri="http://schemas.openxmlformats.org/drawingml/2006/picture">
-                <pic:pic xmlns:pic="http://schemas.openxmlformats.org/drawingml/2006/picture">
-                  <pic:nvPicPr>
-                    <pic:cNvPr id="1" name=""/>
-                    <pic:cNvPicPr/>
-                  </pic:nvPicPr>
-                  <pic:blipFill>
-                    <a:blip r:embed="rId17"/>
-                    <a:stretch>
-                      <a:fillRect/>
-                    </a:stretch>
-                  </pic:blipFill>
-                  <pic:spPr>
-                    <a:xfrm>
-                      <a:off x="0" y="0"/>
-                      <a:ext cx="5940425" cy="2556510"/>
+                      <a:ext cx="5940425" cy="4928235"/>
                     </a:xfrm>
                     <a:prstGeom prst="rect">
                       <a:avLst/>
@@ -8822,23 +9368,7 @@
           <w:noProof/>
           <w:szCs w:val="28"/>
         </w:rPr>
-        <w:t xml:space="preserve"> –</w:t>
-      </w:r>
-      <w:r>
-        <w:rPr>
-          <w:rFonts w:cs="Times New Roman"/>
-          <w:noProof/>
-          <w:szCs w:val="28"/>
-        </w:rPr>
-        <w:t>дерево узлов</w:t>
-      </w:r>
-      <w:r>
-        <w:rPr>
-          <w:rFonts w:cs="Times New Roman"/>
-          <w:noProof/>
-          <w:szCs w:val="28"/>
-        </w:rPr>
-        <w:t xml:space="preserve"> </w:t>
+        <w:t xml:space="preserve"> –диагрмма декомпозиции </w:t>
       </w:r>
       <w:r>
         <w:rPr>
@@ -8880,86 +9410,20 @@
     </w:p>
     <w:p>
       <w:pPr>
-        <w:pStyle w:val="a1"/>
-        <w:ind w:firstLine="709"/>
-        <w:rPr>
-          <w:rFonts w:eastAsia="Times New Roman" w:cs="Times New Roman"/>
-          <w:noProof/>
-          <w:szCs w:val="28"/>
-        </w:rPr>
-      </w:pPr>
-      <w:bookmarkStart w:id="25" w:name="_Toc152028473"/>
-      <w:bookmarkStart w:id="26" w:name="_Toc152880599"/>
-      <w:r>
-        <w:rPr>
-          <w:rFonts w:eastAsia="Times New Roman" w:cs="Times New Roman"/>
-          <w:noProof/>
-          <w:szCs w:val="28"/>
-        </w:rPr>
-        <w:t>2.3 Разработка графического интерфейса приложения</w:t>
-      </w:r>
-      <w:bookmarkEnd w:id="23"/>
-      <w:bookmarkEnd w:id="25"/>
-      <w:bookmarkEnd w:id="26"/>
-    </w:p>
-    <w:p>
-      <w:pPr>
-        <w:spacing w:after="0" w:line="360" w:lineRule="auto"/>
-        <w:ind w:firstLine="709"/>
-        <w:rPr>
-          <w:rFonts w:cs="Times New Roman"/>
-          <w:szCs w:val="28"/>
-        </w:rPr>
-      </w:pPr>
-      <w:r>
-        <w:rPr>
-          <w:rFonts w:cs="Times New Roman"/>
-          <w:szCs w:val="28"/>
-        </w:rPr>
-        <w:t>Создание красивого и интуитивно понятного интерфейса программы имеет большое значение, так как это делает использование приложения более удобным и приятным для пользователей. Жильцы будут легко находить необходимую информацию, оставлять отзывы и обращения, что повысит удовлетворенность клиентов и улучшит общее впечатление об общежитии.</w:t>
-      </w:r>
-    </w:p>
-    <w:p>
-      <w:pPr>
-        <w:spacing w:after="0" w:line="360" w:lineRule="auto"/>
-        <w:ind w:firstLine="709"/>
-        <w:rPr>
-          <w:rFonts w:cs="Times New Roman"/>
-          <w:noProof/>
-          <w:szCs w:val="28"/>
-        </w:rPr>
-      </w:pPr>
-      <w:r>
-        <w:rPr>
-          <w:rFonts w:cs="Times New Roman"/>
-          <w:noProof/>
-          <w:szCs w:val="28"/>
-        </w:rPr>
-        <w:t>Интуитивно понятный интерфейс уменьшает время обучения жильцов использованию приложения, что экономит время администрации и повышает эффективность работы всей системы управления общежитием.</w:t>
-      </w:r>
-    </w:p>
-    <w:p>
-      <w:pPr>
-        <w:spacing w:after="0" w:line="360" w:lineRule="auto"/>
-        <w:ind w:firstLine="709"/>
-        <w:rPr>
-          <w:rFonts w:cs="Times New Roman"/>
-          <w:noProof/>
-          <w:szCs w:val="28"/>
-        </w:rPr>
-      </w:pPr>
-      <w:r>
-        <w:rPr>
-          <w:rFonts w:cs="Times New Roman"/>
-          <w:noProof/>
-          <w:szCs w:val="28"/>
-        </w:rPr>
-        <w:t>Красивый дизайн также создает позитивное впечатление о общежитии в целом, что способствует укреплению репутации и привлечению новых клиентов.</w:t>
-      </w:r>
-    </w:p>
-    <w:p>
-      <w:pPr>
-        <w:spacing w:after="0" w:line="360" w:lineRule="auto"/>
+        <w:spacing w:after="0" w:line="360" w:lineRule="auto"/>
+        <w:ind w:left="-993"/>
+        <w:jc w:val="center"/>
+        <w:rPr>
+          <w:rFonts w:cs="Times New Roman"/>
+          <w:noProof/>
+          <w:szCs w:val="28"/>
+        </w:rPr>
+      </w:pPr>
+    </w:p>
+    <w:p>
+      <w:pPr>
+        <w:spacing w:after="0" w:line="360" w:lineRule="auto"/>
+        <w:ind w:left="-993"/>
         <w:jc w:val="center"/>
         <w:rPr>
           <w:rFonts w:cs="Times New Roman"/>
@@ -8975,10 +9439,10 @@
         </w:rPr>
         <w:lastRenderedPageBreak/>
         <w:drawing>
-          <wp:inline distT="0" distB="0" distL="0" distR="0" wp14:anchorId="101E41A5" wp14:editId="73C90BB0">
-            <wp:extent cx="5940425" cy="3007995"/>
-            <wp:effectExtent l="133350" t="114300" r="136525" b="173355"/>
-            <wp:docPr id="9" name="Picture 9"/>
+          <wp:inline distT="0" distB="0" distL="0" distR="0" wp14:anchorId="5A823418" wp14:editId="45946734">
+            <wp:extent cx="6650222" cy="2861977"/>
+            <wp:effectExtent l="133350" t="114300" r="132080" b="167005"/>
+            <wp:docPr id="14" name="Picture 14"/>
             <wp:cNvGraphicFramePr>
               <a:graphicFrameLocks xmlns:a="http://schemas.openxmlformats.org/drawingml/2006/main" noChangeAspect="1"/>
             </wp:cNvGraphicFramePr>
@@ -8990,7 +9454,7 @@
                     <pic:cNvPicPr/>
                   </pic:nvPicPr>
                   <pic:blipFill>
-                    <a:blip r:embed="rId18"/>
+                    <a:blip r:embed="rId17"/>
                     <a:stretch>
                       <a:fillRect/>
                     </a:stretch>
@@ -8998,7 +9462,7 @@
                   <pic:spPr>
                     <a:xfrm>
                       <a:off x="0" y="0"/>
-                      <a:ext cx="5940425" cy="3007995"/>
+                      <a:ext cx="6681586" cy="2875475"/>
                     </a:xfrm>
                     <a:prstGeom prst="rect">
                       <a:avLst/>
@@ -9044,6 +9508,7 @@
     <w:p>
       <w:pPr>
         <w:spacing w:after="0" w:line="360" w:lineRule="auto"/>
+        <w:ind w:left="-993"/>
         <w:jc w:val="center"/>
         <w:rPr>
           <w:rFonts w:cs="Times New Roman"/>
@@ -9057,6 +9522,229 @@
           <w:noProof/>
           <w:szCs w:val="28"/>
         </w:rPr>
+        <w:t>Рисунок 1</w:t>
+      </w:r>
+      <w:r>
+        <w:rPr>
+          <w:rFonts w:cs="Times New Roman"/>
+          <w:noProof/>
+          <w:szCs w:val="28"/>
+        </w:rPr>
+        <w:t>2</w:t>
+      </w:r>
+      <w:r>
+        <w:rPr>
+          <w:rFonts w:cs="Times New Roman"/>
+          <w:noProof/>
+          <w:szCs w:val="28"/>
+        </w:rPr>
+        <w:t xml:space="preserve"> –дерево узлов </w:t>
+      </w:r>
+      <w:r>
+        <w:rPr>
+          <w:rFonts w:cs="Times New Roman"/>
+          <w:noProof/>
+          <w:szCs w:val="28"/>
+          <w:lang w:val="en-US"/>
+        </w:rPr>
+        <w:t>IDEF</w:t>
+      </w:r>
+      <w:r>
+        <w:rPr>
+          <w:rFonts w:cs="Times New Roman"/>
+          <w:noProof/>
+          <w:szCs w:val="28"/>
+        </w:rPr>
+        <w:t xml:space="preserve">0 </w:t>
+      </w:r>
+      <w:r>
+        <w:rPr>
+          <w:rFonts w:cs="Times New Roman"/>
+          <w:noProof/>
+          <w:szCs w:val="28"/>
+        </w:rPr>
+        <w:t>работы приложения</w:t>
+      </w:r>
+    </w:p>
+    <w:p>
+      <w:pPr>
+        <w:pStyle w:val="a1"/>
+        <w:ind w:firstLine="709"/>
+        <w:rPr>
+          <w:rFonts w:eastAsia="Times New Roman" w:cs="Times New Roman"/>
+          <w:noProof/>
+          <w:szCs w:val="28"/>
+        </w:rPr>
+      </w:pPr>
+      <w:bookmarkStart w:id="25" w:name="_Toc152028473"/>
+      <w:bookmarkStart w:id="26" w:name="_Toc152880599"/>
+      <w:r>
+        <w:rPr>
+          <w:rFonts w:eastAsia="Times New Roman" w:cs="Times New Roman"/>
+          <w:noProof/>
+          <w:szCs w:val="28"/>
+        </w:rPr>
+        <w:t>2.3 Разработка графического интерфейса приложения</w:t>
+      </w:r>
+      <w:bookmarkEnd w:id="23"/>
+      <w:bookmarkEnd w:id="25"/>
+      <w:bookmarkEnd w:id="26"/>
+    </w:p>
+    <w:p>
+      <w:pPr>
+        <w:spacing w:after="0" w:line="360" w:lineRule="auto"/>
+        <w:ind w:firstLine="709"/>
+        <w:rPr>
+          <w:rFonts w:cs="Times New Roman"/>
+          <w:szCs w:val="28"/>
+        </w:rPr>
+      </w:pPr>
+      <w:r>
+        <w:rPr>
+          <w:rFonts w:cs="Times New Roman"/>
+          <w:szCs w:val="28"/>
+        </w:rPr>
+        <w:t>Создание красивого и интуитивно понятного интерфейса программы имеет большое значение, так как это делает использование приложения более удобным и приятным для пользователей. Жильцы будут легко находить необходимую информацию, оставлять отзывы и обращения, что повысит удовлетворенность клиентов и улучшит общее впечатление об общежитии.</w:t>
+      </w:r>
+    </w:p>
+    <w:p>
+      <w:pPr>
+        <w:spacing w:after="0" w:line="360" w:lineRule="auto"/>
+        <w:ind w:firstLine="709"/>
+        <w:rPr>
+          <w:rFonts w:cs="Times New Roman"/>
+          <w:noProof/>
+          <w:szCs w:val="28"/>
+        </w:rPr>
+      </w:pPr>
+      <w:r>
+        <w:rPr>
+          <w:rFonts w:cs="Times New Roman"/>
+          <w:noProof/>
+          <w:szCs w:val="28"/>
+        </w:rPr>
+        <w:t>Интуитивно понятный интерфейс уменьшает время обучения жильцов использованию приложения, что экономит время администрации и повышает эффективность работы всей системы управления общежитием.</w:t>
+      </w:r>
+    </w:p>
+    <w:p>
+      <w:pPr>
+        <w:spacing w:after="0" w:line="360" w:lineRule="auto"/>
+        <w:ind w:firstLine="709"/>
+        <w:rPr>
+          <w:rFonts w:cs="Times New Roman"/>
+          <w:noProof/>
+          <w:szCs w:val="28"/>
+        </w:rPr>
+      </w:pPr>
+      <w:r>
+        <w:rPr>
+          <w:rFonts w:cs="Times New Roman"/>
+          <w:noProof/>
+          <w:szCs w:val="28"/>
+        </w:rPr>
+        <w:t>Красивый дизайн также создает позитивное впечатление о общежитии в целом, что способствует укреплению репутации и привлечению новых клиентов.</w:t>
+      </w:r>
+    </w:p>
+    <w:p>
+      <w:pPr>
+        <w:spacing w:after="0" w:line="360" w:lineRule="auto"/>
+        <w:jc w:val="center"/>
+        <w:rPr>
+          <w:rFonts w:cs="Times New Roman"/>
+          <w:noProof/>
+          <w:szCs w:val="28"/>
+        </w:rPr>
+      </w:pPr>
+      <w:r>
+        <w:rPr>
+          <w:rFonts w:cs="Times New Roman"/>
+          <w:noProof/>
+          <w:szCs w:val="28"/>
+        </w:rPr>
+        <w:lastRenderedPageBreak/>
+        <w:drawing>
+          <wp:inline distT="0" distB="0" distL="0" distR="0" wp14:anchorId="101E41A5" wp14:editId="5CC58F9F">
+            <wp:extent cx="6103159" cy="3090397"/>
+            <wp:effectExtent l="133350" t="114300" r="107315" b="148590"/>
+            <wp:docPr id="9" name="Picture 9"/>
+            <wp:cNvGraphicFramePr>
+              <a:graphicFrameLocks xmlns:a="http://schemas.openxmlformats.org/drawingml/2006/main" noChangeAspect="1"/>
+            </wp:cNvGraphicFramePr>
+            <a:graphic xmlns:a="http://schemas.openxmlformats.org/drawingml/2006/main">
+              <a:graphicData uri="http://schemas.openxmlformats.org/drawingml/2006/picture">
+                <pic:pic xmlns:pic="http://schemas.openxmlformats.org/drawingml/2006/picture">
+                  <pic:nvPicPr>
+                    <pic:cNvPr id="1" name=""/>
+                    <pic:cNvPicPr/>
+                  </pic:nvPicPr>
+                  <pic:blipFill>
+                    <a:blip r:embed="rId18"/>
+                    <a:stretch>
+                      <a:fillRect/>
+                    </a:stretch>
+                  </pic:blipFill>
+                  <pic:spPr>
+                    <a:xfrm>
+                      <a:off x="0" y="0"/>
+                      <a:ext cx="6110653" cy="3094192"/>
+                    </a:xfrm>
+                    <a:prstGeom prst="rect">
+                      <a:avLst/>
+                    </a:prstGeom>
+                    <a:solidFill>
+                      <a:srgbClr val="FFFFFF">
+                        <a:shade val="85000"/>
+                      </a:srgbClr>
+                    </a:solidFill>
+                    <a:ln w="88900" cap="sq">
+                      <a:solidFill>
+                        <a:srgbClr val="FFFFFF"/>
+                      </a:solidFill>
+                      <a:miter lim="800000"/>
+                    </a:ln>
+                    <a:effectLst>
+                      <a:outerShdw blurRad="55000" dist="18000" dir="5400000" algn="tl" rotWithShape="0">
+                        <a:srgbClr val="000000">
+                          <a:alpha val="40000"/>
+                        </a:srgbClr>
+                      </a:outerShdw>
+                    </a:effectLst>
+                    <a:scene3d>
+                      <a:camera prst="orthographicFront"/>
+                      <a:lightRig rig="twoPt" dir="t">
+                        <a:rot lat="0" lon="0" rev="7200000"/>
+                      </a:lightRig>
+                    </a:scene3d>
+                    <a:sp3d>
+                      <a:bevelT w="25400" h="19050"/>
+                      <a:contourClr>
+                        <a:srgbClr val="FFFFFF"/>
+                      </a:contourClr>
+                    </a:sp3d>
+                  </pic:spPr>
+                </pic:pic>
+              </a:graphicData>
+            </a:graphic>
+          </wp:inline>
+        </w:drawing>
+      </w:r>
+    </w:p>
+    <w:p>
+      <w:pPr>
+        <w:spacing w:after="0" w:line="360" w:lineRule="auto"/>
+        <w:jc w:val="center"/>
+        <w:rPr>
+          <w:rFonts w:cs="Times New Roman"/>
+          <w:noProof/>
+          <w:szCs w:val="28"/>
+        </w:rPr>
+      </w:pPr>
+      <w:r>
+        <w:rPr>
+          <w:rFonts w:cs="Times New Roman"/>
+          <w:noProof/>
+          <w:szCs w:val="28"/>
+        </w:rPr>
         <w:t xml:space="preserve">Рисунок </w:t>
       </w:r>
       <w:r>
@@ -9073,15 +9761,31 @@
           <w:noProof/>
           <w:szCs w:val="28"/>
         </w:rPr>
-        <w:t>2</w:t>
-      </w:r>
-      <w:r>
-        <w:rPr>
-          <w:rFonts w:cs="Times New Roman"/>
-          <w:noProof/>
-          <w:szCs w:val="28"/>
-        </w:rPr>
-        <w:t xml:space="preserve"> – макет формы авторизации</w:t>
+        <w:t>3</w:t>
+      </w:r>
+      <w:r>
+        <w:rPr>
+          <w:rFonts w:cs="Times New Roman"/>
+          <w:noProof/>
+          <w:szCs w:val="28"/>
+        </w:rPr>
+        <w:t xml:space="preserve"> – </w:t>
+      </w:r>
+      <w:r>
+        <w:rPr>
+          <w:rFonts w:cs="Times New Roman"/>
+          <w:noProof/>
+          <w:szCs w:val="28"/>
+        </w:rPr>
+        <w:t>прототип</w:t>
+      </w:r>
+      <w:r>
+        <w:rPr>
+          <w:rFonts w:cs="Times New Roman"/>
+          <w:noProof/>
+          <w:szCs w:val="28"/>
+        </w:rPr>
+        <w:t xml:space="preserve"> формы авторизации</w:t>
       </w:r>
     </w:p>
     <w:p>
@@ -9230,15 +9934,31 @@
           <w:noProof/>
           <w:szCs w:val="28"/>
         </w:rPr>
-        <w:t>3</w:t>
-      </w:r>
-      <w:r>
-        <w:rPr>
-          <w:rFonts w:cs="Times New Roman"/>
-          <w:noProof/>
-          <w:szCs w:val="28"/>
-        </w:rPr>
-        <w:t xml:space="preserve"> – макет окна просмотра журнала</w:t>
+        <w:t>4</w:t>
+      </w:r>
+      <w:r>
+        <w:rPr>
+          <w:rFonts w:cs="Times New Roman"/>
+          <w:noProof/>
+          <w:szCs w:val="28"/>
+        </w:rPr>
+        <w:t xml:space="preserve"> – </w:t>
+      </w:r>
+      <w:r>
+        <w:rPr>
+          <w:rFonts w:cs="Times New Roman"/>
+          <w:noProof/>
+          <w:szCs w:val="28"/>
+        </w:rPr>
+        <w:t>прототип</w:t>
+      </w:r>
+      <w:r>
+        <w:rPr>
+          <w:rFonts w:cs="Times New Roman"/>
+          <w:noProof/>
+          <w:szCs w:val="28"/>
+        </w:rPr>
+        <w:t xml:space="preserve"> окна просмотра журнала</w:t>
       </w:r>
     </w:p>
     <w:p>
@@ -9277,9 +9997,9 @@
           <w:szCs w:val="28"/>
         </w:rPr>
         <w:drawing>
-          <wp:inline distT="0" distB="0" distL="0" distR="0" wp14:anchorId="7B833B02" wp14:editId="747BAB38">
-            <wp:extent cx="5672227" cy="2860064"/>
-            <wp:effectExtent l="133350" t="114300" r="119380" b="168910"/>
+          <wp:inline distT="0" distB="0" distL="0" distR="0" wp14:anchorId="7B833B02" wp14:editId="1246E7E1">
+            <wp:extent cx="5940425" cy="2995296"/>
+            <wp:effectExtent l="133350" t="114300" r="136525" b="167005"/>
             <wp:docPr id="11" name="Picture 11"/>
             <wp:cNvGraphicFramePr>
               <a:graphicFrameLocks xmlns:a="http://schemas.openxmlformats.org/drawingml/2006/main" noChangeAspect="1"/>
@@ -9300,7 +10020,7 @@
                   <pic:spPr>
                     <a:xfrm>
                       <a:off x="0" y="0"/>
-                      <a:ext cx="5678073" cy="2863012"/>
+                      <a:ext cx="5961741" cy="3006044"/>
                     </a:xfrm>
                     <a:prstGeom prst="rect">
                       <a:avLst/>
@@ -9368,15 +10088,31 @@
           <w:noProof/>
           <w:szCs w:val="28"/>
         </w:rPr>
-        <w:t>4</w:t>
-      </w:r>
-      <w:r>
-        <w:rPr>
-          <w:rFonts w:cs="Times New Roman"/>
-          <w:noProof/>
-          <w:szCs w:val="28"/>
-        </w:rPr>
-        <w:t xml:space="preserve"> – макет окна добавления нового отчета</w:t>
+        <w:t>5</w:t>
+      </w:r>
+      <w:r>
+        <w:rPr>
+          <w:rFonts w:cs="Times New Roman"/>
+          <w:noProof/>
+          <w:szCs w:val="28"/>
+        </w:rPr>
+        <w:t xml:space="preserve"> – </w:t>
+      </w:r>
+      <w:r>
+        <w:rPr>
+          <w:rFonts w:cs="Times New Roman"/>
+          <w:noProof/>
+          <w:szCs w:val="28"/>
+        </w:rPr>
+        <w:t>прототип</w:t>
+      </w:r>
+      <w:r>
+        <w:rPr>
+          <w:rFonts w:cs="Times New Roman"/>
+          <w:noProof/>
+          <w:szCs w:val="28"/>
+        </w:rPr>
+        <w:t xml:space="preserve"> окна добавления нового отчета</w:t>
       </w:r>
     </w:p>
     <w:p>
@@ -10434,13 +11170,23 @@
           <w:szCs w:val="28"/>
         </w:rPr>
       </w:pPr>
-      <w:r>
-        <w:rPr>
-          <w:rFonts w:cs="Times New Roman"/>
-          <w:szCs w:val="28"/>
-          <w:lang w:val="en-US"/>
-        </w:rPr>
-        <w:t>Sql Server</w:t>
+      <w:proofErr w:type="spellStart"/>
+      <w:r>
+        <w:rPr>
+          <w:rFonts w:cs="Times New Roman"/>
+          <w:szCs w:val="28"/>
+          <w:lang w:val="en-US"/>
+        </w:rPr>
+        <w:t>Sql</w:t>
+      </w:r>
+      <w:proofErr w:type="spellEnd"/>
+      <w:r>
+        <w:rPr>
+          <w:rFonts w:cs="Times New Roman"/>
+          <w:szCs w:val="28"/>
+          <w:lang w:val="en-US"/>
+        </w:rPr>
+        <w:t xml:space="preserve"> Server</w:t>
       </w:r>
       <w:r>
         <w:rPr>
@@ -11420,6 +12166,95 @@
     </w:lvl>
   </w:abstractNum>
   <w:abstractNum w:abstractNumId="2" w15:restartNumberingAfterBreak="0">
+    <w:nsid w:val="1E99036F"/>
+    <w:multiLevelType w:val="hybridMultilevel"/>
+    <w:tmpl w:val="254E89C2"/>
+    <w:lvl w:ilvl="0" w:tplc="602AB04E">
+      <w:start w:val="1"/>
+      <w:numFmt w:val="decimal"/>
+      <w:lvlText w:val="%1."/>
+      <w:lvlJc w:val="left"/>
+      <w:pPr>
+        <w:ind w:left="1069" w:hanging="360"/>
+      </w:pPr>
+      <w:rPr>
+        <w:rFonts w:hint="default"/>
+      </w:rPr>
+    </w:lvl>
+    <w:lvl w:ilvl="1" w:tplc="04190019" w:tentative="1">
+      <w:start w:val="1"/>
+      <w:numFmt w:val="lowerLetter"/>
+      <w:lvlText w:val="%2."/>
+      <w:lvlJc w:val="left"/>
+      <w:pPr>
+        <w:ind w:left="1789" w:hanging="360"/>
+      </w:pPr>
+    </w:lvl>
+    <w:lvl w:ilvl="2" w:tplc="0419001B" w:tentative="1">
+      <w:start w:val="1"/>
+      <w:numFmt w:val="lowerRoman"/>
+      <w:lvlText w:val="%3."/>
+      <w:lvlJc w:val="right"/>
+      <w:pPr>
+        <w:ind w:left="2509" w:hanging="180"/>
+      </w:pPr>
+    </w:lvl>
+    <w:lvl w:ilvl="3" w:tplc="0419000F" w:tentative="1">
+      <w:start w:val="1"/>
+      <w:numFmt w:val="decimal"/>
+      <w:lvlText w:val="%4."/>
+      <w:lvlJc w:val="left"/>
+      <w:pPr>
+        <w:ind w:left="3229" w:hanging="360"/>
+      </w:pPr>
+    </w:lvl>
+    <w:lvl w:ilvl="4" w:tplc="04190019" w:tentative="1">
+      <w:start w:val="1"/>
+      <w:numFmt w:val="lowerLetter"/>
+      <w:lvlText w:val="%5."/>
+      <w:lvlJc w:val="left"/>
+      <w:pPr>
+        <w:ind w:left="3949" w:hanging="360"/>
+      </w:pPr>
+    </w:lvl>
+    <w:lvl w:ilvl="5" w:tplc="0419001B" w:tentative="1">
+      <w:start w:val="1"/>
+      <w:numFmt w:val="lowerRoman"/>
+      <w:lvlText w:val="%6."/>
+      <w:lvlJc w:val="right"/>
+      <w:pPr>
+        <w:ind w:left="4669" w:hanging="180"/>
+      </w:pPr>
+    </w:lvl>
+    <w:lvl w:ilvl="6" w:tplc="0419000F" w:tentative="1">
+      <w:start w:val="1"/>
+      <w:numFmt w:val="decimal"/>
+      <w:lvlText w:val="%7."/>
+      <w:lvlJc w:val="left"/>
+      <w:pPr>
+        <w:ind w:left="5389" w:hanging="360"/>
+      </w:pPr>
+    </w:lvl>
+    <w:lvl w:ilvl="7" w:tplc="04190019" w:tentative="1">
+      <w:start w:val="1"/>
+      <w:numFmt w:val="lowerLetter"/>
+      <w:lvlText w:val="%8."/>
+      <w:lvlJc w:val="left"/>
+      <w:pPr>
+        <w:ind w:left="6109" w:hanging="360"/>
+      </w:pPr>
+    </w:lvl>
+    <w:lvl w:ilvl="8" w:tplc="0419001B" w:tentative="1">
+      <w:start w:val="1"/>
+      <w:numFmt w:val="lowerRoman"/>
+      <w:lvlText w:val="%9."/>
+      <w:lvlJc w:val="right"/>
+      <w:pPr>
+        <w:ind w:left="6829" w:hanging="180"/>
+      </w:pPr>
+    </w:lvl>
+  </w:abstractNum>
+  <w:abstractNum w:abstractNumId="3" w15:restartNumberingAfterBreak="0">
     <w:nsid w:val="27AF0F64"/>
     <w:multiLevelType w:val="hybridMultilevel"/>
     <w:tmpl w:val="E7B0F7D0"/>
@@ -11508,7 +12343,7 @@
       </w:pPr>
     </w:lvl>
   </w:abstractNum>
-  <w:abstractNum w:abstractNumId="3" w15:restartNumberingAfterBreak="0">
+  <w:abstractNum w:abstractNumId="4" w15:restartNumberingAfterBreak="0">
     <w:nsid w:val="33103327"/>
     <w:multiLevelType w:val="hybridMultilevel"/>
     <w:tmpl w:val="6A8E5E4A"/>
@@ -11597,7 +12432,7 @@
       </w:pPr>
     </w:lvl>
   </w:abstractNum>
-  <w:abstractNum w:abstractNumId="4" w15:restartNumberingAfterBreak="0">
+  <w:abstractNum w:abstractNumId="5" w15:restartNumberingAfterBreak="0">
     <w:nsid w:val="3B3479ED"/>
     <w:multiLevelType w:val="hybridMultilevel"/>
     <w:tmpl w:val="CAE67AFA"/>
@@ -11686,7 +12521,7 @@
       </w:pPr>
     </w:lvl>
   </w:abstractNum>
-  <w:abstractNum w:abstractNumId="5" w15:restartNumberingAfterBreak="0">
+  <w:abstractNum w:abstractNumId="6" w15:restartNumberingAfterBreak="0">
     <w:nsid w:val="3B766845"/>
     <w:multiLevelType w:val="hybridMultilevel"/>
     <w:tmpl w:val="67269AA2"/>
@@ -11775,7 +12610,7 @@
       </w:pPr>
     </w:lvl>
   </w:abstractNum>
-  <w:abstractNum w:abstractNumId="6" w15:restartNumberingAfterBreak="0">
+  <w:abstractNum w:abstractNumId="7" w15:restartNumberingAfterBreak="0">
     <w:nsid w:val="3CAE16E7"/>
     <w:multiLevelType w:val="hybridMultilevel"/>
     <w:tmpl w:val="A9EEB03C"/>
@@ -11987,7 +12822,7 @@
       </w:rPr>
     </w:lvl>
   </w:abstractNum>
-  <w:abstractNum w:abstractNumId="7" w15:restartNumberingAfterBreak="0">
+  <w:abstractNum w:abstractNumId="8" w15:restartNumberingAfterBreak="0">
     <w:nsid w:val="3CD57FD7"/>
     <w:multiLevelType w:val="hybridMultilevel"/>
     <w:tmpl w:val="446A0216"/>
@@ -12076,7 +12911,96 @@
       </w:pPr>
     </w:lvl>
   </w:abstractNum>
-  <w:abstractNum w:abstractNumId="8" w15:restartNumberingAfterBreak="0">
+  <w:abstractNum w:abstractNumId="9" w15:restartNumberingAfterBreak="0">
+    <w:nsid w:val="574F3BAE"/>
+    <w:multiLevelType w:val="hybridMultilevel"/>
+    <w:tmpl w:val="02083192"/>
+    <w:lvl w:ilvl="0" w:tplc="0419000F">
+      <w:start w:val="1"/>
+      <w:numFmt w:val="decimal"/>
+      <w:lvlText w:val="%1."/>
+      <w:lvlJc w:val="left"/>
+      <w:pPr>
+        <w:ind w:left="720" w:hanging="360"/>
+      </w:pPr>
+      <w:rPr>
+        <w:rFonts w:hint="default"/>
+      </w:rPr>
+    </w:lvl>
+    <w:lvl w:ilvl="1" w:tplc="04190019" w:tentative="1">
+      <w:start w:val="1"/>
+      <w:numFmt w:val="lowerLetter"/>
+      <w:lvlText w:val="%2."/>
+      <w:lvlJc w:val="left"/>
+      <w:pPr>
+        <w:ind w:left="1440" w:hanging="360"/>
+      </w:pPr>
+    </w:lvl>
+    <w:lvl w:ilvl="2" w:tplc="0419001B" w:tentative="1">
+      <w:start w:val="1"/>
+      <w:numFmt w:val="lowerRoman"/>
+      <w:lvlText w:val="%3."/>
+      <w:lvlJc w:val="right"/>
+      <w:pPr>
+        <w:ind w:left="2160" w:hanging="180"/>
+      </w:pPr>
+    </w:lvl>
+    <w:lvl w:ilvl="3" w:tplc="0419000F" w:tentative="1">
+      <w:start w:val="1"/>
+      <w:numFmt w:val="decimal"/>
+      <w:lvlText w:val="%4."/>
+      <w:lvlJc w:val="left"/>
+      <w:pPr>
+        <w:ind w:left="2880" w:hanging="360"/>
+      </w:pPr>
+    </w:lvl>
+    <w:lvl w:ilvl="4" w:tplc="04190019" w:tentative="1">
+      <w:start w:val="1"/>
+      <w:numFmt w:val="lowerLetter"/>
+      <w:lvlText w:val="%5."/>
+      <w:lvlJc w:val="left"/>
+      <w:pPr>
+        <w:ind w:left="3600" w:hanging="360"/>
+      </w:pPr>
+    </w:lvl>
+    <w:lvl w:ilvl="5" w:tplc="0419001B" w:tentative="1">
+      <w:start w:val="1"/>
+      <w:numFmt w:val="lowerRoman"/>
+      <w:lvlText w:val="%6."/>
+      <w:lvlJc w:val="right"/>
+      <w:pPr>
+        <w:ind w:left="4320" w:hanging="180"/>
+      </w:pPr>
+    </w:lvl>
+    <w:lvl w:ilvl="6" w:tplc="0419000F" w:tentative="1">
+      <w:start w:val="1"/>
+      <w:numFmt w:val="decimal"/>
+      <w:lvlText w:val="%7."/>
+      <w:lvlJc w:val="left"/>
+      <w:pPr>
+        <w:ind w:left="5040" w:hanging="360"/>
+      </w:pPr>
+    </w:lvl>
+    <w:lvl w:ilvl="7" w:tplc="04190019" w:tentative="1">
+      <w:start w:val="1"/>
+      <w:numFmt w:val="lowerLetter"/>
+      <w:lvlText w:val="%8."/>
+      <w:lvlJc w:val="left"/>
+      <w:pPr>
+        <w:ind w:left="5760" w:hanging="360"/>
+      </w:pPr>
+    </w:lvl>
+    <w:lvl w:ilvl="8" w:tplc="0419001B" w:tentative="1">
+      <w:start w:val="1"/>
+      <w:numFmt w:val="lowerRoman"/>
+      <w:lvlText w:val="%9."/>
+      <w:lvlJc w:val="right"/>
+      <w:pPr>
+        <w:ind w:left="6480" w:hanging="180"/>
+      </w:pPr>
+    </w:lvl>
+  </w:abstractNum>
+  <w:abstractNum w:abstractNumId="10" w15:restartNumberingAfterBreak="0">
     <w:nsid w:val="6120416B"/>
     <w:multiLevelType w:val="hybridMultilevel"/>
     <w:tmpl w:val="74AED7E4"/>
@@ -12165,7 +13089,7 @@
       </w:pPr>
     </w:lvl>
   </w:abstractNum>
-  <w:abstractNum w:abstractNumId="9" w15:restartNumberingAfterBreak="0">
+  <w:abstractNum w:abstractNumId="11" w15:restartNumberingAfterBreak="0">
     <w:nsid w:val="61292633"/>
     <w:multiLevelType w:val="hybridMultilevel"/>
     <w:tmpl w:val="C950BFD0"/>
@@ -12254,7 +13178,7 @@
       </w:pPr>
     </w:lvl>
   </w:abstractNum>
-  <w:abstractNum w:abstractNumId="10" w15:restartNumberingAfterBreak="0">
+  <w:abstractNum w:abstractNumId="12" w15:restartNumberingAfterBreak="0">
     <w:nsid w:val="63A159C6"/>
     <w:multiLevelType w:val="hybridMultilevel"/>
     <w:tmpl w:val="AC84E88A"/>
@@ -12343,7 +13267,7 @@
       </w:pPr>
     </w:lvl>
   </w:abstractNum>
-  <w:abstractNum w:abstractNumId="11" w15:restartNumberingAfterBreak="0">
+  <w:abstractNum w:abstractNumId="13" w15:restartNumberingAfterBreak="0">
     <w:nsid w:val="6A81262E"/>
     <w:multiLevelType w:val="multilevel"/>
     <w:tmpl w:val="E3164A76"/>
@@ -12456,7 +13380,7 @@
       </w:rPr>
     </w:lvl>
   </w:abstractNum>
-  <w:abstractNum w:abstractNumId="12" w15:restartNumberingAfterBreak="0">
+  <w:abstractNum w:abstractNumId="14" w15:restartNumberingAfterBreak="0">
     <w:nsid w:val="7A0A1FD8"/>
     <w:multiLevelType w:val="hybridMultilevel"/>
     <w:tmpl w:val="8EEA2D6C"/>
@@ -12545,7 +13469,7 @@
       </w:pPr>
     </w:lvl>
   </w:abstractNum>
-  <w:abstractNum w:abstractNumId="13" w15:restartNumberingAfterBreak="0">
+  <w:abstractNum w:abstractNumId="15" w15:restartNumberingAfterBreak="0">
     <w:nsid w:val="7BD26BCE"/>
     <w:multiLevelType w:val="hybridMultilevel"/>
     <w:tmpl w:val="F6B079C2"/>
@@ -12634,7 +13558,7 @@
       </w:pPr>
     </w:lvl>
   </w:abstractNum>
-  <w:abstractNum w:abstractNumId="14" w15:restartNumberingAfterBreak="0">
+  <w:abstractNum w:abstractNumId="16" w15:restartNumberingAfterBreak="0">
     <w:nsid w:val="7C726405"/>
     <w:multiLevelType w:val="hybridMultilevel"/>
     <w:tmpl w:val="855A36EC"/>
@@ -12721,10 +13645,10 @@
     </w:lvl>
   </w:abstractNum>
   <w:num w:numId="1">
-    <w:abstractNumId w:val="11"/>
+    <w:abstractNumId w:val="13"/>
   </w:num>
   <w:num w:numId="2">
-    <w:abstractNumId w:val="6"/>
+    <w:abstractNumId w:val="7"/>
     <w:lvlOverride w:ilvl="0">
       <w:startOverride w:val="1"/>
     </w:lvlOverride>
@@ -12754,43 +13678,49 @@
     </w:lvlOverride>
   </w:num>
   <w:num w:numId="3">
-    <w:abstractNumId w:val="8"/>
+    <w:abstractNumId w:val="10"/>
   </w:num>
   <w:num w:numId="4">
-    <w:abstractNumId w:val="10"/>
+    <w:abstractNumId w:val="12"/>
   </w:num>
   <w:num w:numId="5">
     <w:abstractNumId w:val="1"/>
   </w:num>
   <w:num w:numId="6">
-    <w:abstractNumId w:val="14"/>
+    <w:abstractNumId w:val="16"/>
   </w:num>
   <w:num w:numId="7">
-    <w:abstractNumId w:val="3"/>
+    <w:abstractNumId w:val="4"/>
   </w:num>
   <w:num w:numId="8">
-    <w:abstractNumId w:val="5"/>
+    <w:abstractNumId w:val="6"/>
   </w:num>
   <w:num w:numId="9">
-    <w:abstractNumId w:val="13"/>
+    <w:abstractNumId w:val="15"/>
   </w:num>
   <w:num w:numId="10">
     <w:abstractNumId w:val="0"/>
   </w:num>
   <w:num w:numId="11">
+    <w:abstractNumId w:val="11"/>
+  </w:num>
+  <w:num w:numId="12">
+    <w:abstractNumId w:val="3"/>
+  </w:num>
+  <w:num w:numId="13">
+    <w:abstractNumId w:val="5"/>
+  </w:num>
+  <w:num w:numId="14">
+    <w:abstractNumId w:val="8"/>
+  </w:num>
+  <w:num w:numId="15">
+    <w:abstractNumId w:val="14"/>
+  </w:num>
+  <w:num w:numId="16">
     <w:abstractNumId w:val="9"/>
   </w:num>
-  <w:num w:numId="12">
+  <w:num w:numId="17">
     <w:abstractNumId w:val="2"/>
-  </w:num>
-  <w:num w:numId="13">
-    <w:abstractNumId w:val="4"/>
-  </w:num>
-  <w:num w:numId="14">
-    <w:abstractNumId w:val="7"/>
-  </w:num>
-  <w:num w:numId="15">
-    <w:abstractNumId w:val="12"/>
   </w:num>
 </w:numbering>
 </file>

--- a/Курсовая/Курсовая.docx
+++ b/Курсовая/Курсовая.docx
@@ -1875,7 +1875,7 @@
                 <w:webHidden/>
                 <w:szCs w:val="28"/>
               </w:rPr>
-              <w:t>5</w:t>
+              <w:t>6</w:t>
             </w:r>
             <w:r>
               <w:rPr>
@@ -1981,7 +1981,7 @@
                 <w:webHidden/>
                 <w:szCs w:val="28"/>
               </w:rPr>
-              <w:t>5</w:t>
+              <w:t>6</w:t>
             </w:r>
             <w:r>
               <w:rPr>
@@ -2087,7 +2087,7 @@
                 <w:webHidden/>
                 <w:szCs w:val="28"/>
               </w:rPr>
-              <w:t>5</w:t>
+              <w:t>6</w:t>
             </w:r>
             <w:r>
               <w:rPr>
@@ -2193,7 +2193,7 @@
                 <w:webHidden/>
                 <w:szCs w:val="28"/>
               </w:rPr>
-              <w:t>6</w:t>
+              <w:t>7</w:t>
             </w:r>
             <w:r>
               <w:rPr>
@@ -2299,7 +2299,7 @@
                 <w:webHidden/>
                 <w:szCs w:val="28"/>
               </w:rPr>
-              <w:t>14</w:t>
+              <w:t>15</w:t>
             </w:r>
             <w:r>
               <w:rPr>
@@ -2386,7 +2386,7 @@
                 <w:webHidden/>
                 <w:szCs w:val="28"/>
               </w:rPr>
-              <w:t>15</w:t>
+              <w:t>16</w:t>
             </w:r>
             <w:r>
               <w:rPr>
@@ -2473,7 +2473,7 @@
                 <w:webHidden/>
                 <w:szCs w:val="28"/>
               </w:rPr>
-              <w:t>15</w:t>
+              <w:t>16</w:t>
             </w:r>
             <w:r>
               <w:rPr>
@@ -2560,7 +2560,7 @@
                 <w:webHidden/>
                 <w:szCs w:val="28"/>
               </w:rPr>
-              <w:t>23</w:t>
+              <w:t>25</w:t>
             </w:r>
             <w:r>
               <w:rPr>
@@ -2647,7 +2647,7 @@
                 <w:webHidden/>
                 <w:szCs w:val="28"/>
               </w:rPr>
-              <w:t>25</w:t>
+              <w:t>27</w:t>
             </w:r>
             <w:r>
               <w:rPr>
@@ -2782,7 +2782,7 @@
                 <w:webHidden/>
                 <w:szCs w:val="28"/>
               </w:rPr>
-              <w:t>27</w:t>
+              <w:t>29</w:t>
             </w:r>
             <w:r>
               <w:rPr>
@@ -2869,7 +2869,7 @@
                 <w:webHidden/>
                 <w:szCs w:val="28"/>
               </w:rPr>
-              <w:t>28</w:t>
+              <w:t>31</w:t>
             </w:r>
             <w:r>
               <w:rPr>
@@ -2956,7 +2956,7 @@
                 <w:webHidden/>
                 <w:szCs w:val="28"/>
               </w:rPr>
-              <w:t>29</w:t>
+              <w:t>32</w:t>
             </w:r>
             <w:r>
               <w:rPr>
@@ -3043,86 +3043,49 @@
         <w:ind w:firstLine="709"/>
         <w:rPr>
           <w:rFonts w:cs="Times New Roman"/>
-          <w:b/>
-          <w:szCs w:val="28"/>
-        </w:rPr>
-      </w:pPr>
-      <w:r>
-        <w:rPr>
-          <w:rFonts w:cs="Times New Roman"/>
-          <w:szCs w:val="28"/>
-        </w:rPr>
-        <w:t>Автоматизация процессов управления общежитием является важной задачей для обеспечения комфортного проживания студентов и других жильцов. Для эффективного управления общежитием необходимо использовать современные технологии, такие как кросплатформенные автоматизированные системы управления (АСУ). В данной курсовой работе будет рассмотрена разработка кросплатформенной автоматизированной системы управления общежитием с использованием C#, Avalonia и .NET.</w:t>
-      </w:r>
-    </w:p>
-    <w:p>
-      <w:pPr>
-        <w:spacing w:after="0" w:line="360" w:lineRule="auto"/>
-        <w:ind w:firstLine="709"/>
-        <w:rPr>
-          <w:rFonts w:cs="Times New Roman"/>
-          <w:szCs w:val="28"/>
-        </w:rPr>
-      </w:pPr>
-      <w:bookmarkStart w:id="3" w:name="_Hlk150731079"/>
-      <w:r>
-        <w:rPr>
-          <w:rFonts w:cs="Times New Roman"/>
-          <w:b/>
-          <w:szCs w:val="28"/>
-        </w:rPr>
-        <w:t xml:space="preserve">Актуальностью данной темы </w:t>
-      </w:r>
-      <w:r>
-        <w:rPr>
-          <w:rFonts w:cs="Times New Roman"/>
-          <w:szCs w:val="28"/>
-        </w:rPr>
-        <w:t>заключается в необходимости улучшения управления общежитиями с помощью современных технологий. Студенты и другие жильцы ожидают удобства, эффективности и качественного обслуживания в общежитиях, а автоматизированная система управления может значительно улучшить условия проживания. Кроме того, кроссплатформенный подход позволяет использовать систему на различных устройствах и операционных системах, что делает ее более доступной и удобной для пользователей. Таким образом, разработка кроссплатформенной автоматизированной системы управления общежитием является актуальной и востребованной задачей в современном мире.</w:t>
-      </w:r>
-    </w:p>
-    <w:p>
-      <w:pPr>
-        <w:spacing w:after="0" w:line="360" w:lineRule="auto"/>
-        <w:ind w:firstLine="709"/>
-        <w:rPr>
-          <w:rFonts w:cs="Times New Roman"/>
-          <w:szCs w:val="28"/>
-        </w:rPr>
-      </w:pPr>
-      <w:r>
-        <w:rPr>
-          <w:rFonts w:cs="Times New Roman"/>
-          <w:b/>
-          <w:bCs/>
-          <w:szCs w:val="28"/>
-        </w:rPr>
-        <w:t>Методологические основания разработки</w:t>
-      </w:r>
-      <w:r>
-        <w:rPr>
-          <w:rFonts w:cs="Times New Roman"/>
-          <w:b/>
-          <w:bCs/>
-          <w:szCs w:val="28"/>
-        </w:rPr>
-        <w:t>:</w:t>
-      </w:r>
-      <w:r>
-        <w:rPr>
-          <w:rFonts w:cs="Times New Roman"/>
-          <w:b/>
-          <w:bCs/>
-          <w:szCs w:val="28"/>
-        </w:rPr>
-        <w:t xml:space="preserve"> </w:t>
-      </w:r>
-      <w:r>
-        <w:rPr>
-          <w:rFonts w:cs="Times New Roman"/>
-          <w:szCs w:val="28"/>
-        </w:rPr>
-        <w:t>в результате опроса сотрудников и студенческого управления общежития, было выявлено множество недостатков текущей используемой системы:</w:t>
+          <w:szCs w:val="28"/>
+        </w:rPr>
+      </w:pPr>
+      <w:r>
+        <w:rPr>
+          <w:rFonts w:cs="Times New Roman"/>
+          <w:szCs w:val="28"/>
+        </w:rPr>
+        <w:t>В современном мире повсюду используются различные системы хранения и обработки информации, с помощью которых можно сэкономить время на поиск нужной информации.</w:t>
+      </w:r>
+    </w:p>
+    <w:p>
+      <w:pPr>
+        <w:spacing w:after="0" w:line="360" w:lineRule="auto"/>
+        <w:ind w:firstLine="709"/>
+        <w:rPr>
+          <w:rFonts w:cs="Times New Roman"/>
+          <w:szCs w:val="28"/>
+        </w:rPr>
+      </w:pPr>
+      <w:r>
+        <w:rPr>
+          <w:rFonts w:cs="Times New Roman"/>
+          <w:szCs w:val="28"/>
+        </w:rPr>
+        <w:t>Так такие системы используются и обычных общежитиях.</w:t>
+      </w:r>
+    </w:p>
+    <w:p>
+      <w:pPr>
+        <w:spacing w:after="0" w:line="360" w:lineRule="auto"/>
+        <w:ind w:firstLine="709"/>
+        <w:rPr>
+          <w:rFonts w:cs="Times New Roman"/>
+          <w:szCs w:val="28"/>
+        </w:rPr>
+      </w:pPr>
+      <w:r>
+        <w:rPr>
+          <w:rFonts w:cs="Times New Roman"/>
+          <w:szCs w:val="28"/>
+        </w:rPr>
+        <w:t>В результате опроса сотрудников и студенческого управления общежития, было выявлено множество недостатков текущей используемой системы:</w:t>
       </w:r>
     </w:p>
     <w:p>
@@ -3206,14 +3169,68 @@
           <w:rFonts w:cs="Times New Roman"/>
           <w:szCs w:val="28"/>
         </w:rPr>
-        <w:t>Систему невозможно изменить не затрагивая весь программный код</w:t>
-      </w:r>
-      <w:r>
-        <w:rPr>
-          <w:rFonts w:cs="Times New Roman"/>
-          <w:szCs w:val="28"/>
-        </w:rPr>
-        <w:t>, то есть для того чтобы добавить небольшую функцию, придётся переписать половину системы.</w:t>
+        <w:t xml:space="preserve">Систему невозможно изменить не затрагивая весь программный код, то есть для того чтобы добавить небольшую функцию, придётся переписать половину системы. </w:t>
+      </w:r>
+    </w:p>
+    <w:p>
+      <w:pPr>
+        <w:spacing w:after="0" w:line="360" w:lineRule="auto"/>
+        <w:ind w:firstLine="709"/>
+        <w:rPr>
+          <w:rFonts w:cs="Times New Roman"/>
+          <w:szCs w:val="28"/>
+        </w:rPr>
+      </w:pPr>
+      <w:r>
+        <w:rPr>
+          <w:rFonts w:cs="Times New Roman"/>
+          <w:szCs w:val="28"/>
+        </w:rPr>
+        <w:t>Также при осмотре программного обесспечения было выявлено то, что оно является устаревшим.</w:t>
+      </w:r>
+    </w:p>
+    <w:p>
+      <w:pPr>
+        <w:spacing w:after="0" w:line="360" w:lineRule="auto"/>
+        <w:ind w:firstLine="709"/>
+        <w:rPr>
+          <w:rFonts w:cs="Times New Roman"/>
+          <w:b/>
+          <w:szCs w:val="28"/>
+        </w:rPr>
+      </w:pPr>
+      <w:r>
+        <w:rPr>
+          <w:rFonts w:cs="Times New Roman"/>
+          <w:szCs w:val="28"/>
+        </w:rPr>
+        <w:t>Автоматизация процессов управления общежитием является важной задачей для обеспечения комфортного проживания студентов и других жильцов. Для эффективного управления общежитием необходимо использовать современные технологии, такие как кросплатформенные автоматизированные системы управления (АСУ). В данной курсовой работе будет рассмотрена разработка кросплатформенной автоматизированной системы управления общежитием с использованием C#, Avalonia и .NET.</w:t>
+      </w:r>
+    </w:p>
+    <w:p>
+      <w:pPr>
+        <w:spacing w:after="0" w:line="360" w:lineRule="auto"/>
+        <w:ind w:firstLine="709"/>
+        <w:rPr>
+          <w:rFonts w:cs="Times New Roman"/>
+          <w:szCs w:val="28"/>
+        </w:rPr>
+      </w:pPr>
+      <w:bookmarkStart w:id="3" w:name="_Hlk150731079"/>
+      <w:r>
+        <w:rPr>
+          <w:rFonts w:cs="Times New Roman"/>
+          <w:b/>
+          <w:szCs w:val="28"/>
+        </w:rPr>
+        <w:t xml:space="preserve">Актуальностью данной темы </w:t>
+      </w:r>
+      <w:r>
+        <w:rPr>
+          <w:rFonts w:cs="Times New Roman"/>
+          <w:szCs w:val="28"/>
+        </w:rPr>
+        <w:t>заключается в необходимости улучшения управления общежитиями с помощью современных технологий. Студенты</w:t>
       </w:r>
       <w:r>
         <w:rPr>
@@ -3222,22 +3239,44 @@
         </w:rPr>
         <w:t xml:space="preserve"> </w:t>
       </w:r>
-    </w:p>
-    <w:p>
-      <w:pPr>
-        <w:spacing w:after="0" w:line="360" w:lineRule="auto"/>
-        <w:ind w:firstLine="709"/>
-        <w:rPr>
-          <w:rFonts w:cs="Times New Roman"/>
-          <w:szCs w:val="28"/>
-        </w:rPr>
-      </w:pPr>
-      <w:r>
-        <w:rPr>
-          <w:rFonts w:cs="Times New Roman"/>
-          <w:szCs w:val="28"/>
-        </w:rPr>
-        <w:t>Также при осмотре программного обесспечения было выявлено то, что оно является устаревшим.</w:t>
+      <w:r>
+        <w:rPr>
+          <w:rFonts w:cs="Times New Roman"/>
+          <w:szCs w:val="28"/>
+        </w:rPr>
+        <w:t xml:space="preserve">ожидают удобства, эффективности и качественного обслуживания в общежитиях, а автоматизированная система управления может значительно улучшить условия проживания. Кроме того, кроссплатформенный подход позволяет использовать систему на различных устройствах и операционных системах, что делает ее более доступной и удобной для пользователей. </w:t>
+      </w:r>
+      <w:r>
+        <w:rPr>
+          <w:rFonts w:cs="Times New Roman"/>
+          <w:szCs w:val="28"/>
+        </w:rPr>
+        <w:t xml:space="preserve">Кроме </w:t>
+      </w:r>
+      <w:r>
+        <w:rPr>
+          <w:rFonts w:cs="Times New Roman"/>
+          <w:szCs w:val="28"/>
+        </w:rPr>
+        <w:lastRenderedPageBreak/>
+        <w:t>того, подобные программы являются узкоспециализированными, из-за чего конкуренция на рынке просто отсутствует.</w:t>
+      </w:r>
+    </w:p>
+    <w:p>
+      <w:pPr>
+        <w:spacing w:after="0" w:line="360" w:lineRule="auto"/>
+        <w:ind w:firstLine="709"/>
+        <w:rPr>
+          <w:rFonts w:cs="Times New Roman"/>
+          <w:szCs w:val="28"/>
+        </w:rPr>
+      </w:pPr>
+      <w:r>
+        <w:rPr>
+          <w:rFonts w:cs="Times New Roman"/>
+          <w:szCs w:val="28"/>
+        </w:rPr>
+        <w:t>Таким образом, разработка кроссплатформенной автоматизированной системы управления общежитием является актуальной и востребованной задачей в современном мире.</w:t>
       </w:r>
     </w:p>
     <w:bookmarkEnd w:id="3"/>
@@ -3256,7 +3295,6 @@
           <w:bCs w:val="0"/>
           <w:szCs w:val="28"/>
         </w:rPr>
-        <w:lastRenderedPageBreak/>
         <w:t xml:space="preserve">Целью работы </w:t>
       </w:r>
       <w:r>
@@ -3414,7 +3452,34 @@
           <w:bCs w:val="0"/>
           <w:szCs w:val="28"/>
         </w:rPr>
-        <w:t>Проведение исследования по улучшению системы управления общежитиями имеет большую практическую значимость. Это позволит повысить удобство использования системы для студентов и персонала общежития, улучшить ее функциональность и производительность, а также оптимизировать процесс установки и использования на различных устройствах и операционных системах. В результате, это приведет к повышению эффективности управления общежитиями, улучшению условий проживания студентов и увеличению удовлетворенности пользователями системы.</w:t>
+        <w:t xml:space="preserve">Проведение исследования по улучшению системы управления общежитиями имеет большую практическую значимость. Это позволит повысить удобство использования системы для студентов и персонала общежития, улучшить ее функциональность и производительность, а также </w:t>
+      </w:r>
+      <w:r>
+        <w:rPr>
+          <w:rFonts w:cs="Times New Roman"/>
+          <w:bCs w:val="0"/>
+          <w:szCs w:val="28"/>
+        </w:rPr>
+        <w:lastRenderedPageBreak/>
+        <w:t>оптимизировать процесс установки и использования на различных устройствах и операционных системах. В результате, это приведет к повышению эффективности управления общежитиями, улучшению условий проживания студентов и увеличению удовлетворенности пользователями системы.</w:t>
+      </w:r>
+    </w:p>
+    <w:p>
+      <w:pPr>
+        <w:spacing w:after="160" w:line="259" w:lineRule="auto"/>
+        <w:rPr>
+          <w:rFonts w:cs="Times New Roman"/>
+          <w:iCs/>
+          <w:szCs w:val="28"/>
+        </w:rPr>
+      </w:pPr>
+      <w:r>
+        <w:rPr>
+          <w:rFonts w:cs="Times New Roman"/>
+          <w:bCs/>
+          <w:szCs w:val="28"/>
+        </w:rPr>
+        <w:br w:type="page"/>
       </w:r>
     </w:p>
     <w:p>
@@ -4435,7 +4500,21 @@
           <w:rFonts w:cs="Times New Roman"/>
           <w:szCs w:val="28"/>
         </w:rPr>
-        <w:t>. Возможно, он был прав. Фреймворк .</w:t>
+        <w:t>.</w:t>
+      </w:r>
+      <w:r>
+        <w:rPr>
+          <w:rFonts w:cs="Times New Roman"/>
+          <w:szCs w:val="28"/>
+        </w:rPr>
+        <w:t xml:space="preserve"> </w:t>
+      </w:r>
+      <w:r>
+        <w:rPr>
+          <w:rFonts w:cs="Times New Roman"/>
+          <w:szCs w:val="28"/>
+        </w:rPr>
+        <w:t>Фреймворк .</w:t>
       </w:r>
       <w:r>
         <w:rPr>
@@ -7746,7 +7825,7 @@
                     <pic:cNvPicPr/>
                   </pic:nvPicPr>
                   <pic:blipFill>
-                    <a:blip r:embed="rId6"/>
+                    <a:blip r:embed="rId8"/>
                     <a:stretch>
                       <a:fillRect/>
                     </a:stretch>
@@ -7845,6 +7924,18 @@
     <w:p>
       <w:pPr>
         <w:spacing w:after="0" w:line="360" w:lineRule="auto"/>
+        <w:ind w:firstLine="709"/>
+        <w:jc w:val="center"/>
+        <w:rPr>
+          <w:rFonts w:cs="Times New Roman"/>
+          <w:noProof/>
+          <w:szCs w:val="28"/>
+        </w:rPr>
+      </w:pPr>
+    </w:p>
+    <w:p>
+      <w:pPr>
+        <w:spacing w:after="0" w:line="360" w:lineRule="auto"/>
         <w:jc w:val="center"/>
         <w:rPr>
           <w:rFonts w:cs="Times New Roman"/>
@@ -7874,7 +7965,7 @@
                     <pic:cNvPicPr/>
                   </pic:nvPicPr>
                   <pic:blipFill>
-                    <a:blip r:embed="rId7"/>
+                    <a:blip r:embed="rId9"/>
                     <a:stretch>
                       <a:fillRect/>
                     </a:stretch>
@@ -7966,8 +8057,19 @@
           <w:noProof/>
           <w:szCs w:val="28"/>
         </w:rPr>
-        <w:t>диаграмма обащая концепция работы приложения</w:t>
-      </w:r>
+        <w:t>диаграмма общая концепция работы приложения</w:t>
+      </w:r>
+    </w:p>
+    <w:p>
+      <w:pPr>
+        <w:spacing w:after="0" w:line="360" w:lineRule="auto"/>
+        <w:jc w:val="center"/>
+        <w:rPr>
+          <w:rFonts w:cs="Times New Roman"/>
+          <w:noProof/>
+          <w:szCs w:val="28"/>
+        </w:rPr>
+      </w:pPr>
     </w:p>
     <w:p>
       <w:pPr>
@@ -8023,6 +8125,7 @@
           <w:noProof/>
           <w:szCs w:val="28"/>
         </w:rPr>
+        <w:lastRenderedPageBreak/>
         <w:t>Основная таблица в данном приложение будет «Журнал посещаемости», каждое поле которого будет содержать некоторую информацию: студент, комнату, маркер, дату проведенной проверки.</w:t>
       </w:r>
     </w:p>
@@ -8042,9 +8145,19 @@
           <w:noProof/>
           <w:szCs w:val="28"/>
         </w:rPr>
-        <w:lastRenderedPageBreak/>
         <w:t>Маркеры – вспомогательная таблица для основной, в которой будет содержаться символ маркера, а также его небольшое описание.</w:t>
       </w:r>
+    </w:p>
+    <w:p>
+      <w:pPr>
+        <w:spacing w:after="0" w:line="360" w:lineRule="auto"/>
+        <w:ind w:firstLine="709"/>
+        <w:rPr>
+          <w:rFonts w:cs="Times New Roman"/>
+          <w:noProof/>
+          <w:szCs w:val="28"/>
+        </w:rPr>
+      </w:pPr>
     </w:p>
     <w:p>
       <w:pPr>
@@ -8068,188 +8181,6 @@
             <wp:extent cx="5201376" cy="1733792"/>
             <wp:effectExtent l="0" t="0" r="0" b="0"/>
             <wp:docPr id="2" name="Picture 2"/>
-            <wp:cNvGraphicFramePr>
-              <a:graphicFrameLocks xmlns:a="http://schemas.openxmlformats.org/drawingml/2006/main" noChangeAspect="1"/>
-            </wp:cNvGraphicFramePr>
-            <a:graphic xmlns:a="http://schemas.openxmlformats.org/drawingml/2006/main">
-              <a:graphicData uri="http://schemas.openxmlformats.org/drawingml/2006/picture">
-                <pic:pic xmlns:pic="http://schemas.openxmlformats.org/drawingml/2006/picture">
-                  <pic:nvPicPr>
-                    <pic:cNvPr id="1" name=""/>
-                    <pic:cNvPicPr/>
-                  </pic:nvPicPr>
-                  <pic:blipFill>
-                    <a:blip r:embed="rId8"/>
-                    <a:stretch>
-                      <a:fillRect/>
-                    </a:stretch>
-                  </pic:blipFill>
-                  <pic:spPr>
-                    <a:xfrm>
-                      <a:off x="0" y="0"/>
-                      <a:ext cx="5201376" cy="1733792"/>
-                    </a:xfrm>
-                    <a:prstGeom prst="rect">
-                      <a:avLst/>
-                    </a:prstGeom>
-                  </pic:spPr>
-                </pic:pic>
-              </a:graphicData>
-            </a:graphic>
-          </wp:inline>
-        </w:drawing>
-      </w:r>
-    </w:p>
-    <w:p>
-      <w:pPr>
-        <w:spacing w:after="0" w:line="360" w:lineRule="auto"/>
-        <w:ind w:firstLine="709"/>
-        <w:jc w:val="center"/>
-        <w:rPr>
-          <w:rFonts w:cs="Times New Roman"/>
-          <w:noProof/>
-          <w:szCs w:val="28"/>
-        </w:rPr>
-      </w:pPr>
-      <w:bookmarkStart w:id="24" w:name="_Hlk151878934"/>
-      <w:r>
-        <w:rPr>
-          <w:rFonts w:cs="Times New Roman"/>
-          <w:noProof/>
-          <w:szCs w:val="28"/>
-        </w:rPr>
-        <w:t xml:space="preserve">Рисунок </w:t>
-      </w:r>
-      <w:r>
-        <w:rPr>
-          <w:rFonts w:cs="Times New Roman"/>
-          <w:noProof/>
-          <w:szCs w:val="28"/>
-        </w:rPr>
-        <w:t>3</w:t>
-      </w:r>
-      <w:r>
-        <w:rPr>
-          <w:rFonts w:cs="Times New Roman"/>
-          <w:noProof/>
-          <w:szCs w:val="28"/>
-        </w:rPr>
-        <w:t xml:space="preserve"> – таблица «Роли»</w:t>
-      </w:r>
-      <w:bookmarkEnd w:id="24"/>
-    </w:p>
-    <w:p>
-      <w:pPr>
-        <w:spacing w:after="0" w:line="360" w:lineRule="auto"/>
-        <w:ind w:firstLine="709"/>
-        <w:jc w:val="center"/>
-        <w:rPr>
-          <w:rFonts w:cs="Times New Roman"/>
-          <w:noProof/>
-          <w:szCs w:val="28"/>
-        </w:rPr>
-      </w:pPr>
-      <w:r>
-        <w:rPr>
-          <w:rFonts w:cs="Times New Roman"/>
-          <w:noProof/>
-          <w:szCs w:val="28"/>
-        </w:rPr>
-        <w:drawing>
-          <wp:inline distT="0" distB="0" distL="0" distR="0" wp14:anchorId="32144AD7" wp14:editId="4F87DC6B">
-            <wp:extent cx="5096586" cy="2667372"/>
-            <wp:effectExtent l="0" t="0" r="8890" b="0"/>
-            <wp:docPr id="3" name="Picture 3"/>
-            <wp:cNvGraphicFramePr>
-              <a:graphicFrameLocks xmlns:a="http://schemas.openxmlformats.org/drawingml/2006/main" noChangeAspect="1"/>
-            </wp:cNvGraphicFramePr>
-            <a:graphic xmlns:a="http://schemas.openxmlformats.org/drawingml/2006/main">
-              <a:graphicData uri="http://schemas.openxmlformats.org/drawingml/2006/picture">
-                <pic:pic xmlns:pic="http://schemas.openxmlformats.org/drawingml/2006/picture">
-                  <pic:nvPicPr>
-                    <pic:cNvPr id="1" name=""/>
-                    <pic:cNvPicPr/>
-                  </pic:nvPicPr>
-                  <pic:blipFill>
-                    <a:blip r:embed="rId9"/>
-                    <a:stretch>
-                      <a:fillRect/>
-                    </a:stretch>
-                  </pic:blipFill>
-                  <pic:spPr>
-                    <a:xfrm>
-                      <a:off x="0" y="0"/>
-                      <a:ext cx="5096586" cy="2667372"/>
-                    </a:xfrm>
-                    <a:prstGeom prst="rect">
-                      <a:avLst/>
-                    </a:prstGeom>
-                  </pic:spPr>
-                </pic:pic>
-              </a:graphicData>
-            </a:graphic>
-          </wp:inline>
-        </w:drawing>
-      </w:r>
-    </w:p>
-    <w:p>
-      <w:pPr>
-        <w:spacing w:after="0" w:line="360" w:lineRule="auto"/>
-        <w:ind w:firstLine="709"/>
-        <w:jc w:val="center"/>
-        <w:rPr>
-          <w:rFonts w:cs="Times New Roman"/>
-          <w:noProof/>
-          <w:szCs w:val="28"/>
-        </w:rPr>
-      </w:pPr>
-      <w:r>
-        <w:rPr>
-          <w:rFonts w:cs="Times New Roman"/>
-          <w:noProof/>
-          <w:szCs w:val="28"/>
-        </w:rPr>
-        <w:t xml:space="preserve">Рисунок </w:t>
-      </w:r>
-      <w:r>
-        <w:rPr>
-          <w:rFonts w:cs="Times New Roman"/>
-          <w:noProof/>
-          <w:szCs w:val="28"/>
-        </w:rPr>
-        <w:t>4</w:t>
-      </w:r>
-      <w:r>
-        <w:rPr>
-          <w:rFonts w:cs="Times New Roman"/>
-          <w:noProof/>
-          <w:szCs w:val="28"/>
-        </w:rPr>
-        <w:t xml:space="preserve"> – таблица «Пользователи»</w:t>
-      </w:r>
-    </w:p>
-    <w:p>
-      <w:pPr>
-        <w:spacing w:after="0" w:line="360" w:lineRule="auto"/>
-        <w:ind w:firstLine="709"/>
-        <w:jc w:val="center"/>
-        <w:rPr>
-          <w:rFonts w:cs="Times New Roman"/>
-          <w:noProof/>
-          <w:szCs w:val="28"/>
-        </w:rPr>
-      </w:pPr>
-      <w:r>
-        <w:rPr>
-          <w:rFonts w:cs="Times New Roman"/>
-          <w:noProof/>
-          <w:szCs w:val="28"/>
-        </w:rPr>
-        <w:drawing>
-          <wp:inline distT="0" distB="0" distL="0" distR="0" wp14:anchorId="2A1FC532" wp14:editId="1FDCDE37">
-            <wp:extent cx="4896533" cy="1752845"/>
-            <wp:effectExtent l="0" t="0" r="0" b="0"/>
-            <wp:docPr id="5" name="Picture 5"/>
             <wp:cNvGraphicFramePr>
               <a:graphicFrameLocks xmlns:a="http://schemas.openxmlformats.org/drawingml/2006/main" noChangeAspect="1"/>
             </wp:cNvGraphicFramePr>
@@ -8269,7 +8200,7 @@
                   <pic:spPr>
                     <a:xfrm>
                       <a:off x="0" y="0"/>
-                      <a:ext cx="4896533" cy="1752845"/>
+                      <a:ext cx="5201376" cy="1733792"/>
                     </a:xfrm>
                     <a:prstGeom prst="rect">
                       <a:avLst/>
@@ -8293,6 +8224,7 @@
           <w:szCs w:val="28"/>
         </w:rPr>
       </w:pPr>
+      <w:bookmarkStart w:id="24" w:name="_Hlk151878934"/>
       <w:r>
         <w:rPr>
           <w:rFonts w:cs="Times New Roman"/>
@@ -8307,39 +8239,52 @@
           <w:noProof/>
           <w:szCs w:val="28"/>
         </w:rPr>
-        <w:t>5</w:t>
-      </w:r>
-      <w:r>
-        <w:rPr>
-          <w:rFonts w:cs="Times New Roman"/>
-          <w:noProof/>
-          <w:szCs w:val="28"/>
-        </w:rPr>
-        <w:t xml:space="preserve"> – таблица «Маркеры»</w:t>
-      </w:r>
-    </w:p>
-    <w:p>
-      <w:pPr>
-        <w:spacing w:after="0" w:line="360" w:lineRule="auto"/>
-        <w:ind w:firstLine="709"/>
-        <w:rPr>
-          <w:rFonts w:cs="Times New Roman"/>
-          <w:noProof/>
-          <w:szCs w:val="28"/>
-        </w:rPr>
-      </w:pPr>
-      <w:r>
-        <w:rPr>
-          <w:rFonts w:cs="Times New Roman"/>
-          <w:noProof/>
-          <w:szCs w:val="28"/>
-        </w:rPr>
-        <w:lastRenderedPageBreak/>
+        <w:t>3</w:t>
+      </w:r>
+      <w:r>
+        <w:rPr>
+          <w:rFonts w:cs="Times New Roman"/>
+          <w:noProof/>
+          <w:szCs w:val="28"/>
+        </w:rPr>
+        <w:t xml:space="preserve"> – таблица «Роли»</w:t>
+      </w:r>
+      <w:bookmarkEnd w:id="24"/>
+    </w:p>
+    <w:p>
+      <w:pPr>
+        <w:spacing w:after="0" w:line="360" w:lineRule="auto"/>
+        <w:ind w:firstLine="709"/>
+        <w:jc w:val="center"/>
+        <w:rPr>
+          <w:rFonts w:cs="Times New Roman"/>
+          <w:noProof/>
+          <w:szCs w:val="28"/>
+        </w:rPr>
+      </w:pPr>
+    </w:p>
+    <w:p>
+      <w:pPr>
+        <w:spacing w:after="0" w:line="360" w:lineRule="auto"/>
+        <w:ind w:firstLine="709"/>
+        <w:jc w:val="center"/>
+        <w:rPr>
+          <w:rFonts w:cs="Times New Roman"/>
+          <w:noProof/>
+          <w:szCs w:val="28"/>
+        </w:rPr>
+      </w:pPr>
+      <w:r>
+        <w:rPr>
+          <w:rFonts w:cs="Times New Roman"/>
+          <w:noProof/>
+          <w:szCs w:val="28"/>
+        </w:rPr>
         <w:drawing>
-          <wp:inline distT="0" distB="0" distL="0" distR="0" wp14:anchorId="7745AFA8" wp14:editId="4770AB67">
-            <wp:extent cx="5372850" cy="1609950"/>
-            <wp:effectExtent l="0" t="0" r="0" b="9525"/>
-            <wp:docPr id="6" name="Picture 6"/>
+          <wp:inline distT="0" distB="0" distL="0" distR="0" wp14:anchorId="32144AD7" wp14:editId="4F87DC6B">
+            <wp:extent cx="5096586" cy="2667372"/>
+            <wp:effectExtent l="0" t="0" r="8890" b="0"/>
+            <wp:docPr id="3" name="Picture 3"/>
             <wp:cNvGraphicFramePr>
               <a:graphicFrameLocks xmlns:a="http://schemas.openxmlformats.org/drawingml/2006/main" noChangeAspect="1"/>
             </wp:cNvGraphicFramePr>
@@ -8359,7 +8304,7 @@
                   <pic:spPr>
                     <a:xfrm>
                       <a:off x="0" y="0"/>
-                      <a:ext cx="5372850" cy="1609950"/>
+                      <a:ext cx="5096586" cy="2667372"/>
                     </a:xfrm>
                     <a:prstGeom prst="rect">
                       <a:avLst/>
@@ -8397,15 +8342,15 @@
           <w:noProof/>
           <w:szCs w:val="28"/>
         </w:rPr>
-        <w:t>6</w:t>
-      </w:r>
-      <w:r>
-        <w:rPr>
-          <w:rFonts w:cs="Times New Roman"/>
-          <w:noProof/>
-          <w:szCs w:val="28"/>
-        </w:rPr>
-        <w:t xml:space="preserve"> – таблица «Комнаты»</w:t>
+        <w:t>4</w:t>
+      </w:r>
+      <w:r>
+        <w:rPr>
+          <w:rFonts w:cs="Times New Roman"/>
+          <w:noProof/>
+          <w:szCs w:val="28"/>
+        </w:rPr>
+        <w:t xml:space="preserve"> – таблица «Пользователи»</w:t>
       </w:r>
     </w:p>
     <w:p>
@@ -8425,11 +8370,12 @@
           <w:noProof/>
           <w:szCs w:val="28"/>
         </w:rPr>
+        <w:lastRenderedPageBreak/>
         <w:drawing>
-          <wp:inline distT="0" distB="0" distL="0" distR="0" wp14:anchorId="486C737F" wp14:editId="0397AA41">
-            <wp:extent cx="5591955" cy="2553056"/>
-            <wp:effectExtent l="0" t="0" r="8890" b="0"/>
-            <wp:docPr id="7" name="Picture 7"/>
+          <wp:inline distT="0" distB="0" distL="0" distR="0" wp14:anchorId="2A1FC532" wp14:editId="1FDCDE37">
+            <wp:extent cx="4896533" cy="1752845"/>
+            <wp:effectExtent l="0" t="0" r="0" b="0"/>
+            <wp:docPr id="5" name="Picture 5"/>
             <wp:cNvGraphicFramePr>
               <a:graphicFrameLocks xmlns:a="http://schemas.openxmlformats.org/drawingml/2006/main" noChangeAspect="1"/>
             </wp:cNvGraphicFramePr>
@@ -8449,7 +8395,7 @@
                   <pic:spPr>
                     <a:xfrm>
                       <a:off x="0" y="0"/>
-                      <a:ext cx="5591955" cy="2553056"/>
+                      <a:ext cx="4896533" cy="1752845"/>
                     </a:xfrm>
                     <a:prstGeom prst="rect">
                       <a:avLst/>
@@ -8487,158 +8433,21 @@
           <w:noProof/>
           <w:szCs w:val="28"/>
         </w:rPr>
-        <w:t>7</w:t>
-      </w:r>
-      <w:r>
-        <w:rPr>
-          <w:rFonts w:cs="Times New Roman"/>
-          <w:noProof/>
-          <w:szCs w:val="28"/>
-        </w:rPr>
-        <w:t xml:space="preserve"> – таблица «Логи журнала посещаемости»</w:t>
-      </w:r>
-    </w:p>
-    <w:p>
-      <w:pPr>
-        <w:spacing w:after="0" w:line="360" w:lineRule="auto"/>
-        <w:ind w:firstLine="709"/>
-        <w:rPr>
-          <w:rFonts w:cs="Times New Roman"/>
-          <w:noProof/>
-          <w:szCs w:val="28"/>
-        </w:rPr>
-      </w:pPr>
-    </w:p>
-    <w:p>
-      <w:pPr>
-        <w:spacing w:after="0" w:line="360" w:lineRule="auto"/>
-        <w:ind w:firstLine="709"/>
-        <w:rPr>
-          <w:rFonts w:cs="Times New Roman"/>
-          <w:noProof/>
-          <w:szCs w:val="28"/>
-        </w:rPr>
-      </w:pPr>
-      <w:r>
-        <w:rPr>
-          <w:rFonts w:cs="Times New Roman"/>
-          <w:noProof/>
-          <w:szCs w:val="28"/>
-        </w:rPr>
-        <w:t xml:space="preserve">Работа приложения будет заключаться в автоматизированном создание журналов учета студентов в ночное время суток в общежитии, а также в удобном просмотре данных журналов на таких операционных системах как </w:t>
-      </w:r>
-      <w:r>
-        <w:rPr>
-          <w:rFonts w:cs="Times New Roman"/>
-          <w:noProof/>
-          <w:szCs w:val="28"/>
-          <w:lang w:val="en-US"/>
-        </w:rPr>
-        <w:t>Windows</w:t>
-      </w:r>
-      <w:r>
-        <w:rPr>
-          <w:rFonts w:cs="Times New Roman"/>
-          <w:noProof/>
-          <w:szCs w:val="28"/>
-        </w:rPr>
-        <w:t xml:space="preserve">, </w:t>
-      </w:r>
-      <w:r>
-        <w:rPr>
-          <w:rFonts w:cs="Times New Roman"/>
-          <w:noProof/>
-          <w:szCs w:val="28"/>
-          <w:lang w:val="en-US"/>
-        </w:rPr>
-        <w:t>Linux</w:t>
-      </w:r>
-      <w:r>
-        <w:rPr>
-          <w:rFonts w:cs="Times New Roman"/>
-          <w:noProof/>
-          <w:szCs w:val="28"/>
-        </w:rPr>
-        <w:t xml:space="preserve">, </w:t>
-      </w:r>
-      <w:r>
-        <w:rPr>
-          <w:rFonts w:cs="Times New Roman"/>
-          <w:noProof/>
-          <w:szCs w:val="28"/>
-          <w:lang w:val="en-US"/>
-        </w:rPr>
-        <w:t>MacOS</w:t>
-      </w:r>
-      <w:r>
-        <w:rPr>
-          <w:rFonts w:cs="Times New Roman"/>
-          <w:noProof/>
-          <w:szCs w:val="28"/>
-        </w:rPr>
-        <w:t xml:space="preserve"> и </w:t>
-      </w:r>
-      <w:r>
-        <w:rPr>
-          <w:rFonts w:cs="Times New Roman"/>
-          <w:noProof/>
-          <w:szCs w:val="28"/>
-          <w:lang w:val="en-US"/>
-        </w:rPr>
-        <w:t>OsX</w:t>
-      </w:r>
-      <w:r>
-        <w:rPr>
-          <w:rFonts w:cs="Times New Roman"/>
-          <w:noProof/>
-          <w:szCs w:val="28"/>
-        </w:rPr>
-        <w:t>.</w:t>
-      </w:r>
-    </w:p>
-    <w:p>
-      <w:pPr>
-        <w:spacing w:after="0" w:line="360" w:lineRule="auto"/>
-        <w:ind w:firstLine="709"/>
-        <w:rPr>
-          <w:rFonts w:cs="Times New Roman"/>
-          <w:noProof/>
-          <w:szCs w:val="28"/>
-        </w:rPr>
-      </w:pPr>
-      <w:r>
-        <w:rPr>
-          <w:rFonts w:cs="Times New Roman"/>
-          <w:noProof/>
-          <w:szCs w:val="28"/>
-        </w:rPr>
-        <w:t>Первое, что увидит пользователь при входе в приложение это форма авторизации. После ввода логина и пароля и нажатия на кнопку входа, будет отправляться запрос базе данных на выборку пользователя с введенным логином и паролем, если пользователь будет найден, то приложение отправит запрос на выборку данных для журнала и совершит переход на форму просмотра журнала. На этой форме пользователю будет доступен просмотр данных, переход к авторизации и переход на форму добавления нового отчета на текущию дату.</w:t>
-      </w:r>
-    </w:p>
-    <w:p>
-      <w:pPr>
-        <w:spacing w:after="0" w:line="360" w:lineRule="auto"/>
-        <w:ind w:firstLine="709"/>
-        <w:rPr>
-          <w:rFonts w:cs="Times New Roman"/>
-          <w:noProof/>
-          <w:szCs w:val="28"/>
-        </w:rPr>
-      </w:pPr>
-      <w:r>
-        <w:rPr>
-          <w:rFonts w:cs="Times New Roman"/>
-          <w:noProof/>
-          <w:szCs w:val="28"/>
-        </w:rPr>
-        <w:lastRenderedPageBreak/>
-        <w:t>На форме добавления, которая доступна только администратору пользователь может поставить маркер студенту из списка, а также вернуться на форму просмотра.</w:t>
-      </w:r>
-    </w:p>
-    <w:p>
-      <w:pPr>
-        <w:spacing w:after="0" w:line="360" w:lineRule="auto"/>
-        <w:ind w:left="-1701" w:right="-710"/>
+        <w:t>5</w:t>
+      </w:r>
+      <w:r>
+        <w:rPr>
+          <w:rFonts w:cs="Times New Roman"/>
+          <w:noProof/>
+          <w:szCs w:val="28"/>
+        </w:rPr>
+        <w:t xml:space="preserve"> – таблица «Маркеры»</w:t>
+      </w:r>
+    </w:p>
+    <w:p>
+      <w:pPr>
+        <w:spacing w:after="0" w:line="360" w:lineRule="auto"/>
+        <w:ind w:firstLine="709"/>
         <w:jc w:val="center"/>
         <w:rPr>
           <w:rFonts w:cs="Times New Roman"/>
@@ -8646,6 +8455,17 @@
           <w:szCs w:val="28"/>
         </w:rPr>
       </w:pPr>
+    </w:p>
+    <w:p>
+      <w:pPr>
+        <w:spacing w:after="0" w:line="360" w:lineRule="auto"/>
+        <w:ind w:firstLine="709"/>
+        <w:rPr>
+          <w:rFonts w:cs="Times New Roman"/>
+          <w:noProof/>
+          <w:szCs w:val="28"/>
+        </w:rPr>
+      </w:pPr>
       <w:r>
         <w:rPr>
           <w:rFonts w:cs="Times New Roman"/>
@@ -8653,10 +8473,10 @@
           <w:szCs w:val="28"/>
         </w:rPr>
         <w:drawing>
-          <wp:inline distT="0" distB="0" distL="0" distR="0" wp14:anchorId="6C6B2E4B" wp14:editId="66DBD34D">
-            <wp:extent cx="7162587" cy="4977442"/>
-            <wp:effectExtent l="0" t="0" r="635" b="0"/>
-            <wp:docPr id="4" name="Picture 4"/>
+          <wp:inline distT="0" distB="0" distL="0" distR="0" wp14:anchorId="7745AFA8" wp14:editId="4770AB67">
+            <wp:extent cx="5372850" cy="1609950"/>
+            <wp:effectExtent l="0" t="0" r="0" b="9525"/>
+            <wp:docPr id="6" name="Picture 6"/>
             <wp:cNvGraphicFramePr>
               <a:graphicFrameLocks xmlns:a="http://schemas.openxmlformats.org/drawingml/2006/main" noChangeAspect="1"/>
             </wp:cNvGraphicFramePr>
@@ -8676,7 +8496,7 @@
                   <pic:spPr>
                     <a:xfrm>
                       <a:off x="0" y="0"/>
-                      <a:ext cx="7184572" cy="4992720"/>
+                      <a:ext cx="5372850" cy="1609950"/>
                     </a:xfrm>
                     <a:prstGeom prst="rect">
                       <a:avLst/>
@@ -8692,6 +8512,289 @@
     <w:p>
       <w:pPr>
         <w:spacing w:after="0" w:line="360" w:lineRule="auto"/>
+        <w:ind w:firstLine="709"/>
+        <w:jc w:val="center"/>
+        <w:rPr>
+          <w:rFonts w:cs="Times New Roman"/>
+          <w:noProof/>
+          <w:szCs w:val="28"/>
+        </w:rPr>
+      </w:pPr>
+      <w:r>
+        <w:rPr>
+          <w:rFonts w:cs="Times New Roman"/>
+          <w:noProof/>
+          <w:szCs w:val="28"/>
+        </w:rPr>
+        <w:t xml:space="preserve">Рисунок </w:t>
+      </w:r>
+      <w:r>
+        <w:rPr>
+          <w:rFonts w:cs="Times New Roman"/>
+          <w:noProof/>
+          <w:szCs w:val="28"/>
+        </w:rPr>
+        <w:t>6</w:t>
+      </w:r>
+      <w:r>
+        <w:rPr>
+          <w:rFonts w:cs="Times New Roman"/>
+          <w:noProof/>
+          <w:szCs w:val="28"/>
+        </w:rPr>
+        <w:t xml:space="preserve"> – таблица «Комнаты»</w:t>
+      </w:r>
+    </w:p>
+    <w:p>
+      <w:pPr>
+        <w:spacing w:after="0" w:line="360" w:lineRule="auto"/>
+        <w:ind w:firstLine="709"/>
+        <w:jc w:val="center"/>
+        <w:rPr>
+          <w:rFonts w:cs="Times New Roman"/>
+          <w:noProof/>
+          <w:szCs w:val="28"/>
+        </w:rPr>
+      </w:pPr>
+    </w:p>
+    <w:p>
+      <w:pPr>
+        <w:spacing w:after="0" w:line="360" w:lineRule="auto"/>
+        <w:ind w:firstLine="709"/>
+        <w:jc w:val="center"/>
+        <w:rPr>
+          <w:rFonts w:cs="Times New Roman"/>
+          <w:noProof/>
+          <w:szCs w:val="28"/>
+        </w:rPr>
+      </w:pPr>
+      <w:r>
+        <w:rPr>
+          <w:rFonts w:cs="Times New Roman"/>
+          <w:noProof/>
+          <w:szCs w:val="28"/>
+        </w:rPr>
+        <w:drawing>
+          <wp:inline distT="0" distB="0" distL="0" distR="0" wp14:anchorId="486C737F" wp14:editId="0397AA41">
+            <wp:extent cx="5591955" cy="2553056"/>
+            <wp:effectExtent l="0" t="0" r="8890" b="0"/>
+            <wp:docPr id="7" name="Picture 7"/>
+            <wp:cNvGraphicFramePr>
+              <a:graphicFrameLocks xmlns:a="http://schemas.openxmlformats.org/drawingml/2006/main" noChangeAspect="1"/>
+            </wp:cNvGraphicFramePr>
+            <a:graphic xmlns:a="http://schemas.openxmlformats.org/drawingml/2006/main">
+              <a:graphicData uri="http://schemas.openxmlformats.org/drawingml/2006/picture">
+                <pic:pic xmlns:pic="http://schemas.openxmlformats.org/drawingml/2006/picture">
+                  <pic:nvPicPr>
+                    <pic:cNvPr id="1" name=""/>
+                    <pic:cNvPicPr/>
+                  </pic:nvPicPr>
+                  <pic:blipFill>
+                    <a:blip r:embed="rId14"/>
+                    <a:stretch>
+                      <a:fillRect/>
+                    </a:stretch>
+                  </pic:blipFill>
+                  <pic:spPr>
+                    <a:xfrm>
+                      <a:off x="0" y="0"/>
+                      <a:ext cx="5591955" cy="2553056"/>
+                    </a:xfrm>
+                    <a:prstGeom prst="rect">
+                      <a:avLst/>
+                    </a:prstGeom>
+                  </pic:spPr>
+                </pic:pic>
+              </a:graphicData>
+            </a:graphic>
+          </wp:inline>
+        </w:drawing>
+      </w:r>
+    </w:p>
+    <w:p>
+      <w:pPr>
+        <w:spacing w:after="0" w:line="360" w:lineRule="auto"/>
+        <w:ind w:firstLine="709"/>
+        <w:jc w:val="center"/>
+        <w:rPr>
+          <w:rFonts w:cs="Times New Roman"/>
+          <w:noProof/>
+          <w:szCs w:val="28"/>
+        </w:rPr>
+      </w:pPr>
+      <w:r>
+        <w:rPr>
+          <w:rFonts w:cs="Times New Roman"/>
+          <w:noProof/>
+          <w:szCs w:val="28"/>
+        </w:rPr>
+        <w:t xml:space="preserve">Рисунок </w:t>
+      </w:r>
+      <w:r>
+        <w:rPr>
+          <w:rFonts w:cs="Times New Roman"/>
+          <w:noProof/>
+          <w:szCs w:val="28"/>
+        </w:rPr>
+        <w:t>7</w:t>
+      </w:r>
+      <w:r>
+        <w:rPr>
+          <w:rFonts w:cs="Times New Roman"/>
+          <w:noProof/>
+          <w:szCs w:val="28"/>
+        </w:rPr>
+        <w:t xml:space="preserve"> – таблица «Логи журнала посещаемости»</w:t>
+      </w:r>
+    </w:p>
+    <w:p>
+      <w:pPr>
+        <w:spacing w:after="0" w:line="360" w:lineRule="auto"/>
+        <w:ind w:firstLine="709"/>
+        <w:rPr>
+          <w:rFonts w:cs="Times New Roman"/>
+          <w:noProof/>
+          <w:szCs w:val="28"/>
+        </w:rPr>
+      </w:pPr>
+    </w:p>
+    <w:p>
+      <w:pPr>
+        <w:spacing w:after="0" w:line="360" w:lineRule="auto"/>
+        <w:ind w:firstLine="709"/>
+        <w:rPr>
+          <w:rFonts w:cs="Times New Roman"/>
+          <w:noProof/>
+          <w:szCs w:val="28"/>
+        </w:rPr>
+      </w:pPr>
+      <w:r>
+        <w:rPr>
+          <w:rFonts w:cs="Times New Roman"/>
+          <w:noProof/>
+          <w:szCs w:val="28"/>
+        </w:rPr>
+        <w:t xml:space="preserve">Работа приложения будет заключаться в автоматизированном создание журналов учета студентов в ночное время суток в общежитии, а также в </w:t>
+      </w:r>
+      <w:r>
+        <w:rPr>
+          <w:rFonts w:cs="Times New Roman"/>
+          <w:noProof/>
+          <w:szCs w:val="28"/>
+        </w:rPr>
+        <w:lastRenderedPageBreak/>
+        <w:t xml:space="preserve">удобном просмотре данных журналов на таких операционных системах как </w:t>
+      </w:r>
+      <w:r>
+        <w:rPr>
+          <w:rFonts w:cs="Times New Roman"/>
+          <w:noProof/>
+          <w:szCs w:val="28"/>
+          <w:lang w:val="en-US"/>
+        </w:rPr>
+        <w:t>Windows</w:t>
+      </w:r>
+      <w:r>
+        <w:rPr>
+          <w:rFonts w:cs="Times New Roman"/>
+          <w:noProof/>
+          <w:szCs w:val="28"/>
+        </w:rPr>
+        <w:t xml:space="preserve">, </w:t>
+      </w:r>
+      <w:r>
+        <w:rPr>
+          <w:rFonts w:cs="Times New Roman"/>
+          <w:noProof/>
+          <w:szCs w:val="28"/>
+          <w:lang w:val="en-US"/>
+        </w:rPr>
+        <w:t>Linux</w:t>
+      </w:r>
+      <w:r>
+        <w:rPr>
+          <w:rFonts w:cs="Times New Roman"/>
+          <w:noProof/>
+          <w:szCs w:val="28"/>
+        </w:rPr>
+        <w:t xml:space="preserve">, </w:t>
+      </w:r>
+      <w:r>
+        <w:rPr>
+          <w:rFonts w:cs="Times New Roman"/>
+          <w:noProof/>
+          <w:szCs w:val="28"/>
+          <w:lang w:val="en-US"/>
+        </w:rPr>
+        <w:t>MacOS</w:t>
+      </w:r>
+      <w:r>
+        <w:rPr>
+          <w:rFonts w:cs="Times New Roman"/>
+          <w:noProof/>
+          <w:szCs w:val="28"/>
+        </w:rPr>
+        <w:t xml:space="preserve"> и </w:t>
+      </w:r>
+      <w:r>
+        <w:rPr>
+          <w:rFonts w:cs="Times New Roman"/>
+          <w:noProof/>
+          <w:szCs w:val="28"/>
+          <w:lang w:val="en-US"/>
+        </w:rPr>
+        <w:t>OsX</w:t>
+      </w:r>
+      <w:r>
+        <w:rPr>
+          <w:rFonts w:cs="Times New Roman"/>
+          <w:noProof/>
+          <w:szCs w:val="28"/>
+        </w:rPr>
+        <w:t>.</w:t>
+      </w:r>
+    </w:p>
+    <w:p>
+      <w:pPr>
+        <w:spacing w:after="0" w:line="360" w:lineRule="auto"/>
+        <w:ind w:firstLine="709"/>
+        <w:rPr>
+          <w:rFonts w:cs="Times New Roman"/>
+          <w:noProof/>
+          <w:szCs w:val="28"/>
+        </w:rPr>
+      </w:pPr>
+      <w:r>
+        <w:rPr>
+          <w:rFonts w:cs="Times New Roman"/>
+          <w:noProof/>
+          <w:szCs w:val="28"/>
+        </w:rPr>
+        <w:t>Первое, что увидит пользователь при входе в приложение это форма авторизации. После ввода логина и пароля и нажатия на кнопку входа, будет отправляться запрос базе данных на выборку пользователя с введенным логином и паролем, если пользователь будет найден, то приложение отправит запрос на выборку данных для журнала и совершит переход на форму просмотра журнала. На этой форме пользователю будет доступен просмотр данных, переход к авторизации и переход на форму добавления нового отчета на текущию дату.</w:t>
+      </w:r>
+    </w:p>
+    <w:p>
+      <w:pPr>
+        <w:spacing w:after="0" w:line="360" w:lineRule="auto"/>
+        <w:ind w:firstLine="709"/>
+        <w:rPr>
+          <w:rFonts w:cs="Times New Roman"/>
+          <w:noProof/>
+          <w:szCs w:val="28"/>
+        </w:rPr>
+      </w:pPr>
+      <w:r>
+        <w:rPr>
+          <w:rFonts w:cs="Times New Roman"/>
+          <w:noProof/>
+          <w:szCs w:val="28"/>
+        </w:rPr>
+        <w:t>На форме добавления, которая доступна только администратору пользователь может поставить маркер студенту из списка, а также вернуться на форму просмотра.</w:t>
+      </w:r>
+    </w:p>
+    <w:p>
+      <w:pPr>
+        <w:spacing w:after="0" w:line="360" w:lineRule="auto"/>
         <w:ind w:left="-1701" w:right="-710"/>
         <w:jc w:val="center"/>
         <w:rPr>
@@ -8706,6 +8809,90 @@
           <w:noProof/>
           <w:szCs w:val="28"/>
         </w:rPr>
+        <w:lastRenderedPageBreak/>
+        <w:drawing>
+          <wp:inline distT="0" distB="0" distL="0" distR="0" wp14:anchorId="6C6B2E4B" wp14:editId="0A3170ED">
+            <wp:extent cx="6981245" cy="4851423"/>
+            <wp:effectExtent l="190500" t="171450" r="200660" b="196850"/>
+            <wp:docPr id="4" name="Picture 4"/>
+            <wp:cNvGraphicFramePr>
+              <a:graphicFrameLocks xmlns:a="http://schemas.openxmlformats.org/drawingml/2006/main" noChangeAspect="1"/>
+            </wp:cNvGraphicFramePr>
+            <a:graphic xmlns:a="http://schemas.openxmlformats.org/drawingml/2006/main">
+              <a:graphicData uri="http://schemas.openxmlformats.org/drawingml/2006/picture">
+                <pic:pic xmlns:pic="http://schemas.openxmlformats.org/drawingml/2006/picture">
+                  <pic:nvPicPr>
+                    <pic:cNvPr id="1" name=""/>
+                    <pic:cNvPicPr/>
+                  </pic:nvPicPr>
+                  <pic:blipFill>
+                    <a:blip r:embed="rId15"/>
+                    <a:stretch>
+                      <a:fillRect/>
+                    </a:stretch>
+                  </pic:blipFill>
+                  <pic:spPr>
+                    <a:xfrm>
+                      <a:off x="0" y="0"/>
+                      <a:ext cx="7009066" cy="4870757"/>
+                    </a:xfrm>
+                    <a:prstGeom prst="rect">
+                      <a:avLst/>
+                    </a:prstGeom>
+                    <a:solidFill>
+                      <a:srgbClr val="FFFFFF">
+                        <a:shade val="85000"/>
+                      </a:srgbClr>
+                    </a:solidFill>
+                    <a:ln w="190500" cap="rnd">
+                      <a:solidFill>
+                        <a:srgbClr val="FFFFFF"/>
+                      </a:solidFill>
+                    </a:ln>
+                    <a:effectLst>
+                      <a:outerShdw blurRad="50000" algn="tl" rotWithShape="0">
+                        <a:srgbClr val="000000">
+                          <a:alpha val="41000"/>
+                        </a:srgbClr>
+                      </a:outerShdw>
+                    </a:effectLst>
+                    <a:scene3d>
+                      <a:camera prst="orthographicFront"/>
+                      <a:lightRig rig="twoPt" dir="t">
+                        <a:rot lat="0" lon="0" rev="7800000"/>
+                      </a:lightRig>
+                    </a:scene3d>
+                    <a:sp3d contourW="6350">
+                      <a:bevelT w="50800" h="16510"/>
+                      <a:contourClr>
+                        <a:srgbClr val="C0C0C0"/>
+                      </a:contourClr>
+                    </a:sp3d>
+                  </pic:spPr>
+                </pic:pic>
+              </a:graphicData>
+            </a:graphic>
+          </wp:inline>
+        </w:drawing>
+      </w:r>
+    </w:p>
+    <w:p>
+      <w:pPr>
+        <w:spacing w:after="0" w:line="360" w:lineRule="auto"/>
+        <w:ind w:left="-1701" w:right="-710"/>
+        <w:jc w:val="center"/>
+        <w:rPr>
+          <w:rFonts w:cs="Times New Roman"/>
+          <w:noProof/>
+          <w:szCs w:val="28"/>
+        </w:rPr>
+      </w:pPr>
+      <w:r>
+        <w:rPr>
+          <w:rFonts w:cs="Times New Roman"/>
+          <w:noProof/>
+          <w:szCs w:val="28"/>
+        </w:rPr>
         <w:t xml:space="preserve">Рисунок </w:t>
       </w:r>
       <w:r>
@@ -8724,17 +8911,6 @@
         </w:rPr>
         <w:t xml:space="preserve"> – диаграмма вариантов использования, возможных действий пользователей</w:t>
       </w:r>
-    </w:p>
-    <w:p>
-      <w:pPr>
-        <w:spacing w:after="0" w:line="360" w:lineRule="auto"/>
-        <w:ind w:firstLine="709"/>
-        <w:rPr>
-          <w:rFonts w:cs="Times New Roman"/>
-          <w:noProof/>
-          <w:szCs w:val="28"/>
-        </w:rPr>
-      </w:pPr>
     </w:p>
     <w:p>
       <w:pPr>
@@ -8770,7 +8946,7 @@
                     <pic:cNvPicPr/>
                   </pic:nvPicPr>
                   <pic:blipFill>
-                    <a:blip r:embed="rId14"/>
+                    <a:blip r:embed="rId16"/>
                     <a:stretch>
                       <a:fillRect/>
                     </a:stretch>
@@ -8860,6 +9036,18 @@
     <w:p>
       <w:pPr>
         <w:spacing w:after="0" w:line="360" w:lineRule="auto"/>
+        <w:ind w:left="-993"/>
+        <w:jc w:val="center"/>
+        <w:rPr>
+          <w:rFonts w:cs="Times New Roman"/>
+          <w:noProof/>
+          <w:szCs w:val="28"/>
+        </w:rPr>
+      </w:pPr>
+    </w:p>
+    <w:p>
+      <w:pPr>
+        <w:spacing w:after="0" w:line="360" w:lineRule="auto"/>
         <w:ind w:firstLine="709"/>
         <w:rPr>
           <w:rFonts w:cs="Times New Roman"/>
@@ -8975,7 +9163,7 @@
           <w:noProof/>
           <w:szCs w:val="28"/>
         </w:rPr>
-        <w:t xml:space="preserve">При нажатии на кнопку, программа проводит первичную проверку введенных данных, чтобы исключить некоторые проблемы, например «инъекции». После проверки программа отправляет запрос серверу на выбрку данных, в данном случае это поиск подъодящего пользователя, по </w:t>
+        <w:t xml:space="preserve">При нажатии на кнопку, программа проводит первичную проверку введенных данных, чтобы исключить некоторые проблемы, например «инъекции». После проверки программа отправляет запрос серверу на </w:t>
       </w:r>
       <w:r>
         <w:rPr>
@@ -8984,7 +9172,7 @@
           <w:szCs w:val="28"/>
         </w:rPr>
         <w:lastRenderedPageBreak/>
-        <w:t>логину и паролю, сервер ищет данного пользователя, если искомый пользователь не найден, то программа отправляет пользователю сообщение об ошибки поиска.</w:t>
+        <w:t>выбрку данных, в данном случае это поиск подъодящего пользователя, по логину и паролю, сервер ищет данного пользователя, если искомый пользователь не найден, то программа отправляет пользователю сообщение об ошибки поиска.</w:t>
       </w:r>
     </w:p>
     <w:p>
@@ -9086,31 +9274,25 @@
       <w:pPr>
         <w:spacing w:after="0" w:line="360" w:lineRule="auto"/>
         <w:ind w:left="-993"/>
-        <w:rPr>
-          <w:rFonts w:cs="Times New Roman"/>
-          <w:noProof/>
-          <w:szCs w:val="28"/>
-        </w:rPr>
-      </w:pPr>
-      <w:r>
-        <w:rPr>
-          <w:rFonts w:cs="Times New Roman"/>
-          <w:noProof/>
-          <w:szCs w:val="28"/>
-        </w:rPr>
-        <w:t xml:space="preserve"> </w:t>
-      </w:r>
-      <w:r>
-        <w:rPr>
-          <w:rFonts w:cs="Times New Roman"/>
-          <w:noProof/>
-          <w:szCs w:val="28"/>
-        </w:rPr>
+        <w:jc w:val="center"/>
+        <w:rPr>
+          <w:rFonts w:cs="Times New Roman"/>
+          <w:noProof/>
+          <w:szCs w:val="28"/>
+        </w:rPr>
+      </w:pPr>
+      <w:r>
+        <w:rPr>
+          <w:rFonts w:cs="Times New Roman"/>
+          <w:noProof/>
+          <w:szCs w:val="28"/>
+        </w:rPr>
+        <w:lastRenderedPageBreak/>
         <w:drawing>
-          <wp:inline distT="0" distB="0" distL="0" distR="0" wp14:anchorId="6D1CFF7C" wp14:editId="0960061D">
-            <wp:extent cx="5572125" cy="2950159"/>
-            <wp:effectExtent l="133350" t="114300" r="142875" b="155575"/>
-            <wp:docPr id="16" name="Picture 16"/>
+          <wp:inline distT="0" distB="0" distL="0" distR="0" wp14:anchorId="0279D3A0" wp14:editId="72E0AFEB">
+            <wp:extent cx="5353797" cy="3629532"/>
+            <wp:effectExtent l="171450" t="171450" r="170815" b="200025"/>
+            <wp:docPr id="12" name="Picture 12"/>
             <wp:cNvGraphicFramePr>
               <a:graphicFrameLocks xmlns:a="http://schemas.openxmlformats.org/drawingml/2006/main" noChangeAspect="1"/>
             </wp:cNvGraphicFramePr>
@@ -9122,7 +9304,7 @@
                     <pic:cNvPicPr/>
                   </pic:nvPicPr>
                   <pic:blipFill>
-                    <a:blip r:embed="rId15"/>
+                    <a:blip r:embed="rId17"/>
                     <a:stretch>
                       <a:fillRect/>
                     </a:stretch>
@@ -9130,7 +9312,179 @@
                   <pic:spPr>
                     <a:xfrm>
                       <a:off x="0" y="0"/>
-                      <a:ext cx="5580125" cy="2954395"/>
+                      <a:ext cx="5353797" cy="3629532"/>
+                    </a:xfrm>
+                    <a:prstGeom prst="rect">
+                      <a:avLst/>
+                    </a:prstGeom>
+                    <a:solidFill>
+                      <a:srgbClr val="FFFFFF">
+                        <a:shade val="85000"/>
+                      </a:srgbClr>
+                    </a:solidFill>
+                    <a:ln w="190500" cap="rnd">
+                      <a:solidFill>
+                        <a:srgbClr val="FFFFFF"/>
+                      </a:solidFill>
+                    </a:ln>
+                    <a:effectLst>
+                      <a:outerShdw blurRad="50000" algn="tl" rotWithShape="0">
+                        <a:srgbClr val="000000">
+                          <a:alpha val="41000"/>
+                        </a:srgbClr>
+                      </a:outerShdw>
+                    </a:effectLst>
+                    <a:scene3d>
+                      <a:camera prst="orthographicFront"/>
+                      <a:lightRig rig="twoPt" dir="t">
+                        <a:rot lat="0" lon="0" rev="7800000"/>
+                      </a:lightRig>
+                    </a:scene3d>
+                    <a:sp3d contourW="6350">
+                      <a:bevelT w="50800" h="16510"/>
+                      <a:contourClr>
+                        <a:srgbClr val="C0C0C0"/>
+                      </a:contourClr>
+                    </a:sp3d>
+                  </pic:spPr>
+                </pic:pic>
+              </a:graphicData>
+            </a:graphic>
+          </wp:inline>
+        </w:drawing>
+      </w:r>
+    </w:p>
+    <w:p>
+      <w:pPr>
+        <w:spacing w:after="0" w:line="360" w:lineRule="auto"/>
+        <w:ind w:left="-993"/>
+        <w:jc w:val="center"/>
+        <w:rPr>
+          <w:rFonts w:cs="Times New Roman"/>
+          <w:noProof/>
+          <w:szCs w:val="28"/>
+        </w:rPr>
+      </w:pPr>
+      <w:r>
+        <w:rPr>
+          <w:rFonts w:cs="Times New Roman"/>
+          <w:noProof/>
+          <w:szCs w:val="28"/>
+        </w:rPr>
+        <w:t xml:space="preserve">Рисунок </w:t>
+      </w:r>
+      <w:r>
+        <w:rPr>
+          <w:rFonts w:cs="Times New Roman"/>
+          <w:noProof/>
+          <w:szCs w:val="28"/>
+        </w:rPr>
+        <w:t>10</w:t>
+      </w:r>
+      <w:r>
+        <w:rPr>
+          <w:rFonts w:cs="Times New Roman"/>
+          <w:noProof/>
+          <w:szCs w:val="28"/>
+        </w:rPr>
+        <w:t xml:space="preserve"> – </w:t>
+      </w:r>
+      <w:r>
+        <w:rPr>
+          <w:rFonts w:cs="Times New Roman"/>
+          <w:noProof/>
+          <w:szCs w:val="28"/>
+        </w:rPr>
+        <w:t xml:space="preserve">контекстная </w:t>
+      </w:r>
+      <w:r>
+        <w:rPr>
+          <w:rFonts w:cs="Times New Roman"/>
+          <w:noProof/>
+          <w:szCs w:val="28"/>
+        </w:rPr>
+        <w:t xml:space="preserve">диагрмма </w:t>
+      </w:r>
+      <w:r>
+        <w:rPr>
+          <w:rFonts w:cs="Times New Roman"/>
+          <w:noProof/>
+          <w:szCs w:val="28"/>
+          <w:lang w:val="en-US"/>
+        </w:rPr>
+        <w:t>IDEF</w:t>
+      </w:r>
+      <w:r>
+        <w:rPr>
+          <w:rFonts w:cs="Times New Roman"/>
+          <w:noProof/>
+          <w:szCs w:val="28"/>
+        </w:rPr>
+        <w:t xml:space="preserve">0 </w:t>
+      </w:r>
+      <w:r>
+        <w:rPr>
+          <w:rFonts w:cs="Times New Roman"/>
+          <w:noProof/>
+          <w:szCs w:val="28"/>
+        </w:rPr>
+        <w:t>– Учёт проживающих</w:t>
+      </w:r>
+    </w:p>
+    <w:p>
+      <w:pPr>
+        <w:spacing w:after="0" w:line="360" w:lineRule="auto"/>
+        <w:ind w:left="-993"/>
+        <w:jc w:val="center"/>
+        <w:rPr>
+          <w:rFonts w:cs="Times New Roman"/>
+          <w:noProof/>
+          <w:szCs w:val="28"/>
+        </w:rPr>
+      </w:pPr>
+    </w:p>
+    <w:p>
+      <w:pPr>
+        <w:spacing w:after="0" w:line="360" w:lineRule="auto"/>
+        <w:ind w:left="-993"/>
+        <w:jc w:val="center"/>
+        <w:rPr>
+          <w:rFonts w:cs="Times New Roman"/>
+          <w:noProof/>
+          <w:szCs w:val="28"/>
+        </w:rPr>
+      </w:pPr>
+      <w:r>
+        <w:rPr>
+          <w:rFonts w:cs="Times New Roman"/>
+          <w:noProof/>
+          <w:szCs w:val="28"/>
+        </w:rPr>
+        <w:drawing>
+          <wp:inline distT="0" distB="0" distL="0" distR="0" wp14:anchorId="50C5E353" wp14:editId="6B11A174">
+            <wp:extent cx="5940425" cy="3359150"/>
+            <wp:effectExtent l="133350" t="114300" r="136525" b="165100"/>
+            <wp:docPr id="13" name="Picture 13"/>
+            <wp:cNvGraphicFramePr>
+              <a:graphicFrameLocks xmlns:a="http://schemas.openxmlformats.org/drawingml/2006/main" noChangeAspect="1"/>
+            </wp:cNvGraphicFramePr>
+            <a:graphic xmlns:a="http://schemas.openxmlformats.org/drawingml/2006/main">
+              <a:graphicData uri="http://schemas.openxmlformats.org/drawingml/2006/picture">
+                <pic:pic xmlns:pic="http://schemas.openxmlformats.org/drawingml/2006/picture">
+                  <pic:nvPicPr>
+                    <pic:cNvPr id="1" name=""/>
+                    <pic:cNvPicPr/>
+                  </pic:nvPicPr>
+                  <pic:blipFill>
+                    <a:blip r:embed="rId18"/>
+                    <a:stretch>
+                      <a:fillRect/>
+                    </a:stretch>
+                  </pic:blipFill>
+                  <pic:spPr>
+                    <a:xfrm>
+                      <a:off x="0" y="0"/>
+                      <a:ext cx="5940425" cy="3359150"/>
                     </a:xfrm>
                     <a:prstGeom prst="rect">
                       <a:avLst/>
@@ -9190,39 +9544,23 @@
           <w:noProof/>
           <w:szCs w:val="28"/>
         </w:rPr>
-        <w:t xml:space="preserve">Рисунок </w:t>
-      </w:r>
-      <w:r>
-        <w:rPr>
-          <w:rFonts w:cs="Times New Roman"/>
-          <w:noProof/>
-          <w:szCs w:val="28"/>
-        </w:rPr>
-        <w:t>10</w:t>
-      </w:r>
-      <w:r>
-        <w:rPr>
-          <w:rFonts w:cs="Times New Roman"/>
-          <w:noProof/>
-          <w:szCs w:val="28"/>
-        </w:rPr>
-        <w:t xml:space="preserve"> – </w:t>
-      </w:r>
-      <w:r>
-        <w:rPr>
-          <w:rFonts w:cs="Times New Roman"/>
-          <w:noProof/>
-          <w:szCs w:val="28"/>
-        </w:rPr>
-        <w:t xml:space="preserve">контекстная </w:t>
-      </w:r>
-      <w:r>
-        <w:rPr>
-          <w:rFonts w:cs="Times New Roman"/>
-          <w:noProof/>
-          <w:szCs w:val="28"/>
-        </w:rPr>
-        <w:t xml:space="preserve">диагрмма </w:t>
+        <w:t>Рисунок 1</w:t>
+      </w:r>
+      <w:r>
+        <w:rPr>
+          <w:rFonts w:cs="Times New Roman"/>
+          <w:noProof/>
+          <w:szCs w:val="28"/>
+        </w:rPr>
+        <w:t>1</w:t>
+      </w:r>
+      <w:r>
+        <w:rPr>
+          <w:rFonts w:cs="Times New Roman"/>
+          <w:noProof/>
+          <w:szCs w:val="28"/>
+        </w:rPr>
+        <w:t xml:space="preserve"> –диагрмма декомпозиции </w:t>
       </w:r>
       <w:r>
         <w:rPr>
@@ -9247,7 +9585,7 @@
           <w:noProof/>
           <w:szCs w:val="28"/>
         </w:rPr>
-        <w:t>работы приложения</w:t>
+        <w:t>– Учёт проживающих</w:t>
       </w:r>
     </w:p>
     <w:p>
@@ -9261,79 +9599,6 @@
           <w:szCs w:val="28"/>
         </w:rPr>
       </w:pPr>
-      <w:r>
-        <w:rPr>
-          <w:rFonts w:cs="Times New Roman"/>
-          <w:noProof/>
-          <w:szCs w:val="28"/>
-        </w:rPr>
-        <w:lastRenderedPageBreak/>
-        <w:drawing>
-          <wp:inline distT="0" distB="0" distL="0" distR="0" wp14:anchorId="5DFA292E" wp14:editId="68FE03F0">
-            <wp:extent cx="5940425" cy="4928235"/>
-            <wp:effectExtent l="133350" t="114300" r="136525" b="158115"/>
-            <wp:docPr id="17" name="Picture 17"/>
-            <wp:cNvGraphicFramePr>
-              <a:graphicFrameLocks xmlns:a="http://schemas.openxmlformats.org/drawingml/2006/main" noChangeAspect="1"/>
-            </wp:cNvGraphicFramePr>
-            <a:graphic xmlns:a="http://schemas.openxmlformats.org/drawingml/2006/main">
-              <a:graphicData uri="http://schemas.openxmlformats.org/drawingml/2006/picture">
-                <pic:pic xmlns:pic="http://schemas.openxmlformats.org/drawingml/2006/picture">
-                  <pic:nvPicPr>
-                    <pic:cNvPr id="1" name=""/>
-                    <pic:cNvPicPr/>
-                  </pic:nvPicPr>
-                  <pic:blipFill>
-                    <a:blip r:embed="rId16"/>
-                    <a:stretch>
-                      <a:fillRect/>
-                    </a:stretch>
-                  </pic:blipFill>
-                  <pic:spPr>
-                    <a:xfrm>
-                      <a:off x="0" y="0"/>
-                      <a:ext cx="5940425" cy="4928235"/>
-                    </a:xfrm>
-                    <a:prstGeom prst="rect">
-                      <a:avLst/>
-                    </a:prstGeom>
-                    <a:solidFill>
-                      <a:srgbClr val="FFFFFF">
-                        <a:shade val="85000"/>
-                      </a:srgbClr>
-                    </a:solidFill>
-                    <a:ln w="88900" cap="sq">
-                      <a:solidFill>
-                        <a:srgbClr val="FFFFFF"/>
-                      </a:solidFill>
-                      <a:miter lim="800000"/>
-                    </a:ln>
-                    <a:effectLst>
-                      <a:outerShdw blurRad="55000" dist="18000" dir="5400000" algn="tl" rotWithShape="0">
-                        <a:srgbClr val="000000">
-                          <a:alpha val="40000"/>
-                        </a:srgbClr>
-                      </a:outerShdw>
-                    </a:effectLst>
-                    <a:scene3d>
-                      <a:camera prst="orthographicFront"/>
-                      <a:lightRig rig="twoPt" dir="t">
-                        <a:rot lat="0" lon="0" rev="7200000"/>
-                      </a:lightRig>
-                    </a:scene3d>
-                    <a:sp3d>
-                      <a:bevelT w="25400" h="19050"/>
-                      <a:contourClr>
-                        <a:srgbClr val="FFFFFF"/>
-                      </a:contourClr>
-                    </a:sp3d>
-                  </pic:spPr>
-                </pic:pic>
-              </a:graphicData>
-            </a:graphic>
-          </wp:inline>
-        </w:drawing>
-      </w:r>
     </w:p>
     <w:p>
       <w:pPr>
@@ -9346,225 +9611,6 @@
           <w:szCs w:val="28"/>
         </w:rPr>
       </w:pPr>
-      <w:r>
-        <w:rPr>
-          <w:rFonts w:cs="Times New Roman"/>
-          <w:noProof/>
-          <w:szCs w:val="28"/>
-        </w:rPr>
-        <w:t>Рисунок 1</w:t>
-      </w:r>
-      <w:r>
-        <w:rPr>
-          <w:rFonts w:cs="Times New Roman"/>
-          <w:noProof/>
-          <w:szCs w:val="28"/>
-        </w:rPr>
-        <w:t>1</w:t>
-      </w:r>
-      <w:r>
-        <w:rPr>
-          <w:rFonts w:cs="Times New Roman"/>
-          <w:noProof/>
-          <w:szCs w:val="28"/>
-        </w:rPr>
-        <w:t xml:space="preserve"> –диагрмма декомпозиции </w:t>
-      </w:r>
-      <w:r>
-        <w:rPr>
-          <w:rFonts w:cs="Times New Roman"/>
-          <w:noProof/>
-          <w:szCs w:val="28"/>
-          <w:lang w:val="en-US"/>
-        </w:rPr>
-        <w:t>IDEF</w:t>
-      </w:r>
-      <w:r>
-        <w:rPr>
-          <w:rFonts w:cs="Times New Roman"/>
-          <w:noProof/>
-          <w:szCs w:val="28"/>
-        </w:rPr>
-        <w:t xml:space="preserve">0 </w:t>
-      </w:r>
-      <w:r>
-        <w:rPr>
-          <w:rFonts w:cs="Times New Roman"/>
-          <w:noProof/>
-          <w:szCs w:val="28"/>
-        </w:rPr>
-        <w:t>работы приложения</w:t>
-      </w:r>
-    </w:p>
-    <w:p>
-      <w:pPr>
-        <w:spacing w:after="0" w:line="360" w:lineRule="auto"/>
-        <w:ind w:left="-993"/>
-        <w:jc w:val="center"/>
-        <w:rPr>
-          <w:rFonts w:cs="Times New Roman"/>
-          <w:noProof/>
-          <w:szCs w:val="28"/>
-        </w:rPr>
-      </w:pPr>
-    </w:p>
-    <w:p>
-      <w:pPr>
-        <w:spacing w:after="0" w:line="360" w:lineRule="auto"/>
-        <w:ind w:left="-993"/>
-        <w:jc w:val="center"/>
-        <w:rPr>
-          <w:rFonts w:cs="Times New Roman"/>
-          <w:noProof/>
-          <w:szCs w:val="28"/>
-        </w:rPr>
-      </w:pPr>
-    </w:p>
-    <w:p>
-      <w:pPr>
-        <w:spacing w:after="0" w:line="360" w:lineRule="auto"/>
-        <w:ind w:left="-993"/>
-        <w:jc w:val="center"/>
-        <w:rPr>
-          <w:rFonts w:cs="Times New Roman"/>
-          <w:noProof/>
-          <w:szCs w:val="28"/>
-        </w:rPr>
-      </w:pPr>
-      <w:r>
-        <w:rPr>
-          <w:rFonts w:cs="Times New Roman"/>
-          <w:noProof/>
-          <w:szCs w:val="28"/>
-        </w:rPr>
-        <w:lastRenderedPageBreak/>
-        <w:drawing>
-          <wp:inline distT="0" distB="0" distL="0" distR="0" wp14:anchorId="5A823418" wp14:editId="45946734">
-            <wp:extent cx="6650222" cy="2861977"/>
-            <wp:effectExtent l="133350" t="114300" r="132080" b="167005"/>
-            <wp:docPr id="14" name="Picture 14"/>
-            <wp:cNvGraphicFramePr>
-              <a:graphicFrameLocks xmlns:a="http://schemas.openxmlformats.org/drawingml/2006/main" noChangeAspect="1"/>
-            </wp:cNvGraphicFramePr>
-            <a:graphic xmlns:a="http://schemas.openxmlformats.org/drawingml/2006/main">
-              <a:graphicData uri="http://schemas.openxmlformats.org/drawingml/2006/picture">
-                <pic:pic xmlns:pic="http://schemas.openxmlformats.org/drawingml/2006/picture">
-                  <pic:nvPicPr>
-                    <pic:cNvPr id="1" name=""/>
-                    <pic:cNvPicPr/>
-                  </pic:nvPicPr>
-                  <pic:blipFill>
-                    <a:blip r:embed="rId17"/>
-                    <a:stretch>
-                      <a:fillRect/>
-                    </a:stretch>
-                  </pic:blipFill>
-                  <pic:spPr>
-                    <a:xfrm>
-                      <a:off x="0" y="0"/>
-                      <a:ext cx="6681586" cy="2875475"/>
-                    </a:xfrm>
-                    <a:prstGeom prst="rect">
-                      <a:avLst/>
-                    </a:prstGeom>
-                    <a:solidFill>
-                      <a:srgbClr val="FFFFFF">
-                        <a:shade val="85000"/>
-                      </a:srgbClr>
-                    </a:solidFill>
-                    <a:ln w="88900" cap="sq">
-                      <a:solidFill>
-                        <a:srgbClr val="FFFFFF"/>
-                      </a:solidFill>
-                      <a:miter lim="800000"/>
-                    </a:ln>
-                    <a:effectLst>
-                      <a:outerShdw blurRad="55000" dist="18000" dir="5400000" algn="tl" rotWithShape="0">
-                        <a:srgbClr val="000000">
-                          <a:alpha val="40000"/>
-                        </a:srgbClr>
-                      </a:outerShdw>
-                    </a:effectLst>
-                    <a:scene3d>
-                      <a:camera prst="orthographicFront"/>
-                      <a:lightRig rig="twoPt" dir="t">
-                        <a:rot lat="0" lon="0" rev="7200000"/>
-                      </a:lightRig>
-                    </a:scene3d>
-                    <a:sp3d>
-                      <a:bevelT w="25400" h="19050"/>
-                      <a:contourClr>
-                        <a:srgbClr val="FFFFFF"/>
-                      </a:contourClr>
-                    </a:sp3d>
-                  </pic:spPr>
-                </pic:pic>
-              </a:graphicData>
-            </a:graphic>
-          </wp:inline>
-        </w:drawing>
-      </w:r>
-    </w:p>
-    <w:p>
-      <w:pPr>
-        <w:spacing w:after="0" w:line="360" w:lineRule="auto"/>
-        <w:ind w:left="-993"/>
-        <w:jc w:val="center"/>
-        <w:rPr>
-          <w:rFonts w:cs="Times New Roman"/>
-          <w:noProof/>
-          <w:szCs w:val="28"/>
-        </w:rPr>
-      </w:pPr>
-      <w:r>
-        <w:rPr>
-          <w:rFonts w:cs="Times New Roman"/>
-          <w:noProof/>
-          <w:szCs w:val="28"/>
-        </w:rPr>
-        <w:t>Рисунок 1</w:t>
-      </w:r>
-      <w:r>
-        <w:rPr>
-          <w:rFonts w:cs="Times New Roman"/>
-          <w:noProof/>
-          <w:szCs w:val="28"/>
-        </w:rPr>
-        <w:t>2</w:t>
-      </w:r>
-      <w:r>
-        <w:rPr>
-          <w:rFonts w:cs="Times New Roman"/>
-          <w:noProof/>
-          <w:szCs w:val="28"/>
-        </w:rPr>
-        <w:t xml:space="preserve"> –дерево узлов </w:t>
-      </w:r>
-      <w:r>
-        <w:rPr>
-          <w:rFonts w:cs="Times New Roman"/>
-          <w:noProof/>
-          <w:szCs w:val="28"/>
-          <w:lang w:val="en-US"/>
-        </w:rPr>
-        <w:t>IDEF</w:t>
-      </w:r>
-      <w:r>
-        <w:rPr>
-          <w:rFonts w:cs="Times New Roman"/>
-          <w:noProof/>
-          <w:szCs w:val="28"/>
-        </w:rPr>
-        <w:t xml:space="preserve">0 </w:t>
-      </w:r>
-      <w:r>
-        <w:rPr>
-          <w:rFonts w:cs="Times New Roman"/>
-          <w:noProof/>
-          <w:szCs w:val="28"/>
-        </w:rPr>
-        <w:t>работы приложения</w:t>
-      </w:r>
     </w:p>
     <w:p>
       <w:pPr>
@@ -9648,6 +9694,17 @@
     <w:p>
       <w:pPr>
         <w:spacing w:after="0" w:line="360" w:lineRule="auto"/>
+        <w:ind w:firstLine="709"/>
+        <w:rPr>
+          <w:rFonts w:cs="Times New Roman"/>
+          <w:noProof/>
+          <w:szCs w:val="28"/>
+        </w:rPr>
+      </w:pPr>
+    </w:p>
+    <w:p>
+      <w:pPr>
+        <w:spacing w:after="0" w:line="360" w:lineRule="auto"/>
         <w:jc w:val="center"/>
         <w:rPr>
           <w:rFonts w:cs="Times New Roman"/>
@@ -9661,7 +9718,6 @@
           <w:noProof/>
           <w:szCs w:val="28"/>
         </w:rPr>
-        <w:lastRenderedPageBreak/>
         <w:drawing>
           <wp:inline distT="0" distB="0" distL="0" distR="0" wp14:anchorId="101E41A5" wp14:editId="5CC58F9F">
             <wp:extent cx="6103159" cy="3090397"/>
@@ -9678,7 +9734,7 @@
                     <pic:cNvPicPr/>
                   </pic:nvPicPr>
                   <pic:blipFill>
-                    <a:blip r:embed="rId18"/>
+                    <a:blip r:embed="rId19"/>
                     <a:stretch>
                       <a:fillRect/>
                     </a:stretch>
@@ -9791,19 +9847,31 @@
     <w:p>
       <w:pPr>
         <w:spacing w:after="0" w:line="360" w:lineRule="auto"/>
-        <w:ind w:firstLine="709"/>
-        <w:rPr>
-          <w:rFonts w:cs="Times New Roman"/>
-          <w:noProof/>
-          <w:szCs w:val="28"/>
-        </w:rPr>
-      </w:pPr>
-      <w:r>
-        <w:rPr>
-          <w:rFonts w:cs="Times New Roman"/>
-          <w:noProof/>
-          <w:szCs w:val="28"/>
-        </w:rPr>
+        <w:jc w:val="center"/>
+        <w:rPr>
+          <w:rFonts w:cs="Times New Roman"/>
+          <w:noProof/>
+          <w:szCs w:val="28"/>
+        </w:rPr>
+      </w:pPr>
+    </w:p>
+    <w:p>
+      <w:pPr>
+        <w:spacing w:after="0" w:line="360" w:lineRule="auto"/>
+        <w:ind w:firstLine="709"/>
+        <w:rPr>
+          <w:rFonts w:cs="Times New Roman"/>
+          <w:noProof/>
+          <w:szCs w:val="28"/>
+        </w:rPr>
+      </w:pPr>
+      <w:r>
+        <w:rPr>
+          <w:rFonts w:cs="Times New Roman"/>
+          <w:noProof/>
+          <w:szCs w:val="28"/>
+        </w:rPr>
+        <w:lastRenderedPageBreak/>
         <w:t>Авторизация в данном приложении будет вполне стандартной – ввод логина и пароля. В процессе разработки приложения что-либо можте меняться, например цветовая палитра программы.</w:t>
       </w:r>
     </w:p>
@@ -9859,7 +9927,7 @@
                     <pic:cNvPicPr/>
                   </pic:nvPicPr>
                   <pic:blipFill>
-                    <a:blip r:embed="rId19"/>
+                    <a:blip r:embed="rId20"/>
                     <a:stretch>
                       <a:fillRect/>
                     </a:stretch>
@@ -9964,7 +10032,36 @@
     <w:p>
       <w:pPr>
         <w:spacing w:after="0" w:line="360" w:lineRule="auto"/>
-        <w:ind w:firstLine="709"/>
+        <w:jc w:val="center"/>
+        <w:rPr>
+          <w:rFonts w:cs="Times New Roman"/>
+          <w:noProof/>
+          <w:szCs w:val="28"/>
+        </w:rPr>
+      </w:pPr>
+    </w:p>
+    <w:p>
+      <w:pPr>
+        <w:spacing w:after="0" w:line="360" w:lineRule="auto"/>
+        <w:ind w:firstLine="709"/>
+        <w:rPr>
+          <w:rFonts w:cs="Times New Roman"/>
+          <w:noProof/>
+          <w:szCs w:val="28"/>
+        </w:rPr>
+      </w:pPr>
+      <w:r>
+        <w:rPr>
+          <w:rFonts w:cs="Times New Roman"/>
+          <w:noProof/>
+          <w:szCs w:val="28"/>
+        </w:rPr>
+        <w:t>Окно просмотра журнала – окно в котором будет содержаться информация об учете проживающих в ночное время суток. В нём будет немного информации о студентах: номер комнаты, в которой проживает студент, фамилия, имя и отчество, а также пометки в виде маркеров, показывающих информацию о нахождении или отсутсвии студента в ночное время суток.</w:t>
+      </w:r>
+    </w:p>
+    <w:p>
+      <w:pPr>
+        <w:spacing w:after="0" w:line="360" w:lineRule="auto"/>
         <w:rPr>
           <w:rFonts w:cs="Times New Roman"/>
           <w:noProof/>
@@ -9978,24 +10075,6 @@
           <w:szCs w:val="28"/>
         </w:rPr>
         <w:lastRenderedPageBreak/>
-        <w:t>Окно просмотра журнала – окно в котором будет содержаться информация об учете проживающих в ночное время суток. В нём будет немного информации о студентах: номер комнаты, в которой проживает студент, фамилия, имя и отчество, а также пометки в виде маркеров, показывающих информацию о нахождении или отсутсвии студента в ночное время суток.</w:t>
-      </w:r>
-    </w:p>
-    <w:p>
-      <w:pPr>
-        <w:spacing w:after="0" w:line="360" w:lineRule="auto"/>
-        <w:rPr>
-          <w:rFonts w:cs="Times New Roman"/>
-          <w:noProof/>
-          <w:szCs w:val="28"/>
-        </w:rPr>
-      </w:pPr>
-      <w:r>
-        <w:rPr>
-          <w:rFonts w:cs="Times New Roman"/>
-          <w:noProof/>
-          <w:szCs w:val="28"/>
-        </w:rPr>
         <w:drawing>
           <wp:inline distT="0" distB="0" distL="0" distR="0" wp14:anchorId="7B833B02" wp14:editId="1246E7E1">
             <wp:extent cx="5940425" cy="2995296"/>
@@ -10012,7 +10091,7 @@
                     <pic:cNvPicPr/>
                   </pic:nvPicPr>
                   <pic:blipFill>
-                    <a:blip r:embed="rId20"/>
+                    <a:blip r:embed="rId21"/>
                     <a:stretch>
                       <a:fillRect/>
                     </a:stretch>
@@ -10119,6 +10198,18 @@
       <w:pPr>
         <w:spacing w:after="0" w:line="360" w:lineRule="auto"/>
         <w:ind w:firstLine="709"/>
+        <w:jc w:val="center"/>
+        <w:rPr>
+          <w:rFonts w:cs="Times New Roman"/>
+          <w:noProof/>
+          <w:szCs w:val="28"/>
+        </w:rPr>
+      </w:pPr>
+    </w:p>
+    <w:p>
+      <w:pPr>
+        <w:spacing w:after="0" w:line="360" w:lineRule="auto"/>
+        <w:ind w:firstLine="709"/>
         <w:rPr>
           <w:rFonts w:cs="Times New Roman"/>
           <w:noProof/>
@@ -10211,26 +10302,26 @@
           <w:noProof/>
           <w:szCs w:val="28"/>
         </w:rPr>
+        <w:t>2. Проектирование базы данных: на этом этапе создается структура базы данных, определяются таблицы, их поля и связи между ними. Также разрабатывается модель данных, которая будет использоваться в приложении.</w:t>
+      </w:r>
+    </w:p>
+    <w:p>
+      <w:pPr>
+        <w:spacing w:after="0" w:line="360" w:lineRule="auto"/>
+        <w:ind w:firstLine="709"/>
+        <w:rPr>
+          <w:rFonts w:cs="Times New Roman"/>
+          <w:noProof/>
+          <w:szCs w:val="28"/>
+        </w:rPr>
+      </w:pPr>
+      <w:r>
+        <w:rPr>
+          <w:rFonts w:cs="Times New Roman"/>
+          <w:noProof/>
+          <w:szCs w:val="28"/>
+        </w:rPr>
         <w:lastRenderedPageBreak/>
-        <w:t>2. Проектирование базы данных: на этом этапе создается структура базы данных, определяются таблицы, их поля и связи между ними. Также разрабатывается модель данных, которая будет использоваться в приложении.</w:t>
-      </w:r>
-    </w:p>
-    <w:p>
-      <w:pPr>
-        <w:spacing w:after="0" w:line="360" w:lineRule="auto"/>
-        <w:ind w:firstLine="709"/>
-        <w:rPr>
-          <w:rFonts w:cs="Times New Roman"/>
-          <w:noProof/>
-          <w:szCs w:val="28"/>
-        </w:rPr>
-      </w:pPr>
-      <w:r>
-        <w:rPr>
-          <w:rFonts w:cs="Times New Roman"/>
-          <w:noProof/>
-          <w:szCs w:val="28"/>
-        </w:rPr>
         <w:t>3. Написание кода: после проектирования базы данных необходимо написать код приложения на C#. Это включает в себя создание пользовательского интерфейса, обработку событий, взаимодействие с базой данных и другие функции приложения.</w:t>
       </w:r>
     </w:p>
@@ -10497,7 +10588,6 @@
           <w:noProof/>
           <w:szCs w:val="28"/>
         </w:rPr>
-        <w:lastRenderedPageBreak/>
         <w:t xml:space="preserve">Работа с базой данных приложения будет выполняться при помощи технологии </w:t>
       </w:r>
       <w:r>
@@ -10637,6 +10727,7 @@
           <w:noProof/>
           <w:szCs w:val="28"/>
         </w:rPr>
+        <w:lastRenderedPageBreak/>
         <w:t>Страница просмотра журнала учета проживающих;</w:t>
       </w:r>
     </w:p>
@@ -11130,7 +11221,6 @@
           <w:rFonts w:cs="Times New Roman"/>
           <w:szCs w:val="28"/>
         </w:rPr>
-        <w:lastRenderedPageBreak/>
         <w:t>Мышь и клавиатура;</w:t>
       </w:r>
     </w:p>
@@ -11275,6 +11365,7 @@
           <w:rFonts w:cs="Times New Roman"/>
           <w:szCs w:val="28"/>
         </w:rPr>
+        <w:lastRenderedPageBreak/>
         <w:t xml:space="preserve">Операционная система </w:t>
       </w:r>
       <w:r>
@@ -11979,13 +12070,118 @@
       </w:pPr>
     </w:p>
     <w:sectPr>
+      <w:footerReference w:type="default" r:id="rId22"/>
       <w:pgSz w:w="11906" w:h="16838"/>
       <w:pgMar w:top="1134" w:right="850" w:bottom="1134" w:left="1701" w:header="708" w:footer="708" w:gutter="0"/>
       <w:cols w:space="708"/>
-      <w:docGrid w:linePitch="360"/>
+      <w:titlePg/>
+      <w:docGrid w:linePitch="381"/>
     </w:sectPr>
   </w:body>
 </w:document>
+</file>
+
+<file path=word/endnotes.xml><?xml version="1.0" encoding="utf-8"?>
+<w:endnotes xmlns:wpc="http://schemas.microsoft.com/office/word/2010/wordprocessingCanvas" xmlns:cx="http://schemas.microsoft.com/office/drawing/2014/chartex" xmlns:cx1="http://schemas.microsoft.com/office/drawing/2015/9/8/chartex" xmlns:cx2="http://schemas.microsoft.com/office/drawing/2015/10/21/chartex" xmlns:cx3="http://schemas.microsoft.com/office/drawing/2016/5/9/chartex" xmlns:cx4="http://schemas.microsoft.com/office/drawing/2016/5/10/chartex" xmlns:cx5="http://schemas.microsoft.com/office/drawing/2016/5/11/chartex" xmlns:cx6="http://schemas.microsoft.com/office/drawing/2016/5/12/chartex" xmlns:cx7="http://schemas.microsoft.com/office/drawing/2016/5/13/chartex" xmlns:cx8="http://schemas.microsoft.com/office/drawing/2016/5/14/chartex" xmlns:mc="http://schemas.openxmlformats.org/markup-compatibility/2006" xmlns:aink="http://schemas.microsoft.com/office/drawing/2016/ink" xmlns:am3d="http://schemas.microsoft.com/office/drawing/2017/model3d" xmlns:o="urn:schemas-microsoft-com:office:office" xmlns:r="http://schemas.openxmlformats.org/officeDocument/2006/relationships" xmlns:m="http://schemas.openxmlformats.org/officeDocument/2006/math" xmlns:v="urn:schemas-microsoft-com:vml" xmlns:wp14="http://schemas.microsoft.com/office/word/2010/wordprocessingDrawing" xmlns:wp="http://schemas.openxmlformats.org/drawingml/2006/wordprocessingDrawing" xmlns:w10="urn:schemas-microsoft-com:office:word" xmlns:w="http://schemas.openxmlformats.org/wordprocessingml/2006/main" xmlns:w14="http://schemas.microsoft.com/office/word/2010/wordml" xmlns:w15="http://schemas.microsoft.com/office/word/2012/wordml" xmlns:w16cex="http://schemas.microsoft.com/office/word/2018/wordml/cex" xmlns:w16cid="http://schemas.microsoft.com/office/word/2016/wordml/cid" xmlns:w16="http://schemas.microsoft.com/office/word/2018/wordml" xmlns:w16sdtdh="http://schemas.microsoft.com/office/word/2020/wordml/sdtdatahash" xmlns:w16se="http://schemas.microsoft.com/office/word/2015/wordml/symex" xmlns:wpg="http://schemas.microsoft.com/office/word/2010/wordprocessingGroup" xmlns:wpi="http://schemas.microsoft.com/office/word/2010/wordprocessingInk" xmlns:wne="http://schemas.microsoft.com/office/word/2006/wordml" xmlns:wps="http://schemas.microsoft.com/office/word/2010/wordprocessingShape" mc:Ignorable="w14 w15 w16se w16cid w16 w16cex w16sdtdh wp14">
+  <w:endnote w:type="separator" w:id="-1">
+    <w:p>
+      <w:pPr>
+        <w:spacing w:after="0" w:line="240" w:lineRule="auto"/>
+      </w:pPr>
+      <w:r>
+        <w:separator/>
+      </w:r>
+    </w:p>
+  </w:endnote>
+  <w:endnote w:type="continuationSeparator" w:id="0">
+    <w:p>
+      <w:pPr>
+        <w:spacing w:after="0" w:line="240" w:lineRule="auto"/>
+      </w:pPr>
+      <w:r>
+        <w:continuationSeparator/>
+      </w:r>
+    </w:p>
+  </w:endnote>
+</w:endnotes>
+</file>
+
+<file path=word/footer1.xml><?xml version="1.0" encoding="utf-8"?>
+<w:ftr xmlns:wpc="http://schemas.microsoft.com/office/word/2010/wordprocessingCanvas" xmlns:cx="http://schemas.microsoft.com/office/drawing/2014/chartex" xmlns:cx1="http://schemas.microsoft.com/office/drawing/2015/9/8/chartex" xmlns:cx2="http://schemas.microsoft.com/office/drawing/2015/10/21/chartex" xmlns:cx3="http://schemas.microsoft.com/office/drawing/2016/5/9/chartex" xmlns:cx4="http://schemas.microsoft.com/office/drawing/2016/5/10/chartex" xmlns:cx5="http://schemas.microsoft.com/office/drawing/2016/5/11/chartex" xmlns:cx6="http://schemas.microsoft.com/office/drawing/2016/5/12/chartex" xmlns:cx7="http://schemas.microsoft.com/office/drawing/2016/5/13/chartex" xmlns:cx8="http://schemas.microsoft.com/office/drawing/2016/5/14/chartex" xmlns:mc="http://schemas.openxmlformats.org/markup-compatibility/2006" xmlns:aink="http://schemas.microsoft.com/office/drawing/2016/ink" xmlns:am3d="http://schemas.microsoft.com/office/drawing/2017/model3d" xmlns:o="urn:schemas-microsoft-com:office:office" xmlns:r="http://schemas.openxmlformats.org/officeDocument/2006/relationships" xmlns:m="http://schemas.openxmlformats.org/officeDocument/2006/math" xmlns:v="urn:schemas-microsoft-com:vml" xmlns:wp14="http://schemas.microsoft.com/office/word/2010/wordprocessingDrawing" xmlns:wp="http://schemas.openxmlformats.org/drawingml/2006/wordprocessingDrawing" xmlns:w10="urn:schemas-microsoft-com:office:word" xmlns:w="http://schemas.openxmlformats.org/wordprocessingml/2006/main" xmlns:w14="http://schemas.microsoft.com/office/word/2010/wordml" xmlns:w15="http://schemas.microsoft.com/office/word/2012/wordml" xmlns:w16cex="http://schemas.microsoft.com/office/word/2018/wordml/cex" xmlns:w16cid="http://schemas.microsoft.com/office/word/2016/wordml/cid" xmlns:w16="http://schemas.microsoft.com/office/word/2018/wordml" xmlns:w16sdtdh="http://schemas.microsoft.com/office/word/2020/wordml/sdtdatahash" xmlns:w16se="http://schemas.microsoft.com/office/word/2015/wordml/symex" xmlns:wpg="http://schemas.microsoft.com/office/word/2010/wordprocessingGroup" xmlns:wpi="http://schemas.microsoft.com/office/word/2010/wordprocessingInk" xmlns:wne="http://schemas.microsoft.com/office/word/2006/wordml" xmlns:wps="http://schemas.microsoft.com/office/word/2010/wordprocessingShape" mc:Ignorable="w14 w15 w16se w16cid w16 w16cex w16sdtdh wp14">
+  <w:sdt>
+    <w:sdtPr>
+      <w:id w:val="1229644067"/>
+      <w:docPartObj>
+        <w:docPartGallery w:val="Page Numbers (Bottom of Page)"/>
+        <w:docPartUnique/>
+      </w:docPartObj>
+    </w:sdtPr>
+    <w:sdtEndPr>
+      <w:rPr>
+        <w:noProof/>
+      </w:rPr>
+    </w:sdtEndPr>
+    <w:sdtContent>
+      <w:p>
+        <w:pPr>
+          <w:pStyle w:val="Footer"/>
+          <w:jc w:val="center"/>
+        </w:pPr>
+        <w:r>
+          <w:fldChar w:fldCharType="begin"/>
+        </w:r>
+        <w:r>
+          <w:instrText xml:space="preserve"> PAGE   \* MERGEFORMAT </w:instrText>
+        </w:r>
+        <w:r>
+          <w:fldChar w:fldCharType="separate"/>
+        </w:r>
+        <w:r>
+          <w:rPr>
+            <w:noProof/>
+          </w:rPr>
+          <w:t>2</w:t>
+        </w:r>
+        <w:r>
+          <w:rPr>
+            <w:noProof/>
+          </w:rPr>
+          <w:fldChar w:fldCharType="end"/>
+        </w:r>
+      </w:p>
+    </w:sdtContent>
+  </w:sdt>
+  <w:p>
+    <w:pPr>
+      <w:pStyle w:val="Footer"/>
+    </w:pPr>
+  </w:p>
+</w:ftr>
+</file>
+
+<file path=word/footnotes.xml><?xml version="1.0" encoding="utf-8"?>
+<w:footnotes xmlns:wpc="http://schemas.microsoft.com/office/word/2010/wordprocessingCanvas" xmlns:cx="http://schemas.microsoft.com/office/drawing/2014/chartex" xmlns:cx1="http://schemas.microsoft.com/office/drawing/2015/9/8/chartex" xmlns:cx2="http://schemas.microsoft.com/office/drawing/2015/10/21/chartex" xmlns:cx3="http://schemas.microsoft.com/office/drawing/2016/5/9/chartex" xmlns:cx4="http://schemas.microsoft.com/office/drawing/2016/5/10/chartex" xmlns:cx5="http://schemas.microsoft.com/office/drawing/2016/5/11/chartex" xmlns:cx6="http://schemas.microsoft.com/office/drawing/2016/5/12/chartex" xmlns:cx7="http://schemas.microsoft.com/office/drawing/2016/5/13/chartex" xmlns:cx8="http://schemas.microsoft.com/office/drawing/2016/5/14/chartex" xmlns:mc="http://schemas.openxmlformats.org/markup-compatibility/2006" xmlns:aink="http://schemas.microsoft.com/office/drawing/2016/ink" xmlns:am3d="http://schemas.microsoft.com/office/drawing/2017/model3d" xmlns:o="urn:schemas-microsoft-com:office:office" xmlns:r="http://schemas.openxmlformats.org/officeDocument/2006/relationships" xmlns:m="http://schemas.openxmlformats.org/officeDocument/2006/math" xmlns:v="urn:schemas-microsoft-com:vml" xmlns:wp14="http://schemas.microsoft.com/office/word/2010/wordprocessingDrawing" xmlns:wp="http://schemas.openxmlformats.org/drawingml/2006/wordprocessingDrawing" xmlns:w10="urn:schemas-microsoft-com:office:word" xmlns:w="http://schemas.openxmlformats.org/wordprocessingml/2006/main" xmlns:w14="http://schemas.microsoft.com/office/word/2010/wordml" xmlns:w15="http://schemas.microsoft.com/office/word/2012/wordml" xmlns:w16cex="http://schemas.microsoft.com/office/word/2018/wordml/cex" xmlns:w16cid="http://schemas.microsoft.com/office/word/2016/wordml/cid" xmlns:w16="http://schemas.microsoft.com/office/word/2018/wordml" xmlns:w16sdtdh="http://schemas.microsoft.com/office/word/2020/wordml/sdtdatahash" xmlns:w16se="http://schemas.microsoft.com/office/word/2015/wordml/symex" xmlns:wpg="http://schemas.microsoft.com/office/word/2010/wordprocessingGroup" xmlns:wpi="http://schemas.microsoft.com/office/word/2010/wordprocessingInk" xmlns:wne="http://schemas.microsoft.com/office/word/2006/wordml" xmlns:wps="http://schemas.microsoft.com/office/word/2010/wordprocessingShape" mc:Ignorable="w14 w15 w16se w16cid w16 w16cex w16sdtdh wp14">
+  <w:footnote w:type="separator" w:id="-1">
+    <w:p>
+      <w:pPr>
+        <w:spacing w:after="0" w:line="240" w:lineRule="auto"/>
+      </w:pPr>
+      <w:r>
+        <w:separator/>
+      </w:r>
+    </w:p>
+  </w:footnote>
+  <w:footnote w:type="continuationSeparator" w:id="0">
+    <w:p>
+      <w:pPr>
+        <w:spacing w:after="0" w:line="240" w:lineRule="auto"/>
+      </w:pPr>
+      <w:r>
+        <w:continuationSeparator/>
+      </w:r>
+    </w:p>
+  </w:footnote>
+</w:footnotes>
 </file>
 
 <file path=word/numbering.xml><?xml version="1.0" encoding="utf-8"?>
@@ -14369,6 +14565,50 @@
       <w:spacing w:after="100"/>
     </w:pPr>
   </w:style>
+  <w:style w:type="paragraph" w:styleId="Header">
+    <w:name w:val="header"/>
+    <w:basedOn w:val="Normal"/>
+    <w:link w:val="HeaderChar"/>
+    <w:uiPriority w:val="99"/>
+    <w:unhideWhenUsed/>
+    <w:rsid w:val="00076758"/>
+    <w:pPr>
+      <w:tabs>
+        <w:tab w:val="center" w:pos="4677"/>
+        <w:tab w:val="right" w:pos="9355"/>
+      </w:tabs>
+      <w:spacing w:after="0" w:line="240" w:lineRule="auto"/>
+    </w:pPr>
+  </w:style>
+  <w:style w:type="character" w:customStyle="1" w:styleId="HeaderChar">
+    <w:name w:val="Header Char"/>
+    <w:basedOn w:val="DefaultParagraphFont"/>
+    <w:link w:val="Header"/>
+    <w:uiPriority w:val="99"/>
+    <w:rsid w:val="00076758"/>
+  </w:style>
+  <w:style w:type="paragraph" w:styleId="Footer">
+    <w:name w:val="footer"/>
+    <w:basedOn w:val="Normal"/>
+    <w:link w:val="FooterChar"/>
+    <w:uiPriority w:val="99"/>
+    <w:unhideWhenUsed/>
+    <w:rsid w:val="00076758"/>
+    <w:pPr>
+      <w:tabs>
+        <w:tab w:val="center" w:pos="4677"/>
+        <w:tab w:val="right" w:pos="9355"/>
+      </w:tabs>
+      <w:spacing w:after="0" w:line="240" w:lineRule="auto"/>
+    </w:pPr>
+  </w:style>
+  <w:style w:type="character" w:customStyle="1" w:styleId="FooterChar">
+    <w:name w:val="Footer Char"/>
+    <w:basedOn w:val="DefaultParagraphFont"/>
+    <w:link w:val="Footer"/>
+    <w:uiPriority w:val="99"/>
+    <w:rsid w:val="00076758"/>
+  </w:style>
 </w:styles>
 </file>
 

--- a/Курсовая/Курсовая.docx
+++ b/Курсовая/Курсовая.docx
@@ -3106,7 +3106,21 @@
           <w:rFonts w:cs="Times New Roman"/>
           <w:szCs w:val="28"/>
         </w:rPr>
-        <w:t>Система является платформазависимой, то есть доступной только на определенной системе;</w:t>
+        <w:t>Система является платформ</w:t>
+      </w:r>
+      <w:r>
+        <w:rPr>
+          <w:rFonts w:cs="Times New Roman"/>
+          <w:szCs w:val="28"/>
+        </w:rPr>
+        <w:t>о</w:t>
+      </w:r>
+      <w:r>
+        <w:rPr>
+          <w:rFonts w:cs="Times New Roman"/>
+          <w:szCs w:val="28"/>
+        </w:rPr>
+        <w:t>зависимой, то есть доступной только на определенной системе;</w:t>
       </w:r>
     </w:p>
     <w:p>
@@ -3204,7 +3218,56 @@
           <w:rFonts w:cs="Times New Roman"/>
           <w:szCs w:val="28"/>
         </w:rPr>
-        <w:t>Автоматизация процессов управления общежитием является важной задачей для обеспечения комфортного проживания студентов и других жильцов. Для эффективного управления общежитием необходимо использовать современные технологии, такие как кросплатформенные автоматизированные системы управления (АСУ). В данной курсовой работе будет рассмотрена разработка кросплатформенной автоматизированной системы управления общежитием с использованием C#, Avalonia и .NET.</w:t>
+        <w:t>Автоматизация процессов управления общежитием является важной задачей для обеспечения комфортного проживания студентов. Для эффективного управления общежитием необходимо использовать современные технологии, такие как автоматизированные системы управления (АСУ). В данной курсовой работе буд</w:t>
+      </w:r>
+      <w:r>
+        <w:rPr>
+          <w:rFonts w:cs="Times New Roman"/>
+          <w:szCs w:val="28"/>
+        </w:rPr>
+        <w:t>у</w:t>
+      </w:r>
+      <w:r>
+        <w:rPr>
+          <w:rFonts w:cs="Times New Roman"/>
+          <w:szCs w:val="28"/>
+        </w:rPr>
+        <w:t>т рассмотрен</w:t>
+      </w:r>
+      <w:r>
+        <w:rPr>
+          <w:rFonts w:cs="Times New Roman"/>
+          <w:szCs w:val="28"/>
+        </w:rPr>
+        <w:t>ы</w:t>
+      </w:r>
+      <w:r>
+        <w:rPr>
+          <w:rFonts w:cs="Times New Roman"/>
+          <w:szCs w:val="28"/>
+        </w:rPr>
+        <w:t xml:space="preserve"> </w:t>
+      </w:r>
+      <w:r>
+        <w:rPr>
+          <w:rFonts w:cs="Times New Roman"/>
+          <w:szCs w:val="28"/>
+        </w:rPr>
+        <w:t xml:space="preserve">анализ </w:t>
+      </w:r>
+      <w:r>
+        <w:rPr>
+          <w:rFonts w:cs="Times New Roman"/>
+          <w:szCs w:val="28"/>
+        </w:rPr>
+        <w:t xml:space="preserve"> и </w:t>
+      </w:r>
+      <w:r>
+        <w:rPr>
+          <w:rFonts w:cs="Times New Roman"/>
+          <w:szCs w:val="28"/>
+        </w:rPr>
+        <w:t>разработка кросплатформенной автоматизированной системы управления общежитием с использованием C#, Avalonia и .NET.</w:t>
       </w:r>
     </w:p>
     <w:p>
@@ -3230,7 +3293,14 @@
           <w:rFonts w:cs="Times New Roman"/>
           <w:szCs w:val="28"/>
         </w:rPr>
-        <w:t>заключается в необходимости улучшения управления общежитиями с помощью современных технологий. Студенты</w:t>
+        <w:t xml:space="preserve">заключается в необходимости улучшения управления общежитиями с помощью современных технологий. </w:t>
+      </w:r>
+      <w:r>
+        <w:rPr>
+          <w:rFonts w:cs="Times New Roman"/>
+          <w:szCs w:val="28"/>
+        </w:rPr>
+        <w:t>Сотрудники</w:t>
       </w:r>
       <w:r>
         <w:rPr>
@@ -3244,14 +3314,49 @@
           <w:rFonts w:cs="Times New Roman"/>
           <w:szCs w:val="28"/>
         </w:rPr>
-        <w:t xml:space="preserve">ожидают удобства, эффективности и качественного обслуживания в общежитиях, а автоматизированная система управления может значительно улучшить условия проживания. Кроме того, кроссплатформенный подход позволяет использовать систему на различных устройствах и операционных системах, что делает ее более доступной и удобной для пользователей. </w:t>
-      </w:r>
-      <w:r>
-        <w:rPr>
-          <w:rFonts w:cs="Times New Roman"/>
-          <w:szCs w:val="28"/>
-        </w:rPr>
-        <w:t xml:space="preserve">Кроме </w:t>
+        <w:t xml:space="preserve">ожидают удобства, эффективности и </w:t>
+      </w:r>
+      <w:r>
+        <w:rPr>
+          <w:rFonts w:cs="Times New Roman"/>
+          <w:szCs w:val="28"/>
+        </w:rPr>
+        <w:t>скорости обработки информации</w:t>
+      </w:r>
+      <w:r>
+        <w:rPr>
+          <w:rFonts w:cs="Times New Roman"/>
+          <w:szCs w:val="28"/>
+        </w:rPr>
+        <w:t xml:space="preserve"> в общежитиях</w:t>
+      </w:r>
+      <w:r>
+        <w:rPr>
+          <w:rFonts w:cs="Times New Roman"/>
+          <w:szCs w:val="28"/>
+        </w:rPr>
+        <w:t>, например сбор рейтинга проживающих</w:t>
+      </w:r>
+      <w:r>
+        <w:rPr>
+          <w:rFonts w:cs="Times New Roman"/>
+          <w:szCs w:val="28"/>
+        </w:rPr>
+        <w:t xml:space="preserve">, а автоматизированная система управления может значительно улучшить </w:t>
+      </w:r>
+      <w:r>
+        <w:rPr>
+          <w:rFonts w:cs="Times New Roman"/>
+          <w:szCs w:val="28"/>
+        </w:rPr>
+        <w:t>поиск и обработку информации</w:t>
+      </w:r>
+      <w:r>
+        <w:rPr>
+          <w:rFonts w:cs="Times New Roman"/>
+          <w:szCs w:val="28"/>
+        </w:rPr>
+        <w:t xml:space="preserve">. Кроме того, кроссплатформенный подход позволяет использовать систему на различных устройствах и операционных </w:t>
       </w:r>
       <w:r>
         <w:rPr>
@@ -3259,7 +3364,21 @@
           <w:szCs w:val="28"/>
         </w:rPr>
         <w:lastRenderedPageBreak/>
-        <w:t>того, подобные программы являются узкоспециализированными, из-за чего конкуренция на рынке просто отсутствует.</w:t>
+        <w:t xml:space="preserve">системах, что делает ее более доступной и удобной для пользователей. </w:t>
+      </w:r>
+      <w:r>
+        <w:rPr>
+          <w:rFonts w:cs="Times New Roman"/>
+          <w:szCs w:val="28"/>
+        </w:rPr>
+        <w:t>П</w:t>
+      </w:r>
+      <w:r>
+        <w:rPr>
+          <w:rFonts w:cs="Times New Roman"/>
+          <w:szCs w:val="28"/>
+        </w:rPr>
+        <w:t>одобные программы являются узкоспециализированными, из-за чего конкуренция на рынке просто отсутствует.</w:t>
       </w:r>
     </w:p>
     <w:p>
@@ -3302,7 +3421,21 @@
           <w:rFonts w:cs="Times New Roman"/>
           <w:szCs w:val="28"/>
         </w:rPr>
-        <w:t>является изучение системы управления общежитиями с целью определения ее эффективности, удобства использования, а также возможных улучшений и модификаций. Также целью исследования является разработка рекомендаций по оптимизации процесса установки и использования системы на различных устройствах и операционных системах.</w:t>
+        <w:t>является изучение</w:t>
+      </w:r>
+      <w:r>
+        <w:rPr>
+          <w:rFonts w:cs="Times New Roman"/>
+          <w:szCs w:val="28"/>
+        </w:rPr>
+        <w:t xml:space="preserve"> и анализ</w:t>
+      </w:r>
+      <w:r>
+        <w:rPr>
+          <w:rFonts w:cs="Times New Roman"/>
+          <w:szCs w:val="28"/>
+        </w:rPr>
+        <w:t xml:space="preserve"> системы управления общежитиями с целью определения ее эффективности, удобства использования. Также целью исследования является разработка рекомендаций по оптимизации процесса установки и использования системы на различных устройствах и операционных системах.</w:t>
       </w:r>
     </w:p>
     <w:p>
@@ -3336,7 +3469,21 @@
           <w:rFonts w:cs="Times New Roman"/>
           <w:szCs w:val="28"/>
         </w:rPr>
-        <w:t>1. Изучение текущей системы управления общежитиями, включая анализ ее функциональности, интерфейса и возможностей(если такая есть);</w:t>
+        <w:t>1</w:t>
+      </w:r>
+      <w:r>
+        <w:rPr>
+          <w:rFonts w:cs="Times New Roman"/>
+          <w:szCs w:val="28"/>
+        </w:rPr>
+        <w:t>. Проектирование системы общежития</w:t>
+      </w:r>
+      <w:r>
+        <w:rPr>
+          <w:rFonts w:cs="Times New Roman"/>
+          <w:szCs w:val="28"/>
+        </w:rPr>
+        <w:t>;</w:t>
       </w:r>
     </w:p>
     <w:p>
@@ -3352,7 +3499,21 @@
           <w:rFonts w:cs="Times New Roman"/>
           <w:szCs w:val="28"/>
         </w:rPr>
-        <w:t>2. Проектирование системы общежития</w:t>
+        <w:t>2</w:t>
+      </w:r>
+      <w:r>
+        <w:rPr>
+          <w:rFonts w:cs="Times New Roman"/>
+          <w:szCs w:val="28"/>
+        </w:rPr>
+        <w:t>. Создание базы данных приложения</w:t>
+      </w:r>
+      <w:r>
+        <w:rPr>
+          <w:rFonts w:cs="Times New Roman"/>
+          <w:szCs w:val="28"/>
+        </w:rPr>
+        <w:t>;</w:t>
       </w:r>
     </w:p>
     <w:p>
@@ -3368,7 +3529,35 @@
           <w:rFonts w:cs="Times New Roman"/>
           <w:szCs w:val="28"/>
         </w:rPr>
-        <w:t>3. Создание базы данных приложения</w:t>
+        <w:t>3</w:t>
+      </w:r>
+      <w:r>
+        <w:rPr>
+          <w:rFonts w:cs="Times New Roman"/>
+          <w:szCs w:val="28"/>
+        </w:rPr>
+        <w:t xml:space="preserve">. </w:t>
+      </w:r>
+      <w:r>
+        <w:rPr>
+          <w:rFonts w:cs="Times New Roman"/>
+          <w:szCs w:val="28"/>
+        </w:rPr>
+        <w:t xml:space="preserve">Изучение </w:t>
+      </w:r>
+      <w:r>
+        <w:rPr>
+          <w:rFonts w:cs="Times New Roman"/>
+          <w:szCs w:val="28"/>
+        </w:rPr>
+        <w:t>и выбор средств разработки системы</w:t>
+      </w:r>
+      <w:r>
+        <w:rPr>
+          <w:rFonts w:cs="Times New Roman"/>
+          <w:szCs w:val="28"/>
+        </w:rPr>
+        <w:t>;</w:t>
       </w:r>
     </w:p>
     <w:p>
@@ -3384,7 +3573,21 @@
           <w:rFonts w:cs="Times New Roman"/>
           <w:szCs w:val="28"/>
         </w:rPr>
-        <w:t>4. Создание прототипа приложения</w:t>
+        <w:t xml:space="preserve">4. </w:t>
+      </w:r>
+      <w:r>
+        <w:rPr>
+          <w:rFonts w:cs="Times New Roman"/>
+          <w:szCs w:val="28"/>
+        </w:rPr>
+        <w:t>Создание прототипа приложения</w:t>
+      </w:r>
+      <w:r>
+        <w:rPr>
+          <w:rFonts w:cs="Times New Roman"/>
+          <w:szCs w:val="28"/>
+        </w:rPr>
+        <w:t>.</w:t>
       </w:r>
     </w:p>
     <w:p>
@@ -3434,7 +3637,49 @@
           <w:rFonts w:cs="Times New Roman"/>
           <w:szCs w:val="28"/>
         </w:rPr>
-        <w:t>является разработка полноценной и кроссплатформенной системы управления общежитиями, которая бы удовлетворяла все потребности жильцов и обеспечивала удобство использования на различных устройствах. Такая система должна включать в себя функции управления заселением, учета платежей, обслуживания помещений и коммуникаций с жильцами, а также быть доступной на различных операционных системах и устройствах.</w:t>
+        <w:t xml:space="preserve">является </w:t>
+      </w:r>
+      <w:r>
+        <w:rPr>
+          <w:rFonts w:cs="Times New Roman"/>
+          <w:szCs w:val="28"/>
+        </w:rPr>
+        <w:t xml:space="preserve">анализ и </w:t>
+      </w:r>
+      <w:r>
+        <w:rPr>
+          <w:rFonts w:cs="Times New Roman"/>
+          <w:szCs w:val="28"/>
+        </w:rPr>
+        <w:t xml:space="preserve">разработка кроссплатформенной системы управления общежитиями, которая бы удовлетворяла все потребности </w:t>
+      </w:r>
+      <w:r>
+        <w:rPr>
+          <w:rFonts w:cs="Times New Roman"/>
+          <w:szCs w:val="28"/>
+        </w:rPr>
+        <w:t>сотрудников</w:t>
+      </w:r>
+      <w:r>
+        <w:rPr>
+          <w:rFonts w:cs="Times New Roman"/>
+          <w:szCs w:val="28"/>
+        </w:rPr>
+        <w:t xml:space="preserve"> и обеспечивала удобство использования на различных устройствах. Такая система должна включать в себя функции управления заселением, учета платежей, обслуживания помещений и коммуникаций с</w:t>
+      </w:r>
+      <w:r>
+        <w:rPr>
+          <w:rFonts w:cs="Times New Roman"/>
+          <w:szCs w:val="28"/>
+        </w:rPr>
+        <w:t>о студентами</w:t>
+      </w:r>
+      <w:r>
+        <w:rPr>
+          <w:rFonts w:cs="Times New Roman"/>
+          <w:szCs w:val="28"/>
+        </w:rPr>
+        <w:t>, а также быть доступной на различных операционных системах и устройствах.</w:t>
       </w:r>
     </w:p>
     <w:p>
@@ -3758,24 +4003,15 @@
         <w:ind w:firstLine="709"/>
         <w:rPr>
           <w:rFonts w:cs="Times New Roman"/>
-          <w:iCs/>
-          <w:szCs w:val="28"/>
-        </w:rPr>
-      </w:pPr>
-      <w:r>
-        <w:rPr>
-          <w:rFonts w:cs="Times New Roman"/>
-          <w:szCs w:val="28"/>
-        </w:rPr>
-        <w:t xml:space="preserve">Программа же разрабатываемая в данной работе направлена </w:t>
-      </w:r>
-      <w:r>
-        <w:rPr>
-          <w:rFonts w:cs="Times New Roman"/>
-          <w:iCs/>
-          <w:szCs w:val="28"/>
-        </w:rPr>
-        <w:t>больше на информацию о проживающих студентах(нарушения, личный рейтинг), работу общежития, а также на информирование студентов(мероприятия, важные новости и т.д.).</w:t>
+          <w:szCs w:val="28"/>
+        </w:rPr>
+      </w:pPr>
+      <w:r>
+        <w:rPr>
+          <w:rFonts w:cs="Times New Roman"/>
+          <w:szCs w:val="28"/>
+        </w:rPr>
+        <w:t>Система  же, анализ которой провидится в данной работе направлена на информацию о проживающих студентах(нарушения, личный рейтинг), работу общежития, а также на информирование студентов(мероприятия, важные новости и т.д.).</w:t>
       </w:r>
     </w:p>
     <w:p>
@@ -5214,7 +5450,6 @@
         </w:rPr>
         <w:t xml:space="preserve"> и </w:t>
       </w:r>
-      <w:proofErr w:type="spellStart"/>
       <w:r>
         <w:rPr>
           <w:rFonts w:cs="Times New Roman"/>
@@ -5223,7 +5458,6 @@
         </w:rPr>
         <w:t>WinUI</w:t>
       </w:r>
-      <w:proofErr w:type="spellEnd"/>
       <w:r>
         <w:rPr>
           <w:rFonts w:cs="Times New Roman"/>
@@ -5346,7 +5580,6 @@
         </w:rPr>
         <w:t xml:space="preserve">К этому стоит добавить активной развивающийся и набирающий популяность </w:t>
       </w:r>
-      <w:proofErr w:type="spellStart"/>
       <w:r>
         <w:rPr>
           <w:rFonts w:cs="Times New Roman"/>
@@ -5355,7 +5588,6 @@
         </w:rPr>
         <w:t>Blazor</w:t>
       </w:r>
-      <w:proofErr w:type="spellEnd"/>
       <w:r>
         <w:rPr>
           <w:rFonts w:cs="Times New Roman"/>
@@ -6635,7 +6867,6 @@
         </w:rPr>
         <w:t>-</w:t>
       </w:r>
-      <w:proofErr w:type="spellStart"/>
       <w:r>
         <w:rPr>
           <w:rFonts w:cs="Times New Roman"/>
@@ -6644,7 +6875,6 @@
         </w:rPr>
         <w:t>ViewModel</w:t>
       </w:r>
-      <w:proofErr w:type="spellEnd"/>
       <w:r>
         <w:rPr>
           <w:rFonts w:cs="Times New Roman"/>
@@ -6775,7 +7005,6 @@
           <w:szCs w:val="28"/>
         </w:rPr>
       </w:pPr>
-      <w:proofErr w:type="spellStart"/>
       <w:r>
         <w:rPr>
           <w:rFonts w:cs="Times New Roman"/>
@@ -6786,18 +7015,16 @@
         </w:rPr>
         <w:t>ReactiveUI</w:t>
       </w:r>
-      <w:proofErr w:type="spellEnd"/>
-    </w:p>
-    <w:p>
-      <w:pPr>
-        <w:spacing w:after="0" w:line="360" w:lineRule="auto"/>
-        <w:ind w:firstLine="709"/>
-        <w:rPr>
-          <w:rFonts w:cs="Times New Roman"/>
-          <w:szCs w:val="28"/>
-        </w:rPr>
-      </w:pPr>
-      <w:proofErr w:type="spellStart"/>
+    </w:p>
+    <w:p>
+      <w:pPr>
+        <w:spacing w:after="0" w:line="360" w:lineRule="auto"/>
+        <w:ind w:firstLine="709"/>
+        <w:rPr>
+          <w:rFonts w:cs="Times New Roman"/>
+          <w:szCs w:val="28"/>
+        </w:rPr>
+      </w:pPr>
       <w:r>
         <w:rPr>
           <w:rFonts w:cs="Times New Roman"/>
@@ -6806,7 +7033,6 @@
         </w:rPr>
         <w:t>ReactiveUI</w:t>
       </w:r>
-      <w:proofErr w:type="spellEnd"/>
       <w:r>
         <w:rPr>
           <w:rFonts w:cs="Times New Roman"/>
@@ -7405,33 +7631,17 @@
         </w:rPr>
         <w:t>Перейти на официальный сайт(</w:t>
       </w:r>
-      <w:r>
-        <w:fldChar w:fldCharType="begin"/>
-      </w:r>
-      <w:r>
-        <w:instrText xml:space="preserve"> HYPERLINK "https://dotnet.microsoft.com" </w:instrText>
-      </w:r>
-      <w:r>
-        <w:fldChar w:fldCharType="separate"/>
-      </w:r>
-      <w:r>
-        <w:rPr>
-          <w:rStyle w:val="Hyperlink"/>
-          <w:rFonts w:cs="Times New Roman"/>
-          <w:color w:val="auto"/>
-          <w:szCs w:val="28"/>
-        </w:rPr>
-        <w:t>https://dotnet.microsoft.com</w:t>
-      </w:r>
-      <w:r>
-        <w:rPr>
-          <w:rStyle w:val="Hyperlink"/>
-          <w:rFonts w:cs="Times New Roman"/>
-          <w:color w:val="auto"/>
-          <w:szCs w:val="28"/>
-        </w:rPr>
-        <w:fldChar w:fldCharType="end"/>
-      </w:r>
+      <w:hyperlink r:id="rId8" w:history="1">
+        <w:r>
+          <w:rPr>
+            <w:rStyle w:val="Hyperlink"/>
+            <w:rFonts w:cs="Times New Roman"/>
+            <w:color w:val="auto"/>
+            <w:szCs w:val="28"/>
+          </w:rPr>
+          <w:t>https://dotnet.microsoft.com</w:t>
+        </w:r>
+      </w:hyperlink>
       <w:r>
         <w:rPr>
           <w:rFonts w:cs="Times New Roman"/>
@@ -7825,7 +8035,7 @@
                     <pic:cNvPicPr/>
                   </pic:nvPicPr>
                   <pic:blipFill>
-                    <a:blip r:embed="rId8"/>
+                    <a:blip r:embed="rId9"/>
                     <a:stretch>
                       <a:fillRect/>
                     </a:stretch>
@@ -7965,7 +8175,7 @@
                     <pic:cNvPicPr/>
                   </pic:nvPicPr>
                   <pic:blipFill>
-                    <a:blip r:embed="rId9"/>
+                    <a:blip r:embed="rId10"/>
                     <a:stretch>
                       <a:fillRect/>
                     </a:stretch>
@@ -8192,7 +8402,7 @@
                     <pic:cNvPicPr/>
                   </pic:nvPicPr>
                   <pic:blipFill>
-                    <a:blip r:embed="rId10"/>
+                    <a:blip r:embed="rId11"/>
                     <a:stretch>
                       <a:fillRect/>
                     </a:stretch>
@@ -8285,97 +8495,6 @@
             <wp:extent cx="5096586" cy="2667372"/>
             <wp:effectExtent l="0" t="0" r="8890" b="0"/>
             <wp:docPr id="3" name="Picture 3"/>
-            <wp:cNvGraphicFramePr>
-              <a:graphicFrameLocks xmlns:a="http://schemas.openxmlformats.org/drawingml/2006/main" noChangeAspect="1"/>
-            </wp:cNvGraphicFramePr>
-            <a:graphic xmlns:a="http://schemas.openxmlformats.org/drawingml/2006/main">
-              <a:graphicData uri="http://schemas.openxmlformats.org/drawingml/2006/picture">
-                <pic:pic xmlns:pic="http://schemas.openxmlformats.org/drawingml/2006/picture">
-                  <pic:nvPicPr>
-                    <pic:cNvPr id="1" name=""/>
-                    <pic:cNvPicPr/>
-                  </pic:nvPicPr>
-                  <pic:blipFill>
-                    <a:blip r:embed="rId11"/>
-                    <a:stretch>
-                      <a:fillRect/>
-                    </a:stretch>
-                  </pic:blipFill>
-                  <pic:spPr>
-                    <a:xfrm>
-                      <a:off x="0" y="0"/>
-                      <a:ext cx="5096586" cy="2667372"/>
-                    </a:xfrm>
-                    <a:prstGeom prst="rect">
-                      <a:avLst/>
-                    </a:prstGeom>
-                  </pic:spPr>
-                </pic:pic>
-              </a:graphicData>
-            </a:graphic>
-          </wp:inline>
-        </w:drawing>
-      </w:r>
-    </w:p>
-    <w:p>
-      <w:pPr>
-        <w:spacing w:after="0" w:line="360" w:lineRule="auto"/>
-        <w:ind w:firstLine="709"/>
-        <w:jc w:val="center"/>
-        <w:rPr>
-          <w:rFonts w:cs="Times New Roman"/>
-          <w:noProof/>
-          <w:szCs w:val="28"/>
-        </w:rPr>
-      </w:pPr>
-      <w:r>
-        <w:rPr>
-          <w:rFonts w:cs="Times New Roman"/>
-          <w:noProof/>
-          <w:szCs w:val="28"/>
-        </w:rPr>
-        <w:t xml:space="preserve">Рисунок </w:t>
-      </w:r>
-      <w:r>
-        <w:rPr>
-          <w:rFonts w:cs="Times New Roman"/>
-          <w:noProof/>
-          <w:szCs w:val="28"/>
-        </w:rPr>
-        <w:t>4</w:t>
-      </w:r>
-      <w:r>
-        <w:rPr>
-          <w:rFonts w:cs="Times New Roman"/>
-          <w:noProof/>
-          <w:szCs w:val="28"/>
-        </w:rPr>
-        <w:t xml:space="preserve"> – таблица «Пользователи»</w:t>
-      </w:r>
-    </w:p>
-    <w:p>
-      <w:pPr>
-        <w:spacing w:after="0" w:line="360" w:lineRule="auto"/>
-        <w:ind w:firstLine="709"/>
-        <w:jc w:val="center"/>
-        <w:rPr>
-          <w:rFonts w:cs="Times New Roman"/>
-          <w:noProof/>
-          <w:szCs w:val="28"/>
-        </w:rPr>
-      </w:pPr>
-      <w:r>
-        <w:rPr>
-          <w:rFonts w:cs="Times New Roman"/>
-          <w:noProof/>
-          <w:szCs w:val="28"/>
-        </w:rPr>
-        <w:lastRenderedPageBreak/>
-        <w:drawing>
-          <wp:inline distT="0" distB="0" distL="0" distR="0" wp14:anchorId="2A1FC532" wp14:editId="1FDCDE37">
-            <wp:extent cx="4896533" cy="1752845"/>
-            <wp:effectExtent l="0" t="0" r="0" b="0"/>
-            <wp:docPr id="5" name="Picture 5"/>
             <wp:cNvGraphicFramePr>
               <a:graphicFrameLocks xmlns:a="http://schemas.openxmlformats.org/drawingml/2006/main" noChangeAspect="1"/>
             </wp:cNvGraphicFramePr>
@@ -8395,7 +8514,7 @@
                   <pic:spPr>
                     <a:xfrm>
                       <a:off x="0" y="0"/>
-                      <a:ext cx="4896533" cy="1752845"/>
+                      <a:ext cx="5096586" cy="2667372"/>
                     </a:xfrm>
                     <a:prstGeom prst="rect">
                       <a:avLst/>
@@ -8433,15 +8552,15 @@
           <w:noProof/>
           <w:szCs w:val="28"/>
         </w:rPr>
-        <w:t>5</w:t>
-      </w:r>
-      <w:r>
-        <w:rPr>
-          <w:rFonts w:cs="Times New Roman"/>
-          <w:noProof/>
-          <w:szCs w:val="28"/>
-        </w:rPr>
-        <w:t xml:space="preserve"> – таблица «Маркеры»</w:t>
+        <w:t>4</w:t>
+      </w:r>
+      <w:r>
+        <w:rPr>
+          <w:rFonts w:cs="Times New Roman"/>
+          <w:noProof/>
+          <w:szCs w:val="28"/>
+        </w:rPr>
+        <w:t xml:space="preserve"> – таблица «Пользователи»</w:t>
       </w:r>
     </w:p>
     <w:p>
@@ -8455,28 +8574,18 @@
           <w:szCs w:val="28"/>
         </w:rPr>
       </w:pPr>
-    </w:p>
-    <w:p>
-      <w:pPr>
-        <w:spacing w:after="0" w:line="360" w:lineRule="auto"/>
-        <w:ind w:firstLine="709"/>
-        <w:rPr>
-          <w:rFonts w:cs="Times New Roman"/>
-          <w:noProof/>
-          <w:szCs w:val="28"/>
-        </w:rPr>
-      </w:pPr>
-      <w:r>
-        <w:rPr>
-          <w:rFonts w:cs="Times New Roman"/>
-          <w:noProof/>
-          <w:szCs w:val="28"/>
-        </w:rPr>
+      <w:r>
+        <w:rPr>
+          <w:rFonts w:cs="Times New Roman"/>
+          <w:noProof/>
+          <w:szCs w:val="28"/>
+        </w:rPr>
+        <w:lastRenderedPageBreak/>
         <w:drawing>
-          <wp:inline distT="0" distB="0" distL="0" distR="0" wp14:anchorId="7745AFA8" wp14:editId="4770AB67">
-            <wp:extent cx="5372850" cy="1609950"/>
-            <wp:effectExtent l="0" t="0" r="0" b="9525"/>
-            <wp:docPr id="6" name="Picture 6"/>
+          <wp:inline distT="0" distB="0" distL="0" distR="0" wp14:anchorId="2A1FC532" wp14:editId="1FDCDE37">
+            <wp:extent cx="4896533" cy="1752845"/>
+            <wp:effectExtent l="0" t="0" r="0" b="0"/>
+            <wp:docPr id="5" name="Picture 5"/>
             <wp:cNvGraphicFramePr>
               <a:graphicFrameLocks xmlns:a="http://schemas.openxmlformats.org/drawingml/2006/main" noChangeAspect="1"/>
             </wp:cNvGraphicFramePr>
@@ -8496,7 +8605,7 @@
                   <pic:spPr>
                     <a:xfrm>
                       <a:off x="0" y="0"/>
-                      <a:ext cx="5372850" cy="1609950"/>
+                      <a:ext cx="4896533" cy="1752845"/>
                     </a:xfrm>
                     <a:prstGeom prst="rect">
                       <a:avLst/>
@@ -8534,15 +8643,15 @@
           <w:noProof/>
           <w:szCs w:val="28"/>
         </w:rPr>
-        <w:t>6</w:t>
-      </w:r>
-      <w:r>
-        <w:rPr>
-          <w:rFonts w:cs="Times New Roman"/>
-          <w:noProof/>
-          <w:szCs w:val="28"/>
-        </w:rPr>
-        <w:t xml:space="preserve"> – таблица «Комнаты»</w:t>
+        <w:t>5</w:t>
+      </w:r>
+      <w:r>
+        <w:rPr>
+          <w:rFonts w:cs="Times New Roman"/>
+          <w:noProof/>
+          <w:szCs w:val="28"/>
+        </w:rPr>
+        <w:t xml:space="preserve"> – таблица «Маркеры»</w:t>
       </w:r>
     </w:p>
     <w:p>
@@ -8561,7 +8670,6 @@
       <w:pPr>
         <w:spacing w:after="0" w:line="360" w:lineRule="auto"/>
         <w:ind w:firstLine="709"/>
-        <w:jc w:val="center"/>
         <w:rPr>
           <w:rFonts w:cs="Times New Roman"/>
           <w:noProof/>
@@ -8575,10 +8683,10 @@
           <w:szCs w:val="28"/>
         </w:rPr>
         <w:drawing>
-          <wp:inline distT="0" distB="0" distL="0" distR="0" wp14:anchorId="486C737F" wp14:editId="0397AA41">
-            <wp:extent cx="5591955" cy="2553056"/>
-            <wp:effectExtent l="0" t="0" r="8890" b="0"/>
-            <wp:docPr id="7" name="Picture 7"/>
+          <wp:inline distT="0" distB="0" distL="0" distR="0" wp14:anchorId="7745AFA8" wp14:editId="4770AB67">
+            <wp:extent cx="5372850" cy="1609950"/>
+            <wp:effectExtent l="0" t="0" r="0" b="9525"/>
+            <wp:docPr id="6" name="Picture 6"/>
             <wp:cNvGraphicFramePr>
               <a:graphicFrameLocks xmlns:a="http://schemas.openxmlformats.org/drawingml/2006/main" noChangeAspect="1"/>
             </wp:cNvGraphicFramePr>
@@ -8598,6 +8706,108 @@
                   <pic:spPr>
                     <a:xfrm>
                       <a:off x="0" y="0"/>
+                      <a:ext cx="5372850" cy="1609950"/>
+                    </a:xfrm>
+                    <a:prstGeom prst="rect">
+                      <a:avLst/>
+                    </a:prstGeom>
+                  </pic:spPr>
+                </pic:pic>
+              </a:graphicData>
+            </a:graphic>
+          </wp:inline>
+        </w:drawing>
+      </w:r>
+    </w:p>
+    <w:p>
+      <w:pPr>
+        <w:spacing w:after="0" w:line="360" w:lineRule="auto"/>
+        <w:ind w:firstLine="709"/>
+        <w:jc w:val="center"/>
+        <w:rPr>
+          <w:rFonts w:cs="Times New Roman"/>
+          <w:noProof/>
+          <w:szCs w:val="28"/>
+        </w:rPr>
+      </w:pPr>
+      <w:r>
+        <w:rPr>
+          <w:rFonts w:cs="Times New Roman"/>
+          <w:noProof/>
+          <w:szCs w:val="28"/>
+        </w:rPr>
+        <w:t xml:space="preserve">Рисунок </w:t>
+      </w:r>
+      <w:r>
+        <w:rPr>
+          <w:rFonts w:cs="Times New Roman"/>
+          <w:noProof/>
+          <w:szCs w:val="28"/>
+        </w:rPr>
+        <w:t>6</w:t>
+      </w:r>
+      <w:r>
+        <w:rPr>
+          <w:rFonts w:cs="Times New Roman"/>
+          <w:noProof/>
+          <w:szCs w:val="28"/>
+        </w:rPr>
+        <w:t xml:space="preserve"> – таблица «Комнаты»</w:t>
+      </w:r>
+    </w:p>
+    <w:p>
+      <w:pPr>
+        <w:spacing w:after="0" w:line="360" w:lineRule="auto"/>
+        <w:ind w:firstLine="709"/>
+        <w:jc w:val="center"/>
+        <w:rPr>
+          <w:rFonts w:cs="Times New Roman"/>
+          <w:noProof/>
+          <w:szCs w:val="28"/>
+        </w:rPr>
+      </w:pPr>
+    </w:p>
+    <w:p>
+      <w:pPr>
+        <w:spacing w:after="0" w:line="360" w:lineRule="auto"/>
+        <w:ind w:firstLine="709"/>
+        <w:jc w:val="center"/>
+        <w:rPr>
+          <w:rFonts w:cs="Times New Roman"/>
+          <w:noProof/>
+          <w:szCs w:val="28"/>
+        </w:rPr>
+      </w:pPr>
+      <w:r>
+        <w:rPr>
+          <w:rFonts w:cs="Times New Roman"/>
+          <w:noProof/>
+          <w:szCs w:val="28"/>
+        </w:rPr>
+        <w:drawing>
+          <wp:inline distT="0" distB="0" distL="0" distR="0" wp14:anchorId="486C737F" wp14:editId="0397AA41">
+            <wp:extent cx="5591955" cy="2553056"/>
+            <wp:effectExtent l="0" t="0" r="8890" b="0"/>
+            <wp:docPr id="7" name="Picture 7"/>
+            <wp:cNvGraphicFramePr>
+              <a:graphicFrameLocks xmlns:a="http://schemas.openxmlformats.org/drawingml/2006/main" noChangeAspect="1"/>
+            </wp:cNvGraphicFramePr>
+            <a:graphic xmlns:a="http://schemas.openxmlformats.org/drawingml/2006/main">
+              <a:graphicData uri="http://schemas.openxmlformats.org/drawingml/2006/picture">
+                <pic:pic xmlns:pic="http://schemas.openxmlformats.org/drawingml/2006/picture">
+                  <pic:nvPicPr>
+                    <pic:cNvPr id="1" name=""/>
+                    <pic:cNvPicPr/>
+                  </pic:nvPicPr>
+                  <pic:blipFill>
+                    <a:blip r:embed="rId15"/>
+                    <a:stretch>
+                      <a:fillRect/>
+                    </a:stretch>
+                  </pic:blipFill>
+                  <pic:spPr>
+                    <a:xfrm>
+                      <a:off x="0" y="0"/>
                       <a:ext cx="5591955" cy="2553056"/>
                     </a:xfrm>
                     <a:prstGeom prst="rect">
@@ -8826,7 +9036,7 @@
                     <pic:cNvPicPr/>
                   </pic:nvPicPr>
                   <pic:blipFill>
-                    <a:blip r:embed="rId15"/>
+                    <a:blip r:embed="rId16"/>
                     <a:stretch>
                       <a:fillRect/>
                     </a:stretch>
@@ -8946,7 +9156,7 @@
                     <pic:cNvPicPr/>
                   </pic:nvPicPr>
                   <pic:blipFill>
-                    <a:blip r:embed="rId16"/>
+                    <a:blip r:embed="rId17"/>
                     <a:stretch>
                       <a:fillRect/>
                     </a:stretch>
@@ -9061,7 +9271,23 @@
           <w:noProof/>
           <w:szCs w:val="28"/>
         </w:rPr>
-        <w:t xml:space="preserve">Диаграмма деятельности(рисунок 8) данного приложения, полностью </w:t>
+        <w:t xml:space="preserve">Диаграмма деятельности(рисунок </w:t>
+      </w:r>
+      <w:r>
+        <w:rPr>
+          <w:rFonts w:cs="Times New Roman"/>
+          <w:noProof/>
+          <w:szCs w:val="28"/>
+        </w:rPr>
+        <w:t>9</w:t>
+      </w:r>
+      <w:r>
+        <w:rPr>
+          <w:rFonts w:cs="Times New Roman"/>
+          <w:noProof/>
+          <w:szCs w:val="28"/>
+        </w:rPr>
+        <w:t xml:space="preserve">) данного приложения, полностью </w:t>
       </w:r>
       <w:r>
         <w:rPr>
@@ -9304,7 +9530,7 @@
                     <pic:cNvPicPr/>
                   </pic:nvPicPr>
                   <pic:blipFill>
-                    <a:blip r:embed="rId17"/>
+                    <a:blip r:embed="rId18"/>
                     <a:stretch>
                       <a:fillRect/>
                     </a:stretch>
@@ -9476,7 +9702,7 @@
                     <pic:cNvPicPr/>
                   </pic:nvPicPr>
                   <pic:blipFill>
-                    <a:blip r:embed="rId18"/>
+                    <a:blip r:embed="rId19"/>
                     <a:stretch>
                       <a:fillRect/>
                     </a:stretch>
@@ -9650,26 +9876,56 @@
           <w:rFonts w:cs="Times New Roman"/>
           <w:szCs w:val="28"/>
         </w:rPr>
-        <w:t>Создание красивого и интуитивно понятного интерфейса программы имеет большое значение, так как это делает использование приложения более удобным и приятным для пользователей. Жильцы будут легко находить необходимую информацию, оставлять отзывы и обращения, что повысит удовлетворенность клиентов и улучшит общее впечатление об общежитии.</w:t>
-      </w:r>
-    </w:p>
-    <w:p>
-      <w:pPr>
-        <w:spacing w:after="0" w:line="360" w:lineRule="auto"/>
-        <w:ind w:firstLine="709"/>
-        <w:rPr>
-          <w:rFonts w:cs="Times New Roman"/>
-          <w:noProof/>
-          <w:szCs w:val="28"/>
-        </w:rPr>
-      </w:pPr>
-      <w:r>
-        <w:rPr>
-          <w:rFonts w:cs="Times New Roman"/>
-          <w:noProof/>
-          <w:szCs w:val="28"/>
-        </w:rPr>
-        <w:t>Интуитивно понятный интерфейс уменьшает время обучения жильцов использованию приложения, что экономит время администрации и повышает эффективность работы всей системы управления общежитием.</w:t>
+        <w:t xml:space="preserve">Создание красивого и интуитивно понятного интерфейса программы имеет большое значение, так как это делает использование приложения более удобным и приятным для пользователей. </w:t>
+      </w:r>
+      <w:r>
+        <w:rPr>
+          <w:rFonts w:cs="Times New Roman"/>
+          <w:szCs w:val="28"/>
+        </w:rPr>
+        <w:t>Сотрудники</w:t>
+      </w:r>
+      <w:r>
+        <w:rPr>
+          <w:rFonts w:cs="Times New Roman"/>
+          <w:szCs w:val="28"/>
+        </w:rPr>
+        <w:t xml:space="preserve"> будут легко находить необходимую информацию, оставлять отзывы и обращения, что повысит удовлетворенность клиентов и улучшит общее впечатление об общежитии.</w:t>
+      </w:r>
+    </w:p>
+    <w:p>
+      <w:pPr>
+        <w:spacing w:after="0" w:line="360" w:lineRule="auto"/>
+        <w:ind w:firstLine="709"/>
+        <w:rPr>
+          <w:rFonts w:cs="Times New Roman"/>
+          <w:noProof/>
+          <w:szCs w:val="28"/>
+        </w:rPr>
+      </w:pPr>
+      <w:r>
+        <w:rPr>
+          <w:rFonts w:cs="Times New Roman"/>
+          <w:noProof/>
+          <w:szCs w:val="28"/>
+        </w:rPr>
+        <w:t xml:space="preserve">Интуитивно понятный интерфейс уменьшает время обучения </w:t>
+      </w:r>
+      <w:r>
+        <w:rPr>
+          <w:rFonts w:cs="Times New Roman"/>
+          <w:noProof/>
+          <w:szCs w:val="28"/>
+        </w:rPr>
+        <w:t>сотрудников</w:t>
+      </w:r>
+      <w:r>
+        <w:rPr>
+          <w:rFonts w:cs="Times New Roman"/>
+          <w:noProof/>
+          <w:szCs w:val="28"/>
+        </w:rPr>
+        <w:t xml:space="preserve"> использованию приложения, что экономит время администрации и повышает эффективность работы всей системы управления общежитием.</w:t>
       </w:r>
     </w:p>
     <w:p>
@@ -9734,7 +9990,7 @@
                     <pic:cNvPicPr/>
                   </pic:nvPicPr>
                   <pic:blipFill>
-                    <a:blip r:embed="rId19"/>
+                    <a:blip r:embed="rId20"/>
                     <a:stretch>
                       <a:fillRect/>
                     </a:stretch>
@@ -9927,7 +10183,7 @@
                     <pic:cNvPicPr/>
                   </pic:nvPicPr>
                   <pic:blipFill>
-                    <a:blip r:embed="rId20"/>
+                    <a:blip r:embed="rId21"/>
                     <a:stretch>
                       <a:fillRect/>
                     </a:stretch>
@@ -10091,7 +10347,7 @@
                     <pic:cNvPicPr/>
                   </pic:nvPicPr>
                   <pic:blipFill>
-                    <a:blip r:embed="rId21"/>
+                    <a:blip r:embed="rId22"/>
                     <a:stretch>
                       <a:fillRect/>
                     </a:stretch>
@@ -11260,23 +11516,13 @@
           <w:szCs w:val="28"/>
         </w:rPr>
       </w:pPr>
-      <w:proofErr w:type="spellStart"/>
-      <w:r>
-        <w:rPr>
-          <w:rFonts w:cs="Times New Roman"/>
-          <w:szCs w:val="28"/>
-          <w:lang w:val="en-US"/>
-        </w:rPr>
-        <w:t>Sql</w:t>
-      </w:r>
-      <w:proofErr w:type="spellEnd"/>
-      <w:r>
-        <w:rPr>
-          <w:rFonts w:cs="Times New Roman"/>
-          <w:szCs w:val="28"/>
-          <w:lang w:val="en-US"/>
-        </w:rPr>
-        <w:t xml:space="preserve"> Server</w:t>
+      <w:r>
+        <w:rPr>
+          <w:rFonts w:cs="Times New Roman"/>
+          <w:szCs w:val="28"/>
+          <w:lang w:val="en-US"/>
+        </w:rPr>
+        <w:t>Sql Server</w:t>
       </w:r>
       <w:r>
         <w:rPr>
@@ -11653,7 +11899,63 @@
           <w:rFonts w:eastAsia="Times New Roman" w:cs="Times New Roman"/>
           <w:szCs w:val="28"/>
         </w:rPr>
-        <w:t>В результате проведенного анализа была разработана кроссплатформенная автоматизированная система управления общежитием с использованием C#, Avalonia и .NET. Эта система позволяет эффективно управлять общежитием, повышая качество предоставляемых услуг и обеспечивая удобство использования для пользователей. В будущем возможно расширение функционала системы и ее адаптация под конкретные потребности пользователей.</w:t>
+        <w:t>В результате проведенного анализа был разработан</w:t>
+      </w:r>
+      <w:r>
+        <w:rPr>
+          <w:rFonts w:eastAsia="Times New Roman" w:cs="Times New Roman"/>
+          <w:szCs w:val="28"/>
+        </w:rPr>
+        <w:t xml:space="preserve"> прототип</w:t>
+      </w:r>
+      <w:r>
+        <w:rPr>
+          <w:rFonts w:eastAsia="Times New Roman" w:cs="Times New Roman"/>
+          <w:szCs w:val="28"/>
+        </w:rPr>
+        <w:t xml:space="preserve"> кроссплатформенн</w:t>
+      </w:r>
+      <w:r>
+        <w:rPr>
+          <w:rFonts w:eastAsia="Times New Roman" w:cs="Times New Roman"/>
+          <w:szCs w:val="28"/>
+        </w:rPr>
+        <w:t>ой</w:t>
+      </w:r>
+      <w:r>
+        <w:rPr>
+          <w:rFonts w:eastAsia="Times New Roman" w:cs="Times New Roman"/>
+          <w:szCs w:val="28"/>
+        </w:rPr>
+        <w:t xml:space="preserve"> автоматизированн</w:t>
+      </w:r>
+      <w:r>
+        <w:rPr>
+          <w:rFonts w:eastAsia="Times New Roman" w:cs="Times New Roman"/>
+          <w:szCs w:val="28"/>
+        </w:rPr>
+        <w:t>ой</w:t>
+      </w:r>
+      <w:r>
+        <w:rPr>
+          <w:rFonts w:eastAsia="Times New Roman" w:cs="Times New Roman"/>
+          <w:szCs w:val="28"/>
+        </w:rPr>
+        <w:t xml:space="preserve"> систем</w:t>
+      </w:r>
+      <w:r>
+        <w:rPr>
+          <w:rFonts w:eastAsia="Times New Roman" w:cs="Times New Roman"/>
+          <w:szCs w:val="28"/>
+        </w:rPr>
+        <w:t>ы</w:t>
+      </w:r>
+      <w:r>
+        <w:rPr>
+          <w:rFonts w:eastAsia="Times New Roman" w:cs="Times New Roman"/>
+          <w:szCs w:val="28"/>
+        </w:rPr>
+        <w:t xml:space="preserve"> управления общежитием с использованием C#, Avalonia и .NET. Эта система позволяет эффективно управлять общежитием, повышая качество предоставляемых услуг и обеспечивая удобство использования для пользователей. В будущем возможно расширение функционала системы и ее адаптация под конкретные потребности пользователей.</w:t>
       </w:r>
     </w:p>
     <w:p>
@@ -11686,7 +11988,28 @@
           <w:rFonts w:cs="Times New Roman"/>
           <w:szCs w:val="28"/>
         </w:rPr>
-        <w:t>1. Изучение текущей системы управления общежитиями, включая анализ ее функциональности, интерфейса и возможностей(если такая есть);</w:t>
+        <w:t xml:space="preserve">1. </w:t>
+      </w:r>
+      <w:r>
+        <w:rPr>
+          <w:rFonts w:cs="Times New Roman"/>
+          <w:szCs w:val="28"/>
+        </w:rPr>
+        <w:t xml:space="preserve">Изучение </w:t>
+      </w:r>
+      <w:r>
+        <w:rPr>
+          <w:rFonts w:cs="Times New Roman"/>
+          <w:szCs w:val="28"/>
+        </w:rPr>
+        <w:t>и выбор средств разработки системы</w:t>
+      </w:r>
+      <w:r>
+        <w:rPr>
+          <w:rFonts w:cs="Times New Roman"/>
+          <w:szCs w:val="28"/>
+        </w:rPr>
+        <w:t>;</w:t>
       </w:r>
     </w:p>
     <w:p>
@@ -12070,7 +12393,7 @@
       </w:pPr>
     </w:p>
     <w:sectPr>
-      <w:footerReference w:type="default" r:id="rId22"/>
+      <w:footerReference w:type="default" r:id="rId23"/>
       <w:pgSz w:w="11906" w:h="16838"/>
       <w:pgMar w:top="1134" w:right="850" w:bottom="1134" w:left="1701" w:header="708" w:footer="708" w:gutter="0"/>
       <w:cols w:space="708"/>
@@ -14369,7 +14692,6 @@
   <w:style w:type="character" w:default="1" w:styleId="DefaultParagraphFont">
     <w:name w:val="Default Paragraph Font"/>
     <w:uiPriority w:val="1"/>
-    <w:semiHidden/>
     <w:unhideWhenUsed/>
   </w:style>
   <w:style w:type="table" w:default="1" w:styleId="TableNormal">
